--- a/New Projects/Keytree/Keytree - Structure selection memorandum.docx
+++ b/New Projects/Keytree/Keytree - Structure selection memorandum.docx
@@ -8,16 +8,16 @@
       </w:pPr>
       <w:r>
         <w:rPr>
-          <w:rFonts w:ascii="Times New Roman" w:cs="Times New Roman" w:eastAsia="Times New Roman" w:hAnsi="Times New Roman"/>
+          <w:rFonts w:ascii="Arial" w:cs="Arial" w:eastAsia="Arial" w:hAnsi="Arial"/>
           <w:b/>
           <w:bCs/>
           <w:i w:val="false"/>
           <w:iCs w:val="false"/>
           <w:caps/>
-          <w:color w:val="FF3C00"/>
+          <w:color w:val="595959"/>
           <w:spacing w:val="20"/>
-          <w:sz w:val="16"/>
-          <w:szCs w:val="16"/>
+          <w:sz w:val="15"/>
+          <w:szCs w:val="15"/>
         </w:rPr>
         <w:t xml:space="preserve">Structuring memorandum</w:t>
       </w:r>
@@ -28,15 +28,15 @@
       </w:pPr>
       <w:r>
         <w:rPr>
-          <w:rFonts w:ascii="Times New Roman" w:cs="Times New Roman" w:eastAsia="Times New Roman" w:hAnsi="Times New Roman"/>
+          <w:rFonts w:ascii="Arial" w:cs="Arial" w:eastAsia="Arial" w:hAnsi="Arial"/>
           <w:b/>
           <w:bCs/>
           <w:i w:val="false"/>
           <w:iCs w:val="false"/>
           <w:caps w:val="false"/>
-          <w:color w:val="1A1A1A"/>
-          <w:sz w:val="30"/>
-          <w:szCs w:val="30"/>
+          <w:color w:val="000000"/>
+          <w:sz w:val="27"/>
+          <w:szCs w:val="27"/>
         </w:rPr>
         <w:t xml:space="preserve">Keytree Limited</w:t>
       </w:r>
@@ -44,34 +44,34 @@
     <w:p>
       <w:pPr>
         <w:pBdr>
-          <w:bottom w:val="single" w:color="FF3C00" w:sz="8" w:space="4"/>
+          <w:bottom w:val="single" w:color="000000" w:sz="6" w:space="4"/>
         </w:pBdr>
         <w:spacing w:after="90"/>
       </w:pPr>
       <w:r>
         <w:rPr>
-          <w:rFonts w:ascii="Times New Roman" w:cs="Times New Roman" w:eastAsia="Times New Roman" w:hAnsi="Times New Roman"/>
+          <w:rFonts w:ascii="Arial" w:cs="Arial" w:eastAsia="Arial" w:hAnsi="Arial"/>
           <w:b w:val="false"/>
           <w:bCs w:val="false"/>
           <w:i/>
           <w:iCs/>
           <w:caps w:val="false"/>
           <w:color w:val="595959"/>
-          <w:sz w:val="20"/>
-          <w:szCs w:val="20"/>
+          <w:sz w:val="19"/>
+          <w:szCs w:val="19"/>
         </w:rPr>
-        <w:t xml:space="preserve">Introduction of €20m by Starter Point: scope, structures, tax effect and recommendation</w:t>
+        <w:t xml:space="preserve">Introduction of €20m by Starter Point: scope, structures considered, tax effect and recommendation</w:t>
       </w:r>
     </w:p>
     <w:tbl>
       <w:tblPr>
         <w:tblW w:type="dxa" w:w="9576"/>
         <w:tblBorders>
-          <w:top w:val="single" w:color="1A1A1A" w:sz="8"/>
+          <w:top w:val="single" w:color="000000" w:sz="8"/>
           <w:left w:val="none"/>
-          <w:bottom w:val="single" w:color="1A1A1A" w:sz="8"/>
+          <w:bottom w:val="single" w:color="000000" w:sz="8"/>
           <w:right w:val="none"/>
-          <w:insideH w:val="single" w:color="C9C4BE" w:sz="4"/>
+          <w:insideH w:val="single" w:color="BFBFBF" w:sz="4"/>
           <w:insideV w:val="none"/>
         </w:tblBorders>
       </w:tblPr>
@@ -93,20 +93,20 @@
           </w:tcPr>
           <w:p>
             <w:pPr>
-              <w:spacing w:after="20" w:line="232" w:lineRule="auto"/>
-              <w:jc w:val="left"/>
-            </w:pPr>
-            <w:r>
-              <w:rPr>
-                <w:rFonts w:ascii="Times New Roman" w:cs="Times New Roman" w:eastAsia="Times New Roman" w:hAnsi="Times New Roman"/>
+              <w:spacing w:after="20" w:line="228" w:lineRule="auto"/>
+              <w:jc w:val="left"/>
+            </w:pPr>
+            <w:r>
+              <w:rPr>
+                <w:rFonts w:ascii="Arial" w:cs="Arial" w:eastAsia="Arial" w:hAnsi="Arial"/>
                 <w:b/>
                 <w:bCs/>
                 <w:i w:val="false"/>
                 <w:iCs w:val="false"/>
                 <w:caps w:val="false"/>
-                <w:color w:val="1A1A1A"/>
-                <w:sz w:val="17"/>
-                <w:szCs w:val="17"/>
+                <w:color w:val="000000"/>
+                <w:sz w:val="16"/>
+                <w:szCs w:val="16"/>
               </w:rPr>
               <w:t xml:space="preserve">Client</w:t>
             </w:r>
@@ -125,20 +125,20 @@
           </w:tcPr>
           <w:p>
             <w:pPr>
-              <w:spacing w:after="20" w:line="232" w:lineRule="auto"/>
-              <w:jc w:val="left"/>
-            </w:pPr>
-            <w:r>
-              <w:rPr>
-                <w:rFonts w:ascii="Times New Roman" w:cs="Times New Roman" w:eastAsia="Times New Roman" w:hAnsi="Times New Roman"/>
-                <w:b w:val="false"/>
-                <w:bCs w:val="false"/>
-                <w:i w:val="false"/>
-                <w:iCs w:val="false"/>
-                <w:caps w:val="false"/>
-                <w:color w:val="1A1A1A"/>
-                <w:sz w:val="17"/>
-                <w:szCs w:val="17"/>
+              <w:spacing w:after="20" w:line="228" w:lineRule="auto"/>
+              <w:jc w:val="left"/>
+            </w:pPr>
+            <w:r>
+              <w:rPr>
+                <w:rFonts w:ascii="Arial" w:cs="Arial" w:eastAsia="Arial" w:hAnsi="Arial"/>
+                <w:b w:val="false"/>
+                <w:bCs w:val="false"/>
+                <w:i w:val="false"/>
+                <w:iCs w:val="false"/>
+                <w:caps w:val="false"/>
+                <w:color w:val="000000"/>
+                <w:sz w:val="16"/>
+                <w:szCs w:val="16"/>
               </w:rPr>
               <w:t xml:space="preserve">Keytree Limited, HE 372478, Cyprus - real estate development (Famagusta and Livadia, Larnaca sites)</w:t>
             </w:r>
@@ -159,20 +159,20 @@
           </w:tcPr>
           <w:p>
             <w:pPr>
-              <w:spacing w:after="20" w:line="232" w:lineRule="auto"/>
-              <w:jc w:val="left"/>
-            </w:pPr>
-            <w:r>
-              <w:rPr>
-                <w:rFonts w:ascii="Times New Roman" w:cs="Times New Roman" w:eastAsia="Times New Roman" w:hAnsi="Times New Roman"/>
+              <w:spacing w:after="20" w:line="228" w:lineRule="auto"/>
+              <w:jc w:val="left"/>
+            </w:pPr>
+            <w:r>
+              <w:rPr>
+                <w:rFonts w:ascii="Arial" w:cs="Arial" w:eastAsia="Arial" w:hAnsi="Arial"/>
                 <w:b/>
                 <w:bCs/>
                 <w:i w:val="false"/>
                 <w:iCs w:val="false"/>
                 <w:caps w:val="false"/>
-                <w:color w:val="1A1A1A"/>
-                <w:sz w:val="17"/>
-                <w:szCs w:val="17"/>
+                <w:color w:val="000000"/>
+                <w:sz w:val="16"/>
+                <w:szCs w:val="16"/>
               </w:rPr>
               <w:t xml:space="preserve">Transaction</w:t>
             </w:r>
@@ -191,20 +191,20 @@
           </w:tcPr>
           <w:p>
             <w:pPr>
-              <w:spacing w:after="20" w:line="232" w:lineRule="auto"/>
-              <w:jc w:val="left"/>
-            </w:pPr>
-            <w:r>
-              <w:rPr>
-                <w:rFonts w:ascii="Times New Roman" w:cs="Times New Roman" w:eastAsia="Times New Roman" w:hAnsi="Times New Roman"/>
-                <w:b w:val="false"/>
-                <w:bCs w:val="false"/>
-                <w:i w:val="false"/>
-                <w:iCs w:val="false"/>
-                <w:caps w:val="false"/>
-                <w:color w:val="1A1A1A"/>
-                <w:sz w:val="17"/>
-                <w:szCs w:val="17"/>
+              <w:spacing w:after="20" w:line="228" w:lineRule="auto"/>
+              <w:jc w:val="left"/>
+            </w:pPr>
+            <w:r>
+              <w:rPr>
+                <w:rFonts w:ascii="Arial" w:cs="Arial" w:eastAsia="Arial" w:hAnsi="Arial"/>
+                <w:b w:val="false"/>
+                <w:bCs w:val="false"/>
+                <w:i w:val="false"/>
+                <w:iCs w:val="false"/>
+                <w:caps w:val="false"/>
+                <w:color w:val="000000"/>
+                <w:sz w:val="16"/>
+                <w:szCs w:val="16"/>
               </w:rPr>
               <w:t xml:space="preserve">Introduction of €20m by Starter Point (Nigeria), applied partly in repayment of the existing shareholder loan and partly in funding the developments</w:t>
             </w:r>
@@ -225,20 +225,20 @@
           </w:tcPr>
           <w:p>
             <w:pPr>
-              <w:spacing w:after="20" w:line="232" w:lineRule="auto"/>
-              <w:jc w:val="left"/>
-            </w:pPr>
-            <w:r>
-              <w:rPr>
-                <w:rFonts w:ascii="Times New Roman" w:cs="Times New Roman" w:eastAsia="Times New Roman" w:hAnsi="Times New Roman"/>
+              <w:spacing w:after="20" w:line="228" w:lineRule="auto"/>
+              <w:jc w:val="left"/>
+            </w:pPr>
+            <w:r>
+              <w:rPr>
+                <w:rFonts w:ascii="Arial" w:cs="Arial" w:eastAsia="Arial" w:hAnsi="Arial"/>
                 <w:b/>
                 <w:bCs/>
                 <w:i w:val="false"/>
                 <w:iCs w:val="false"/>
                 <w:caps w:val="false"/>
-                <w:color w:val="1A1A1A"/>
-                <w:sz w:val="17"/>
-                <w:szCs w:val="17"/>
+                <w:color w:val="000000"/>
+                <w:sz w:val="16"/>
+                <w:szCs w:val="16"/>
               </w:rPr>
               <w:t xml:space="preserve">Basis</w:t>
             </w:r>
@@ -257,22 +257,22 @@
           </w:tcPr>
           <w:p>
             <w:pPr>
-              <w:spacing w:after="20" w:line="232" w:lineRule="auto"/>
-              <w:jc w:val="left"/>
-            </w:pPr>
-            <w:r>
-              <w:rPr>
-                <w:rFonts w:ascii="Times New Roman" w:cs="Times New Roman" w:eastAsia="Times New Roman" w:hAnsi="Times New Roman"/>
-                <w:b w:val="false"/>
-                <w:bCs w:val="false"/>
-                <w:i w:val="false"/>
-                <w:iCs w:val="false"/>
-                <w:caps w:val="false"/>
-                <w:color w:val="1A1A1A"/>
-                <w:sz w:val="17"/>
-                <w:szCs w:val="17"/>
-              </w:rPr>
-              <w:t xml:space="preserve">Draft FS to 31.12.2025 (12.6.2026), M&amp;A 2017, member’s resolution 8.10.2020, Declaration of Trust 11.11.2022, Cyprus tax legislation as amended with effect from 1.1.2026</w:t>
+              <w:spacing w:after="20" w:line="228" w:lineRule="auto"/>
+              <w:jc w:val="left"/>
+            </w:pPr>
+            <w:r>
+              <w:rPr>
+                <w:rFonts w:ascii="Arial" w:cs="Arial" w:eastAsia="Arial" w:hAnsi="Arial"/>
+                <w:b w:val="false"/>
+                <w:bCs w:val="false"/>
+                <w:i w:val="false"/>
+                <w:iCs w:val="false"/>
+                <w:caps w:val="false"/>
+                <w:color w:val="000000"/>
+                <w:sz w:val="16"/>
+                <w:szCs w:val="16"/>
+              </w:rPr>
+              <w:t xml:space="preserve">Draft financial statements to 31.12.2025 (draft of 12.6.2026), Memorandum and Articles 2017, member’s resolution of 8.10.2020, Declaration of Trust of 11.11.2022, Cyprus tax legislation as amended with effect from 1.1.2026</w:t>
             </w:r>
           </w:p>
         </w:tc>
@@ -291,20 +291,20 @@
           </w:tcPr>
           <w:p>
             <w:pPr>
-              <w:spacing w:after="20" w:line="232" w:lineRule="auto"/>
-              <w:jc w:val="left"/>
-            </w:pPr>
-            <w:r>
-              <w:rPr>
-                <w:rFonts w:ascii="Times New Roman" w:cs="Times New Roman" w:eastAsia="Times New Roman" w:hAnsi="Times New Roman"/>
+              <w:spacing w:after="20" w:line="228" w:lineRule="auto"/>
+              <w:jc w:val="left"/>
+            </w:pPr>
+            <w:r>
+              <w:rPr>
+                <w:rFonts w:ascii="Arial" w:cs="Arial" w:eastAsia="Arial" w:hAnsi="Arial"/>
                 <w:b/>
                 <w:bCs/>
                 <w:i w:val="false"/>
                 <w:iCs w:val="false"/>
                 <w:caps w:val="false"/>
-                <w:color w:val="1A1A1A"/>
-                <w:sz w:val="17"/>
-                <w:szCs w:val="17"/>
+                <w:color w:val="000000"/>
+                <w:sz w:val="16"/>
+                <w:szCs w:val="16"/>
               </w:rPr>
               <w:t xml:space="preserve">Status</w:t>
             </w:r>
@@ -323,20 +323,20 @@
           </w:tcPr>
           <w:p>
             <w:pPr>
-              <w:spacing w:after="20" w:line="232" w:lineRule="auto"/>
-              <w:jc w:val="left"/>
-            </w:pPr>
-            <w:r>
-              <w:rPr>
-                <w:rFonts w:ascii="Times New Roman" w:cs="Times New Roman" w:eastAsia="Times New Roman" w:hAnsi="Times New Roman"/>
-                <w:b w:val="false"/>
-                <w:bCs w:val="false"/>
-                <w:i w:val="false"/>
-                <w:iCs w:val="false"/>
-                <w:caps w:val="false"/>
-                <w:color w:val="1A1A1A"/>
-                <w:sz w:val="17"/>
-                <w:szCs w:val="17"/>
+              <w:spacing w:after="20" w:line="228" w:lineRule="auto"/>
+              <w:jc w:val="left"/>
+            </w:pPr>
+            <w:r>
+              <w:rPr>
+                <w:rFonts w:ascii="Arial" w:cs="Arial" w:eastAsia="Arial" w:hAnsi="Arial"/>
+                <w:b w:val="false"/>
+                <w:bCs w:val="false"/>
+                <w:i w:val="false"/>
+                <w:iCs w:val="false"/>
+                <w:caps w:val="false"/>
+                <w:color w:val="000000"/>
+                <w:sz w:val="16"/>
+                <w:szCs w:val="16"/>
               </w:rPr>
               <w:t xml:space="preserve">Draft for discussion with the shareholders. Not for issue to the auditors; a separate paper on the selected structure will be prepared for their review.</w:t>
             </w:r>
@@ -357,20 +357,20 @@
           </w:tcPr>
           <w:p>
             <w:pPr>
-              <w:spacing w:after="20" w:line="232" w:lineRule="auto"/>
-              <w:jc w:val="left"/>
-            </w:pPr>
-            <w:r>
-              <w:rPr>
-                <w:rFonts w:ascii="Times New Roman" w:cs="Times New Roman" w:eastAsia="Times New Roman" w:hAnsi="Times New Roman"/>
+              <w:spacing w:after="20" w:line="228" w:lineRule="auto"/>
+              <w:jc w:val="left"/>
+            </w:pPr>
+            <w:r>
+              <w:rPr>
+                <w:rFonts w:ascii="Arial" w:cs="Arial" w:eastAsia="Arial" w:hAnsi="Arial"/>
                 <w:b/>
                 <w:bCs/>
                 <w:i w:val="false"/>
                 <w:iCs w:val="false"/>
                 <w:caps w:val="false"/>
-                <w:color w:val="1A1A1A"/>
-                <w:sz w:val="17"/>
-                <w:szCs w:val="17"/>
+                <w:color w:val="000000"/>
+                <w:sz w:val="16"/>
+                <w:szCs w:val="16"/>
               </w:rPr>
               <w:t xml:space="preserve">Date</w:t>
             </w:r>
@@ -389,20 +389,20 @@
           </w:tcPr>
           <w:p>
             <w:pPr>
-              <w:spacing w:after="20" w:line="232" w:lineRule="auto"/>
-              <w:jc w:val="left"/>
-            </w:pPr>
-            <w:r>
-              <w:rPr>
-                <w:rFonts w:ascii="Times New Roman" w:cs="Times New Roman" w:eastAsia="Times New Roman" w:hAnsi="Times New Roman"/>
-                <w:b w:val="false"/>
-                <w:bCs w:val="false"/>
-                <w:i w:val="false"/>
-                <w:iCs w:val="false"/>
-                <w:caps w:val="false"/>
-                <w:color w:val="1A1A1A"/>
-                <w:sz w:val="17"/>
-                <w:szCs w:val="17"/>
+              <w:spacing w:after="20" w:line="228" w:lineRule="auto"/>
+              <w:jc w:val="left"/>
+            </w:pPr>
+            <w:r>
+              <w:rPr>
+                <w:rFonts w:ascii="Arial" w:cs="Arial" w:eastAsia="Arial" w:hAnsi="Arial"/>
+                <w:b w:val="false"/>
+                <w:bCs w:val="false"/>
+                <w:i w:val="false"/>
+                <w:iCs w:val="false"/>
+                <w:caps w:val="false"/>
+                <w:color w:val="000000"/>
+                <w:sz w:val="16"/>
+                <w:szCs w:val="16"/>
               </w:rPr>
               <w:t xml:space="preserve">August 2026</w:t>
             </w:r>
@@ -413,20 +413,20 @@
     <w:p>
       <w:pPr>
         <w:keepLines/>
-        <w:spacing w:after="40" w:before="0" w:line="252" w:lineRule="auto"/>
+        <w:spacing w:after="40" w:before="0" w:line="248" w:lineRule="auto"/>
         <w:jc w:val="both"/>
       </w:pPr>
       <w:r>
         <w:rPr>
-          <w:rFonts w:ascii="Times New Roman" w:cs="Times New Roman" w:eastAsia="Times New Roman" w:hAnsi="Times New Roman"/>
+          <w:rFonts w:ascii="Arial" w:cs="Arial" w:eastAsia="Arial" w:hAnsi="Arial"/>
           <w:b w:val="false"/>
           <w:bCs w:val="false"/>
           <w:i w:val="false"/>
           <w:iCs w:val="false"/>
           <w:caps w:val="false"/>
-          <w:color w:val="1A1A1A"/>
-          <w:sz w:val="19"/>
-          <w:szCs w:val="19"/>
+          <w:color w:val="000000"/>
+          <w:sz w:val="18"/>
+          <w:szCs w:val="18"/>
         </w:rPr>
         <w:t xml:space="preserve"> </w:t>
       </w:r>
@@ -434,19 +434,19 @@
     <w:p>
       <w:pPr>
         <w:keepNext/>
-        <w:spacing w:after="70" w:before="130"/>
+        <w:spacing w:after="70" w:before="140"/>
       </w:pPr>
       <w:r>
         <w:rPr>
-          <w:rFonts w:ascii="Times New Roman" w:cs="Times New Roman" w:eastAsia="Times New Roman" w:hAnsi="Times New Roman"/>
+          <w:rFonts w:ascii="Arial" w:cs="Arial" w:eastAsia="Arial" w:hAnsi="Arial"/>
           <w:b/>
           <w:bCs/>
           <w:i w:val="false"/>
           <w:iCs w:val="false"/>
           <w:caps w:val="false"/>
-          <w:color w:val="1A1A1A"/>
-          <w:sz w:val="19"/>
-          <w:szCs w:val="19"/>
+          <w:color w:val="000000"/>
+          <w:sz w:val="18"/>
+          <w:szCs w:val="18"/>
         </w:rPr>
         <w:t xml:space="preserve">Scope</w:t>
       </w:r>
@@ -454,53 +454,243 @@
     <w:p>
       <w:pPr>
         <w:keepLines/>
-        <w:spacing w:after="100" w:before="0" w:line="252" w:lineRule="auto"/>
+        <w:spacing w:after="100" w:before="0" w:line="248" w:lineRule="auto"/>
         <w:jc w:val="both"/>
       </w:pPr>
       <w:r>
         <w:rPr>
-          <w:rFonts w:ascii="Times New Roman" w:cs="Times New Roman" w:eastAsia="Times New Roman" w:hAnsi="Times New Roman"/>
+          <w:rFonts w:ascii="Arial" w:cs="Arial" w:eastAsia="Arial" w:hAnsi="Arial"/>
           <w:b w:val="false"/>
           <w:bCs w:val="false"/>
           <w:i w:val="false"/>
           <w:iCs w:val="false"/>
           <w:caps w:val="false"/>
-          <w:color w:val="1A1A1A"/>
-          <w:sz w:val="19"/>
-          <w:szCs w:val="19"/>
+          <w:color w:val="000000"/>
+          <w:sz w:val="18"/>
+          <w:szCs w:val="18"/>
         </w:rPr>
-        <w:t xml:space="preserve">The company has negative equity of €3,98m, tax losses of €3,2m, no turnover and a €30,4m shareholder loan. Mr Levy requires an 80/10/5/5 register (himself, Starter Point, two minorities), a 5% share of every distribution for each minority holder, and the ability to recover and redeploy the funds. This paper compares five structures against those objectives on company law, accounting, tax and practical grounds, so that the shareholders can select one. Detailed resolutions and auditor-facing papers follow the selection.</w:t>
+        <w:t xml:space="preserve">Mr Levy requires an 80/10/5/5 shareholding structure (himself, Starter Point, two minority holders), a 5% share of every distribution for each minority holder, and the ability to recover and redeploy the funds. This paper compares five structures against those objectives on company law, accounting, tax and practical grounds, in order for the shareholders to select one. Detailed resolutions and auditor-facing papers will follow the selection.</w:t>
       </w:r>
     </w:p>
     <w:p>
       <w:pPr>
         <w:keepNext/>
-        <w:spacing w:after="70" w:before="130"/>
+        <w:spacing w:after="70" w:before="140"/>
       </w:pPr>
       <w:r>
         <w:rPr>
-          <w:rFonts w:ascii="Times New Roman" w:cs="Times New Roman" w:eastAsia="Times New Roman" w:hAnsi="Times New Roman"/>
+          <w:rFonts w:ascii="Arial" w:cs="Arial" w:eastAsia="Arial" w:hAnsi="Arial"/>
           <w:b/>
           <w:bCs/>
           <w:i w:val="false"/>
           <w:iCs w:val="false"/>
           <w:caps w:val="false"/>
-          <w:color w:val="1A1A1A"/>
-          <w:sz w:val="19"/>
-          <w:szCs w:val="19"/>
+          <w:color w:val="000000"/>
+          <w:sz w:val="18"/>
+          <w:szCs w:val="18"/>
         </w:rPr>
-        <w:t xml:space="preserve">Structures compared</w:t>
+        <w:t xml:space="preserve">Key facts at 31 December 2025 (draft financial statements)</w:t>
       </w:r>
     </w:p>
     <w:tbl>
       <w:tblPr>
         <w:tblW w:type="dxa" w:w="9576"/>
         <w:tblBorders>
-          <w:top w:val="single" w:color="1A1A1A" w:sz="8"/>
+          <w:top w:val="single" w:color="000000" w:sz="8"/>
           <w:left w:val="none"/>
-          <w:bottom w:val="single" w:color="1A1A1A" w:sz="8"/>
+          <w:bottom w:val="single" w:color="000000" w:sz="8"/>
           <w:right w:val="none"/>
-          <w:insideH w:val="single" w:color="C9C4BE" w:sz="4"/>
+          <w:insideH w:val="single" w:color="BFBFBF" w:sz="4"/>
+          <w:insideV w:val="none"/>
+        </w:tblBorders>
+      </w:tblPr>
+      <w:tblGrid>
+        <w:gridCol w:w="4788"/>
+        <w:gridCol w:w="4788"/>
+      </w:tblGrid>
+      <w:tr>
+        <w:tc>
+          <w:tcPr>
+            <w:tcW w:type="dxa" w:w="4788"/>
+            <w:tcMar>
+              <w:top w:type="dxa" w:w="50"/>
+              <w:left w:type="dxa" w:w="80"/>
+              <w:bottom w:type="dxa" w:w="30"/>
+              <w:right w:type="dxa" w:w="80"/>
+            </w:tcMar>
+            <w:vAlign w:val="top"/>
+          </w:tcPr>
+          <w:p>
+            <w:pPr>
+              <w:spacing w:after="20" w:line="228" w:lineRule="auto"/>
+              <w:jc w:val="left"/>
+            </w:pPr>
+            <w:r>
+              <w:rPr>
+                <w:rFonts w:ascii="Arial" w:cs="Arial" w:eastAsia="Arial" w:hAnsi="Arial"/>
+                <w:b w:val="false"/>
+                <w:bCs w:val="false"/>
+                <w:i w:val="false"/>
+                <w:iCs w:val="false"/>
+                <w:caps w:val="false"/>
+                <w:color w:val="000000"/>
+                <w:sz w:val="16"/>
+                <w:szCs w:val="16"/>
+              </w:rPr>
+              <w:t xml:space="preserve">Issued capital: 1.500 ordinary shares of €1, fully issued; authorised capital exhausted</w:t>
+            </w:r>
+          </w:p>
+        </w:tc>
+        <w:tc>
+          <w:tcPr>
+            <w:tcW w:type="dxa" w:w="4788"/>
+            <w:tcMar>
+              <w:top w:type="dxa" w:w="50"/>
+              <w:left w:type="dxa" w:w="80"/>
+              <w:bottom w:type="dxa" w:w="30"/>
+              <w:right w:type="dxa" w:w="80"/>
+            </w:tcMar>
+            <w:vAlign w:val="top"/>
+          </w:tcPr>
+          <w:p>
+            <w:pPr>
+              <w:spacing w:after="20" w:line="228" w:lineRule="auto"/>
+              <w:jc w:val="left"/>
+            </w:pPr>
+            <w:r>
+              <w:rPr>
+                <w:rFonts w:ascii="Arial" w:cs="Arial" w:eastAsia="Arial" w:hAnsi="Arial"/>
+                <w:b w:val="false"/>
+                <w:bCs w:val="false"/>
+                <w:i w:val="false"/>
+                <w:iCs w:val="false"/>
+                <w:caps w:val="false"/>
+                <w:color w:val="000000"/>
+                <w:sz w:val="16"/>
+                <w:szCs w:val="16"/>
+              </w:rPr>
+              <w:t xml:space="preserve">Total equity: negative €3.981.897; accumulated losses €3.983.397</w:t>
+            </w:r>
+          </w:p>
+        </w:tc>
+      </w:tr>
+      <w:tr>
+        <w:tc>
+          <w:tcPr>
+            <w:tcW w:type="dxa" w:w="4788"/>
+            <w:tcMar>
+              <w:top w:type="dxa" w:w="50"/>
+              <w:left w:type="dxa" w:w="80"/>
+              <w:bottom w:type="dxa" w:w="30"/>
+              <w:right w:type="dxa" w:w="80"/>
+            </w:tcMar>
+            <w:vAlign w:val="top"/>
+          </w:tcPr>
+          <w:p>
+            <w:pPr>
+              <w:spacing w:after="20" w:line="228" w:lineRule="auto"/>
+              <w:jc w:val="left"/>
+            </w:pPr>
+            <w:r>
+              <w:rPr>
+                <w:rFonts w:ascii="Arial" w:cs="Arial" w:eastAsia="Arial" w:hAnsi="Arial"/>
+                <w:b w:val="false"/>
+                <w:bCs w:val="false"/>
+                <w:i w:val="false"/>
+                <w:iCs w:val="false"/>
+                <w:caps w:val="false"/>
+                <w:color w:val="000000"/>
+                <w:sz w:val="16"/>
+                <w:szCs w:val="16"/>
+              </w:rPr>
+              <w:t xml:space="preserve">Shareholder loan: €30.354.609; other payables €28.132; no bank debt</w:t>
+            </w:r>
+          </w:p>
+        </w:tc>
+        <w:tc>
+          <w:tcPr>
+            <w:tcW w:type="dxa" w:w="4788"/>
+            <w:tcMar>
+              <w:top w:type="dxa" w:w="50"/>
+              <w:left w:type="dxa" w:w="80"/>
+              <w:bottom w:type="dxa" w:w="30"/>
+              <w:right w:type="dxa" w:w="80"/>
+            </w:tcMar>
+            <w:vAlign w:val="top"/>
+          </w:tcPr>
+          <w:p>
+            <w:pPr>
+              <w:spacing w:after="20" w:line="228" w:lineRule="auto"/>
+              <w:jc w:val="left"/>
+            </w:pPr>
+            <w:r>
+              <w:rPr>
+                <w:rFonts w:ascii="Arial" w:cs="Arial" w:eastAsia="Arial" w:hAnsi="Arial"/>
+                <w:b w:val="false"/>
+                <w:bCs w:val="false"/>
+                <w:i w:val="false"/>
+                <w:iCs w:val="false"/>
+                <w:caps w:val="false"/>
+                <w:color w:val="000000"/>
+                <w:sz w:val="16"/>
+                <w:szCs w:val="16"/>
+              </w:rPr>
+              <w:t xml:space="preserve">Turnover: nil to date; tax losses carried forward €3.207.165</w:t>
+            </w:r>
+          </w:p>
+        </w:tc>
+      </w:tr>
+    </w:tbl>
+    <w:p>
+      <w:pPr>
+        <w:keepLines/>
+        <w:spacing w:after="40" w:before="0" w:line="248" w:lineRule="auto"/>
+        <w:jc w:val="both"/>
+      </w:pPr>
+      <w:r>
+        <w:rPr>
+          <w:rFonts w:ascii="Arial" w:cs="Arial" w:eastAsia="Arial" w:hAnsi="Arial"/>
+          <w:b w:val="false"/>
+          <w:bCs w:val="false"/>
+          <w:i w:val="false"/>
+          <w:iCs w:val="false"/>
+          <w:caps w:val="false"/>
+          <w:color w:val="000000"/>
+          <w:sz w:val="18"/>
+          <w:szCs w:val="18"/>
+        </w:rPr>
+        <w:t xml:space="preserve"> </w:t>
+      </w:r>
+    </w:p>
+    <w:p>
+      <w:pPr>
+        <w:keepNext/>
+        <w:spacing w:after="70" w:before="140"/>
+      </w:pPr>
+      <w:r>
+        <w:rPr>
+          <w:rFonts w:ascii="Arial" w:cs="Arial" w:eastAsia="Arial" w:hAnsi="Arial"/>
+          <w:b/>
+          <w:bCs/>
+          <w:i w:val="false"/>
+          <w:iCs w:val="false"/>
+          <w:caps w:val="false"/>
+          <w:color w:val="000000"/>
+          <w:sz w:val="18"/>
+          <w:szCs w:val="18"/>
+        </w:rPr>
+        <w:t xml:space="preserve">Structures considered</w:t>
+      </w:r>
+    </w:p>
+    <w:tbl>
+      <w:tblPr>
+        <w:tblW w:type="dxa" w:w="9576"/>
+        <w:tblBorders>
+          <w:top w:val="single" w:color="000000" w:sz="8"/>
+          <w:left w:val="none"/>
+          <w:bottom w:val="single" w:color="000000" w:sz="8"/>
+          <w:right w:val="none"/>
+          <w:insideH w:val="single" w:color="BFBFBF" w:sz="4"/>
           <w:insideV w:val="none"/>
         </w:tblBorders>
       </w:tblPr>
@@ -518,31 +708,31 @@
         <w:tc>
           <w:tcPr>
             <w:tcW w:type="dxa" w:w="1150"/>
-            <w:shd w:fill="F4F1EE" w:val="clear"/>
-            <w:tcMar>
-              <w:top w:type="dxa" w:w="50"/>
-              <w:left w:type="dxa" w:w="80"/>
-              <w:bottom w:type="dxa" w:w="30"/>
-              <w:right w:type="dxa" w:w="80"/>
-            </w:tcMar>
-            <w:vAlign w:val="top"/>
-          </w:tcPr>
-          <w:p>
-            <w:pPr>
-              <w:spacing w:after="20" w:line="232" w:lineRule="auto"/>
-              <w:jc w:val="left"/>
-            </w:pPr>
-            <w:r>
-              <w:rPr>
-                <w:rFonts w:ascii="Times New Roman" w:cs="Times New Roman" w:eastAsia="Times New Roman" w:hAnsi="Times New Roman"/>
+            <w:shd w:fill="F2F2F2" w:val="clear"/>
+            <w:tcMar>
+              <w:top w:type="dxa" w:w="50"/>
+              <w:left w:type="dxa" w:w="80"/>
+              <w:bottom w:type="dxa" w:w="30"/>
+              <w:right w:type="dxa" w:w="80"/>
+            </w:tcMar>
+            <w:vAlign w:val="top"/>
+          </w:tcPr>
+          <w:p>
+            <w:pPr>
+              <w:spacing w:after="20" w:line="228" w:lineRule="auto"/>
+              <w:jc w:val="left"/>
+            </w:pPr>
+            <w:r>
+              <w:rPr>
+                <w:rFonts w:ascii="Arial" w:cs="Arial" w:eastAsia="Arial" w:hAnsi="Arial"/>
                 <w:b/>
                 <w:bCs/>
                 <w:i w:val="false"/>
                 <w:iCs w:val="false"/>
                 <w:caps w:val="false"/>
-                <w:color w:val="1A1A1A"/>
-                <w:sz w:val="17"/>
-                <w:szCs w:val="17"/>
+                <w:color w:val="000000"/>
+                <w:sz w:val="16"/>
+                <w:szCs w:val="16"/>
               </w:rPr>
               <w:t xml:space="preserve">Ref</w:t>
             </w:r>
@@ -551,31 +741,31 @@
         <w:tc>
           <w:tcPr>
             <w:tcW w:type="dxa" w:w="3050"/>
-            <w:shd w:fill="F4F1EE" w:val="clear"/>
-            <w:tcMar>
-              <w:top w:type="dxa" w:w="50"/>
-              <w:left w:type="dxa" w:w="80"/>
-              <w:bottom w:type="dxa" w:w="30"/>
-              <w:right w:type="dxa" w:w="80"/>
-            </w:tcMar>
-            <w:vAlign w:val="top"/>
-          </w:tcPr>
-          <w:p>
-            <w:pPr>
-              <w:spacing w:after="20" w:line="232" w:lineRule="auto"/>
-              <w:jc w:val="left"/>
-            </w:pPr>
-            <w:r>
-              <w:rPr>
-                <w:rFonts w:ascii="Times New Roman" w:cs="Times New Roman" w:eastAsia="Times New Roman" w:hAnsi="Times New Roman"/>
+            <w:shd w:fill="F2F2F2" w:val="clear"/>
+            <w:tcMar>
+              <w:top w:type="dxa" w:w="50"/>
+              <w:left w:type="dxa" w:w="80"/>
+              <w:bottom w:type="dxa" w:w="30"/>
+              <w:right w:type="dxa" w:w="80"/>
+            </w:tcMar>
+            <w:vAlign w:val="top"/>
+          </w:tcPr>
+          <w:p>
+            <w:pPr>
+              <w:spacing w:after="20" w:line="228" w:lineRule="auto"/>
+              <w:jc w:val="left"/>
+            </w:pPr>
+            <w:r>
+              <w:rPr>
+                <w:rFonts w:ascii="Arial" w:cs="Arial" w:eastAsia="Arial" w:hAnsi="Arial"/>
                 <w:b/>
                 <w:bCs/>
                 <w:i w:val="false"/>
                 <w:iCs w:val="false"/>
                 <w:caps w:val="false"/>
-                <w:color w:val="1A1A1A"/>
-                <w:sz w:val="17"/>
-                <w:szCs w:val="17"/>
+                <w:color w:val="000000"/>
+                <w:sz w:val="16"/>
+                <w:szCs w:val="16"/>
               </w:rPr>
               <w:t xml:space="preserve">Instrument</w:t>
             </w:r>
@@ -584,31 +774,31 @@
         <w:tc>
           <w:tcPr>
             <w:tcW w:type="dxa" w:w="1750"/>
-            <w:shd w:fill="F4F1EE" w:val="clear"/>
-            <w:tcMar>
-              <w:top w:type="dxa" w:w="50"/>
-              <w:left w:type="dxa" w:w="80"/>
-              <w:bottom w:type="dxa" w:w="30"/>
-              <w:right w:type="dxa" w:w="80"/>
-            </w:tcMar>
-            <w:vAlign w:val="top"/>
-          </w:tcPr>
-          <w:p>
-            <w:pPr>
-              <w:spacing w:after="20" w:line="232" w:lineRule="auto"/>
-              <w:jc w:val="left"/>
-            </w:pPr>
-            <w:r>
-              <w:rPr>
-                <w:rFonts w:ascii="Times New Roman" w:cs="Times New Roman" w:eastAsia="Times New Roman" w:hAnsi="Times New Roman"/>
+            <w:shd w:fill="F2F2F2" w:val="clear"/>
+            <w:tcMar>
+              <w:top w:type="dxa" w:w="50"/>
+              <w:left w:type="dxa" w:w="80"/>
+              <w:bottom w:type="dxa" w:w="30"/>
+              <w:right w:type="dxa" w:w="80"/>
+            </w:tcMar>
+            <w:vAlign w:val="top"/>
+          </w:tcPr>
+          <w:p>
+            <w:pPr>
+              <w:spacing w:after="20" w:line="228" w:lineRule="auto"/>
+              <w:jc w:val="left"/>
+            </w:pPr>
+            <w:r>
+              <w:rPr>
+                <w:rFonts w:ascii="Arial" w:cs="Arial" w:eastAsia="Arial" w:hAnsi="Arial"/>
                 <w:b/>
                 <w:bCs/>
                 <w:i w:val="false"/>
                 <w:iCs w:val="false"/>
                 <w:caps w:val="false"/>
-                <w:color w:val="1A1A1A"/>
-                <w:sz w:val="17"/>
-                <w:szCs w:val="17"/>
+                <w:color w:val="000000"/>
+                <w:sz w:val="16"/>
+                <w:szCs w:val="16"/>
               </w:rPr>
               <w:t xml:space="preserve">Equity restored</w:t>
             </w:r>
@@ -617,31 +807,31 @@
         <w:tc>
           <w:tcPr>
             <w:tcW w:type="dxa" w:w="1900"/>
-            <w:shd w:fill="F4F1EE" w:val="clear"/>
-            <w:tcMar>
-              <w:top w:type="dxa" w:w="50"/>
-              <w:left w:type="dxa" w:w="80"/>
-              <w:bottom w:type="dxa" w:w="30"/>
-              <w:right w:type="dxa" w:w="80"/>
-            </w:tcMar>
-            <w:vAlign w:val="top"/>
-          </w:tcPr>
-          <w:p>
-            <w:pPr>
-              <w:spacing w:after="20" w:line="232" w:lineRule="auto"/>
-              <w:jc w:val="left"/>
-            </w:pPr>
-            <w:r>
-              <w:rPr>
-                <w:rFonts w:ascii="Times New Roman" w:cs="Times New Roman" w:eastAsia="Times New Roman" w:hAnsi="Times New Roman"/>
+            <w:shd w:fill="F2F2F2" w:val="clear"/>
+            <w:tcMar>
+              <w:top w:type="dxa" w:w="50"/>
+              <w:left w:type="dxa" w:w="80"/>
+              <w:bottom w:type="dxa" w:w="30"/>
+              <w:right w:type="dxa" w:w="80"/>
+            </w:tcMar>
+            <w:vAlign w:val="top"/>
+          </w:tcPr>
+          <w:p>
+            <w:pPr>
+              <w:spacing w:after="20" w:line="228" w:lineRule="auto"/>
+              <w:jc w:val="left"/>
+            </w:pPr>
+            <w:r>
+              <w:rPr>
+                <w:rFonts w:ascii="Arial" w:cs="Arial" w:eastAsia="Arial" w:hAnsi="Arial"/>
                 <w:b/>
                 <w:bCs/>
                 <w:i w:val="false"/>
                 <w:iCs w:val="false"/>
                 <w:caps w:val="false"/>
-                <w:color w:val="1A1A1A"/>
-                <w:sz w:val="17"/>
-                <w:szCs w:val="17"/>
+                <w:color w:val="000000"/>
+                <w:sz w:val="16"/>
+                <w:szCs w:val="16"/>
               </w:rPr>
               <w:t xml:space="preserve">Funds recoverable</w:t>
             </w:r>
@@ -650,31 +840,31 @@
         <w:tc>
           <w:tcPr>
             <w:tcW w:type="dxa" w:w="1726"/>
-            <w:shd w:fill="F4F1EE" w:val="clear"/>
-            <w:tcMar>
-              <w:top w:type="dxa" w:w="50"/>
-              <w:left w:type="dxa" w:w="80"/>
-              <w:bottom w:type="dxa" w:w="30"/>
-              <w:right w:type="dxa" w:w="80"/>
-            </w:tcMar>
-            <w:vAlign w:val="top"/>
-          </w:tcPr>
-          <w:p>
-            <w:pPr>
-              <w:spacing w:after="20" w:line="232" w:lineRule="auto"/>
-              <w:jc w:val="left"/>
-            </w:pPr>
-            <w:r>
-              <w:rPr>
-                <w:rFonts w:ascii="Times New Roman" w:cs="Times New Roman" w:eastAsia="Times New Roman" w:hAnsi="Times New Roman"/>
+            <w:shd w:fill="F2F2F2" w:val="clear"/>
+            <w:tcMar>
+              <w:top w:type="dxa" w:w="50"/>
+              <w:left w:type="dxa" w:w="80"/>
+              <w:bottom w:type="dxa" w:w="30"/>
+              <w:right w:type="dxa" w:w="80"/>
+            </w:tcMar>
+            <w:vAlign w:val="top"/>
+          </w:tcPr>
+          <w:p>
+            <w:pPr>
+              <w:spacing w:after="20" w:line="228" w:lineRule="auto"/>
+              <w:jc w:val="left"/>
+            </w:pPr>
+            <w:r>
+              <w:rPr>
+                <w:rFonts w:ascii="Arial" w:cs="Arial" w:eastAsia="Arial" w:hAnsi="Arial"/>
                 <w:b/>
                 <w:bCs/>
                 <w:i w:val="false"/>
                 <w:iCs w:val="false"/>
                 <w:caps w:val="false"/>
-                <w:color w:val="1A1A1A"/>
-                <w:sz w:val="17"/>
-                <w:szCs w:val="17"/>
+                <w:color w:val="000000"/>
+                <w:sz w:val="16"/>
+                <w:szCs w:val="16"/>
               </w:rPr>
               <w:t xml:space="preserve">Group tax effect</w:t>
             </w:r>
@@ -695,20 +885,20 @@
           </w:tcPr>
           <w:p>
             <w:pPr>
-              <w:spacing w:after="20" w:line="232" w:lineRule="auto"/>
-              <w:jc w:val="left"/>
-            </w:pPr>
-            <w:r>
-              <w:rPr>
-                <w:rFonts w:ascii="Times New Roman" w:cs="Times New Roman" w:eastAsia="Times New Roman" w:hAnsi="Times New Roman"/>
+              <w:spacing w:after="20" w:line="228" w:lineRule="auto"/>
+              <w:jc w:val="left"/>
+            </w:pPr>
+            <w:r>
+              <w:rPr>
+                <w:rFonts w:ascii="Arial" w:cs="Arial" w:eastAsia="Arial" w:hAnsi="Arial"/>
                 <w:b/>
                 <w:bCs/>
                 <w:i w:val="false"/>
                 <w:iCs w:val="false"/>
                 <w:caps w:val="false"/>
-                <w:color w:val="1A1A1A"/>
-                <w:sz w:val="17"/>
-                <w:szCs w:val="17"/>
+                <w:color w:val="000000"/>
+                <w:sz w:val="16"/>
+                <w:szCs w:val="16"/>
               </w:rPr>
               <w:t xml:space="preserve">1A</w:t>
             </w:r>
@@ -727,20 +917,20 @@
           </w:tcPr>
           <w:p>
             <w:pPr>
-              <w:spacing w:after="20" w:line="232" w:lineRule="auto"/>
-              <w:jc w:val="left"/>
-            </w:pPr>
-            <w:r>
-              <w:rPr>
-                <w:rFonts w:ascii="Times New Roman" w:cs="Times New Roman" w:eastAsia="Times New Roman" w:hAnsi="Times New Roman"/>
-                <w:b w:val="false"/>
-                <w:bCs w:val="false"/>
-                <w:i w:val="false"/>
-                <w:iCs w:val="false"/>
-                <w:caps w:val="false"/>
-                <w:color w:val="1A1A1A"/>
-                <w:sz w:val="17"/>
-                <w:szCs w:val="17"/>
+              <w:spacing w:after="20" w:line="228" w:lineRule="auto"/>
+              <w:jc w:val="left"/>
+            </w:pPr>
+            <w:r>
+              <w:rPr>
+                <w:rFonts w:ascii="Arial" w:cs="Arial" w:eastAsia="Arial" w:hAnsi="Arial"/>
+                <w:b w:val="false"/>
+                <w:bCs w:val="false"/>
+                <w:i w:val="false"/>
+                <w:iCs w:val="false"/>
+                <w:caps w:val="false"/>
+                <w:color w:val="000000"/>
+                <w:sz w:val="16"/>
+                <w:szCs w:val="16"/>
               </w:rPr>
               <w:t xml:space="preserve">Ordinary shares at a premium, plus bonus issue</w:t>
             </w:r>
@@ -759,20 +949,20 @@
           </w:tcPr>
           <w:p>
             <w:pPr>
-              <w:spacing w:after="20" w:line="232" w:lineRule="auto"/>
-              <w:jc w:val="left"/>
-            </w:pPr>
-            <w:r>
-              <w:rPr>
-                <w:rFonts w:ascii="Times New Roman" w:cs="Times New Roman" w:eastAsia="Times New Roman" w:hAnsi="Times New Roman"/>
-                <w:b w:val="false"/>
-                <w:bCs w:val="false"/>
-                <w:i w:val="false"/>
-                <w:iCs w:val="false"/>
-                <w:caps w:val="false"/>
-                <w:color w:val="1A1A1A"/>
-                <w:sz w:val="17"/>
-                <w:szCs w:val="17"/>
+              <w:spacing w:after="20" w:line="228" w:lineRule="auto"/>
+              <w:jc w:val="left"/>
+            </w:pPr>
+            <w:r>
+              <w:rPr>
+                <w:rFonts w:ascii="Arial" w:cs="Arial" w:eastAsia="Arial" w:hAnsi="Arial"/>
+                <w:b w:val="false"/>
+                <w:bCs w:val="false"/>
+                <w:i w:val="false"/>
+                <w:iCs w:val="false"/>
+                <w:caps w:val="false"/>
+                <w:color w:val="000000"/>
+                <w:sz w:val="16"/>
+                <w:szCs w:val="16"/>
               </w:rPr>
               <w:t xml:space="preserve">Yes, +€16,0m</w:t>
             </w:r>
@@ -791,20 +981,20 @@
           </w:tcPr>
           <w:p>
             <w:pPr>
-              <w:spacing w:after="20" w:line="232" w:lineRule="auto"/>
-              <w:jc w:val="left"/>
-            </w:pPr>
-            <w:r>
-              <w:rPr>
-                <w:rFonts w:ascii="Times New Roman" w:cs="Times New Roman" w:eastAsia="Times New Roman" w:hAnsi="Times New Roman"/>
-                <w:b w:val="false"/>
-                <w:bCs w:val="false"/>
-                <w:i w:val="false"/>
-                <w:iCs w:val="false"/>
-                <w:caps w:val="false"/>
-                <w:color w:val="1A1A1A"/>
-                <w:sz w:val="17"/>
-                <w:szCs w:val="17"/>
+              <w:spacing w:after="20" w:line="228" w:lineRule="auto"/>
+              <w:jc w:val="left"/>
+            </w:pPr>
+            <w:r>
+              <w:rPr>
+                <w:rFonts w:ascii="Arial" w:cs="Arial" w:eastAsia="Arial" w:hAnsi="Arial"/>
+                <w:b w:val="false"/>
+                <w:bCs w:val="false"/>
+                <w:i w:val="false"/>
+                <w:iCs w:val="false"/>
+                <w:caps w:val="false"/>
+                <w:color w:val="000000"/>
+                <w:sz w:val="16"/>
+                <w:szCs w:val="16"/>
               </w:rPr>
               <w:t xml:space="preserve">Court process</w:t>
             </w:r>
@@ -823,20 +1013,20 @@
           </w:tcPr>
           <w:p>
             <w:pPr>
-              <w:spacing w:after="20" w:line="232" w:lineRule="auto"/>
+              <w:spacing w:after="20" w:line="228" w:lineRule="auto"/>
               <w:jc w:val="right"/>
             </w:pPr>
             <w:r>
               <w:rPr>
-                <w:rFonts w:ascii="Times New Roman" w:cs="Times New Roman" w:eastAsia="Times New Roman" w:hAnsi="Times New Roman"/>
-                <w:b w:val="false"/>
-                <w:bCs w:val="false"/>
-                <w:i w:val="false"/>
-                <w:iCs w:val="false"/>
-                <w:caps w:val="false"/>
-                <w:color w:val="1A1A1A"/>
-                <w:sz w:val="17"/>
-                <w:szCs w:val="17"/>
+                <w:rFonts w:ascii="Arial" w:cs="Arial" w:eastAsia="Arial" w:hAnsi="Arial"/>
+                <w:b w:val="false"/>
+                <w:bCs w:val="false"/>
+                <w:i w:val="false"/>
+                <w:iCs w:val="false"/>
+                <w:caps w:val="false"/>
+                <w:color w:val="000000"/>
+                <w:sz w:val="16"/>
+                <w:szCs w:val="16"/>
               </w:rPr>
               <w:t xml:space="preserve">Nil</w:t>
             </w:r>
@@ -857,20 +1047,20 @@
           </w:tcPr>
           <w:p>
             <w:pPr>
-              <w:spacing w:after="20" w:line="232" w:lineRule="auto"/>
-              <w:jc w:val="left"/>
-            </w:pPr>
-            <w:r>
-              <w:rPr>
-                <w:rFonts w:ascii="Times New Roman" w:cs="Times New Roman" w:eastAsia="Times New Roman" w:hAnsi="Times New Roman"/>
+              <w:spacing w:after="20" w:line="228" w:lineRule="auto"/>
+              <w:jc w:val="left"/>
+            </w:pPr>
+            <w:r>
+              <w:rPr>
+                <w:rFonts w:ascii="Arial" w:cs="Arial" w:eastAsia="Arial" w:hAnsi="Arial"/>
                 <w:b/>
                 <w:bCs/>
                 <w:i w:val="false"/>
                 <w:iCs w:val="false"/>
                 <w:caps w:val="false"/>
-                <w:color w:val="1A1A1A"/>
-                <w:sz w:val="17"/>
-                <w:szCs w:val="17"/>
+                <w:color w:val="000000"/>
+                <w:sz w:val="16"/>
+                <w:szCs w:val="16"/>
               </w:rPr>
               <w:t xml:space="preserve">1B</w:t>
             </w:r>
@@ -889,20 +1079,20 @@
           </w:tcPr>
           <w:p>
             <w:pPr>
-              <w:spacing w:after="20" w:line="232" w:lineRule="auto"/>
-              <w:jc w:val="left"/>
-            </w:pPr>
-            <w:r>
-              <w:rPr>
-                <w:rFonts w:ascii="Times New Roman" w:cs="Times New Roman" w:eastAsia="Times New Roman" w:hAnsi="Times New Roman"/>
-                <w:b w:val="false"/>
-                <w:bCs w:val="false"/>
-                <w:i w:val="false"/>
-                <w:iCs w:val="false"/>
-                <w:caps w:val="false"/>
-                <w:color w:val="1A1A1A"/>
-                <w:sz w:val="17"/>
-                <w:szCs w:val="17"/>
+              <w:spacing w:after="20" w:line="228" w:lineRule="auto"/>
+              <w:jc w:val="left"/>
+            </w:pPr>
+            <w:r>
+              <w:rPr>
+                <w:rFonts w:ascii="Arial" w:cs="Arial" w:eastAsia="Arial" w:hAnsi="Arial"/>
+                <w:b w:val="false"/>
+                <w:bCs w:val="false"/>
+                <w:i w:val="false"/>
+                <w:iCs w:val="false"/>
+                <w:caps w:val="false"/>
+                <w:color w:val="000000"/>
+                <w:sz w:val="16"/>
+                <w:szCs w:val="16"/>
               </w:rPr>
               <w:t xml:space="preserve">Redeemable preference, discretionary dividend</w:t>
             </w:r>
@@ -921,20 +1111,20 @@
           </w:tcPr>
           <w:p>
             <w:pPr>
-              <w:spacing w:after="20" w:line="232" w:lineRule="auto"/>
-              <w:jc w:val="left"/>
-            </w:pPr>
-            <w:r>
-              <w:rPr>
-                <w:rFonts w:ascii="Times New Roman" w:cs="Times New Roman" w:eastAsia="Times New Roman" w:hAnsi="Times New Roman"/>
-                <w:b w:val="false"/>
-                <w:bCs w:val="false"/>
-                <w:i w:val="false"/>
-                <w:iCs w:val="false"/>
-                <w:caps w:val="false"/>
-                <w:color w:val="1A1A1A"/>
-                <w:sz w:val="17"/>
-                <w:szCs w:val="17"/>
+              <w:spacing w:after="20" w:line="228" w:lineRule="auto"/>
+              <w:jc w:val="left"/>
+            </w:pPr>
+            <w:r>
+              <w:rPr>
+                <w:rFonts w:ascii="Arial" w:cs="Arial" w:eastAsia="Arial" w:hAnsi="Arial"/>
+                <w:b w:val="false"/>
+                <w:bCs w:val="false"/>
+                <w:i w:val="false"/>
+                <w:iCs w:val="false"/>
+                <w:caps w:val="false"/>
+                <w:color w:val="000000"/>
+                <w:sz w:val="16"/>
+                <w:szCs w:val="16"/>
               </w:rPr>
               <w:t xml:space="preserve">Yes, +€16,0m</w:t>
             </w:r>
@@ -953,20 +1143,20 @@
           </w:tcPr>
           <w:p>
             <w:pPr>
-              <w:spacing w:after="20" w:line="232" w:lineRule="auto"/>
-              <w:jc w:val="left"/>
-            </w:pPr>
-            <w:r>
-              <w:rPr>
-                <w:rFonts w:ascii="Times New Roman" w:cs="Times New Roman" w:eastAsia="Times New Roman" w:hAnsi="Times New Roman"/>
-                <w:b w:val="false"/>
-                <w:bCs w:val="false"/>
-                <w:i w:val="false"/>
-                <w:iCs w:val="false"/>
-                <w:caps w:val="false"/>
-                <w:color w:val="1A1A1A"/>
-                <w:sz w:val="17"/>
-                <w:szCs w:val="17"/>
+              <w:spacing w:after="20" w:line="228" w:lineRule="auto"/>
+              <w:jc w:val="left"/>
+            </w:pPr>
+            <w:r>
+              <w:rPr>
+                <w:rFonts w:ascii="Arial" w:cs="Arial" w:eastAsia="Arial" w:hAnsi="Arial"/>
+                <w:b w:val="false"/>
+                <w:bCs w:val="false"/>
+                <w:i w:val="false"/>
+                <w:iCs w:val="false"/>
+                <w:caps w:val="false"/>
+                <w:color w:val="000000"/>
+                <w:sz w:val="16"/>
+                <w:szCs w:val="16"/>
               </w:rPr>
               <w:t xml:space="preserve">After profits arise</w:t>
             </w:r>
@@ -985,20 +1175,20 @@
           </w:tcPr>
           <w:p>
             <w:pPr>
-              <w:spacing w:after="20" w:line="232" w:lineRule="auto"/>
+              <w:spacing w:after="20" w:line="228" w:lineRule="auto"/>
               <w:jc w:val="right"/>
             </w:pPr>
             <w:r>
               <w:rPr>
-                <w:rFonts w:ascii="Times New Roman" w:cs="Times New Roman" w:eastAsia="Times New Roman" w:hAnsi="Times New Roman"/>
-                <w:b w:val="false"/>
-                <w:bCs w:val="false"/>
-                <w:i w:val="false"/>
-                <w:iCs w:val="false"/>
-                <w:caps w:val="false"/>
-                <w:color w:val="1A1A1A"/>
-                <w:sz w:val="17"/>
-                <w:szCs w:val="17"/>
+                <w:rFonts w:ascii="Arial" w:cs="Arial" w:eastAsia="Arial" w:hAnsi="Arial"/>
+                <w:b w:val="false"/>
+                <w:bCs w:val="false"/>
+                <w:i w:val="false"/>
+                <w:iCs w:val="false"/>
+                <w:caps w:val="false"/>
+                <w:color w:val="000000"/>
+                <w:sz w:val="16"/>
+                <w:szCs w:val="16"/>
               </w:rPr>
               <w:t xml:space="preserve">Nil</w:t>
             </w:r>
@@ -1019,20 +1209,20 @@
           </w:tcPr>
           <w:p>
             <w:pPr>
-              <w:spacing w:after="20" w:line="232" w:lineRule="auto"/>
-              <w:jc w:val="left"/>
-            </w:pPr>
-            <w:r>
-              <w:rPr>
-                <w:rFonts w:ascii="Times New Roman" w:cs="Times New Roman" w:eastAsia="Times New Roman" w:hAnsi="Times New Roman"/>
+              <w:spacing w:after="20" w:line="228" w:lineRule="auto"/>
+              <w:jc w:val="left"/>
+            </w:pPr>
+            <w:r>
+              <w:rPr>
+                <w:rFonts w:ascii="Arial" w:cs="Arial" w:eastAsia="Arial" w:hAnsi="Arial"/>
                 <w:b/>
                 <w:bCs/>
                 <w:i w:val="false"/>
                 <w:iCs w:val="false"/>
                 <w:caps w:val="false"/>
-                <w:color w:val="1A1A1A"/>
-                <w:sz w:val="17"/>
-                <w:szCs w:val="17"/>
+                <w:color w:val="000000"/>
+                <w:sz w:val="16"/>
+                <w:szCs w:val="16"/>
               </w:rPr>
               <w:t xml:space="preserve">1C</w:t>
             </w:r>
@@ -1051,20 +1241,20 @@
           </w:tcPr>
           <w:p>
             <w:pPr>
-              <w:spacing w:after="20" w:line="232" w:lineRule="auto"/>
-              <w:jc w:val="left"/>
-            </w:pPr>
-            <w:r>
-              <w:rPr>
-                <w:rFonts w:ascii="Times New Roman" w:cs="Times New Roman" w:eastAsia="Times New Roman" w:hAnsi="Times New Roman"/>
-                <w:b w:val="false"/>
-                <w:bCs w:val="false"/>
-                <w:i w:val="false"/>
-                <w:iCs w:val="false"/>
-                <w:caps w:val="false"/>
-                <w:color w:val="1A1A1A"/>
-                <w:sz w:val="17"/>
-                <w:szCs w:val="17"/>
+              <w:spacing w:after="20" w:line="228" w:lineRule="auto"/>
+              <w:jc w:val="left"/>
+            </w:pPr>
+            <w:r>
+              <w:rPr>
+                <w:rFonts w:ascii="Arial" w:cs="Arial" w:eastAsia="Arial" w:hAnsi="Arial"/>
+                <w:b w:val="false"/>
+                <w:bCs w:val="false"/>
+                <w:i w:val="false"/>
+                <w:iCs w:val="false"/>
+                <w:caps w:val="false"/>
+                <w:color w:val="000000"/>
+                <w:sz w:val="16"/>
+                <w:szCs w:val="16"/>
               </w:rPr>
               <w:t xml:space="preserve">Preference with fixed 8% entitlement</w:t>
             </w:r>
@@ -1083,20 +1273,20 @@
           </w:tcPr>
           <w:p>
             <w:pPr>
-              <w:spacing w:after="20" w:line="232" w:lineRule="auto"/>
-              <w:jc w:val="left"/>
-            </w:pPr>
-            <w:r>
-              <w:rPr>
-                <w:rFonts w:ascii="Times New Roman" w:cs="Times New Roman" w:eastAsia="Times New Roman" w:hAnsi="Times New Roman"/>
-                <w:b w:val="false"/>
-                <w:bCs w:val="false"/>
-                <w:i w:val="false"/>
-                <w:iCs w:val="false"/>
-                <w:caps w:val="false"/>
-                <w:color w:val="1A1A1A"/>
-                <w:sz w:val="17"/>
-                <w:szCs w:val="17"/>
+              <w:spacing w:after="20" w:line="228" w:lineRule="auto"/>
+              <w:jc w:val="left"/>
+            </w:pPr>
+            <w:r>
+              <w:rPr>
+                <w:rFonts w:ascii="Arial" w:cs="Arial" w:eastAsia="Arial" w:hAnsi="Arial"/>
+                <w:b w:val="false"/>
+                <w:bCs w:val="false"/>
+                <w:i w:val="false"/>
+                <w:iCs w:val="false"/>
+                <w:caps w:val="false"/>
+                <w:color w:val="000000"/>
+                <w:sz w:val="16"/>
+                <w:szCs w:val="16"/>
               </w:rPr>
               <w:t xml:space="preserve">No - liability</w:t>
             </w:r>
@@ -1115,20 +1305,20 @@
           </w:tcPr>
           <w:p>
             <w:pPr>
-              <w:spacing w:after="20" w:line="232" w:lineRule="auto"/>
-              <w:jc w:val="left"/>
-            </w:pPr>
-            <w:r>
-              <w:rPr>
-                <w:rFonts w:ascii="Times New Roman" w:cs="Times New Roman" w:eastAsia="Times New Roman" w:hAnsi="Times New Roman"/>
-                <w:b w:val="false"/>
-                <w:bCs w:val="false"/>
-                <w:i w:val="false"/>
-                <w:iCs w:val="false"/>
-                <w:caps w:val="false"/>
-                <w:color w:val="1A1A1A"/>
-                <w:sz w:val="17"/>
-                <w:szCs w:val="17"/>
+              <w:spacing w:after="20" w:line="228" w:lineRule="auto"/>
+              <w:jc w:val="left"/>
+            </w:pPr>
+            <w:r>
+              <w:rPr>
+                <w:rFonts w:ascii="Arial" w:cs="Arial" w:eastAsia="Arial" w:hAnsi="Arial"/>
+                <w:b w:val="false"/>
+                <w:bCs w:val="false"/>
+                <w:i w:val="false"/>
+                <w:iCs w:val="false"/>
+                <w:caps w:val="false"/>
+                <w:color w:val="000000"/>
+                <w:sz w:val="16"/>
+                <w:szCs w:val="16"/>
               </w:rPr>
               <w:t xml:space="preserve">After profits arise</w:t>
             </w:r>
@@ -1147,20 +1337,20 @@
           </w:tcPr>
           <w:p>
             <w:pPr>
-              <w:spacing w:after="20" w:line="232" w:lineRule="auto"/>
+              <w:spacing w:after="20" w:line="228" w:lineRule="auto"/>
               <w:jc w:val="right"/>
             </w:pPr>
             <w:r>
               <w:rPr>
-                <w:rFonts w:ascii="Times New Roman" w:cs="Times New Roman" w:eastAsia="Times New Roman" w:hAnsi="Times New Roman"/>
-                <w:b w:val="false"/>
-                <w:bCs w:val="false"/>
-                <w:i w:val="false"/>
-                <w:iCs w:val="false"/>
-                <w:caps w:val="false"/>
-                <w:color w:val="1A1A1A"/>
-                <w:sz w:val="17"/>
-                <w:szCs w:val="17"/>
+                <w:rFonts w:ascii="Arial" w:cs="Arial" w:eastAsia="Arial" w:hAnsi="Arial"/>
+                <w:b w:val="false"/>
+                <w:bCs w:val="false"/>
+                <w:i w:val="false"/>
+                <w:iCs w:val="false"/>
+                <w:caps w:val="false"/>
+                <w:color w:val="000000"/>
+                <w:sz w:val="16"/>
+                <w:szCs w:val="16"/>
               </w:rPr>
               <w:t xml:space="preserve">Nil</w:t>
             </w:r>
@@ -1181,20 +1371,20 @@
           </w:tcPr>
           <w:p>
             <w:pPr>
-              <w:spacing w:after="20" w:line="232" w:lineRule="auto"/>
-              <w:jc w:val="left"/>
-            </w:pPr>
-            <w:r>
-              <w:rPr>
-                <w:rFonts w:ascii="Times New Roman" w:cs="Times New Roman" w:eastAsia="Times New Roman" w:hAnsi="Times New Roman"/>
+              <w:spacing w:after="20" w:line="228" w:lineRule="auto"/>
+              <w:jc w:val="left"/>
+            </w:pPr>
+            <w:r>
+              <w:rPr>
+                <w:rFonts w:ascii="Arial" w:cs="Arial" w:eastAsia="Arial" w:hAnsi="Arial"/>
                 <w:b/>
                 <w:bCs/>
                 <w:i w:val="false"/>
                 <w:iCs w:val="false"/>
                 <w:caps w:val="false"/>
-                <w:color w:val="1A1A1A"/>
-                <w:sz w:val="17"/>
-                <w:szCs w:val="17"/>
+                <w:color w:val="000000"/>
+                <w:sz w:val="16"/>
+                <w:szCs w:val="16"/>
               </w:rPr>
               <w:t xml:space="preserve">2</w:t>
             </w:r>
@@ -1213,20 +1403,20 @@
           </w:tcPr>
           <w:p>
             <w:pPr>
-              <w:spacing w:after="20" w:line="232" w:lineRule="auto"/>
-              <w:jc w:val="left"/>
-            </w:pPr>
-            <w:r>
-              <w:rPr>
-                <w:rFonts w:ascii="Times New Roman" w:cs="Times New Roman" w:eastAsia="Times New Roman" w:hAnsi="Times New Roman"/>
-                <w:b w:val="false"/>
-                <w:bCs w:val="false"/>
-                <w:i w:val="false"/>
-                <w:iCs w:val="false"/>
-                <w:caps w:val="false"/>
-                <w:color w:val="1A1A1A"/>
-                <w:sz w:val="17"/>
-                <w:szCs w:val="17"/>
+              <w:spacing w:after="20" w:line="228" w:lineRule="auto"/>
+              <w:jc w:val="left"/>
+            </w:pPr>
+            <w:r>
+              <w:rPr>
+                <w:rFonts w:ascii="Arial" w:cs="Arial" w:eastAsia="Arial" w:hAnsi="Arial"/>
+                <w:b w:val="false"/>
+                <w:bCs w:val="false"/>
+                <w:i w:val="false"/>
+                <w:iCs w:val="false"/>
+                <w:caps w:val="false"/>
+                <w:color w:val="000000"/>
+                <w:sz w:val="16"/>
+                <w:szCs w:val="16"/>
               </w:rPr>
               <w:t xml:space="preserve">Cyprus holding company subscribing equity</w:t>
             </w:r>
@@ -1245,20 +1435,20 @@
           </w:tcPr>
           <w:p>
             <w:pPr>
-              <w:spacing w:after="20" w:line="232" w:lineRule="auto"/>
-              <w:jc w:val="left"/>
-            </w:pPr>
-            <w:r>
-              <w:rPr>
-                <w:rFonts w:ascii="Times New Roman" w:cs="Times New Roman" w:eastAsia="Times New Roman" w:hAnsi="Times New Roman"/>
-                <w:b w:val="false"/>
-                <w:bCs w:val="false"/>
-                <w:i w:val="false"/>
-                <w:iCs w:val="false"/>
-                <w:caps w:val="false"/>
-                <w:color w:val="1A1A1A"/>
-                <w:sz w:val="17"/>
-                <w:szCs w:val="17"/>
+              <w:spacing w:after="20" w:line="228" w:lineRule="auto"/>
+              <w:jc w:val="left"/>
+            </w:pPr>
+            <w:r>
+              <w:rPr>
+                <w:rFonts w:ascii="Arial" w:cs="Arial" w:eastAsia="Arial" w:hAnsi="Arial"/>
+                <w:b w:val="false"/>
+                <w:bCs w:val="false"/>
+                <w:i w:val="false"/>
+                <w:iCs w:val="false"/>
+                <w:caps w:val="false"/>
+                <w:color w:val="000000"/>
+                <w:sz w:val="16"/>
+                <w:szCs w:val="16"/>
               </w:rPr>
               <w:t xml:space="preserve">Yes, +€16,0m</w:t>
             </w:r>
@@ -1277,20 +1467,20 @@
           </w:tcPr>
           <w:p>
             <w:pPr>
-              <w:spacing w:after="20" w:line="232" w:lineRule="auto"/>
-              <w:jc w:val="left"/>
-            </w:pPr>
-            <w:r>
-              <w:rPr>
-                <w:rFonts w:ascii="Times New Roman" w:cs="Times New Roman" w:eastAsia="Times New Roman" w:hAnsi="Times New Roman"/>
-                <w:b w:val="false"/>
-                <w:bCs w:val="false"/>
-                <w:i w:val="false"/>
-                <w:iCs w:val="false"/>
-                <w:caps w:val="false"/>
-                <w:color w:val="1A1A1A"/>
-                <w:sz w:val="17"/>
-                <w:szCs w:val="17"/>
+              <w:spacing w:after="20" w:line="228" w:lineRule="auto"/>
+              <w:jc w:val="left"/>
+            </w:pPr>
+            <w:r>
+              <w:rPr>
+                <w:rFonts w:ascii="Arial" w:cs="Arial" w:eastAsia="Arial" w:hAnsi="Arial"/>
+                <w:b w:val="false"/>
+                <w:bCs w:val="false"/>
+                <w:i w:val="false"/>
+                <w:iCs w:val="false"/>
+                <w:caps w:val="false"/>
+                <w:color w:val="000000"/>
+                <w:sz w:val="16"/>
+                <w:szCs w:val="16"/>
               </w:rPr>
               <w:t xml:space="preserve">Court process</w:t>
             </w:r>
@@ -1309,20 +1499,20 @@
           </w:tcPr>
           <w:p>
             <w:pPr>
-              <w:spacing w:after="20" w:line="232" w:lineRule="auto"/>
+              <w:spacing w:after="20" w:line="228" w:lineRule="auto"/>
               <w:jc w:val="right"/>
             </w:pPr>
             <w:r>
               <w:rPr>
-                <w:rFonts w:ascii="Times New Roman" w:cs="Times New Roman" w:eastAsia="Times New Roman" w:hAnsi="Times New Roman"/>
-                <w:b w:val="false"/>
-                <w:bCs w:val="false"/>
-                <w:i w:val="false"/>
-                <w:iCs w:val="false"/>
-                <w:caps w:val="false"/>
-                <w:color w:val="1A1A1A"/>
-                <w:sz w:val="17"/>
-                <w:szCs w:val="17"/>
+                <w:rFonts w:ascii="Arial" w:cs="Arial" w:eastAsia="Arial" w:hAnsi="Arial"/>
+                <w:b w:val="false"/>
+                <w:bCs w:val="false"/>
+                <w:i w:val="false"/>
+                <w:iCs w:val="false"/>
+                <w:caps w:val="false"/>
+                <w:color w:val="000000"/>
+                <w:sz w:val="16"/>
+                <w:szCs w:val="16"/>
               </w:rPr>
               <w:t xml:space="preserve">Nil</w:t>
             </w:r>
@@ -1343,20 +1533,20 @@
           </w:tcPr>
           <w:p>
             <w:pPr>
-              <w:spacing w:after="20" w:line="232" w:lineRule="auto"/>
-              <w:jc w:val="left"/>
-            </w:pPr>
-            <w:r>
-              <w:rPr>
-                <w:rFonts w:ascii="Times New Roman" w:cs="Times New Roman" w:eastAsia="Times New Roman" w:hAnsi="Times New Roman"/>
+              <w:spacing w:after="20" w:line="228" w:lineRule="auto"/>
+              <w:jc w:val="left"/>
+            </w:pPr>
+            <w:r>
+              <w:rPr>
+                <w:rFonts w:ascii="Arial" w:cs="Arial" w:eastAsia="Arial" w:hAnsi="Arial"/>
                 <w:b/>
                 <w:bCs/>
                 <w:i w:val="false"/>
                 <w:iCs w:val="false"/>
                 <w:caps w:val="false"/>
-                <w:color w:val="1A1A1A"/>
-                <w:sz w:val="17"/>
-                <w:szCs w:val="17"/>
+                <w:color w:val="000000"/>
+                <w:sz w:val="16"/>
+                <w:szCs w:val="16"/>
               </w:rPr>
               <w:t xml:space="preserve">3</w:t>
             </w:r>
@@ -1375,20 +1565,20 @@
           </w:tcPr>
           <w:p>
             <w:pPr>
-              <w:spacing w:after="20" w:line="232" w:lineRule="auto"/>
-              <w:jc w:val="left"/>
-            </w:pPr>
-            <w:r>
-              <w:rPr>
-                <w:rFonts w:ascii="Times New Roman" w:cs="Times New Roman" w:eastAsia="Times New Roman" w:hAnsi="Times New Roman"/>
-                <w:b w:val="false"/>
-                <w:bCs w:val="false"/>
-                <w:i w:val="false"/>
-                <w:iCs w:val="false"/>
-                <w:caps w:val="false"/>
-                <w:color w:val="1A1A1A"/>
-                <w:sz w:val="17"/>
-                <w:szCs w:val="17"/>
+              <w:spacing w:after="20" w:line="228" w:lineRule="auto"/>
+              <w:jc w:val="left"/>
+            </w:pPr>
+            <w:r>
+              <w:rPr>
+                <w:rFonts w:ascii="Arial" w:cs="Arial" w:eastAsia="Arial" w:hAnsi="Arial"/>
+                <w:b w:val="false"/>
+                <w:bCs w:val="false"/>
+                <w:i w:val="false"/>
+                <w:iCs w:val="false"/>
+                <w:caps w:val="false"/>
+                <w:color w:val="000000"/>
+                <w:sz w:val="16"/>
+                <w:szCs w:val="16"/>
               </w:rPr>
               <w:t xml:space="preserve">Cyprus finance company lending at arm’s length</w:t>
             </w:r>
@@ -1407,20 +1597,20 @@
           </w:tcPr>
           <w:p>
             <w:pPr>
-              <w:spacing w:after="20" w:line="232" w:lineRule="auto"/>
-              <w:jc w:val="left"/>
-            </w:pPr>
-            <w:r>
-              <w:rPr>
-                <w:rFonts w:ascii="Times New Roman" w:cs="Times New Roman" w:eastAsia="Times New Roman" w:hAnsi="Times New Roman"/>
-                <w:b w:val="false"/>
-                <w:bCs w:val="false"/>
-                <w:i w:val="false"/>
-                <w:iCs w:val="false"/>
-                <w:caps w:val="false"/>
-                <w:color w:val="1A1A1A"/>
-                <w:sz w:val="17"/>
-                <w:szCs w:val="17"/>
+              <w:spacing w:after="20" w:line="228" w:lineRule="auto"/>
+              <w:jc w:val="left"/>
+            </w:pPr>
+            <w:r>
+              <w:rPr>
+                <w:rFonts w:ascii="Arial" w:cs="Arial" w:eastAsia="Arial" w:hAnsi="Arial"/>
+                <w:b w:val="false"/>
+                <w:bCs w:val="false"/>
+                <w:i w:val="false"/>
+                <w:iCs w:val="false"/>
+                <w:caps w:val="false"/>
+                <w:color w:val="000000"/>
+                <w:sz w:val="16"/>
+                <w:szCs w:val="16"/>
               </w:rPr>
               <w:t xml:space="preserve">No</w:t>
             </w:r>
@@ -1439,20 +1629,20 @@
           </w:tcPr>
           <w:p>
             <w:pPr>
-              <w:spacing w:after="20" w:line="232" w:lineRule="auto"/>
-              <w:jc w:val="left"/>
-            </w:pPr>
-            <w:r>
-              <w:rPr>
-                <w:rFonts w:ascii="Times New Roman" w:cs="Times New Roman" w:eastAsia="Times New Roman" w:hAnsi="Times New Roman"/>
-                <w:b w:val="false"/>
-                <w:bCs w:val="false"/>
-                <w:i w:val="false"/>
-                <w:iCs w:val="false"/>
-                <w:caps w:val="false"/>
-                <w:color w:val="1A1A1A"/>
-                <w:sz w:val="17"/>
-                <w:szCs w:val="17"/>
+              <w:spacing w:after="20" w:line="228" w:lineRule="auto"/>
+              <w:jc w:val="left"/>
+            </w:pPr>
+            <w:r>
+              <w:rPr>
+                <w:rFonts w:ascii="Arial" w:cs="Arial" w:eastAsia="Arial" w:hAnsi="Arial"/>
+                <w:b w:val="false"/>
+                <w:bCs w:val="false"/>
+                <w:i w:val="false"/>
+                <w:iCs w:val="false"/>
+                <w:caps w:val="false"/>
+                <w:color w:val="000000"/>
+                <w:sz w:val="16"/>
+                <w:szCs w:val="16"/>
               </w:rPr>
               <w:t xml:space="preserve">At any time</w:t>
             </w:r>
@@ -1471,20 +1661,20 @@
           </w:tcPr>
           <w:p>
             <w:pPr>
-              <w:spacing w:after="20" w:line="232" w:lineRule="auto"/>
+              <w:spacing w:after="20" w:line="228" w:lineRule="auto"/>
               <w:jc w:val="right"/>
             </w:pPr>
             <w:r>
               <w:rPr>
-                <w:rFonts w:ascii="Times New Roman" w:cs="Times New Roman" w:eastAsia="Times New Roman" w:hAnsi="Times New Roman"/>
-                <w:b w:val="false"/>
-                <w:bCs w:val="false"/>
-                <w:i w:val="false"/>
-                <w:iCs w:val="false"/>
-                <w:caps w:val="false"/>
-                <w:color w:val="1A1A1A"/>
-                <w:sz w:val="17"/>
-                <w:szCs w:val="17"/>
+                <w:rFonts w:ascii="Arial" w:cs="Arial" w:eastAsia="Arial" w:hAnsi="Arial"/>
+                <w:b w:val="false"/>
+                <w:bCs w:val="false"/>
+                <w:i w:val="false"/>
+                <w:iCs w:val="false"/>
+                <w:caps w:val="false"/>
+                <w:color w:val="000000"/>
+                <w:sz w:val="16"/>
+                <w:szCs w:val="16"/>
               </w:rPr>
               <w:t xml:space="preserve">€0,4m to €1,2m</w:t>
             </w:r>
@@ -1495,20 +1685,20 @@
     <w:p>
       <w:pPr>
         <w:keepLines/>
-        <w:spacing w:after="40" w:before="0" w:line="252" w:lineRule="auto"/>
+        <w:spacing w:after="40" w:before="0" w:line="248" w:lineRule="auto"/>
         <w:jc w:val="both"/>
       </w:pPr>
       <w:r>
         <w:rPr>
-          <w:rFonts w:ascii="Times New Roman" w:cs="Times New Roman" w:eastAsia="Times New Roman" w:hAnsi="Times New Roman"/>
+          <w:rFonts w:ascii="Arial" w:cs="Arial" w:eastAsia="Arial" w:hAnsi="Arial"/>
           <w:b w:val="false"/>
           <w:bCs w:val="false"/>
           <w:i w:val="false"/>
           <w:iCs w:val="false"/>
           <w:caps w:val="false"/>
-          <w:color w:val="1A1A1A"/>
-          <w:sz w:val="19"/>
-          <w:szCs w:val="19"/>
+          <w:color w:val="000000"/>
+          <w:sz w:val="18"/>
+          <w:szCs w:val="18"/>
         </w:rPr>
         <w:t xml:space="preserve"> </w:t>
       </w:r>
@@ -1516,60 +1706,60 @@
     <w:p>
       <w:pPr>
         <w:keepNext/>
-        <w:spacing w:after="70" w:before="130"/>
+        <w:spacing w:after="70" w:before="140"/>
       </w:pPr>
       <w:r>
         <w:rPr>
-          <w:rFonts w:ascii="Times New Roman" w:cs="Times New Roman" w:eastAsia="Times New Roman" w:hAnsi="Times New Roman"/>
+          <w:rFonts w:ascii="Arial" w:cs="Arial" w:eastAsia="Arial" w:hAnsi="Arial"/>
           <w:b/>
           <w:bCs/>
           <w:i w:val="false"/>
           <w:iCs w:val="false"/>
           <w:caps w:val="false"/>
-          <w:color w:val="1A1A1A"/>
-          <w:sz w:val="19"/>
-          <w:szCs w:val="19"/>
+          <w:color w:val="000000"/>
+          <w:sz w:val="18"/>
+          <w:szCs w:val="18"/>
         </w:rPr>
-        <w:t xml:space="preserve">Tax effect in brief</w:t>
+        <w:t xml:space="preserve">Findings</w:t>
       </w:r>
     </w:p>
     <w:p>
       <w:pPr>
         <w:keepLines/>
-        <w:spacing w:after="100" w:before="0" w:line="252" w:lineRule="auto"/>
+        <w:spacing w:after="100" w:before="0" w:line="248" w:lineRule="auto"/>
         <w:jc w:val="both"/>
       </w:pPr>
       <w:r>
         <w:rPr>
-          <w:rFonts w:ascii="Times New Roman" w:cs="Times New Roman" w:eastAsia="Times New Roman" w:hAnsi="Times New Roman"/>
+          <w:rFonts w:ascii="Arial" w:cs="Arial" w:eastAsia="Arial" w:hAnsi="Arial"/>
           <w:b w:val="false"/>
           <w:bCs w:val="false"/>
           <w:i w:val="false"/>
           <w:iCs w:val="false"/>
           <w:caps w:val="false"/>
-          <w:color w:val="1A1A1A"/>
-          <w:sz w:val="19"/>
-          <w:szCs w:val="19"/>
+          <w:color w:val="000000"/>
+          <w:sz w:val="18"/>
+          <w:szCs w:val="18"/>
         </w:rPr>
-        <w:t xml:space="preserve">No structure produces a notional interest deduction of value inside Keytree: the deduction is capped at 80% of taxable profit from the assets financed, unused amounts do not carry forward, and Keytree will have no taxable profit until the projects sell. Structure 3 is the exception at group level. The finance company earns taxable interest sheltered by the deduction (2026 reference rate approximately 8 to 8,5%), leaving an effective 3% on interest income, while the interest is capitalised into Keytree’s development cost and relieved at 15% on delivery. The net group benefit is approximately 12% of cumulative interest - €0,4m to €1,2m over six years at the 3% to 8% rates illustrated - with the rate itself to be set by a new transfer pricing study (local file required; the €20m facility exceeds the €10m financing threshold).</w:t>
+        <w:t xml:space="preserve">No structure produces a notional interest deduction of value inside Keytree: the deduction is capped at 80% of taxable profit from the assets financed, unused amounts do not carry forward, and Keytree will have no taxable profit until the projects sell. Structure 3 is the only structure with a group-level effect. The finance company earns taxable interest sheltered by the deduction (2026 reference rate approximately 8 to 8,5%), resulting in an effective rate of 3% on interest income, while the interest is capitalised into Keytree’s development cost and relieved at 15% on delivery. The net group benefit is approximately 12% of cumulative interest - €0,4m to €1,2m over six years at the 3% to 8% rates illustrated. The rate itself is to be determined by a new transfer pricing study; a local file is required, the €20m facility being above the €10m financing threshold.</w:t>
       </w:r>
     </w:p>
     <w:p>
       <w:pPr>
         <w:keepNext/>
-        <w:spacing w:after="70" w:before="130"/>
+        <w:spacing w:after="70" w:before="140"/>
       </w:pPr>
       <w:r>
         <w:rPr>
-          <w:rFonts w:ascii="Times New Roman" w:cs="Times New Roman" w:eastAsia="Times New Roman" w:hAnsi="Times New Roman"/>
+          <w:rFonts w:ascii="Arial" w:cs="Arial" w:eastAsia="Arial" w:hAnsi="Arial"/>
           <w:b/>
           <w:bCs/>
           <w:i w:val="false"/>
           <w:iCs w:val="false"/>
           <w:caps w:val="false"/>
-          <w:color w:val="1A1A1A"/>
-          <w:sz w:val="19"/>
-          <w:szCs w:val="19"/>
+          <w:color w:val="000000"/>
+          <w:sz w:val="18"/>
+          <w:szCs w:val="18"/>
         </w:rPr>
         <w:t xml:space="preserve">Recommendation</w:t>
       </w:r>
@@ -1577,22 +1767,22 @@
     <w:p>
       <w:pPr>
         <w:keepLines/>
-        <w:spacing w:after="100" w:before="0" w:line="252" w:lineRule="auto"/>
+        <w:spacing w:after="100" w:before="0" w:line="248" w:lineRule="auto"/>
         <w:jc w:val="both"/>
       </w:pPr>
       <w:r>
         <w:rPr>
-          <w:rFonts w:ascii="Times New Roman" w:cs="Times New Roman" w:eastAsia="Times New Roman" w:hAnsi="Times New Roman"/>
+          <w:rFonts w:ascii="Arial" w:cs="Arial" w:eastAsia="Arial" w:hAnsi="Arial"/>
           <w:b w:val="false"/>
           <w:bCs w:val="false"/>
           <w:i w:val="false"/>
           <w:iCs w:val="false"/>
           <w:caps w:val="false"/>
-          <w:color w:val="1A1A1A"/>
-          <w:sz w:val="19"/>
-          <w:szCs w:val="19"/>
+          <w:color w:val="000000"/>
+          <w:sz w:val="18"/>
+          <w:szCs w:val="18"/>
         </w:rPr>
-        <w:t xml:space="preserve">Structure 3, subject to the conditions on page 7: arm’s length rate supported by a new study, consistent capitalisation of borrowing costs, Cyprus substance in the finance company, and evidenced source and sequence of funds. It is the only structure with a measurable tax benefit and the only one under which principal can be repaid and redeployed without a court application or distributable profits. It does not repair the balance sheet or place Starter Point on the register; if those objectives govern, structure 1A is the correct choice and the tax cost of choosing it is nil, because the equity routes never had a tax benefit to lose.</w:t>
+        <w:t xml:space="preserve">Structure 3, subject to the conditions on page 7: an arm’s length rate supported by a new transfer pricing study, consistent capitalisation of borrowing costs, Cyprus substance in the finance company, and evidenced source and sequence of funds. It is the only structure with a measurable tax benefit and the only one under which principal can be repaid and redeployed without a court application or distributable profits. It does not restore the balance sheet and does not place Starter Point on the register; if those objectives govern, structure 1A is the appropriate choice, and no tax benefit is foregone by selecting it.</w:t>
       </w:r>
     </w:p>
     <w:p>
@@ -1606,16 +1796,16 @@
       </w:pPr>
       <w:r>
         <w:rPr>
-          <w:rFonts w:ascii="Times New Roman" w:cs="Times New Roman" w:eastAsia="Times New Roman" w:hAnsi="Times New Roman"/>
+          <w:rFonts w:ascii="Arial" w:cs="Arial" w:eastAsia="Arial" w:hAnsi="Arial"/>
           <w:b/>
           <w:bCs/>
           <w:i w:val="false"/>
           <w:iCs w:val="false"/>
           <w:caps/>
-          <w:color w:val="FF3C00"/>
+          <w:color w:val="595959"/>
           <w:spacing w:val="20"/>
-          <w:sz w:val="16"/>
-          <w:szCs w:val="16"/>
+          <w:sz w:val="15"/>
+          <w:szCs w:val="15"/>
         </w:rPr>
         <w:t xml:space="preserve">Structure 1A</w:t>
       </w:r>
@@ -1626,15 +1816,15 @@
       </w:pPr>
       <w:r>
         <w:rPr>
-          <w:rFonts w:ascii="Times New Roman" w:cs="Times New Roman" w:eastAsia="Times New Roman" w:hAnsi="Times New Roman"/>
+          <w:rFonts w:ascii="Arial" w:cs="Arial" w:eastAsia="Arial" w:hAnsi="Arial"/>
           <w:b/>
           <w:bCs/>
           <w:i w:val="false"/>
           <w:iCs w:val="false"/>
           <w:caps w:val="false"/>
-          <w:color w:val="1A1A1A"/>
-          <w:sz w:val="30"/>
-          <w:szCs w:val="30"/>
+          <w:color w:val="000000"/>
+          <w:sz w:val="27"/>
+          <w:szCs w:val="27"/>
         </w:rPr>
         <w:t xml:space="preserve">Ordinary shares issued at a premium</w:t>
       </w:r>
@@ -1642,62 +1832,62 @@
     <w:p>
       <w:pPr>
         <w:pBdr>
-          <w:bottom w:val="single" w:color="FF3C00" w:sz="8" w:space="4"/>
+          <w:bottom w:val="single" w:color="000000" w:sz="6" w:space="4"/>
         </w:pBdr>
         <w:spacing w:after="90"/>
       </w:pPr>
       <w:r>
         <w:rPr>
-          <w:rFonts w:ascii="Times New Roman" w:cs="Times New Roman" w:eastAsia="Times New Roman" w:hAnsi="Times New Roman"/>
+          <w:rFonts w:ascii="Arial" w:cs="Arial" w:eastAsia="Arial" w:hAnsi="Arial"/>
           <w:b w:val="false"/>
           <w:bCs w:val="false"/>
           <w:i/>
           <w:iCs/>
           <w:caps w:val="false"/>
           <w:color w:val="595959"/>
-          <w:sz w:val="20"/>
-          <w:szCs w:val="20"/>
+          <w:sz w:val="19"/>
+          <w:szCs w:val="19"/>
         </w:rPr>
-        <w:t xml:space="preserve">The clean equity route - repairs the balance sheet and delivers the agreed register</w:t>
+        <w:t xml:space="preserve">Subscription for ordinary shares, restoring net assets and delivering the agreed shareholding structure</w:t>
       </w:r>
     </w:p>
     <w:p>
       <w:pPr>
         <w:keepNext/>
-        <w:spacing w:after="70" w:before="130"/>
+        <w:spacing w:after="70" w:before="140"/>
       </w:pPr>
       <w:r>
         <w:rPr>
-          <w:rFonts w:ascii="Times New Roman" w:cs="Times New Roman" w:eastAsia="Times New Roman" w:hAnsi="Times New Roman"/>
+          <w:rFonts w:ascii="Arial" w:cs="Arial" w:eastAsia="Arial" w:hAnsi="Arial"/>
           <w:b/>
           <w:bCs/>
           <w:i w:val="false"/>
           <w:iCs w:val="false"/>
           <w:caps w:val="false"/>
-          <w:color w:val="1A1A1A"/>
-          <w:sz w:val="19"/>
-          <w:szCs w:val="19"/>
+          <w:color w:val="000000"/>
+          <w:sz w:val="18"/>
+          <w:szCs w:val="18"/>
         </w:rPr>
-        <w:t xml:space="preserve">How it works</w:t>
+        <w:t xml:space="preserve">Mechanics</w:t>
       </w:r>
     </w:p>
     <w:p>
       <w:pPr>
         <w:keepLines/>
-        <w:spacing w:after="100" w:before="0" w:line="252" w:lineRule="auto"/>
+        <w:spacing w:after="100" w:before="0" w:line="248" w:lineRule="auto"/>
         <w:jc w:val="both"/>
       </w:pPr>
       <w:r>
         <w:rPr>
-          <w:rFonts w:ascii="Times New Roman" w:cs="Times New Roman" w:eastAsia="Times New Roman" w:hAnsi="Times New Roman"/>
+          <w:rFonts w:ascii="Arial" w:cs="Arial" w:eastAsia="Arial" w:hAnsi="Arial"/>
           <w:b w:val="false"/>
           <w:bCs w:val="false"/>
           <w:i w:val="false"/>
           <w:iCs w:val="false"/>
           <w:caps w:val="false"/>
-          <w:color w:val="1A1A1A"/>
-          <w:sz w:val="19"/>
-          <w:szCs w:val="19"/>
+          <w:color w:val="000000"/>
+          <w:sz w:val="18"/>
+          <w:szCs w:val="18"/>
         </w:rPr>
         <w:t xml:space="preserve">Starter Point subscribes €20m for 170 new ordinary shares (€170 nominal, €19.999.830 share premium). Thirty bonus ordinary shares are then paid up out of the premium account - ten to Mr Levy and ten to each minority holder - producing exactly 80/10/5/5 on an enlarged capital of 1.700 shares. The authorised capital must first be increased (all 1.500 authorised shares are issued) and pre-emption under Regulation 6 disapplied or waived by all three members.</w:t>
       </w:r>
@@ -1706,11 +1896,11 @@
       <w:tblPr>
         <w:tblW w:type="dxa" w:w="9576"/>
         <w:tblBorders>
-          <w:top w:val="single" w:color="1A1A1A" w:sz="8"/>
+          <w:top w:val="single" w:color="000000" w:sz="8"/>
           <w:left w:val="none"/>
-          <w:bottom w:val="single" w:color="1A1A1A" w:sz="8"/>
+          <w:bottom w:val="single" w:color="000000" w:sz="8"/>
           <w:right w:val="none"/>
-          <w:insideH w:val="single" w:color="C9C4BE" w:sz="4"/>
+          <w:insideH w:val="single" w:color="BFBFBF" w:sz="4"/>
           <w:insideV w:val="none"/>
         </w:tblBorders>
       </w:tblPr>
@@ -1728,31 +1918,31 @@
         <w:tc>
           <w:tcPr>
             <w:tcW w:type="dxa" w:w="2650"/>
-            <w:shd w:fill="F4F1EE" w:val="clear"/>
-            <w:tcMar>
-              <w:top w:type="dxa" w:w="50"/>
-              <w:left w:type="dxa" w:w="80"/>
-              <w:bottom w:type="dxa" w:w="30"/>
-              <w:right w:type="dxa" w:w="80"/>
-            </w:tcMar>
-            <w:vAlign w:val="top"/>
-          </w:tcPr>
-          <w:p>
-            <w:pPr>
-              <w:spacing w:after="20" w:line="232" w:lineRule="auto"/>
-              <w:jc w:val="left"/>
-            </w:pPr>
-            <w:r>
-              <w:rPr>
-                <w:rFonts w:ascii="Times New Roman" w:cs="Times New Roman" w:eastAsia="Times New Roman" w:hAnsi="Times New Roman"/>
+            <w:shd w:fill="F2F2F2" w:val="clear"/>
+            <w:tcMar>
+              <w:top w:type="dxa" w:w="50"/>
+              <w:left w:type="dxa" w:w="80"/>
+              <w:bottom w:type="dxa" w:w="30"/>
+              <w:right w:type="dxa" w:w="80"/>
+            </w:tcMar>
+            <w:vAlign w:val="top"/>
+          </w:tcPr>
+          <w:p>
+            <w:pPr>
+              <w:spacing w:after="20" w:line="228" w:lineRule="auto"/>
+              <w:jc w:val="left"/>
+            </w:pPr>
+            <w:r>
+              <w:rPr>
+                <w:rFonts w:ascii="Arial" w:cs="Arial" w:eastAsia="Arial" w:hAnsi="Arial"/>
                 <w:b/>
                 <w:bCs/>
                 <w:i w:val="false"/>
                 <w:iCs w:val="false"/>
                 <w:caps w:val="false"/>
-                <w:color w:val="1A1A1A"/>
-                <w:sz w:val="17"/>
-                <w:szCs w:val="17"/>
+                <w:color w:val="000000"/>
+                <w:sz w:val="16"/>
+                <w:szCs w:val="16"/>
               </w:rPr>
               <w:t xml:space="preserve">Shareholder</w:t>
             </w:r>
@@ -1761,31 +1951,31 @@
         <w:tc>
           <w:tcPr>
             <w:tcW w:type="dxa" w:w="1500"/>
-            <w:shd w:fill="F4F1EE" w:val="clear"/>
-            <w:tcMar>
-              <w:top w:type="dxa" w:w="50"/>
-              <w:left w:type="dxa" w:w="80"/>
-              <w:bottom w:type="dxa" w:w="30"/>
-              <w:right w:type="dxa" w:w="80"/>
-            </w:tcMar>
-            <w:vAlign w:val="top"/>
-          </w:tcPr>
-          <w:p>
-            <w:pPr>
-              <w:spacing w:after="20" w:line="232" w:lineRule="auto"/>
-              <w:jc w:val="left"/>
-            </w:pPr>
-            <w:r>
-              <w:rPr>
-                <w:rFonts w:ascii="Times New Roman" w:cs="Times New Roman" w:eastAsia="Times New Roman" w:hAnsi="Times New Roman"/>
+            <w:shd w:fill="F2F2F2" w:val="clear"/>
+            <w:tcMar>
+              <w:top w:type="dxa" w:w="50"/>
+              <w:left w:type="dxa" w:w="80"/>
+              <w:bottom w:type="dxa" w:w="30"/>
+              <w:right w:type="dxa" w:w="80"/>
+            </w:tcMar>
+            <w:vAlign w:val="top"/>
+          </w:tcPr>
+          <w:p>
+            <w:pPr>
+              <w:spacing w:after="20" w:line="228" w:lineRule="auto"/>
+              <w:jc w:val="left"/>
+            </w:pPr>
+            <w:r>
+              <w:rPr>
+                <w:rFonts w:ascii="Arial" w:cs="Arial" w:eastAsia="Arial" w:hAnsi="Arial"/>
                 <w:b/>
                 <w:bCs/>
                 <w:i w:val="false"/>
                 <w:iCs w:val="false"/>
                 <w:caps w:val="false"/>
-                <w:color w:val="1A1A1A"/>
-                <w:sz w:val="17"/>
-                <w:szCs w:val="17"/>
+                <w:color w:val="000000"/>
+                <w:sz w:val="16"/>
+                <w:szCs w:val="16"/>
               </w:rPr>
               <w:t xml:space="preserve">Now</w:t>
             </w:r>
@@ -1794,31 +1984,31 @@
         <w:tc>
           <w:tcPr>
             <w:tcW w:type="dxa" w:w="1400"/>
-            <w:shd w:fill="F4F1EE" w:val="clear"/>
-            <w:tcMar>
-              <w:top w:type="dxa" w:w="50"/>
-              <w:left w:type="dxa" w:w="80"/>
-              <w:bottom w:type="dxa" w:w="30"/>
-              <w:right w:type="dxa" w:w="80"/>
-            </w:tcMar>
-            <w:vAlign w:val="top"/>
-          </w:tcPr>
-          <w:p>
-            <w:pPr>
-              <w:spacing w:after="20" w:line="232" w:lineRule="auto"/>
-              <w:jc w:val="left"/>
-            </w:pPr>
-            <w:r>
-              <w:rPr>
-                <w:rFonts w:ascii="Times New Roman" w:cs="Times New Roman" w:eastAsia="Times New Roman" w:hAnsi="Times New Roman"/>
+            <w:shd w:fill="F2F2F2" w:val="clear"/>
+            <w:tcMar>
+              <w:top w:type="dxa" w:w="50"/>
+              <w:left w:type="dxa" w:w="80"/>
+              <w:bottom w:type="dxa" w:w="30"/>
+              <w:right w:type="dxa" w:w="80"/>
+            </w:tcMar>
+            <w:vAlign w:val="top"/>
+          </w:tcPr>
+          <w:p>
+            <w:pPr>
+              <w:spacing w:after="20" w:line="228" w:lineRule="auto"/>
+              <w:jc w:val="left"/>
+            </w:pPr>
+            <w:r>
+              <w:rPr>
+                <w:rFonts w:ascii="Arial" w:cs="Arial" w:eastAsia="Arial" w:hAnsi="Arial"/>
                 <w:b/>
                 <w:bCs/>
                 <w:i w:val="false"/>
                 <w:iCs w:val="false"/>
                 <w:caps w:val="false"/>
-                <w:color w:val="1A1A1A"/>
-                <w:sz w:val="17"/>
-                <w:szCs w:val="17"/>
+                <w:color w:val="000000"/>
+                <w:sz w:val="16"/>
+                <w:szCs w:val="16"/>
               </w:rPr>
               <w:t xml:space="preserve">Bonus</w:t>
             </w:r>
@@ -1827,31 +2017,31 @@
         <w:tc>
           <w:tcPr>
             <w:tcW w:type="dxa" w:w="1700"/>
-            <w:shd w:fill="F4F1EE" w:val="clear"/>
-            <w:tcMar>
-              <w:top w:type="dxa" w:w="50"/>
-              <w:left w:type="dxa" w:w="80"/>
-              <w:bottom w:type="dxa" w:w="30"/>
-              <w:right w:type="dxa" w:w="80"/>
-            </w:tcMar>
-            <w:vAlign w:val="top"/>
-          </w:tcPr>
-          <w:p>
-            <w:pPr>
-              <w:spacing w:after="20" w:line="232" w:lineRule="auto"/>
-              <w:jc w:val="left"/>
-            </w:pPr>
-            <w:r>
-              <w:rPr>
-                <w:rFonts w:ascii="Times New Roman" w:cs="Times New Roman" w:eastAsia="Times New Roman" w:hAnsi="Times New Roman"/>
+            <w:shd w:fill="F2F2F2" w:val="clear"/>
+            <w:tcMar>
+              <w:top w:type="dxa" w:w="50"/>
+              <w:left w:type="dxa" w:w="80"/>
+              <w:bottom w:type="dxa" w:w="30"/>
+              <w:right w:type="dxa" w:w="80"/>
+            </w:tcMar>
+            <w:vAlign w:val="top"/>
+          </w:tcPr>
+          <w:p>
+            <w:pPr>
+              <w:spacing w:after="20" w:line="228" w:lineRule="auto"/>
+              <w:jc w:val="left"/>
+            </w:pPr>
+            <w:r>
+              <w:rPr>
+                <w:rFonts w:ascii="Arial" w:cs="Arial" w:eastAsia="Arial" w:hAnsi="Arial"/>
                 <w:b/>
                 <w:bCs/>
                 <w:i w:val="false"/>
                 <w:iCs w:val="false"/>
                 <w:caps w:val="false"/>
-                <w:color w:val="1A1A1A"/>
-                <w:sz w:val="17"/>
-                <w:szCs w:val="17"/>
+                <w:color w:val="000000"/>
+                <w:sz w:val="16"/>
+                <w:szCs w:val="16"/>
               </w:rPr>
               <w:t xml:space="preserve">Subscribed</w:t>
             </w:r>
@@ -1860,31 +2050,31 @@
         <w:tc>
           <w:tcPr>
             <w:tcW w:type="dxa" w:w="2326"/>
-            <w:shd w:fill="F4F1EE" w:val="clear"/>
-            <w:tcMar>
-              <w:top w:type="dxa" w:w="50"/>
-              <w:left w:type="dxa" w:w="80"/>
-              <w:bottom w:type="dxa" w:w="30"/>
-              <w:right w:type="dxa" w:w="80"/>
-            </w:tcMar>
-            <w:vAlign w:val="top"/>
-          </w:tcPr>
-          <w:p>
-            <w:pPr>
-              <w:spacing w:after="20" w:line="232" w:lineRule="auto"/>
-              <w:jc w:val="left"/>
-            </w:pPr>
-            <w:r>
-              <w:rPr>
-                <w:rFonts w:ascii="Times New Roman" w:cs="Times New Roman" w:eastAsia="Times New Roman" w:hAnsi="Times New Roman"/>
+            <w:shd w:fill="F2F2F2" w:val="clear"/>
+            <w:tcMar>
+              <w:top w:type="dxa" w:w="50"/>
+              <w:left w:type="dxa" w:w="80"/>
+              <w:bottom w:type="dxa" w:w="30"/>
+              <w:right w:type="dxa" w:w="80"/>
+            </w:tcMar>
+            <w:vAlign w:val="top"/>
+          </w:tcPr>
+          <w:p>
+            <w:pPr>
+              <w:spacing w:after="20" w:line="228" w:lineRule="auto"/>
+              <w:jc w:val="left"/>
+            </w:pPr>
+            <w:r>
+              <w:rPr>
+                <w:rFonts w:ascii="Arial" w:cs="Arial" w:eastAsia="Arial" w:hAnsi="Arial"/>
                 <w:b/>
                 <w:bCs/>
                 <w:i w:val="false"/>
                 <w:iCs w:val="false"/>
                 <w:caps w:val="false"/>
-                <w:color w:val="1A1A1A"/>
-                <w:sz w:val="17"/>
-                <w:szCs w:val="17"/>
+                <w:color w:val="000000"/>
+                <w:sz w:val="16"/>
+                <w:szCs w:val="16"/>
               </w:rPr>
               <w:t xml:space="preserve">After</w:t>
             </w:r>
@@ -1905,20 +2095,20 @@
           </w:tcPr>
           <w:p>
             <w:pPr>
-              <w:spacing w:after="20" w:line="232" w:lineRule="auto"/>
-              <w:jc w:val="left"/>
-            </w:pPr>
-            <w:r>
-              <w:rPr>
-                <w:rFonts w:ascii="Times New Roman" w:cs="Times New Roman" w:eastAsia="Times New Roman" w:hAnsi="Times New Roman"/>
-                <w:b w:val="false"/>
-                <w:bCs w:val="false"/>
-                <w:i w:val="false"/>
-                <w:iCs w:val="false"/>
-                <w:caps w:val="false"/>
-                <w:color w:val="1A1A1A"/>
-                <w:sz w:val="17"/>
-                <w:szCs w:val="17"/>
+              <w:spacing w:after="20" w:line="228" w:lineRule="auto"/>
+              <w:jc w:val="left"/>
+            </w:pPr>
+            <w:r>
+              <w:rPr>
+                <w:rFonts w:ascii="Arial" w:cs="Arial" w:eastAsia="Arial" w:hAnsi="Arial"/>
+                <w:b w:val="false"/>
+                <w:bCs w:val="false"/>
+                <w:i w:val="false"/>
+                <w:iCs w:val="false"/>
+                <w:caps w:val="false"/>
+                <w:color w:val="000000"/>
+                <w:sz w:val="16"/>
+                <w:szCs w:val="16"/>
               </w:rPr>
               <w:t xml:space="preserve">Mr Levy (through nominee)</w:t>
             </w:r>
@@ -1937,20 +2127,20 @@
           </w:tcPr>
           <w:p>
             <w:pPr>
-              <w:spacing w:after="20" w:line="232" w:lineRule="auto"/>
+              <w:spacing w:after="20" w:line="228" w:lineRule="auto"/>
               <w:jc w:val="right"/>
             </w:pPr>
             <w:r>
               <w:rPr>
-                <w:rFonts w:ascii="Times New Roman" w:cs="Times New Roman" w:eastAsia="Times New Roman" w:hAnsi="Times New Roman"/>
-                <w:b w:val="false"/>
-                <w:bCs w:val="false"/>
-                <w:i w:val="false"/>
-                <w:iCs w:val="false"/>
-                <w:caps w:val="false"/>
-                <w:color w:val="1A1A1A"/>
-                <w:sz w:val="17"/>
-                <w:szCs w:val="17"/>
+                <w:rFonts w:ascii="Arial" w:cs="Arial" w:eastAsia="Arial" w:hAnsi="Arial"/>
+                <w:b w:val="false"/>
+                <w:bCs w:val="false"/>
+                <w:i w:val="false"/>
+                <w:iCs w:val="false"/>
+                <w:caps w:val="false"/>
+                <w:color w:val="000000"/>
+                <w:sz w:val="16"/>
+                <w:szCs w:val="16"/>
               </w:rPr>
               <w:t xml:space="preserve">1.350</w:t>
             </w:r>
@@ -1969,20 +2159,20 @@
           </w:tcPr>
           <w:p>
             <w:pPr>
-              <w:spacing w:after="20" w:line="232" w:lineRule="auto"/>
+              <w:spacing w:after="20" w:line="228" w:lineRule="auto"/>
               <w:jc w:val="right"/>
             </w:pPr>
             <w:r>
               <w:rPr>
-                <w:rFonts w:ascii="Times New Roman" w:cs="Times New Roman" w:eastAsia="Times New Roman" w:hAnsi="Times New Roman"/>
-                <w:b w:val="false"/>
-                <w:bCs w:val="false"/>
-                <w:i w:val="false"/>
-                <w:iCs w:val="false"/>
-                <w:caps w:val="false"/>
-                <w:color w:val="1A1A1A"/>
-                <w:sz w:val="17"/>
-                <w:szCs w:val="17"/>
+                <w:rFonts w:ascii="Arial" w:cs="Arial" w:eastAsia="Arial" w:hAnsi="Arial"/>
+                <w:b w:val="false"/>
+                <w:bCs w:val="false"/>
+                <w:i w:val="false"/>
+                <w:iCs w:val="false"/>
+                <w:caps w:val="false"/>
+                <w:color w:val="000000"/>
+                <w:sz w:val="16"/>
+                <w:szCs w:val="16"/>
               </w:rPr>
               <w:t xml:space="preserve">10</w:t>
             </w:r>
@@ -2001,20 +2191,20 @@
           </w:tcPr>
           <w:p>
             <w:pPr>
-              <w:spacing w:after="20" w:line="232" w:lineRule="auto"/>
+              <w:spacing w:after="20" w:line="228" w:lineRule="auto"/>
               <w:jc w:val="right"/>
             </w:pPr>
             <w:r>
               <w:rPr>
-                <w:rFonts w:ascii="Times New Roman" w:cs="Times New Roman" w:eastAsia="Times New Roman" w:hAnsi="Times New Roman"/>
-                <w:b w:val="false"/>
-                <w:bCs w:val="false"/>
-                <w:i w:val="false"/>
-                <w:iCs w:val="false"/>
-                <w:caps w:val="false"/>
-                <w:color w:val="1A1A1A"/>
-                <w:sz w:val="17"/>
-                <w:szCs w:val="17"/>
+                <w:rFonts w:ascii="Arial" w:cs="Arial" w:eastAsia="Arial" w:hAnsi="Arial"/>
+                <w:b w:val="false"/>
+                <w:bCs w:val="false"/>
+                <w:i w:val="false"/>
+                <w:iCs w:val="false"/>
+                <w:caps w:val="false"/>
+                <w:color w:val="000000"/>
+                <w:sz w:val="16"/>
+                <w:szCs w:val="16"/>
               </w:rPr>
               <w:t xml:space="preserve">nil</w:t>
             </w:r>
@@ -2033,20 +2223,20 @@
           </w:tcPr>
           <w:p>
             <w:pPr>
-              <w:spacing w:after="20" w:line="232" w:lineRule="auto"/>
+              <w:spacing w:after="20" w:line="228" w:lineRule="auto"/>
               <w:jc w:val="right"/>
             </w:pPr>
             <w:r>
               <w:rPr>
-                <w:rFonts w:ascii="Times New Roman" w:cs="Times New Roman" w:eastAsia="Times New Roman" w:hAnsi="Times New Roman"/>
-                <w:b w:val="false"/>
-                <w:bCs w:val="false"/>
-                <w:i w:val="false"/>
-                <w:iCs w:val="false"/>
-                <w:caps w:val="false"/>
-                <w:color w:val="1A1A1A"/>
-                <w:sz w:val="17"/>
-                <w:szCs w:val="17"/>
+                <w:rFonts w:ascii="Arial" w:cs="Arial" w:eastAsia="Arial" w:hAnsi="Arial"/>
+                <w:b w:val="false"/>
+                <w:bCs w:val="false"/>
+                <w:i w:val="false"/>
+                <w:iCs w:val="false"/>
+                <w:caps w:val="false"/>
+                <w:color w:val="000000"/>
+                <w:sz w:val="16"/>
+                <w:szCs w:val="16"/>
               </w:rPr>
               <w:t xml:space="preserve">1.360   (80,0%)</w:t>
             </w:r>
@@ -2067,20 +2257,20 @@
           </w:tcPr>
           <w:p>
             <w:pPr>
-              <w:spacing w:after="20" w:line="232" w:lineRule="auto"/>
-              <w:jc w:val="left"/>
-            </w:pPr>
-            <w:r>
-              <w:rPr>
-                <w:rFonts w:ascii="Times New Roman" w:cs="Times New Roman" w:eastAsia="Times New Roman" w:hAnsi="Times New Roman"/>
-                <w:b w:val="false"/>
-                <w:bCs w:val="false"/>
-                <w:i w:val="false"/>
-                <w:iCs w:val="false"/>
-                <w:caps w:val="false"/>
-                <w:color w:val="1A1A1A"/>
-                <w:sz w:val="17"/>
-                <w:szCs w:val="17"/>
+              <w:spacing w:after="20" w:line="228" w:lineRule="auto"/>
+              <w:jc w:val="left"/>
+            </w:pPr>
+            <w:r>
+              <w:rPr>
+                <w:rFonts w:ascii="Arial" w:cs="Arial" w:eastAsia="Arial" w:hAnsi="Arial"/>
+                <w:b w:val="false"/>
+                <w:bCs w:val="false"/>
+                <w:i w:val="false"/>
+                <w:iCs w:val="false"/>
+                <w:caps w:val="false"/>
+                <w:color w:val="000000"/>
+                <w:sz w:val="16"/>
+                <w:szCs w:val="16"/>
               </w:rPr>
               <w:t xml:space="preserve">Starter Point</w:t>
             </w:r>
@@ -2099,20 +2289,20 @@
           </w:tcPr>
           <w:p>
             <w:pPr>
-              <w:spacing w:after="20" w:line="232" w:lineRule="auto"/>
+              <w:spacing w:after="20" w:line="228" w:lineRule="auto"/>
               <w:jc w:val="right"/>
             </w:pPr>
             <w:r>
               <w:rPr>
-                <w:rFonts w:ascii="Times New Roman" w:cs="Times New Roman" w:eastAsia="Times New Roman" w:hAnsi="Times New Roman"/>
-                <w:b w:val="false"/>
-                <w:bCs w:val="false"/>
-                <w:i w:val="false"/>
-                <w:iCs w:val="false"/>
-                <w:caps w:val="false"/>
-                <w:color w:val="1A1A1A"/>
-                <w:sz w:val="17"/>
-                <w:szCs w:val="17"/>
+                <w:rFonts w:ascii="Arial" w:cs="Arial" w:eastAsia="Arial" w:hAnsi="Arial"/>
+                <w:b w:val="false"/>
+                <w:bCs w:val="false"/>
+                <w:i w:val="false"/>
+                <w:iCs w:val="false"/>
+                <w:caps w:val="false"/>
+                <w:color w:val="000000"/>
+                <w:sz w:val="16"/>
+                <w:szCs w:val="16"/>
               </w:rPr>
               <w:t xml:space="preserve">nil</w:t>
             </w:r>
@@ -2131,20 +2321,20 @@
           </w:tcPr>
           <w:p>
             <w:pPr>
-              <w:spacing w:after="20" w:line="232" w:lineRule="auto"/>
+              <w:spacing w:after="20" w:line="228" w:lineRule="auto"/>
               <w:jc w:val="right"/>
             </w:pPr>
             <w:r>
               <w:rPr>
-                <w:rFonts w:ascii="Times New Roman" w:cs="Times New Roman" w:eastAsia="Times New Roman" w:hAnsi="Times New Roman"/>
-                <w:b w:val="false"/>
-                <w:bCs w:val="false"/>
-                <w:i w:val="false"/>
-                <w:iCs w:val="false"/>
-                <w:caps w:val="false"/>
-                <w:color w:val="1A1A1A"/>
-                <w:sz w:val="17"/>
-                <w:szCs w:val="17"/>
+                <w:rFonts w:ascii="Arial" w:cs="Arial" w:eastAsia="Arial" w:hAnsi="Arial"/>
+                <w:b w:val="false"/>
+                <w:bCs w:val="false"/>
+                <w:i w:val="false"/>
+                <w:iCs w:val="false"/>
+                <w:caps w:val="false"/>
+                <w:color w:val="000000"/>
+                <w:sz w:val="16"/>
+                <w:szCs w:val="16"/>
               </w:rPr>
               <w:t xml:space="preserve">nil</w:t>
             </w:r>
@@ -2163,20 +2353,20 @@
           </w:tcPr>
           <w:p>
             <w:pPr>
-              <w:spacing w:after="20" w:line="232" w:lineRule="auto"/>
+              <w:spacing w:after="20" w:line="228" w:lineRule="auto"/>
               <w:jc w:val="right"/>
             </w:pPr>
             <w:r>
               <w:rPr>
-                <w:rFonts w:ascii="Times New Roman" w:cs="Times New Roman" w:eastAsia="Times New Roman" w:hAnsi="Times New Roman"/>
-                <w:b w:val="false"/>
-                <w:bCs w:val="false"/>
-                <w:i w:val="false"/>
-                <w:iCs w:val="false"/>
-                <w:caps w:val="false"/>
-                <w:color w:val="1A1A1A"/>
-                <w:sz w:val="17"/>
-                <w:szCs w:val="17"/>
+                <w:rFonts w:ascii="Arial" w:cs="Arial" w:eastAsia="Arial" w:hAnsi="Arial"/>
+                <w:b w:val="false"/>
+                <w:bCs w:val="false"/>
+                <w:i w:val="false"/>
+                <w:iCs w:val="false"/>
+                <w:caps w:val="false"/>
+                <w:color w:val="000000"/>
+                <w:sz w:val="16"/>
+                <w:szCs w:val="16"/>
               </w:rPr>
               <w:t xml:space="preserve">170</w:t>
             </w:r>
@@ -2195,20 +2385,20 @@
           </w:tcPr>
           <w:p>
             <w:pPr>
-              <w:spacing w:after="20" w:line="232" w:lineRule="auto"/>
+              <w:spacing w:after="20" w:line="228" w:lineRule="auto"/>
               <w:jc w:val="right"/>
             </w:pPr>
             <w:r>
               <w:rPr>
-                <w:rFonts w:ascii="Times New Roman" w:cs="Times New Roman" w:eastAsia="Times New Roman" w:hAnsi="Times New Roman"/>
-                <w:b w:val="false"/>
-                <w:bCs w:val="false"/>
-                <w:i w:val="false"/>
-                <w:iCs w:val="false"/>
-                <w:caps w:val="false"/>
-                <w:color w:val="1A1A1A"/>
-                <w:sz w:val="17"/>
-                <w:szCs w:val="17"/>
+                <w:rFonts w:ascii="Arial" w:cs="Arial" w:eastAsia="Arial" w:hAnsi="Arial"/>
+                <w:b w:val="false"/>
+                <w:bCs w:val="false"/>
+                <w:i w:val="false"/>
+                <w:iCs w:val="false"/>
+                <w:caps w:val="false"/>
+                <w:color w:val="000000"/>
+                <w:sz w:val="16"/>
+                <w:szCs w:val="16"/>
               </w:rPr>
               <w:t xml:space="preserve">170   (10,0%)</w:t>
             </w:r>
@@ -2229,20 +2419,20 @@
           </w:tcPr>
           <w:p>
             <w:pPr>
-              <w:spacing w:after="20" w:line="232" w:lineRule="auto"/>
-              <w:jc w:val="left"/>
-            </w:pPr>
-            <w:r>
-              <w:rPr>
-                <w:rFonts w:ascii="Times New Roman" w:cs="Times New Roman" w:eastAsia="Times New Roman" w:hAnsi="Times New Roman"/>
-                <w:b w:val="false"/>
-                <w:bCs w:val="false"/>
-                <w:i w:val="false"/>
-                <w:iCs w:val="false"/>
-                <w:caps w:val="false"/>
-                <w:color w:val="1A1A1A"/>
-                <w:sz w:val="17"/>
-                <w:szCs w:val="17"/>
+              <w:spacing w:after="20" w:line="228" w:lineRule="auto"/>
+              <w:jc w:val="left"/>
+            </w:pPr>
+            <w:r>
+              <w:rPr>
+                <w:rFonts w:ascii="Arial" w:cs="Arial" w:eastAsia="Arial" w:hAnsi="Arial"/>
+                <w:b w:val="false"/>
+                <w:bCs w:val="false"/>
+                <w:i w:val="false"/>
+                <w:iCs w:val="false"/>
+                <w:caps w:val="false"/>
+                <w:color w:val="000000"/>
+                <w:sz w:val="16"/>
+                <w:szCs w:val="16"/>
               </w:rPr>
               <w:t xml:space="preserve">Minority shareholders (each)</w:t>
             </w:r>
@@ -2261,20 +2451,20 @@
           </w:tcPr>
           <w:p>
             <w:pPr>
-              <w:spacing w:after="20" w:line="232" w:lineRule="auto"/>
+              <w:spacing w:after="20" w:line="228" w:lineRule="auto"/>
               <w:jc w:val="right"/>
             </w:pPr>
             <w:r>
               <w:rPr>
-                <w:rFonts w:ascii="Times New Roman" w:cs="Times New Roman" w:eastAsia="Times New Roman" w:hAnsi="Times New Roman"/>
-                <w:b w:val="false"/>
-                <w:bCs w:val="false"/>
-                <w:i w:val="false"/>
-                <w:iCs w:val="false"/>
-                <w:caps w:val="false"/>
-                <w:color w:val="1A1A1A"/>
-                <w:sz w:val="17"/>
-                <w:szCs w:val="17"/>
+                <w:rFonts w:ascii="Arial" w:cs="Arial" w:eastAsia="Arial" w:hAnsi="Arial"/>
+                <w:b w:val="false"/>
+                <w:bCs w:val="false"/>
+                <w:i w:val="false"/>
+                <w:iCs w:val="false"/>
+                <w:caps w:val="false"/>
+                <w:color w:val="000000"/>
+                <w:sz w:val="16"/>
+                <w:szCs w:val="16"/>
               </w:rPr>
               <w:t xml:space="preserve">75</w:t>
             </w:r>
@@ -2293,20 +2483,20 @@
           </w:tcPr>
           <w:p>
             <w:pPr>
-              <w:spacing w:after="20" w:line="232" w:lineRule="auto"/>
+              <w:spacing w:after="20" w:line="228" w:lineRule="auto"/>
               <w:jc w:val="right"/>
             </w:pPr>
             <w:r>
               <w:rPr>
-                <w:rFonts w:ascii="Times New Roman" w:cs="Times New Roman" w:eastAsia="Times New Roman" w:hAnsi="Times New Roman"/>
-                <w:b w:val="false"/>
-                <w:bCs w:val="false"/>
-                <w:i w:val="false"/>
-                <w:iCs w:val="false"/>
-                <w:caps w:val="false"/>
-                <w:color w:val="1A1A1A"/>
-                <w:sz w:val="17"/>
-                <w:szCs w:val="17"/>
+                <w:rFonts w:ascii="Arial" w:cs="Arial" w:eastAsia="Arial" w:hAnsi="Arial"/>
+                <w:b w:val="false"/>
+                <w:bCs w:val="false"/>
+                <w:i w:val="false"/>
+                <w:iCs w:val="false"/>
+                <w:caps w:val="false"/>
+                <w:color w:val="000000"/>
+                <w:sz w:val="16"/>
+                <w:szCs w:val="16"/>
               </w:rPr>
               <w:t xml:space="preserve">10</w:t>
             </w:r>
@@ -2325,20 +2515,20 @@
           </w:tcPr>
           <w:p>
             <w:pPr>
-              <w:spacing w:after="20" w:line="232" w:lineRule="auto"/>
+              <w:spacing w:after="20" w:line="228" w:lineRule="auto"/>
               <w:jc w:val="right"/>
             </w:pPr>
             <w:r>
               <w:rPr>
-                <w:rFonts w:ascii="Times New Roman" w:cs="Times New Roman" w:eastAsia="Times New Roman" w:hAnsi="Times New Roman"/>
-                <w:b w:val="false"/>
-                <w:bCs w:val="false"/>
-                <w:i w:val="false"/>
-                <w:iCs w:val="false"/>
-                <w:caps w:val="false"/>
-                <w:color w:val="1A1A1A"/>
-                <w:sz w:val="17"/>
-                <w:szCs w:val="17"/>
+                <w:rFonts w:ascii="Arial" w:cs="Arial" w:eastAsia="Arial" w:hAnsi="Arial"/>
+                <w:b w:val="false"/>
+                <w:bCs w:val="false"/>
+                <w:i w:val="false"/>
+                <w:iCs w:val="false"/>
+                <w:caps w:val="false"/>
+                <w:color w:val="000000"/>
+                <w:sz w:val="16"/>
+                <w:szCs w:val="16"/>
               </w:rPr>
               <w:t xml:space="preserve">nil</w:t>
             </w:r>
@@ -2357,20 +2547,20 @@
           </w:tcPr>
           <w:p>
             <w:pPr>
-              <w:spacing w:after="20" w:line="232" w:lineRule="auto"/>
+              <w:spacing w:after="20" w:line="228" w:lineRule="auto"/>
               <w:jc w:val="right"/>
             </w:pPr>
             <w:r>
               <w:rPr>
-                <w:rFonts w:ascii="Times New Roman" w:cs="Times New Roman" w:eastAsia="Times New Roman" w:hAnsi="Times New Roman"/>
-                <w:b w:val="false"/>
-                <w:bCs w:val="false"/>
-                <w:i w:val="false"/>
-                <w:iCs w:val="false"/>
-                <w:caps w:val="false"/>
-                <w:color w:val="1A1A1A"/>
-                <w:sz w:val="17"/>
-                <w:szCs w:val="17"/>
+                <w:rFonts w:ascii="Arial" w:cs="Arial" w:eastAsia="Arial" w:hAnsi="Arial"/>
+                <w:b w:val="false"/>
+                <w:bCs w:val="false"/>
+                <w:i w:val="false"/>
+                <w:iCs w:val="false"/>
+                <w:caps w:val="false"/>
+                <w:color w:val="000000"/>
+                <w:sz w:val="16"/>
+                <w:szCs w:val="16"/>
               </w:rPr>
               <w:t xml:space="preserve">85   (5,0%)</w:t>
             </w:r>
@@ -2391,20 +2581,20 @@
           </w:tcPr>
           <w:p>
             <w:pPr>
-              <w:spacing w:after="20" w:line="232" w:lineRule="auto"/>
-              <w:jc w:val="left"/>
-            </w:pPr>
-            <w:r>
-              <w:rPr>
-                <w:rFonts w:ascii="Times New Roman" w:cs="Times New Roman" w:eastAsia="Times New Roman" w:hAnsi="Times New Roman"/>
+              <w:spacing w:after="20" w:line="228" w:lineRule="auto"/>
+              <w:jc w:val="left"/>
+            </w:pPr>
+            <w:r>
+              <w:rPr>
+                <w:rFonts w:ascii="Arial" w:cs="Arial" w:eastAsia="Arial" w:hAnsi="Arial"/>
                 <w:b/>
                 <w:bCs/>
                 <w:i w:val="false"/>
                 <w:iCs w:val="false"/>
                 <w:caps w:val="false"/>
-                <w:color w:val="1A1A1A"/>
-                <w:sz w:val="17"/>
-                <w:szCs w:val="17"/>
+                <w:color w:val="000000"/>
+                <w:sz w:val="16"/>
+                <w:szCs w:val="16"/>
               </w:rPr>
               <w:t xml:space="preserve">Total</w:t>
             </w:r>
@@ -2423,20 +2613,20 @@
           </w:tcPr>
           <w:p>
             <w:pPr>
-              <w:spacing w:after="20" w:line="232" w:lineRule="auto"/>
+              <w:spacing w:after="20" w:line="228" w:lineRule="auto"/>
               <w:jc w:val="right"/>
             </w:pPr>
             <w:r>
               <w:rPr>
-                <w:rFonts w:ascii="Times New Roman" w:cs="Times New Roman" w:eastAsia="Times New Roman" w:hAnsi="Times New Roman"/>
+                <w:rFonts w:ascii="Arial" w:cs="Arial" w:eastAsia="Arial" w:hAnsi="Arial"/>
                 <w:b/>
                 <w:bCs/>
                 <w:i w:val="false"/>
                 <w:iCs w:val="false"/>
                 <w:caps w:val="false"/>
-                <w:color w:val="1A1A1A"/>
-                <w:sz w:val="17"/>
-                <w:szCs w:val="17"/>
+                <w:color w:val="000000"/>
+                <w:sz w:val="16"/>
+                <w:szCs w:val="16"/>
               </w:rPr>
               <w:t xml:space="preserve">1.500</w:t>
             </w:r>
@@ -2455,20 +2645,20 @@
           </w:tcPr>
           <w:p>
             <w:pPr>
-              <w:spacing w:after="20" w:line="232" w:lineRule="auto"/>
+              <w:spacing w:after="20" w:line="228" w:lineRule="auto"/>
               <w:jc w:val="right"/>
             </w:pPr>
             <w:r>
               <w:rPr>
-                <w:rFonts w:ascii="Times New Roman" w:cs="Times New Roman" w:eastAsia="Times New Roman" w:hAnsi="Times New Roman"/>
+                <w:rFonts w:ascii="Arial" w:cs="Arial" w:eastAsia="Arial" w:hAnsi="Arial"/>
                 <w:b/>
                 <w:bCs/>
                 <w:i w:val="false"/>
                 <w:iCs w:val="false"/>
                 <w:caps w:val="false"/>
-                <w:color w:val="1A1A1A"/>
-                <w:sz w:val="17"/>
-                <w:szCs w:val="17"/>
+                <w:color w:val="000000"/>
+                <w:sz w:val="16"/>
+                <w:szCs w:val="16"/>
               </w:rPr>
               <w:t xml:space="preserve">30</w:t>
             </w:r>
@@ -2487,20 +2677,20 @@
           </w:tcPr>
           <w:p>
             <w:pPr>
-              <w:spacing w:after="20" w:line="232" w:lineRule="auto"/>
+              <w:spacing w:after="20" w:line="228" w:lineRule="auto"/>
               <w:jc w:val="right"/>
             </w:pPr>
             <w:r>
               <w:rPr>
-                <w:rFonts w:ascii="Times New Roman" w:cs="Times New Roman" w:eastAsia="Times New Roman" w:hAnsi="Times New Roman"/>
+                <w:rFonts w:ascii="Arial" w:cs="Arial" w:eastAsia="Arial" w:hAnsi="Arial"/>
                 <w:b/>
                 <w:bCs/>
                 <w:i w:val="false"/>
                 <w:iCs w:val="false"/>
                 <w:caps w:val="false"/>
-                <w:color w:val="1A1A1A"/>
-                <w:sz w:val="17"/>
-                <w:szCs w:val="17"/>
+                <w:color w:val="000000"/>
+                <w:sz w:val="16"/>
+                <w:szCs w:val="16"/>
               </w:rPr>
               <w:t xml:space="preserve">170</w:t>
             </w:r>
@@ -2519,20 +2709,20 @@
           </w:tcPr>
           <w:p>
             <w:pPr>
-              <w:spacing w:after="20" w:line="232" w:lineRule="auto"/>
+              <w:spacing w:after="20" w:line="228" w:lineRule="auto"/>
               <w:jc w:val="right"/>
             </w:pPr>
             <w:r>
               <w:rPr>
-                <w:rFonts w:ascii="Times New Roman" w:cs="Times New Roman" w:eastAsia="Times New Roman" w:hAnsi="Times New Roman"/>
+                <w:rFonts w:ascii="Arial" w:cs="Arial" w:eastAsia="Arial" w:hAnsi="Arial"/>
                 <w:b/>
                 <w:bCs/>
                 <w:i w:val="false"/>
                 <w:iCs w:val="false"/>
                 <w:caps w:val="false"/>
-                <w:color w:val="1A1A1A"/>
-                <w:sz w:val="17"/>
-                <w:szCs w:val="17"/>
+                <w:color w:val="000000"/>
+                <w:sz w:val="16"/>
+                <w:szCs w:val="16"/>
               </w:rPr>
               <w:t xml:space="preserve">1.700   (100%)</w:t>
             </w:r>
@@ -2543,20 +2733,20 @@
     <w:p>
       <w:pPr>
         <w:keepLines/>
-        <w:spacing w:after="40" w:before="0" w:line="252" w:lineRule="auto"/>
+        <w:spacing w:after="40" w:before="0" w:line="248" w:lineRule="auto"/>
         <w:jc w:val="both"/>
       </w:pPr>
       <w:r>
         <w:rPr>
-          <w:rFonts w:ascii="Times New Roman" w:cs="Times New Roman" w:eastAsia="Times New Roman" w:hAnsi="Times New Roman"/>
+          <w:rFonts w:ascii="Arial" w:cs="Arial" w:eastAsia="Arial" w:hAnsi="Arial"/>
           <w:b w:val="false"/>
           <w:bCs w:val="false"/>
           <w:i w:val="false"/>
           <w:iCs w:val="false"/>
           <w:caps w:val="false"/>
-          <w:color w:val="1A1A1A"/>
-          <w:sz w:val="19"/>
-          <w:szCs w:val="19"/>
+          <w:color w:val="000000"/>
+          <w:sz w:val="18"/>
+          <w:szCs w:val="18"/>
         </w:rPr>
         <w:t xml:space="preserve"> </w:t>
       </w:r>
@@ -2564,19 +2754,19 @@
     <w:p>
       <w:pPr>
         <w:keepNext/>
-        <w:spacing w:after="70" w:before="130"/>
+        <w:spacing w:after="70" w:before="140"/>
       </w:pPr>
       <w:r>
         <w:rPr>
-          <w:rFonts w:ascii="Times New Roman" w:cs="Times New Roman" w:eastAsia="Times New Roman" w:hAnsi="Times New Roman"/>
+          <w:rFonts w:ascii="Arial" w:cs="Arial" w:eastAsia="Arial" w:hAnsi="Arial"/>
           <w:b/>
           <w:bCs/>
           <w:i w:val="false"/>
           <w:iCs w:val="false"/>
           <w:caps w:val="false"/>
-          <w:color w:val="1A1A1A"/>
-          <w:sz w:val="19"/>
-          <w:szCs w:val="19"/>
+          <w:color w:val="000000"/>
+          <w:sz w:val="18"/>
+          <w:szCs w:val="18"/>
         </w:rPr>
         <w:t xml:space="preserve">Assessment</w:t>
       </w:r>
@@ -2585,11 +2775,11 @@
       <w:tblPr>
         <w:tblW w:type="dxa" w:w="9576"/>
         <w:tblBorders>
-          <w:top w:val="single" w:color="1A1A1A" w:sz="8"/>
+          <w:top w:val="single" w:color="000000" w:sz="8"/>
           <w:left w:val="none"/>
-          <w:bottom w:val="single" w:color="1A1A1A" w:sz="8"/>
+          <w:bottom w:val="single" w:color="000000" w:sz="8"/>
           <w:right w:val="none"/>
-          <w:insideH w:val="single" w:color="C9C4BE" w:sz="4"/>
+          <w:insideH w:val="single" w:color="BFBFBF" w:sz="4"/>
           <w:insideV w:val="none"/>
         </w:tblBorders>
       </w:tblPr>
@@ -2611,20 +2801,20 @@
           </w:tcPr>
           <w:p>
             <w:pPr>
-              <w:spacing w:after="20" w:line="232" w:lineRule="auto"/>
-              <w:jc w:val="left"/>
-            </w:pPr>
-            <w:r>
-              <w:rPr>
-                <w:rFonts w:ascii="Times New Roman" w:cs="Times New Roman" w:eastAsia="Times New Roman" w:hAnsi="Times New Roman"/>
+              <w:spacing w:after="20" w:line="228" w:lineRule="auto"/>
+              <w:jc w:val="left"/>
+            </w:pPr>
+            <w:r>
+              <w:rPr>
+                <w:rFonts w:ascii="Arial" w:cs="Arial" w:eastAsia="Arial" w:hAnsi="Arial"/>
                 <w:b/>
                 <w:bCs/>
                 <w:i w:val="false"/>
                 <w:iCs w:val="false"/>
                 <w:caps w:val="false"/>
-                <w:color w:val="1A1A1A"/>
-                <w:sz w:val="17"/>
-                <w:szCs w:val="17"/>
+                <w:color w:val="000000"/>
+                <w:sz w:val="16"/>
+                <w:szCs w:val="16"/>
               </w:rPr>
               <w:t xml:space="preserve">Accounting</w:t>
             </w:r>
@@ -2643,22 +2833,22 @@
           </w:tcPr>
           <w:p>
             <w:pPr>
-              <w:spacing w:after="20" w:line="232" w:lineRule="auto"/>
-              <w:jc w:val="left"/>
-            </w:pPr>
-            <w:r>
-              <w:rPr>
-                <w:rFonts w:ascii="Times New Roman" w:cs="Times New Roman" w:eastAsia="Times New Roman" w:hAnsi="Times New Roman"/>
-                <w:b w:val="false"/>
-                <w:bCs w:val="false"/>
-                <w:i w:val="false"/>
-                <w:iCs w:val="false"/>
-                <w:caps w:val="false"/>
-                <w:color w:val="1A1A1A"/>
-                <w:sz w:val="17"/>
-                <w:szCs w:val="17"/>
-              </w:rPr>
-              <w:t xml:space="preserve">Unambiguously equity under IAS 32. Equity moves from -€3,98m to approximately +€16,0m; the going concern question is resolved and no letter of support is needed.</w:t>
+              <w:spacing w:after="20" w:line="228" w:lineRule="auto"/>
+              <w:jc w:val="left"/>
+            </w:pPr>
+            <w:r>
+              <w:rPr>
+                <w:rFonts w:ascii="Arial" w:cs="Arial" w:eastAsia="Arial" w:hAnsi="Arial"/>
+                <w:b w:val="false"/>
+                <w:bCs w:val="false"/>
+                <w:i w:val="false"/>
+                <w:iCs w:val="false"/>
+                <w:caps w:val="false"/>
+                <w:color w:val="000000"/>
+                <w:sz w:val="16"/>
+                <w:szCs w:val="16"/>
+              </w:rPr>
+              <w:t xml:space="preserve">Equity under IAS 32 without qualification. Equity moves from negative €3,98m to approximately positive €16,0m; the going concern position is resolved and no letter of support is required.</w:t>
             </w:r>
           </w:p>
         </w:tc>
@@ -2677,20 +2867,20 @@
           </w:tcPr>
           <w:p>
             <w:pPr>
-              <w:spacing w:after="20" w:line="232" w:lineRule="auto"/>
-              <w:jc w:val="left"/>
-            </w:pPr>
-            <w:r>
-              <w:rPr>
-                <w:rFonts w:ascii="Times New Roman" w:cs="Times New Roman" w:eastAsia="Times New Roman" w:hAnsi="Times New Roman"/>
+              <w:spacing w:after="20" w:line="228" w:lineRule="auto"/>
+              <w:jc w:val="left"/>
+            </w:pPr>
+            <w:r>
+              <w:rPr>
+                <w:rFonts w:ascii="Arial" w:cs="Arial" w:eastAsia="Arial" w:hAnsi="Arial"/>
                 <w:b/>
                 <w:bCs/>
                 <w:i w:val="false"/>
                 <w:iCs w:val="false"/>
                 <w:caps w:val="false"/>
-                <w:color w:val="1A1A1A"/>
-                <w:sz w:val="17"/>
-                <w:szCs w:val="17"/>
+                <w:color w:val="000000"/>
+                <w:sz w:val="16"/>
+                <w:szCs w:val="16"/>
               </w:rPr>
               <w:t xml:space="preserve">Register</w:t>
             </w:r>
@@ -2709,22 +2899,22 @@
           </w:tcPr>
           <w:p>
             <w:pPr>
-              <w:spacing w:after="20" w:line="232" w:lineRule="auto"/>
-              <w:jc w:val="left"/>
-            </w:pPr>
-            <w:r>
-              <w:rPr>
-                <w:rFonts w:ascii="Times New Roman" w:cs="Times New Roman" w:eastAsia="Times New Roman" w:hAnsi="Times New Roman"/>
-                <w:b w:val="false"/>
-                <w:bCs w:val="false"/>
-                <w:i w:val="false"/>
-                <w:iCs w:val="false"/>
-                <w:caps w:val="false"/>
-                <w:color w:val="1A1A1A"/>
-                <w:sz w:val="17"/>
-                <w:szCs w:val="17"/>
-              </w:rPr>
-              <w:t xml:space="preserve">The only structure that delivers 80/10/5/5 on the ordinary register. Dividends then follow shareholdings, so the minority entitlement needs no special drafting.</w:t>
+              <w:spacing w:after="20" w:line="228" w:lineRule="auto"/>
+              <w:jc w:val="left"/>
+            </w:pPr>
+            <w:r>
+              <w:rPr>
+                <w:rFonts w:ascii="Arial" w:cs="Arial" w:eastAsia="Arial" w:hAnsi="Arial"/>
+                <w:b w:val="false"/>
+                <w:bCs w:val="false"/>
+                <w:i w:val="false"/>
+                <w:iCs w:val="false"/>
+                <w:caps w:val="false"/>
+                <w:color w:val="000000"/>
+                <w:sz w:val="16"/>
+                <w:szCs w:val="16"/>
+              </w:rPr>
+              <w:t xml:space="preserve">The only structure that delivers 80/10/5/5 on the ordinary register. Dividends then follow shareholdings, so the minority entitlement requires no further drafting.</w:t>
             </w:r>
           </w:p>
         </w:tc>
@@ -2743,20 +2933,20 @@
           </w:tcPr>
           <w:p>
             <w:pPr>
-              <w:spacing w:after="20" w:line="232" w:lineRule="auto"/>
-              <w:jc w:val="left"/>
-            </w:pPr>
-            <w:r>
-              <w:rPr>
-                <w:rFonts w:ascii="Times New Roman" w:cs="Times New Roman" w:eastAsia="Times New Roman" w:hAnsi="Times New Roman"/>
+              <w:spacing w:after="20" w:line="228" w:lineRule="auto"/>
+              <w:jc w:val="left"/>
+            </w:pPr>
+            <w:r>
+              <w:rPr>
+                <w:rFonts w:ascii="Arial" w:cs="Arial" w:eastAsia="Arial" w:hAnsi="Arial"/>
                 <w:b/>
                 <w:bCs/>
                 <w:i w:val="false"/>
                 <w:iCs w:val="false"/>
                 <w:caps w:val="false"/>
-                <w:color w:val="1A1A1A"/>
-                <w:sz w:val="17"/>
-                <w:szCs w:val="17"/>
+                <w:color w:val="000000"/>
+                <w:sz w:val="16"/>
+                <w:szCs w:val="16"/>
               </w:rPr>
               <w:t xml:space="preserve">Tax</w:t>
             </w:r>
@@ -2775,22 +2965,22 @@
           </w:tcPr>
           <w:p>
             <w:pPr>
-              <w:spacing w:after="20" w:line="232" w:lineRule="auto"/>
-              <w:jc w:val="left"/>
-            </w:pPr>
-            <w:r>
-              <w:rPr>
-                <w:rFonts w:ascii="Times New Roman" w:cs="Times New Roman" w:eastAsia="Times New Roman" w:hAnsi="Times New Roman"/>
-                <w:b w:val="false"/>
-                <w:bCs w:val="false"/>
-                <w:i w:val="false"/>
-                <w:iCs w:val="false"/>
-                <w:caps w:val="false"/>
-                <w:color w:val="1A1A1A"/>
-                <w:sz w:val="17"/>
-                <w:szCs w:val="17"/>
-              </w:rPr>
-              <w:t xml:space="preserve">New equity for Article 9B, but the notional deduction is worth nil in Keytree: capped at 80% of taxable profit from the assets financed, and Keytree has none; unused amounts are not carried forward. No group tax benefit.</w:t>
+              <w:spacing w:after="20" w:line="228" w:lineRule="auto"/>
+              <w:jc w:val="left"/>
+            </w:pPr>
+            <w:r>
+              <w:rPr>
+                <w:rFonts w:ascii="Arial" w:cs="Arial" w:eastAsia="Arial" w:hAnsi="Arial"/>
+                <w:b w:val="false"/>
+                <w:bCs w:val="false"/>
+                <w:i w:val="false"/>
+                <w:iCs w:val="false"/>
+                <w:caps w:val="false"/>
+                <w:color w:val="000000"/>
+                <w:sz w:val="16"/>
+                <w:szCs w:val="16"/>
+              </w:rPr>
+              <w:t xml:space="preserve">The subscription constitutes new equity for Article 9B purposes, but the notional interest deduction is of no value in Keytree: it is capped at 80% of taxable profit from the assets financed, Keytree has none, and unused amounts are not carried forward. No group tax benefit arises.</w:t>
             </w:r>
           </w:p>
         </w:tc>
@@ -2809,20 +2999,20 @@
           </w:tcPr>
           <w:p>
             <w:pPr>
-              <w:spacing w:after="20" w:line="232" w:lineRule="auto"/>
-              <w:jc w:val="left"/>
-            </w:pPr>
-            <w:r>
-              <w:rPr>
-                <w:rFonts w:ascii="Times New Roman" w:cs="Times New Roman" w:eastAsia="Times New Roman" w:hAnsi="Times New Roman"/>
+              <w:spacing w:after="20" w:line="228" w:lineRule="auto"/>
+              <w:jc w:val="left"/>
+            </w:pPr>
+            <w:r>
+              <w:rPr>
+                <w:rFonts w:ascii="Arial" w:cs="Arial" w:eastAsia="Arial" w:hAnsi="Arial"/>
                 <w:b/>
                 <w:bCs/>
                 <w:i w:val="false"/>
                 <w:iCs w:val="false"/>
                 <w:caps w:val="false"/>
-                <w:color w:val="1A1A1A"/>
-                <w:sz w:val="17"/>
-                <w:szCs w:val="17"/>
+                <w:color w:val="000000"/>
+                <w:sz w:val="16"/>
+                <w:szCs w:val="16"/>
               </w:rPr>
               <w:t xml:space="preserve">Return of funds</w:t>
             </w:r>
@@ -2841,22 +3031,22 @@
           </w:tcPr>
           <w:p>
             <w:pPr>
-              <w:spacing w:after="20" w:line="232" w:lineRule="auto"/>
-              <w:jc w:val="left"/>
-            </w:pPr>
-            <w:r>
-              <w:rPr>
-                <w:rFonts w:ascii="Times New Roman" w:cs="Times New Roman" w:eastAsia="Times New Roman" w:hAnsi="Times New Roman"/>
-                <w:b w:val="false"/>
-                <w:bCs w:val="false"/>
-                <w:i w:val="false"/>
-                <w:iCs w:val="false"/>
-                <w:caps w:val="false"/>
-                <w:color w:val="1A1A1A"/>
-                <w:sz w:val="17"/>
-                <w:szCs w:val="17"/>
-              </w:rPr>
-              <w:t xml:space="preserve">The premium is capital. Recovery requires a reduction of capital: special resolution plus District Court sanction. Feasible here - the only substantial creditor is Mr Levy, who can consent - but slow, and repeated for each redeployment. Under the 2026 law, assets distributed on a reduction are measured at market value and the excess over capital paid in by that shareholder is taxed as a dividend; the exit must be planned around this.</w:t>
+              <w:spacing w:after="20" w:line="228" w:lineRule="auto"/>
+              <w:jc w:val="left"/>
+            </w:pPr>
+            <w:r>
+              <w:rPr>
+                <w:rFonts w:ascii="Arial" w:cs="Arial" w:eastAsia="Arial" w:hAnsi="Arial"/>
+                <w:b w:val="false"/>
+                <w:bCs w:val="false"/>
+                <w:i w:val="false"/>
+                <w:iCs w:val="false"/>
+                <w:caps w:val="false"/>
+                <w:color w:val="000000"/>
+                <w:sz w:val="16"/>
+                <w:szCs w:val="16"/>
+              </w:rPr>
+              <w:t xml:space="preserve">The premium is capital. Recovery requires a reduction of capital: special resolution and District Court sanction. This is feasible in this company - the only substantial creditor is Mr Levy, who can consent - but the process is slow and must be repeated for each redeployment. Under the 2026 legislation, assets distributed on a reduction are measured at market value and the excess over the capital paid in by the shareholder is taxed as a dividend; the exit should be planned with this in view.</w:t>
             </w:r>
           </w:p>
         </w:tc>
@@ -2875,20 +3065,20 @@
           </w:tcPr>
           <w:p>
             <w:pPr>
-              <w:spacing w:after="20" w:line="232" w:lineRule="auto"/>
-              <w:jc w:val="left"/>
-            </w:pPr>
-            <w:r>
-              <w:rPr>
-                <w:rFonts w:ascii="Times New Roman" w:cs="Times New Roman" w:eastAsia="Times New Roman" w:hAnsi="Times New Roman"/>
+              <w:spacing w:after="20" w:line="228" w:lineRule="auto"/>
+              <w:jc w:val="left"/>
+            </w:pPr>
+            <w:r>
+              <w:rPr>
+                <w:rFonts w:ascii="Arial" w:cs="Arial" w:eastAsia="Arial" w:hAnsi="Arial"/>
                 <w:b/>
                 <w:bCs/>
                 <w:i w:val="false"/>
                 <w:iCs w:val="false"/>
                 <w:caps w:val="false"/>
-                <w:color w:val="1A1A1A"/>
-                <w:sz w:val="17"/>
-                <w:szCs w:val="17"/>
+                <w:color w:val="000000"/>
+                <w:sz w:val="16"/>
+                <w:szCs w:val="16"/>
               </w:rPr>
               <w:t xml:space="preserve">Value transfer</w:t>
             </w:r>
@@ -2907,22 +3097,22 @@
           </w:tcPr>
           <w:p>
             <w:pPr>
-              <w:spacing w:after="20" w:line="232" w:lineRule="auto"/>
-              <w:jc w:val="left"/>
-            </w:pPr>
-            <w:r>
-              <w:rPr>
-                <w:rFonts w:ascii="Times New Roman" w:cs="Times New Roman" w:eastAsia="Times New Roman" w:hAnsi="Times New Roman"/>
-                <w:b w:val="false"/>
-                <w:bCs w:val="false"/>
-                <w:i w:val="false"/>
-                <w:iCs w:val="false"/>
-                <w:caps w:val="false"/>
-                <w:color w:val="1A1A1A"/>
-                <w:sz w:val="17"/>
-                <w:szCs w:val="17"/>
-              </w:rPr>
-              <w:t xml:space="preserve">The bonus issue lifts the minorities’ combined 10% from a share of negative equity to approximately €1,6m of net assets, funded from Mr Levy’s subscription premium economics. This is a known and accepted cost of the 80/10/5/5 objective, not a defect. Because the bonus shares are paid up from share premium - not from reserves available for distribution - the 2026 capitalisation-of-reserves dividend rule should not apply; to be confirmed before the resolutions are drafted.</w:t>
+              <w:spacing w:after="20" w:line="228" w:lineRule="auto"/>
+              <w:jc w:val="left"/>
+            </w:pPr>
+            <w:r>
+              <w:rPr>
+                <w:rFonts w:ascii="Arial" w:cs="Arial" w:eastAsia="Arial" w:hAnsi="Arial"/>
+                <w:b w:val="false"/>
+                <w:bCs w:val="false"/>
+                <w:i w:val="false"/>
+                <w:iCs w:val="false"/>
+                <w:caps w:val="false"/>
+                <w:color w:val="000000"/>
+                <w:sz w:val="16"/>
+                <w:szCs w:val="16"/>
+              </w:rPr>
+              <w:t xml:space="preserve">The bonus issue increases the minority holders’ combined 10% from a share of negative equity to approximately €1,6m of net assets, funded from the subscription premium. This is a direct consequence of the 80/10/5/5 objective rather than a defect of the structure. Because the bonus shares are paid up from share premium, and not from reserves available for distribution, the 2026 provision treating capitalisations of distributable reserves as dividends should not apply; this is to be confirmed before the resolutions are drafted.</w:t>
             </w:r>
           </w:p>
         </w:tc>
@@ -2941,20 +3131,20 @@
           </w:tcPr>
           <w:p>
             <w:pPr>
-              <w:spacing w:after="20" w:line="232" w:lineRule="auto"/>
-              <w:jc w:val="left"/>
-            </w:pPr>
-            <w:r>
-              <w:rPr>
-                <w:rFonts w:ascii="Times New Roman" w:cs="Times New Roman" w:eastAsia="Times New Roman" w:hAnsi="Times New Roman"/>
+              <w:spacing w:after="20" w:line="228" w:lineRule="auto"/>
+              <w:jc w:val="left"/>
+            </w:pPr>
+            <w:r>
+              <w:rPr>
+                <w:rFonts w:ascii="Arial" w:cs="Arial" w:eastAsia="Arial" w:hAnsi="Arial"/>
                 <w:b/>
                 <w:bCs/>
                 <w:i w:val="false"/>
                 <w:iCs w:val="false"/>
                 <w:caps w:val="false"/>
-                <w:color w:val="1A1A1A"/>
-                <w:sz w:val="17"/>
-                <w:szCs w:val="17"/>
+                <w:color w:val="000000"/>
+                <w:sz w:val="16"/>
+                <w:szCs w:val="16"/>
               </w:rPr>
               <w:t xml:space="preserve">Steps</w:t>
             </w:r>
@@ -2973,22 +3163,22 @@
           </w:tcPr>
           <w:p>
             <w:pPr>
-              <w:spacing w:after="20" w:line="232" w:lineRule="auto"/>
-              <w:jc w:val="left"/>
-            </w:pPr>
-            <w:r>
-              <w:rPr>
-                <w:rFonts w:ascii="Times New Roman" w:cs="Times New Roman" w:eastAsia="Times New Roman" w:hAnsi="Times New Roman"/>
-                <w:b w:val="false"/>
-                <w:bCs w:val="false"/>
-                <w:i w:val="false"/>
-                <w:iCs w:val="false"/>
-                <w:caps w:val="false"/>
-                <w:color w:val="1A1A1A"/>
-                <w:sz w:val="17"/>
-                <w:szCs w:val="17"/>
-              </w:rPr>
-              <w:t xml:space="preserve">Increase authorised capital (ordinary resolution, Registrar filing); align Memorandum clause 5 with the 2020 increase; disapply Regulation 6; subscription first, bonus issue second (Regulation 130 operates only once the premium account exists); record the commercial reason for the bonus issue in the minutes.</w:t>
+              <w:spacing w:after="20" w:line="228" w:lineRule="auto"/>
+              <w:jc w:val="left"/>
+            </w:pPr>
+            <w:r>
+              <w:rPr>
+                <w:rFonts w:ascii="Arial" w:cs="Arial" w:eastAsia="Arial" w:hAnsi="Arial"/>
+                <w:b w:val="false"/>
+                <w:bCs w:val="false"/>
+                <w:i w:val="false"/>
+                <w:iCs w:val="false"/>
+                <w:caps w:val="false"/>
+                <w:color w:val="000000"/>
+                <w:sz w:val="16"/>
+                <w:szCs w:val="16"/>
+              </w:rPr>
+              <w:t xml:space="preserve">Increase the authorised capital (ordinary resolution, Registrar filing); align Memorandum clause 5 with the 2020 increase; disapply Regulation 6; complete the subscription before the bonus issue (Regulation 130 operates only once the premium account exists); record the commercial rationale for the bonus issue in the minutes.</w:t>
             </w:r>
           </w:p>
         </w:tc>
@@ -2996,163 +3186,165 @@
     </w:tbl>
     <w:p>
       <w:pPr>
+        <w:keepLines/>
         <w:pBdr>
-          <w:top w:val="single" w:color="FF3C00" w:sz="6" w:space="4"/>
+          <w:top w:val="single" w:color="000000" w:sz="6" w:space="4"/>
         </w:pBdr>
-        <w:spacing w:after="0" w:before="140"/>
+        <w:spacing w:after="0" w:before="140" w:line="248" w:lineRule="auto"/>
+        <w:jc w:val="both"/>
       </w:pPr>
       <w:r>
         <w:rPr>
-          <w:rFonts w:ascii="Times New Roman" w:cs="Times New Roman" w:eastAsia="Times New Roman" w:hAnsi="Times New Roman"/>
+          <w:rFonts w:ascii="Arial" w:cs="Arial" w:eastAsia="Arial" w:hAnsi="Arial"/>
+          <w:b/>
+          <w:bCs/>
+          <w:i w:val="false"/>
+          <w:iCs w:val="false"/>
+          <w:caps w:val="false"/>
+          <w:color w:val="000000"/>
+          <w:sz w:val="18"/>
+          <w:szCs w:val="18"/>
+        </w:rPr>
+        <w:t xml:space="preserve">Conclusion.  </w:t>
+      </w:r>
+      <w:r>
+        <w:rPr>
+          <w:rFonts w:ascii="Arial" w:cs="Arial" w:eastAsia="Arial" w:hAnsi="Arial"/>
+          <w:b w:val="false"/>
+          <w:bCs w:val="false"/>
+          <w:i w:val="false"/>
+          <w:iCs w:val="false"/>
+          <w:caps w:val="false"/>
+          <w:color w:val="000000"/>
+          <w:sz w:val="18"/>
+          <w:szCs w:val="18"/>
+        </w:rPr>
+        <w:t xml:space="preserve">Appropriate where the balance sheet and the register are the governing considerations. No tax benefit arises, and the return of funds is the least flexible of the structures considered.</w:t>
+      </w:r>
+    </w:p>
+    <w:p>
+      <w:r>
+        <w:br w:type="page"/>
+      </w:r>
+    </w:p>
+    <w:p>
+      <w:pPr>
+        <w:spacing w:after="40" w:before="0"/>
+      </w:pPr>
+      <w:r>
+        <w:rPr>
+          <w:rFonts w:ascii="Arial" w:cs="Arial" w:eastAsia="Arial" w:hAnsi="Arial"/>
           <w:b/>
           <w:bCs/>
           <w:i w:val="false"/>
           <w:iCs w:val="false"/>
           <w:caps/>
-          <w:color w:val="FF3C00"/>
-          <w:sz w:val="19"/>
-          <w:szCs w:val="19"/>
+          <w:color w:val="595959"/>
+          <w:spacing w:val="20"/>
+          <w:sz w:val="15"/>
+          <w:szCs w:val="15"/>
         </w:rPr>
-        <w:t xml:space="preserve">Reserve option.   </w:t>
-      </w:r>
-      <w:r>
-        <w:rPr>
-          <w:rFonts w:ascii="Times New Roman" w:cs="Times New Roman" w:eastAsia="Times New Roman" w:hAnsi="Times New Roman"/>
-          <w:b w:val="false"/>
-          <w:bCs w:val="false"/>
-          <w:i w:val="false"/>
-          <w:iCs w:val="false"/>
-          <w:caps w:val="false"/>
-          <w:color w:val="1A1A1A"/>
-          <w:sz w:val="19"/>
-          <w:szCs w:val="19"/>
-        </w:rPr>
-        <w:t xml:space="preserve">The correct choice if the balance sheet and the register are the governing considerations. Carries no tax benefit and the least flexible exit.</w:t>
+        <w:t xml:space="preserve">Structure 1B</w:t>
       </w:r>
     </w:p>
     <w:p>
-      <w:r>
-        <w:br w:type="page"/>
-      </w:r>
-    </w:p>
-    <w:p>
-      <w:pPr>
-        <w:spacing w:after="40" w:before="0"/>
+      <w:pPr>
+        <w:spacing w:after="30"/>
       </w:pPr>
       <w:r>
         <w:rPr>
-          <w:rFonts w:ascii="Times New Roman" w:cs="Times New Roman" w:eastAsia="Times New Roman" w:hAnsi="Times New Roman"/>
-          <w:b/>
-          <w:bCs/>
-          <w:i w:val="false"/>
-          <w:iCs w:val="false"/>
-          <w:caps/>
-          <w:color w:val="FF3C00"/>
-          <w:spacing w:val="20"/>
-          <w:sz w:val="16"/>
-          <w:szCs w:val="16"/>
-        </w:rPr>
-        <w:t xml:space="preserve">Structure 1B</w:t>
-      </w:r>
-    </w:p>
-    <w:p>
-      <w:pPr>
-        <w:spacing w:after="30"/>
-      </w:pPr>
-      <w:r>
-        <w:rPr>
-          <w:rFonts w:ascii="Times New Roman" w:cs="Times New Roman" w:eastAsia="Times New Roman" w:hAnsi="Times New Roman"/>
+          <w:rFonts w:ascii="Arial" w:cs="Arial" w:eastAsia="Arial" w:hAnsi="Arial"/>
           <w:b/>
           <w:bCs/>
           <w:i w:val="false"/>
           <w:iCs w:val="false"/>
           <w:caps w:val="false"/>
-          <w:color w:val="1A1A1A"/>
-          <w:sz w:val="30"/>
-          <w:szCs w:val="30"/>
+          <w:color w:val="000000"/>
+          <w:sz w:val="27"/>
+          <w:szCs w:val="27"/>
         </w:rPr>
-        <w:t xml:space="preserve">Redeemable preference shares - discretionary, non-cumulative</w:t>
+        <w:t xml:space="preserve">Redeemable preference shares with a discretionary, non-cumulative dividend</w:t>
       </w:r>
     </w:p>
     <w:p>
       <w:pPr>
         <w:pBdr>
-          <w:bottom w:val="single" w:color="FF3C00" w:sz="8" w:space="4"/>
+          <w:bottom w:val="single" w:color="000000" w:sz="6" w:space="4"/>
         </w:pBdr>
         <w:spacing w:after="90"/>
       </w:pPr>
       <w:r>
         <w:rPr>
-          <w:rFonts w:ascii="Times New Roman" w:cs="Times New Roman" w:eastAsia="Times New Roman" w:hAnsi="Times New Roman"/>
+          <w:rFonts w:ascii="Arial" w:cs="Arial" w:eastAsia="Arial" w:hAnsi="Arial"/>
           <w:b w:val="false"/>
           <w:bCs w:val="false"/>
           <w:i/>
           <w:iCs/>
           <w:caps w:val="false"/>
           <w:color w:val="595959"/>
-          <w:sz w:val="20"/>
-          <w:szCs w:val="20"/>
+          <w:sz w:val="19"/>
+          <w:szCs w:val="19"/>
         </w:rPr>
-        <w:t xml:space="preserve">Equity treatment with a court-free exit, once profits exist</w:t>
+        <w:t xml:space="preserve">Equity classification preserved, with redemption available once distributable profits arise</w:t>
       </w:r>
     </w:p>
     <w:p>
       <w:pPr>
         <w:keepNext/>
-        <w:spacing w:after="70" w:before="130"/>
+        <w:spacing w:after="70" w:before="140"/>
       </w:pPr>
       <w:r>
         <w:rPr>
-          <w:rFonts w:ascii="Times New Roman" w:cs="Times New Roman" w:eastAsia="Times New Roman" w:hAnsi="Times New Roman"/>
+          <w:rFonts w:ascii="Arial" w:cs="Arial" w:eastAsia="Arial" w:hAnsi="Arial"/>
           <w:b/>
           <w:bCs/>
           <w:i w:val="false"/>
           <w:iCs w:val="false"/>
           <w:caps w:val="false"/>
-          <w:color w:val="1A1A1A"/>
-          <w:sz w:val="19"/>
-          <w:szCs w:val="19"/>
+          <w:color w:val="000000"/>
+          <w:sz w:val="18"/>
+          <w:szCs w:val="18"/>
         </w:rPr>
-        <w:t xml:space="preserve">How it works</w:t>
+        <w:t xml:space="preserve">Mechanics</w:t>
       </w:r>
     </w:p>
     <w:p>
       <w:pPr>
         <w:keepLines/>
-        <w:spacing w:after="100" w:before="0" w:line="252" w:lineRule="auto"/>
+        <w:spacing w:after="100" w:before="0" w:line="248" w:lineRule="auto"/>
         <w:jc w:val="both"/>
       </w:pPr>
       <w:r>
         <w:rPr>
-          <w:rFonts w:ascii="Times New Roman" w:cs="Times New Roman" w:eastAsia="Times New Roman" w:hAnsi="Times New Roman"/>
+          <w:rFonts w:ascii="Arial" w:cs="Arial" w:eastAsia="Arial" w:hAnsi="Arial"/>
           <w:b w:val="false"/>
           <w:bCs w:val="false"/>
           <w:i w:val="false"/>
           <w:iCs w:val="false"/>
           <w:caps w:val="false"/>
-          <w:color w:val="1A1A1A"/>
-          <w:sz w:val="19"/>
-          <w:szCs w:val="19"/>
+          <w:color w:val="000000"/>
+          <w:sz w:val="18"/>
+          <w:szCs w:val="18"/>
         </w:rPr>
-        <w:t xml:space="preserve">Two new classes are created by special resolution before issue. Class B is subscribed by Starter Point at €20m (€1 nominal plus premium) and carries the economic return. Class A is issued as bonus shares to Mr Levy and the minorities, with rights defined in the Articles as a stated proportion of any amount distributed on Class B, so that each minority holder receives 5% of every distribution. Both classes carry discretionary, non-cumulative dividends on identical terms.</w:t>
+        <w:t xml:space="preserve">Two new classes are created by special resolution before issue. Class B is subscribed by Starter Point at €20m (€1 nominal plus premium) and carries the economic return. Class A is issued as bonus shares to Mr Levy and the minority holders, with rights defined in the Articles as a stated proportion of any amount distributed on Class B, so that each minority holder receives 5% of every distribution. Both classes carry discretionary, non-cumulative dividends on identical terms.</w:t>
       </w:r>
     </w:p>
     <w:p>
       <w:pPr>
         <w:keepNext/>
-        <w:spacing w:after="70" w:before="130"/>
+        <w:spacing w:after="70" w:before="140"/>
       </w:pPr>
       <w:r>
         <w:rPr>
-          <w:rFonts w:ascii="Times New Roman" w:cs="Times New Roman" w:eastAsia="Times New Roman" w:hAnsi="Times New Roman"/>
+          <w:rFonts w:ascii="Arial" w:cs="Arial" w:eastAsia="Arial" w:hAnsi="Arial"/>
           <w:b/>
           <w:bCs/>
           <w:i w:val="false"/>
           <w:iCs w:val="false"/>
           <w:caps w:val="false"/>
-          <w:color w:val="1A1A1A"/>
-          <w:sz w:val="19"/>
-          <w:szCs w:val="19"/>
+          <w:color w:val="000000"/>
+          <w:sz w:val="18"/>
+          <w:szCs w:val="18"/>
         </w:rPr>
         <w:t xml:space="preserve">Assessment</w:t>
       </w:r>
@@ -3161,11 +3353,11 @@
       <w:tblPr>
         <w:tblW w:type="dxa" w:w="9576"/>
         <w:tblBorders>
-          <w:top w:val="single" w:color="1A1A1A" w:sz="8"/>
+          <w:top w:val="single" w:color="000000" w:sz="8"/>
           <w:left w:val="none"/>
-          <w:bottom w:val="single" w:color="1A1A1A" w:sz="8"/>
+          <w:bottom w:val="single" w:color="000000" w:sz="8"/>
           <w:right w:val="none"/>
-          <w:insideH w:val="single" w:color="C9C4BE" w:sz="4"/>
+          <w:insideH w:val="single" w:color="BFBFBF" w:sz="4"/>
           <w:insideV w:val="none"/>
         </w:tblBorders>
       </w:tblPr>
@@ -3187,20 +3379,20 @@
           </w:tcPr>
           <w:p>
             <w:pPr>
-              <w:spacing w:after="20" w:line="232" w:lineRule="auto"/>
-              <w:jc w:val="left"/>
-            </w:pPr>
-            <w:r>
-              <w:rPr>
-                <w:rFonts w:ascii="Times New Roman" w:cs="Times New Roman" w:eastAsia="Times New Roman" w:hAnsi="Times New Roman"/>
+              <w:spacing w:after="20" w:line="228" w:lineRule="auto"/>
+              <w:jc w:val="left"/>
+            </w:pPr>
+            <w:r>
+              <w:rPr>
+                <w:rFonts w:ascii="Arial" w:cs="Arial" w:eastAsia="Arial" w:hAnsi="Arial"/>
                 <w:b/>
                 <w:bCs/>
                 <w:i w:val="false"/>
                 <w:iCs w:val="false"/>
                 <w:caps w:val="false"/>
-                <w:color w:val="1A1A1A"/>
-                <w:sz w:val="17"/>
-                <w:szCs w:val="17"/>
+                <w:color w:val="000000"/>
+                <w:sz w:val="16"/>
+                <w:szCs w:val="16"/>
               </w:rPr>
               <w:t xml:space="preserve">Accounting</w:t>
             </w:r>
@@ -3219,22 +3411,22 @@
           </w:tcPr>
           <w:p>
             <w:pPr>
-              <w:spacing w:after="20" w:line="232" w:lineRule="auto"/>
-              <w:jc w:val="left"/>
-            </w:pPr>
-            <w:r>
-              <w:rPr>
-                <w:rFonts w:ascii="Times New Roman" w:cs="Times New Roman" w:eastAsia="Times New Roman" w:hAnsi="Times New Roman"/>
-                <w:b w:val="false"/>
-                <w:bCs w:val="false"/>
-                <w:i w:val="false"/>
-                <w:iCs w:val="false"/>
-                <w:caps w:val="false"/>
-                <w:color w:val="1A1A1A"/>
-                <w:sz w:val="17"/>
-                <w:szCs w:val="17"/>
-              </w:rPr>
-              <w:t xml:space="preserve">Equity under IAS 32 only if the company holds an unconditional right to refuse the dividend: payable solely if the directors declare it, and non-cumulative. Any automatic entitlement once profits exist converts the instrument into a financial liability. Terms to be agreed with the auditors before the resolutions are passed. On these terms equity rises to approximately +€16,0m and going concern is resolved.</w:t>
+              <w:spacing w:after="20" w:line="228" w:lineRule="auto"/>
+              <w:jc w:val="left"/>
+            </w:pPr>
+            <w:r>
+              <w:rPr>
+                <w:rFonts w:ascii="Arial" w:cs="Arial" w:eastAsia="Arial" w:hAnsi="Arial"/>
+                <w:b w:val="false"/>
+                <w:bCs w:val="false"/>
+                <w:i w:val="false"/>
+                <w:iCs w:val="false"/>
+                <w:caps w:val="false"/>
+                <w:color w:val="000000"/>
+                <w:sz w:val="16"/>
+                <w:szCs w:val="16"/>
+              </w:rPr>
+              <w:t xml:space="preserve">Equity under IAS 32 only if the company holds an unconditional right to refuse the dividend: payable solely if the directors declare it, and non-cumulative. Any automatic entitlement once profits exist converts the instrument into a financial liability. The terms are to be agreed with the auditors before the resolutions are passed. On these terms, equity rises to approximately positive €16,0m and the going concern position is resolved.</w:t>
             </w:r>
           </w:p>
         </w:tc>
@@ -3253,20 +3445,20 @@
           </w:tcPr>
           <w:p>
             <w:pPr>
-              <w:spacing w:after="20" w:line="232" w:lineRule="auto"/>
-              <w:jc w:val="left"/>
-            </w:pPr>
-            <w:r>
-              <w:rPr>
-                <w:rFonts w:ascii="Times New Roman" w:cs="Times New Roman" w:eastAsia="Times New Roman" w:hAnsi="Times New Roman"/>
+              <w:spacing w:after="20" w:line="228" w:lineRule="auto"/>
+              <w:jc w:val="left"/>
+            </w:pPr>
+            <w:r>
+              <w:rPr>
+                <w:rFonts w:ascii="Arial" w:cs="Arial" w:eastAsia="Arial" w:hAnsi="Arial"/>
                 <w:b/>
                 <w:bCs/>
                 <w:i w:val="false"/>
                 <w:iCs w:val="false"/>
                 <w:caps w:val="false"/>
-                <w:color w:val="1A1A1A"/>
-                <w:sz w:val="17"/>
-                <w:szCs w:val="17"/>
+                <w:color w:val="000000"/>
+                <w:sz w:val="16"/>
+                <w:szCs w:val="16"/>
               </w:rPr>
               <w:t xml:space="preserve">Minorities</w:t>
             </w:r>
@@ -3285,22 +3477,22 @@
           </w:tcPr>
           <w:p>
             <w:pPr>
-              <w:spacing w:after="20" w:line="232" w:lineRule="auto"/>
-              <w:jc w:val="left"/>
-            </w:pPr>
-            <w:r>
-              <w:rPr>
-                <w:rFonts w:ascii="Times New Roman" w:cs="Times New Roman" w:eastAsia="Times New Roman" w:hAnsi="Times New Roman"/>
-                <w:b w:val="false"/>
-                <w:bCs w:val="false"/>
-                <w:i w:val="false"/>
-                <w:iCs w:val="false"/>
-                <w:caps w:val="false"/>
-                <w:color w:val="1A1A1A"/>
-                <w:sz w:val="17"/>
-                <w:szCs w:val="17"/>
-              </w:rPr>
-              <w:t xml:space="preserve">Protected by the proportionate entitlement written into the class rights - not left to a shareholders’ agreement. A coupon on nominal value does not work: 150 Class A shares at 8% on €1 nominal would yield €12 a year against Starter Point’s €1,6m. No capital movement is required and the full premium account remains available for redemption.</w:t>
+              <w:spacing w:after="20" w:line="228" w:lineRule="auto"/>
+              <w:jc w:val="left"/>
+            </w:pPr>
+            <w:r>
+              <w:rPr>
+                <w:rFonts w:ascii="Arial" w:cs="Arial" w:eastAsia="Arial" w:hAnsi="Arial"/>
+                <w:b w:val="false"/>
+                <w:bCs w:val="false"/>
+                <w:i w:val="false"/>
+                <w:iCs w:val="false"/>
+                <w:caps w:val="false"/>
+                <w:color w:val="000000"/>
+                <w:sz w:val="16"/>
+                <w:szCs w:val="16"/>
+              </w:rPr>
+              <w:t xml:space="preserve">Protected by the proportionate entitlement written into the class rights, rather than a shareholders’ agreement. A coupon on nominal value does not achieve the objective: 150 Class A shares at 8% on €1 nominal would yield €12 a year against Starter Point’s €1,6m. No capital movement is required and the full premium account remains available for redemption.</w:t>
             </w:r>
           </w:p>
         </w:tc>
@@ -3319,20 +3511,20 @@
           </w:tcPr>
           <w:p>
             <w:pPr>
-              <w:spacing w:after="20" w:line="232" w:lineRule="auto"/>
-              <w:jc w:val="left"/>
-            </w:pPr>
-            <w:r>
-              <w:rPr>
-                <w:rFonts w:ascii="Times New Roman" w:cs="Times New Roman" w:eastAsia="Times New Roman" w:hAnsi="Times New Roman"/>
+              <w:spacing w:after="20" w:line="228" w:lineRule="auto"/>
+              <w:jc w:val="left"/>
+            </w:pPr>
+            <w:r>
+              <w:rPr>
+                <w:rFonts w:ascii="Arial" w:cs="Arial" w:eastAsia="Arial" w:hAnsi="Arial"/>
                 <w:b/>
                 <w:bCs/>
                 <w:i w:val="false"/>
                 <w:iCs w:val="false"/>
                 <w:caps w:val="false"/>
-                <w:color w:val="1A1A1A"/>
-                <w:sz w:val="17"/>
-                <w:szCs w:val="17"/>
+                <w:color w:val="000000"/>
+                <w:sz w:val="16"/>
+                <w:szCs w:val="16"/>
               </w:rPr>
               <w:t xml:space="preserve">Register</w:t>
             </w:r>
@@ -3351,22 +3543,22 @@
           </w:tcPr>
           <w:p>
             <w:pPr>
-              <w:spacing w:after="20" w:line="232" w:lineRule="auto"/>
-              <w:jc w:val="left"/>
-            </w:pPr>
-            <w:r>
-              <w:rPr>
-                <w:rFonts w:ascii="Times New Roman" w:cs="Times New Roman" w:eastAsia="Times New Roman" w:hAnsi="Times New Roman"/>
-                <w:b w:val="false"/>
-                <w:bCs w:val="false"/>
-                <w:i w:val="false"/>
-                <w:iCs w:val="false"/>
-                <w:caps w:val="false"/>
-                <w:color w:val="1A1A1A"/>
-                <w:sz w:val="17"/>
-                <w:szCs w:val="17"/>
-              </w:rPr>
-              <w:t xml:space="preserve">If the preference shares are non-voting, the ordinary register stays at 90/5/5 and Starter Point does not appear as a 10% holder. Meeting that objective requires votes on the preference shares or a parallel small ordinary issue.</w:t>
+              <w:spacing w:after="20" w:line="228" w:lineRule="auto"/>
+              <w:jc w:val="left"/>
+            </w:pPr>
+            <w:r>
+              <w:rPr>
+                <w:rFonts w:ascii="Arial" w:cs="Arial" w:eastAsia="Arial" w:hAnsi="Arial"/>
+                <w:b w:val="false"/>
+                <w:bCs w:val="false"/>
+                <w:i w:val="false"/>
+                <w:iCs w:val="false"/>
+                <w:caps w:val="false"/>
+                <w:color w:val="000000"/>
+                <w:sz w:val="16"/>
+                <w:szCs w:val="16"/>
+              </w:rPr>
+              <w:t xml:space="preserve">If the preference shares are non-voting, the ordinary register remains at 90/5/5 and Starter Point does not appear as a 10% holder. Meeting that objective requires votes on the preference shares or a parallel small ordinary issue.</w:t>
             </w:r>
           </w:p>
         </w:tc>
@@ -3385,20 +3577,20 @@
           </w:tcPr>
           <w:p>
             <w:pPr>
-              <w:spacing w:after="20" w:line="232" w:lineRule="auto"/>
-              <w:jc w:val="left"/>
-            </w:pPr>
-            <w:r>
-              <w:rPr>
-                <w:rFonts w:ascii="Times New Roman" w:cs="Times New Roman" w:eastAsia="Times New Roman" w:hAnsi="Times New Roman"/>
+              <w:spacing w:after="20" w:line="228" w:lineRule="auto"/>
+              <w:jc w:val="left"/>
+            </w:pPr>
+            <w:r>
+              <w:rPr>
+                <w:rFonts w:ascii="Arial" w:cs="Arial" w:eastAsia="Arial" w:hAnsi="Arial"/>
                 <w:b/>
                 <w:bCs/>
                 <w:i w:val="false"/>
                 <w:iCs w:val="false"/>
                 <w:caps w:val="false"/>
-                <w:color w:val="1A1A1A"/>
-                <w:sz w:val="17"/>
-                <w:szCs w:val="17"/>
+                <w:color w:val="000000"/>
+                <w:sz w:val="16"/>
+                <w:szCs w:val="16"/>
               </w:rPr>
               <w:t xml:space="preserve">Return of funds</w:t>
             </w:r>
@@ -3417,22 +3609,22 @@
           </w:tcPr>
           <w:p>
             <w:pPr>
-              <w:spacing w:after="20" w:line="232" w:lineRule="auto"/>
-              <w:jc w:val="left"/>
-            </w:pPr>
-            <w:r>
-              <w:rPr>
-                <w:rFonts w:ascii="Times New Roman" w:cs="Times New Roman" w:eastAsia="Times New Roman" w:hAnsi="Times New Roman"/>
-                <w:b w:val="false"/>
-                <w:bCs w:val="false"/>
-                <w:i w:val="false"/>
-                <w:iCs w:val="false"/>
-                <w:caps w:val="false"/>
-                <w:color w:val="1A1A1A"/>
-                <w:sz w:val="17"/>
-                <w:szCs w:val="17"/>
-              </w:rPr>
-              <w:t xml:space="preserve">Redemption under section 57 of Cap. 113 without court sanction, on terms fixed by special resolution before issue - the sequence is mandatory. Section 55(3) allows the premium account to fund the redemption premium, so only the nominal €170 must come from distributable profits (with an equal transfer to the capital redemption reserve). The constraint is real: no distributable profits exist and none will arise until the projects complete and sell, so the flexibility is prospective.</w:t>
+              <w:spacing w:after="20" w:line="228" w:lineRule="auto"/>
+              <w:jc w:val="left"/>
+            </w:pPr>
+            <w:r>
+              <w:rPr>
+                <w:rFonts w:ascii="Arial" w:cs="Arial" w:eastAsia="Arial" w:hAnsi="Arial"/>
+                <w:b w:val="false"/>
+                <w:bCs w:val="false"/>
+                <w:i w:val="false"/>
+                <w:iCs w:val="false"/>
+                <w:caps w:val="false"/>
+                <w:color w:val="000000"/>
+                <w:sz w:val="16"/>
+                <w:szCs w:val="16"/>
+              </w:rPr>
+              <w:t xml:space="preserve">Redemption under section 57 of Cap. 113 without court sanction, on terms fixed by special resolution before issue; this sequence is mandatory. Section 55(3) permits the premium account to fund the redemption premium, so only the nominal amount need come from distributable profits, with an equal transfer to the capital redemption reserve. The constraint is substantive: no distributable profits exist and none will arise until the projects complete and sell, so the redemption right is prospective.</w:t>
             </w:r>
           </w:p>
         </w:tc>
@@ -3451,20 +3643,20 @@
           </w:tcPr>
           <w:p>
             <w:pPr>
-              <w:spacing w:after="20" w:line="232" w:lineRule="auto"/>
-              <w:jc w:val="left"/>
-            </w:pPr>
-            <w:r>
-              <w:rPr>
-                <w:rFonts w:ascii="Times New Roman" w:cs="Times New Roman" w:eastAsia="Times New Roman" w:hAnsi="Times New Roman"/>
+              <w:spacing w:after="20" w:line="228" w:lineRule="auto"/>
+              <w:jc w:val="left"/>
+            </w:pPr>
+            <w:r>
+              <w:rPr>
+                <w:rFonts w:ascii="Arial" w:cs="Arial" w:eastAsia="Arial" w:hAnsi="Arial"/>
                 <w:b/>
                 <w:bCs/>
                 <w:i w:val="false"/>
                 <w:iCs w:val="false"/>
                 <w:caps w:val="false"/>
-                <w:color w:val="1A1A1A"/>
-                <w:sz w:val="17"/>
-                <w:szCs w:val="17"/>
+                <w:color w:val="000000"/>
+                <w:sz w:val="16"/>
+                <w:szCs w:val="16"/>
               </w:rPr>
               <w:t xml:space="preserve">Tax</w:t>
             </w:r>
@@ -3483,22 +3675,22 @@
           </w:tcPr>
           <w:p>
             <w:pPr>
-              <w:spacing w:after="20" w:line="232" w:lineRule="auto"/>
-              <w:jc w:val="left"/>
-            </w:pPr>
-            <w:r>
-              <w:rPr>
-                <w:rFonts w:ascii="Times New Roman" w:cs="Times New Roman" w:eastAsia="Times New Roman" w:hAnsi="Times New Roman"/>
-                <w:b w:val="false"/>
-                <w:bCs w:val="false"/>
-                <w:i w:val="false"/>
-                <w:iCs w:val="false"/>
-                <w:caps w:val="false"/>
-                <w:color w:val="1A1A1A"/>
-                <w:sz w:val="17"/>
-                <w:szCs w:val="17"/>
-              </w:rPr>
-              <w:t xml:space="preserve">Same position as 1A - the notional deduction accrues in Keytree and is worth nil. No group tax benefit.</w:t>
+              <w:spacing w:after="20" w:line="228" w:lineRule="auto"/>
+              <w:jc w:val="left"/>
+            </w:pPr>
+            <w:r>
+              <w:rPr>
+                <w:rFonts w:ascii="Arial" w:cs="Arial" w:eastAsia="Arial" w:hAnsi="Arial"/>
+                <w:b w:val="false"/>
+                <w:bCs w:val="false"/>
+                <w:i w:val="false"/>
+                <w:iCs w:val="false"/>
+                <w:caps w:val="false"/>
+                <w:color w:val="000000"/>
+                <w:sz w:val="16"/>
+                <w:szCs w:val="16"/>
+              </w:rPr>
+              <w:t xml:space="preserve">As structure 1A: the notional interest deduction accrues in Keytree and is of no value. No group tax benefit arises.</w:t>
             </w:r>
           </w:p>
         </w:tc>
@@ -3517,20 +3709,20 @@
           </w:tcPr>
           <w:p>
             <w:pPr>
-              <w:spacing w:after="20" w:line="232" w:lineRule="auto"/>
-              <w:jc w:val="left"/>
-            </w:pPr>
-            <w:r>
-              <w:rPr>
-                <w:rFonts w:ascii="Times New Roman" w:cs="Times New Roman" w:eastAsia="Times New Roman" w:hAnsi="Times New Roman"/>
+              <w:spacing w:after="20" w:line="228" w:lineRule="auto"/>
+              <w:jc w:val="left"/>
+            </w:pPr>
+            <w:r>
+              <w:rPr>
+                <w:rFonts w:ascii="Arial" w:cs="Arial" w:eastAsia="Arial" w:hAnsi="Arial"/>
                 <w:b/>
                 <w:bCs/>
                 <w:i w:val="false"/>
                 <w:iCs w:val="false"/>
                 <w:caps w:val="false"/>
-                <w:color w:val="1A1A1A"/>
-                <w:sz w:val="17"/>
-                <w:szCs w:val="17"/>
+                <w:color w:val="000000"/>
+                <w:sz w:val="16"/>
+                <w:szCs w:val="16"/>
               </w:rPr>
               <w:t xml:space="preserve">Steps</w:t>
             </w:r>
@@ -3549,22 +3741,22 @@
           </w:tcPr>
           <w:p>
             <w:pPr>
-              <w:spacing w:after="20" w:line="232" w:lineRule="auto"/>
-              <w:jc w:val="left"/>
-            </w:pPr>
-            <w:r>
-              <w:rPr>
-                <w:rFonts w:ascii="Times New Roman" w:cs="Times New Roman" w:eastAsia="Times New Roman" w:hAnsi="Times New Roman"/>
-                <w:b w:val="false"/>
-                <w:bCs w:val="false"/>
-                <w:i w:val="false"/>
-                <w:iCs w:val="false"/>
-                <w:caps w:val="false"/>
-                <w:color w:val="1A1A1A"/>
-                <w:sz w:val="17"/>
-                <w:szCs w:val="17"/>
-              </w:rPr>
-              <w:t xml:space="preserve">Special resolution creating the classes and fixing redemption terms before issue (Regulation 8); variation of class rights thereafter needs three-fourths consent of the class (Regulation 9); authorised capital increase and Memorandum alignment as for 1A; extend the Declaration of Trust if Mr Levy holds Class A through the nominee, and update the beneficial ownership register.</w:t>
+              <w:spacing w:after="20" w:line="228" w:lineRule="auto"/>
+              <w:jc w:val="left"/>
+            </w:pPr>
+            <w:r>
+              <w:rPr>
+                <w:rFonts w:ascii="Arial" w:cs="Arial" w:eastAsia="Arial" w:hAnsi="Arial"/>
+                <w:b w:val="false"/>
+                <w:bCs w:val="false"/>
+                <w:i w:val="false"/>
+                <w:iCs w:val="false"/>
+                <w:caps w:val="false"/>
+                <w:color w:val="000000"/>
+                <w:sz w:val="16"/>
+                <w:szCs w:val="16"/>
+              </w:rPr>
+              <w:t xml:space="preserve">Special resolution creating the classes and fixing the redemption terms before issue (Regulation 8); any subsequent variation of class rights requires the consent of three-fourths of the class (Regulation 9); authorised capital increase and Memorandum alignment as for 1A; extension of the Declaration of Trust where Mr Levy holds Class A through the nominee, and update of the beneficial ownership register.</w:t>
             </w:r>
           </w:p>
         </w:tc>
@@ -3572,80 +3764,82 @@
     </w:tbl>
     <w:p>
       <w:pPr>
+        <w:keepLines/>
         <w:pBdr>
-          <w:top w:val="single" w:color="FF3C00" w:sz="6" w:space="4"/>
+          <w:top w:val="single" w:color="000000" w:sz="6" w:space="4"/>
         </w:pBdr>
-        <w:spacing w:after="0" w:before="140"/>
+        <w:spacing w:after="0" w:before="140" w:line="248" w:lineRule="auto"/>
+        <w:jc w:val="both"/>
       </w:pPr>
       <w:r>
         <w:rPr>
-          <w:rFonts w:ascii="Times New Roman" w:cs="Times New Roman" w:eastAsia="Times New Roman" w:hAnsi="Times New Roman"/>
+          <w:rFonts w:ascii="Arial" w:cs="Arial" w:eastAsia="Arial" w:hAnsi="Arial"/>
+          <w:b/>
+          <w:bCs/>
+          <w:i w:val="false"/>
+          <w:iCs w:val="false"/>
+          <w:caps w:val="false"/>
+          <w:color w:val="000000"/>
+          <w:sz w:val="18"/>
+          <w:szCs w:val="18"/>
+        </w:rPr>
+        <w:t xml:space="preserve">Conclusion.  </w:t>
+      </w:r>
+      <w:r>
+        <w:rPr>
+          <w:rFonts w:ascii="Arial" w:cs="Arial" w:eastAsia="Arial" w:hAnsi="Arial"/>
+          <w:b w:val="false"/>
+          <w:bCs w:val="false"/>
+          <w:i w:val="false"/>
+          <w:iCs w:val="false"/>
+          <w:caps w:val="false"/>
+          <w:color w:val="000000"/>
+          <w:sz w:val="18"/>
+          <w:szCs w:val="18"/>
+        </w:rPr>
+        <w:t xml:space="preserve">Not preferred. The redemption right cannot be exercised until distributable profits arise, the register objective is not met unless the preference shares carry votes, and no tax benefit arises to offset the additional class-rights complexity.</w:t>
+      </w:r>
+    </w:p>
+    <w:p>
+      <w:r>
+        <w:br w:type="page"/>
+      </w:r>
+    </w:p>
+    <w:p>
+      <w:pPr>
+        <w:spacing w:after="40" w:before="0"/>
+      </w:pPr>
+      <w:r>
+        <w:rPr>
+          <w:rFonts w:ascii="Arial" w:cs="Arial" w:eastAsia="Arial" w:hAnsi="Arial"/>
           <w:b/>
           <w:bCs/>
           <w:i w:val="false"/>
           <w:iCs w:val="false"/>
           <w:caps/>
-          <w:color w:val="FF3C00"/>
-          <w:sz w:val="19"/>
-          <w:szCs w:val="19"/>
+          <w:color w:val="595959"/>
+          <w:spacing w:val="20"/>
+          <w:sz w:val="15"/>
+          <w:szCs w:val="15"/>
         </w:rPr>
-        <w:t xml:space="preserve">Not preferred.   </w:t>
-      </w:r>
-      <w:r>
-        <w:rPr>
-          <w:rFonts w:ascii="Times New Roman" w:cs="Times New Roman" w:eastAsia="Times New Roman" w:hAnsi="Times New Roman"/>
-          <w:b w:val="false"/>
-          <w:bCs w:val="false"/>
-          <w:i w:val="false"/>
-          <w:iCs w:val="false"/>
-          <w:caps w:val="false"/>
-          <w:color w:val="1A1A1A"/>
-          <w:sz w:val="19"/>
-          <w:szCs w:val="19"/>
-        </w:rPr>
-        <w:t xml:space="preserve">Sound engineering, but the exit it promises is locked until profits arise, the register objective fails without voting preference shares, and it carries no tax benefit for the added class-rights complexity.</w:t>
+        <w:t xml:space="preserve">Structure 1C</w:t>
       </w:r>
     </w:p>
     <w:p>
-      <w:r>
-        <w:br w:type="page"/>
-      </w:r>
-    </w:p>
-    <w:p>
-      <w:pPr>
-        <w:spacing w:after="40" w:before="0"/>
+      <w:pPr>
+        <w:spacing w:after="30"/>
       </w:pPr>
       <w:r>
         <w:rPr>
-          <w:rFonts w:ascii="Times New Roman" w:cs="Times New Roman" w:eastAsia="Times New Roman" w:hAnsi="Times New Roman"/>
-          <w:b/>
-          <w:bCs/>
-          <w:i w:val="false"/>
-          <w:iCs w:val="false"/>
-          <w:caps/>
-          <w:color w:val="FF3C00"/>
-          <w:spacing w:val="20"/>
-          <w:sz w:val="16"/>
-          <w:szCs w:val="16"/>
-        </w:rPr>
-        <w:t xml:space="preserve">Structure 1C</w:t>
-      </w:r>
-    </w:p>
-    <w:p>
-      <w:pPr>
-        <w:spacing w:after="30"/>
-      </w:pPr>
-      <w:r>
-        <w:rPr>
-          <w:rFonts w:ascii="Times New Roman" w:cs="Times New Roman" w:eastAsia="Times New Roman" w:hAnsi="Times New Roman"/>
+          <w:rFonts w:ascii="Arial" w:cs="Arial" w:eastAsia="Arial" w:hAnsi="Arial"/>
           <w:b/>
           <w:bCs/>
           <w:i w:val="false"/>
           <w:iCs w:val="false"/>
           <w:caps w:val="false"/>
-          <w:color w:val="1A1A1A"/>
-          <w:sz w:val="30"/>
-          <w:szCs w:val="30"/>
+          <w:color w:val="000000"/>
+          <w:sz w:val="27"/>
+          <w:szCs w:val="27"/>
         </w:rPr>
         <w:t xml:space="preserve">Preference shares with a fixed or cumulative entitlement</w:t>
       </w:r>
@@ -3653,95 +3847,95 @@
     <w:p>
       <w:pPr>
         <w:pBdr>
-          <w:bottom w:val="single" w:color="FF3C00" w:sz="8" w:space="4"/>
+          <w:bottom w:val="single" w:color="000000" w:sz="6" w:space="4"/>
         </w:pBdr>
         <w:spacing w:after="90"/>
       </w:pPr>
       <w:r>
         <w:rPr>
-          <w:rFonts w:ascii="Times New Roman" w:cs="Times New Roman" w:eastAsia="Times New Roman" w:hAnsi="Times New Roman"/>
+          <w:rFonts w:ascii="Arial" w:cs="Arial" w:eastAsia="Arial" w:hAnsi="Arial"/>
           <w:b w:val="false"/>
           <w:bCs w:val="false"/>
           <w:i/>
           <w:iCs/>
           <w:caps w:val="false"/>
           <w:color w:val="595959"/>
-          <w:sz w:val="20"/>
-          <w:szCs w:val="20"/>
+          <w:sz w:val="19"/>
+          <w:szCs w:val="19"/>
         </w:rPr>
-        <w:t xml:space="preserve">The structure as originally discussed - included so the cost of certainty is visible</w:t>
+        <w:t xml:space="preserve">The structure as originally discussed; classified as a financial liability under IAS 32</w:t>
       </w:r>
     </w:p>
     <w:p>
       <w:pPr>
         <w:keepNext/>
-        <w:spacing w:after="70" w:before="130"/>
+        <w:spacing w:after="70" w:before="140"/>
       </w:pPr>
       <w:r>
         <w:rPr>
-          <w:rFonts w:ascii="Times New Roman" w:cs="Times New Roman" w:eastAsia="Times New Roman" w:hAnsi="Times New Roman"/>
+          <w:rFonts w:ascii="Arial" w:cs="Arial" w:eastAsia="Arial" w:hAnsi="Arial"/>
           <w:b/>
           <w:bCs/>
           <w:i w:val="false"/>
           <w:iCs w:val="false"/>
           <w:caps w:val="false"/>
-          <w:color w:val="1A1A1A"/>
-          <w:sz w:val="19"/>
-          <w:szCs w:val="19"/>
+          <w:color w:val="000000"/>
+          <w:sz w:val="18"/>
+          <w:szCs w:val="18"/>
         </w:rPr>
-        <w:t xml:space="preserve">How it works</w:t>
+        <w:t xml:space="preserve">Mechanics</w:t>
       </w:r>
     </w:p>
     <w:p>
       <w:pPr>
         <w:keepLines/>
-        <w:spacing w:after="100" w:before="0" w:line="252" w:lineRule="auto"/>
+        <w:spacing w:after="100" w:before="0" w:line="248" w:lineRule="auto"/>
         <w:jc w:val="both"/>
       </w:pPr>
       <w:r>
         <w:rPr>
-          <w:rFonts w:ascii="Times New Roman" w:cs="Times New Roman" w:eastAsia="Times New Roman" w:hAnsi="Times New Roman"/>
+          <w:rFonts w:ascii="Arial" w:cs="Arial" w:eastAsia="Arial" w:hAnsi="Arial"/>
           <w:b w:val="false"/>
           <w:bCs w:val="false"/>
           <w:i w:val="false"/>
           <w:iCs w:val="false"/>
           <w:caps w:val="false"/>
-          <w:color w:val="1A1A1A"/>
-          <w:sz w:val="19"/>
-          <w:szCs w:val="19"/>
+          <w:color w:val="000000"/>
+          <w:sz w:val="18"/>
+          <w:szCs w:val="18"/>
         </w:rPr>
-        <w:t xml:space="preserve">As 1B, but Class B carries a fixed entitlement of 8% (€1,6m a year) payable once profits exist, cumulative if unpaid. This is the certainty Starter Point originally sought: a defined return, ranking ahead of the ordinary shares.</w:t>
+        <w:t xml:space="preserve">As structure 1B, but Class B carries a fixed entitlement of 8% (€1,6m a year) payable once profits exist, cumulative if unpaid. This reflects the terms originally discussed: a defined return ranking ahead of the ordinary shares.</w:t>
       </w:r>
     </w:p>
     <w:p>
       <w:pPr>
         <w:keepNext/>
-        <w:spacing w:after="70" w:before="130"/>
+        <w:spacing w:after="70" w:before="140"/>
       </w:pPr>
       <w:r>
         <w:rPr>
-          <w:rFonts w:ascii="Times New Roman" w:cs="Times New Roman" w:eastAsia="Times New Roman" w:hAnsi="Times New Roman"/>
+          <w:rFonts w:ascii="Arial" w:cs="Arial" w:eastAsia="Arial" w:hAnsi="Arial"/>
           <w:b/>
           <w:bCs/>
           <w:i w:val="false"/>
           <w:iCs w:val="false"/>
           <w:caps w:val="false"/>
-          <w:color w:val="1A1A1A"/>
-          <w:sz w:val="19"/>
-          <w:szCs w:val="19"/>
+          <w:color w:val="000000"/>
+          <w:sz w:val="18"/>
+          <w:szCs w:val="18"/>
         </w:rPr>
-        <w:t xml:space="preserve">Why it fails</w:t>
+        <w:t xml:space="preserve">Assessment</w:t>
       </w:r>
     </w:p>
     <w:tbl>
       <w:tblPr>
         <w:tblW w:type="dxa" w:w="9576"/>
         <w:tblBorders>
-          <w:top w:val="single" w:color="1A1A1A" w:sz="8"/>
+          <w:top w:val="single" w:color="000000" w:sz="8"/>
           <w:left w:val="none"/>
-          <w:bottom w:val="single" w:color="1A1A1A" w:sz="8"/>
+          <w:bottom w:val="single" w:color="000000" w:sz="8"/>
           <w:right w:val="none"/>
-          <w:insideH w:val="single" w:color="C9C4BE" w:sz="4"/>
+          <w:insideH w:val="single" w:color="BFBFBF" w:sz="4"/>
           <w:insideV w:val="none"/>
         </w:tblBorders>
       </w:tblPr>
@@ -3763,20 +3957,20 @@
           </w:tcPr>
           <w:p>
             <w:pPr>
-              <w:spacing w:after="20" w:line="232" w:lineRule="auto"/>
-              <w:jc w:val="left"/>
-            </w:pPr>
-            <w:r>
-              <w:rPr>
-                <w:rFonts w:ascii="Times New Roman" w:cs="Times New Roman" w:eastAsia="Times New Roman" w:hAnsi="Times New Roman"/>
+              <w:spacing w:after="20" w:line="228" w:lineRule="auto"/>
+              <w:jc w:val="left"/>
+            </w:pPr>
+            <w:r>
+              <w:rPr>
+                <w:rFonts w:ascii="Arial" w:cs="Arial" w:eastAsia="Arial" w:hAnsi="Arial"/>
                 <w:b/>
                 <w:bCs/>
                 <w:i w:val="false"/>
                 <w:iCs w:val="false"/>
                 <w:caps w:val="false"/>
-                <w:color w:val="1A1A1A"/>
-                <w:sz w:val="17"/>
-                <w:szCs w:val="17"/>
+                <w:color w:val="000000"/>
+                <w:sz w:val="16"/>
+                <w:szCs w:val="16"/>
               </w:rPr>
               <w:t xml:space="preserve">Accounting</w:t>
             </w:r>
@@ -3795,22 +3989,22 @@
           </w:tcPr>
           <w:p>
             <w:pPr>
-              <w:spacing w:after="20" w:line="232" w:lineRule="auto"/>
-              <w:jc w:val="left"/>
-            </w:pPr>
-            <w:r>
-              <w:rPr>
-                <w:rFonts w:ascii="Times New Roman" w:cs="Times New Roman" w:eastAsia="Times New Roman" w:hAnsi="Times New Roman"/>
-                <w:b w:val="false"/>
-                <w:bCs w:val="false"/>
-                <w:i w:val="false"/>
-                <w:iCs w:val="false"/>
-                <w:caps w:val="false"/>
-                <w:color w:val="1A1A1A"/>
-                <w:sz w:val="17"/>
-                <w:szCs w:val="17"/>
-              </w:rPr>
-              <w:t xml:space="preserve">An obligation to pay that is conditional only on the existence of profits is still an obligation. Under IAS 32 the instrument is a financial liability, measured at the present value of the expected payments. The €20m arrives on the balance sheet as debt, not equity.</w:t>
+              <w:spacing w:after="20" w:line="228" w:lineRule="auto"/>
+              <w:jc w:val="left"/>
+            </w:pPr>
+            <w:r>
+              <w:rPr>
+                <w:rFonts w:ascii="Arial" w:cs="Arial" w:eastAsia="Arial" w:hAnsi="Arial"/>
+                <w:b w:val="false"/>
+                <w:bCs w:val="false"/>
+                <w:i w:val="false"/>
+                <w:iCs w:val="false"/>
+                <w:caps w:val="false"/>
+                <w:color w:val="000000"/>
+                <w:sz w:val="16"/>
+                <w:szCs w:val="16"/>
+              </w:rPr>
+              <w:t xml:space="preserve">An obligation to pay that is conditional only on the existence of profits remains an obligation. Under IAS 32 the instrument is a financial liability, measured at the present value of the expected payments. The €20m is recognised as debt, not equity.</w:t>
             </w:r>
           </w:p>
         </w:tc>
@@ -3829,20 +4023,20 @@
           </w:tcPr>
           <w:p>
             <w:pPr>
-              <w:spacing w:after="20" w:line="232" w:lineRule="auto"/>
-              <w:jc w:val="left"/>
-            </w:pPr>
-            <w:r>
-              <w:rPr>
-                <w:rFonts w:ascii="Times New Roman" w:cs="Times New Roman" w:eastAsia="Times New Roman" w:hAnsi="Times New Roman"/>
+              <w:spacing w:after="20" w:line="228" w:lineRule="auto"/>
+              <w:jc w:val="left"/>
+            </w:pPr>
+            <w:r>
+              <w:rPr>
+                <w:rFonts w:ascii="Arial" w:cs="Arial" w:eastAsia="Arial" w:hAnsi="Arial"/>
                 <w:b/>
                 <w:bCs/>
                 <w:i w:val="false"/>
                 <w:iCs w:val="false"/>
                 <w:caps w:val="false"/>
-                <w:color w:val="1A1A1A"/>
-                <w:sz w:val="17"/>
-                <w:szCs w:val="17"/>
+                <w:color w:val="000000"/>
+                <w:sz w:val="16"/>
+                <w:szCs w:val="16"/>
               </w:rPr>
               <w:t xml:space="preserve">Balance sheet</w:t>
             </w:r>
@@ -3861,22 +4055,22 @@
           </w:tcPr>
           <w:p>
             <w:pPr>
-              <w:spacing w:after="20" w:line="232" w:lineRule="auto"/>
-              <w:jc w:val="left"/>
-            </w:pPr>
-            <w:r>
-              <w:rPr>
-                <w:rFonts w:ascii="Times New Roman" w:cs="Times New Roman" w:eastAsia="Times New Roman" w:hAnsi="Times New Roman"/>
-                <w:b w:val="false"/>
-                <w:bCs w:val="false"/>
-                <w:i w:val="false"/>
-                <w:iCs w:val="false"/>
-                <w:caps w:val="false"/>
-                <w:color w:val="1A1A1A"/>
-                <w:sz w:val="17"/>
-                <w:szCs w:val="17"/>
-              </w:rPr>
-              <w:t xml:space="preserve">Equity remains negative at €3,98m. The going concern issue is not resolved, the letter of support remains, and the audit report continues to carry the disclosure.</w:t>
+              <w:spacing w:after="20" w:line="228" w:lineRule="auto"/>
+              <w:jc w:val="left"/>
+            </w:pPr>
+            <w:r>
+              <w:rPr>
+                <w:rFonts w:ascii="Arial" w:cs="Arial" w:eastAsia="Arial" w:hAnsi="Arial"/>
+                <w:b w:val="false"/>
+                <w:bCs w:val="false"/>
+                <w:i w:val="false"/>
+                <w:iCs w:val="false"/>
+                <w:caps w:val="false"/>
+                <w:color w:val="000000"/>
+                <w:sz w:val="16"/>
+                <w:szCs w:val="16"/>
+              </w:rPr>
+              <w:t xml:space="preserve">Equity remains negative at €3,98m. The going concern position is not resolved, the letter of support remains necessary, and the audit report continues to carry the related disclosure.</w:t>
             </w:r>
           </w:p>
         </w:tc>
@@ -3895,20 +4089,20 @@
           </w:tcPr>
           <w:p>
             <w:pPr>
-              <w:spacing w:after="20" w:line="232" w:lineRule="auto"/>
-              <w:jc w:val="left"/>
-            </w:pPr>
-            <w:r>
-              <w:rPr>
-                <w:rFonts w:ascii="Times New Roman" w:cs="Times New Roman" w:eastAsia="Times New Roman" w:hAnsi="Times New Roman"/>
+              <w:spacing w:after="20" w:line="228" w:lineRule="auto"/>
+              <w:jc w:val="left"/>
+            </w:pPr>
+            <w:r>
+              <w:rPr>
+                <w:rFonts w:ascii="Arial" w:cs="Arial" w:eastAsia="Arial" w:hAnsi="Arial"/>
                 <w:b/>
                 <w:bCs/>
                 <w:i w:val="false"/>
                 <w:iCs w:val="false"/>
                 <w:caps w:val="false"/>
-                <w:color w:val="1A1A1A"/>
-                <w:sz w:val="17"/>
-                <w:szCs w:val="17"/>
+                <w:color w:val="000000"/>
+                <w:sz w:val="16"/>
+                <w:szCs w:val="16"/>
               </w:rPr>
               <w:t xml:space="preserve">Accumulation</w:t>
             </w:r>
@@ -3927,22 +4121,22 @@
           </w:tcPr>
           <w:p>
             <w:pPr>
-              <w:spacing w:after="20" w:line="232" w:lineRule="auto"/>
-              <w:jc w:val="left"/>
-            </w:pPr>
-            <w:r>
-              <w:rPr>
-                <w:rFonts w:ascii="Times New Roman" w:cs="Times New Roman" w:eastAsia="Times New Roman" w:hAnsi="Times New Roman"/>
-                <w:b w:val="false"/>
-                <w:bCs w:val="false"/>
-                <w:i w:val="false"/>
-                <w:iCs w:val="false"/>
-                <w:caps w:val="false"/>
-                <w:color w:val="1A1A1A"/>
-                <w:sz w:val="17"/>
-                <w:szCs w:val="17"/>
-              </w:rPr>
-              <w:t xml:space="preserve">A cumulative 8% on €20m accrues at €1,6m a year against a company already carrying €3,98m of accumulated losses and no turnover. After the five to six years the projects need, €8m to €10m of arrears would rank ahead of every ordinary share, including the minorities’ - a position that will be challenged the moment any other stakeholder examines it.</w:t>
+              <w:spacing w:after="20" w:line="228" w:lineRule="auto"/>
+              <w:jc w:val="left"/>
+            </w:pPr>
+            <w:r>
+              <w:rPr>
+                <w:rFonts w:ascii="Arial" w:cs="Arial" w:eastAsia="Arial" w:hAnsi="Arial"/>
+                <w:b w:val="false"/>
+                <w:bCs w:val="false"/>
+                <w:i w:val="false"/>
+                <w:iCs w:val="false"/>
+                <w:caps w:val="false"/>
+                <w:color w:val="000000"/>
+                <w:sz w:val="16"/>
+                <w:szCs w:val="16"/>
+              </w:rPr>
+              <w:t xml:space="preserve">A cumulative 8% on €20m accrues at €1,6m a year against a company with accumulated losses of €3,98m and no turnover. Over the five to six years the projects require, €8m to €10m of arrears would rank ahead of every ordinary share, including the minority holdings.</w:t>
             </w:r>
           </w:p>
         </w:tc>
@@ -3961,22 +4155,22 @@
           </w:tcPr>
           <w:p>
             <w:pPr>
-              <w:spacing w:after="20" w:line="232" w:lineRule="auto"/>
-              <w:jc w:val="left"/>
-            </w:pPr>
-            <w:r>
-              <w:rPr>
-                <w:rFonts w:ascii="Times New Roman" w:cs="Times New Roman" w:eastAsia="Times New Roman" w:hAnsi="Times New Roman"/>
+              <w:spacing w:after="20" w:line="228" w:lineRule="auto"/>
+              <w:jc w:val="left"/>
+            </w:pPr>
+            <w:r>
+              <w:rPr>
+                <w:rFonts w:ascii="Arial" w:cs="Arial" w:eastAsia="Arial" w:hAnsi="Arial"/>
                 <w:b/>
                 <w:bCs/>
                 <w:i w:val="false"/>
                 <w:iCs w:val="false"/>
                 <w:caps w:val="false"/>
-                <w:color w:val="1A1A1A"/>
-                <w:sz w:val="17"/>
-                <w:szCs w:val="17"/>
-              </w:rPr>
-              <w:t xml:space="preserve">The rate is not the fix</w:t>
+                <w:color w:val="000000"/>
+                <w:sz w:val="16"/>
+                <w:szCs w:val="16"/>
+              </w:rPr>
+              <w:t xml:space="preserve">Effect of the rate</w:t>
             </w:r>
           </w:p>
         </w:tc>
@@ -3993,22 +4187,22 @@
           </w:tcPr>
           <w:p>
             <w:pPr>
-              <w:spacing w:after="20" w:line="232" w:lineRule="auto"/>
-              <w:jc w:val="left"/>
-            </w:pPr>
-            <w:r>
-              <w:rPr>
-                <w:rFonts w:ascii="Times New Roman" w:cs="Times New Roman" w:eastAsia="Times New Roman" w:hAnsi="Times New Roman"/>
-                <w:b w:val="false"/>
-                <w:bCs w:val="false"/>
-                <w:i w:val="false"/>
-                <w:iCs w:val="false"/>
-                <w:caps w:val="false"/>
-                <w:color w:val="1A1A1A"/>
-                <w:sz w:val="17"/>
-                <w:szCs w:val="17"/>
-              </w:rPr>
-              <w:t xml:space="preserve">Reducing 8% to 5% changes the size of the liability, not its classification. Only removing the obligation - making the dividend discretionary and non-cumulative - restores equity treatment, and that is structure 1B.</w:t>
+              <w:spacing w:after="20" w:line="228" w:lineRule="auto"/>
+              <w:jc w:val="left"/>
+            </w:pPr>
+            <w:r>
+              <w:rPr>
+                <w:rFonts w:ascii="Arial" w:cs="Arial" w:eastAsia="Arial" w:hAnsi="Arial"/>
+                <w:b w:val="false"/>
+                <w:bCs w:val="false"/>
+                <w:i w:val="false"/>
+                <w:iCs w:val="false"/>
+                <w:caps w:val="false"/>
+                <w:color w:val="000000"/>
+                <w:sz w:val="16"/>
+                <w:szCs w:val="16"/>
+              </w:rPr>
+              <w:t xml:space="preserve">Reducing the rate from 8% to 5% changes the size of the liability, not its classification. Equity treatment is restored only by removing the obligation - a discretionary, non-cumulative dividend - which is structure 1B.</w:t>
             </w:r>
           </w:p>
         </w:tc>
@@ -4027,20 +4221,20 @@
           </w:tcPr>
           <w:p>
             <w:pPr>
-              <w:spacing w:after="20" w:line="232" w:lineRule="auto"/>
-              <w:jc w:val="left"/>
-            </w:pPr>
-            <w:r>
-              <w:rPr>
-                <w:rFonts w:ascii="Times New Roman" w:cs="Times New Roman" w:eastAsia="Times New Roman" w:hAnsi="Times New Roman"/>
+              <w:spacing w:after="20" w:line="228" w:lineRule="auto"/>
+              <w:jc w:val="left"/>
+            </w:pPr>
+            <w:r>
+              <w:rPr>
+                <w:rFonts w:ascii="Arial" w:cs="Arial" w:eastAsia="Arial" w:hAnsi="Arial"/>
                 <w:b/>
                 <w:bCs/>
                 <w:i w:val="false"/>
                 <w:iCs w:val="false"/>
                 <w:caps w:val="false"/>
-                <w:color w:val="1A1A1A"/>
-                <w:sz w:val="17"/>
-                <w:szCs w:val="17"/>
+                <w:color w:val="000000"/>
+                <w:sz w:val="16"/>
+                <w:szCs w:val="16"/>
               </w:rPr>
               <w:t xml:space="preserve">Tax</w:t>
             </w:r>
@@ -4059,22 +4253,22 @@
           </w:tcPr>
           <w:p>
             <w:pPr>
-              <w:spacing w:after="20" w:line="232" w:lineRule="auto"/>
-              <w:jc w:val="left"/>
-            </w:pPr>
-            <w:r>
-              <w:rPr>
-                <w:rFonts w:ascii="Times New Roman" w:cs="Times New Roman" w:eastAsia="Times New Roman" w:hAnsi="Times New Roman"/>
-                <w:b w:val="false"/>
-                <w:bCs w:val="false"/>
-                <w:i w:val="false"/>
-                <w:iCs w:val="false"/>
-                <w:caps w:val="false"/>
-                <w:color w:val="1A1A1A"/>
-                <w:sz w:val="17"/>
-                <w:szCs w:val="17"/>
-              </w:rPr>
-              <w:t xml:space="preserve">As 1A and 1B: no group tax benefit. The preference dividend is a distribution, not a deductible cost, so the fixed coupon buys certainty for Starter Point without any offsetting relief.</w:t>
+              <w:spacing w:after="20" w:line="228" w:lineRule="auto"/>
+              <w:jc w:val="left"/>
+            </w:pPr>
+            <w:r>
+              <w:rPr>
+                <w:rFonts w:ascii="Arial" w:cs="Arial" w:eastAsia="Arial" w:hAnsi="Arial"/>
+                <w:b w:val="false"/>
+                <w:bCs w:val="false"/>
+                <w:i w:val="false"/>
+                <w:iCs w:val="false"/>
+                <w:caps w:val="false"/>
+                <w:color w:val="000000"/>
+                <w:sz w:val="16"/>
+                <w:szCs w:val="16"/>
+              </w:rPr>
+              <w:t xml:space="preserve">As structures 1A and 1B: no group tax benefit. The preference dividend is a distribution, not a deductible cost, so the fixed entitlement carries no offsetting relief.</w:t>
             </w:r>
           </w:p>
         </w:tc>
@@ -4083,120 +4277,122 @@
     <w:p>
       <w:pPr>
         <w:keepNext/>
-        <w:spacing w:after="70" w:before="130"/>
+        <w:spacing w:after="70" w:before="140"/>
       </w:pPr>
       <w:r>
         <w:rPr>
-          <w:rFonts w:ascii="Times New Roman" w:cs="Times New Roman" w:eastAsia="Times New Roman" w:hAnsi="Times New Roman"/>
+          <w:rFonts w:ascii="Arial" w:cs="Arial" w:eastAsia="Arial" w:hAnsi="Arial"/>
           <w:b/>
           <w:bCs/>
           <w:i w:val="false"/>
           <w:iCs w:val="false"/>
           <w:caps w:val="false"/>
-          <w:color w:val="1A1A1A"/>
-          <w:sz w:val="19"/>
-          <w:szCs w:val="19"/>
+          <w:color w:val="000000"/>
+          <w:sz w:val="18"/>
+          <w:szCs w:val="18"/>
         </w:rPr>
-        <w:t xml:space="preserve">What the shareholders should take from this page</w:t>
+        <w:t xml:space="preserve">Observation</w:t>
       </w:r>
     </w:p>
     <w:p>
       <w:pPr>
         <w:keepLines/>
-        <w:spacing w:after="100" w:before="0" w:line="252" w:lineRule="auto"/>
+        <w:spacing w:after="100" w:before="0" w:line="248" w:lineRule="auto"/>
         <w:jc w:val="both"/>
       </w:pPr>
       <w:r>
         <w:rPr>
-          <w:rFonts w:ascii="Times New Roman" w:cs="Times New Roman" w:eastAsia="Times New Roman" w:hAnsi="Times New Roman"/>
+          <w:rFonts w:ascii="Arial" w:cs="Arial" w:eastAsia="Arial" w:hAnsi="Arial"/>
           <w:b w:val="false"/>
           <w:bCs w:val="false"/>
           <w:i w:val="false"/>
           <w:iCs w:val="false"/>
           <w:caps w:val="false"/>
-          <w:color w:val="1A1A1A"/>
-          <w:sz w:val="19"/>
-          <w:szCs w:val="19"/>
+          <w:color w:val="000000"/>
+          <w:sz w:val="18"/>
+          <w:szCs w:val="18"/>
         </w:rPr>
-        <w:t xml:space="preserve">The instinct behind 1C - a fixed, senior, certain return - is exactly the economics of a loan. If that is what Starter Point wants, structure 3 delivers it with the same seniority in substance, an exit available at any time rather than after profits arise, and a deductible cost that ends up in the development stock rather than a growing preference overhang. If equity presentation is what matters, 1B delivers it at the price of discretion. 1C sits between the two and captures the benefit of neither.</w:t>
+        <w:t xml:space="preserve">The features sought under this structure - a fixed, senior, defined return - correspond in substance to debt. Structure 3 provides those features with repayment available at any time and a deductible cost capitalised into the developments. Structure 1B provides equity classification at the cost of making the return discretionary. Structure 1C combines the disadvantages of both: liability classification without deductibility.</w:t>
       </w:r>
     </w:p>
     <w:p>
       <w:pPr>
+        <w:keepLines/>
         <w:pBdr>
-          <w:top w:val="single" w:color="FF3C00" w:sz="6" w:space="4"/>
+          <w:top w:val="single" w:color="000000" w:sz="6" w:space="4"/>
         </w:pBdr>
-        <w:spacing w:after="0" w:before="140"/>
+        <w:spacing w:after="0" w:before="140" w:line="248" w:lineRule="auto"/>
+        <w:jc w:val="both"/>
       </w:pPr>
       <w:r>
         <w:rPr>
-          <w:rFonts w:ascii="Times New Roman" w:cs="Times New Roman" w:eastAsia="Times New Roman" w:hAnsi="Times New Roman"/>
+          <w:rFonts w:ascii="Arial" w:cs="Arial" w:eastAsia="Arial" w:hAnsi="Arial"/>
+          <w:b/>
+          <w:bCs/>
+          <w:i w:val="false"/>
+          <w:iCs w:val="false"/>
+          <w:caps w:val="false"/>
+          <w:color w:val="000000"/>
+          <w:sz w:val="18"/>
+          <w:szCs w:val="18"/>
+        </w:rPr>
+        <w:t xml:space="preserve">Conclusion.  </w:t>
+      </w:r>
+      <w:r>
+        <w:rPr>
+          <w:rFonts w:ascii="Arial" w:cs="Arial" w:eastAsia="Arial" w:hAnsi="Arial"/>
+          <w:b w:val="false"/>
+          <w:bCs w:val="false"/>
+          <w:i w:val="false"/>
+          <w:iCs w:val="false"/>
+          <w:caps w:val="false"/>
+          <w:color w:val="000000"/>
+          <w:sz w:val="18"/>
+          <w:szCs w:val="18"/>
+        </w:rPr>
+        <w:t xml:space="preserve">Not recommended. The instrument is a financial liability which does not restore the balance sheet, while providing no tax relief.</w:t>
+      </w:r>
+    </w:p>
+    <w:p>
+      <w:r>
+        <w:br w:type="page"/>
+      </w:r>
+    </w:p>
+    <w:p>
+      <w:pPr>
+        <w:spacing w:after="40" w:before="0"/>
+      </w:pPr>
+      <w:r>
+        <w:rPr>
+          <w:rFonts w:ascii="Arial" w:cs="Arial" w:eastAsia="Arial" w:hAnsi="Arial"/>
           <w:b/>
           <w:bCs/>
           <w:i w:val="false"/>
           <w:iCs w:val="false"/>
           <w:caps/>
-          <w:color w:val="FF3C00"/>
-          <w:sz w:val="19"/>
-          <w:szCs w:val="19"/>
+          <w:color w:val="595959"/>
+          <w:spacing w:val="20"/>
+          <w:sz w:val="15"/>
+          <w:szCs w:val="15"/>
         </w:rPr>
-        <w:t xml:space="preserve">Rejected.   </w:t>
-      </w:r>
-      <w:r>
-        <w:rPr>
-          <w:rFonts w:ascii="Times New Roman" w:cs="Times New Roman" w:eastAsia="Times New Roman" w:hAnsi="Times New Roman"/>
-          <w:b w:val="false"/>
-          <w:bCs w:val="false"/>
-          <w:i w:val="false"/>
-          <w:iCs w:val="false"/>
-          <w:caps w:val="false"/>
-          <w:color w:val="1A1A1A"/>
-          <w:sz w:val="19"/>
-          <w:szCs w:val="19"/>
-        </w:rPr>
-        <w:t xml:space="preserve">A liability in equity clothing: it fails the balance sheet test that motivates an equity route, while foregoing the tax relief that motivates a debt route.</w:t>
+        <w:t xml:space="preserve">Structure 2</w:t>
       </w:r>
     </w:p>
     <w:p>
-      <w:r>
-        <w:br w:type="page"/>
-      </w:r>
-    </w:p>
-    <w:p>
-      <w:pPr>
-        <w:spacing w:after="40" w:before="0"/>
+      <w:pPr>
+        <w:spacing w:after="30"/>
       </w:pPr>
       <w:r>
         <w:rPr>
-          <w:rFonts w:ascii="Times New Roman" w:cs="Times New Roman" w:eastAsia="Times New Roman" w:hAnsi="Times New Roman"/>
-          <w:b/>
-          <w:bCs/>
-          <w:i w:val="false"/>
-          <w:iCs w:val="false"/>
-          <w:caps/>
-          <w:color w:val="FF3C00"/>
-          <w:spacing w:val="20"/>
-          <w:sz w:val="16"/>
-          <w:szCs w:val="16"/>
-        </w:rPr>
-        <w:t xml:space="preserve">Structure 2</w:t>
-      </w:r>
-    </w:p>
-    <w:p>
-      <w:pPr>
-        <w:spacing w:after="30"/>
-      </w:pPr>
-      <w:r>
-        <w:rPr>
-          <w:rFonts w:ascii="Times New Roman" w:cs="Times New Roman" w:eastAsia="Times New Roman" w:hAnsi="Times New Roman"/>
+          <w:rFonts w:ascii="Arial" w:cs="Arial" w:eastAsia="Arial" w:hAnsi="Arial"/>
           <w:b/>
           <w:bCs/>
           <w:i w:val="false"/>
           <w:iCs w:val="false"/>
           <w:caps w:val="false"/>
-          <w:color w:val="1A1A1A"/>
-          <w:sz w:val="30"/>
-          <w:szCs w:val="30"/>
+          <w:color w:val="000000"/>
+          <w:sz w:val="27"/>
+          <w:szCs w:val="27"/>
         </w:rPr>
         <w:t xml:space="preserve">Cyprus holding company subscribing equity</w:t>
       </w:r>
@@ -4204,82 +4400,82 @@
     <w:p>
       <w:pPr>
         <w:pBdr>
-          <w:bottom w:val="single" w:color="FF3C00" w:sz="8" w:space="4"/>
+          <w:bottom w:val="single" w:color="000000" w:sz="6" w:space="4"/>
         </w:pBdr>
         <w:spacing w:after="90"/>
       </w:pPr>
       <w:r>
         <w:rPr>
-          <w:rFonts w:ascii="Times New Roman" w:cs="Times New Roman" w:eastAsia="Times New Roman" w:hAnsi="Times New Roman"/>
+          <w:rFonts w:ascii="Arial" w:cs="Arial" w:eastAsia="Arial" w:hAnsi="Arial"/>
           <w:b w:val="false"/>
           <w:bCs w:val="false"/>
           <w:i/>
           <w:iCs/>
           <w:caps w:val="false"/>
           <w:color w:val="595959"/>
-          <w:sz w:val="20"/>
-          <w:szCs w:val="20"/>
+          <w:sz w:val="19"/>
+          <w:szCs w:val="19"/>
         </w:rPr>
-        <w:t xml:space="preserve">Same instrument, different subscriber - a banking and platform play, not a tax one</w:t>
+        <w:t xml:space="preserve">The same instrument, subscribed through an intermediate Cyprus holding company</w:t>
       </w:r>
     </w:p>
     <w:p>
       <w:pPr>
         <w:keepNext/>
-        <w:spacing w:after="70" w:before="130"/>
+        <w:spacing w:after="70" w:before="140"/>
       </w:pPr>
       <w:r>
         <w:rPr>
-          <w:rFonts w:ascii="Times New Roman" w:cs="Times New Roman" w:eastAsia="Times New Roman" w:hAnsi="Times New Roman"/>
+          <w:rFonts w:ascii="Arial" w:cs="Arial" w:eastAsia="Arial" w:hAnsi="Arial"/>
           <w:b/>
           <w:bCs/>
           <w:i w:val="false"/>
           <w:iCs w:val="false"/>
           <w:caps w:val="false"/>
-          <w:color w:val="1A1A1A"/>
-          <w:sz w:val="19"/>
-          <w:szCs w:val="19"/>
+          <w:color w:val="000000"/>
+          <w:sz w:val="18"/>
+          <w:szCs w:val="18"/>
         </w:rPr>
-        <w:t xml:space="preserve">How it works</w:t>
+        <w:t xml:space="preserve">Mechanics</w:t>
       </w:r>
     </w:p>
     <w:p>
       <w:pPr>
         <w:keepLines/>
-        <w:spacing w:after="100" w:before="0" w:line="252" w:lineRule="auto"/>
+        <w:spacing w:after="100" w:before="0" w:line="248" w:lineRule="auto"/>
         <w:jc w:val="both"/>
       </w:pPr>
       <w:r>
         <w:rPr>
-          <w:rFonts w:ascii="Times New Roman" w:cs="Times New Roman" w:eastAsia="Times New Roman" w:hAnsi="Times New Roman"/>
+          <w:rFonts w:ascii="Arial" w:cs="Arial" w:eastAsia="Arial" w:hAnsi="Arial"/>
           <w:b w:val="false"/>
           <w:bCs w:val="false"/>
           <w:i w:val="false"/>
           <w:iCs w:val="false"/>
           <w:caps w:val="false"/>
-          <w:color w:val="1A1A1A"/>
-          <w:sz w:val="19"/>
-          <w:szCs w:val="19"/>
+          <w:color w:val="000000"/>
+          <w:sz w:val="18"/>
+          <w:szCs w:val="18"/>
         </w:rPr>
-        <w:t xml:space="preserve">Starter Point forms a Cyprus company and funds it with €20m of equity (1.000 shares at a premium). The new company subscribes for shares in Keytree on the terms of 1A or 1B. The instrument inside Keytree - and therefore the whole company law and accounting analysis - is identical to scenario 1; only the name on the register changes.</w:t>
+        <w:t xml:space="preserve">Starter Point forms a Cyprus company and funds it with €20m of equity (1.000 shares at a premium). The new company subscribes for shares in Keytree on the terms of structure 1A or 1B. The instrument inside Keytree - and therefore the company law and accounting analysis - is identical to scenario 1; only the identity of the subscriber changes.</w:t>
       </w:r>
     </w:p>
     <w:p>
       <w:pPr>
         <w:keepNext/>
-        <w:spacing w:after="70" w:before="130"/>
+        <w:spacing w:after="70" w:before="140"/>
       </w:pPr>
       <w:r>
         <w:rPr>
-          <w:rFonts w:ascii="Times New Roman" w:cs="Times New Roman" w:eastAsia="Times New Roman" w:hAnsi="Times New Roman"/>
+          <w:rFonts w:ascii="Arial" w:cs="Arial" w:eastAsia="Arial" w:hAnsi="Arial"/>
           <w:b/>
           <w:bCs/>
           <w:i w:val="false"/>
           <w:iCs w:val="false"/>
           <w:caps w:val="false"/>
-          <w:color w:val="1A1A1A"/>
-          <w:sz w:val="19"/>
-          <w:szCs w:val="19"/>
+          <w:color w:val="000000"/>
+          <w:sz w:val="18"/>
+          <w:szCs w:val="18"/>
         </w:rPr>
         <w:t xml:space="preserve">Assessment</w:t>
       </w:r>
@@ -4288,11 +4484,11 @@
       <w:tblPr>
         <w:tblW w:type="dxa" w:w="9576"/>
         <w:tblBorders>
-          <w:top w:val="single" w:color="1A1A1A" w:sz="8"/>
+          <w:top w:val="single" w:color="000000" w:sz="8"/>
           <w:left w:val="none"/>
-          <w:bottom w:val="single" w:color="1A1A1A" w:sz="8"/>
+          <w:bottom w:val="single" w:color="000000" w:sz="8"/>
           <w:right w:val="none"/>
-          <w:insideH w:val="single" w:color="C9C4BE" w:sz="4"/>
+          <w:insideH w:val="single" w:color="BFBFBF" w:sz="4"/>
           <w:insideV w:val="none"/>
         </w:tblBorders>
       </w:tblPr>
@@ -4314,20 +4510,20 @@
           </w:tcPr>
           <w:p>
             <w:pPr>
-              <w:spacing w:after="20" w:line="232" w:lineRule="auto"/>
-              <w:jc w:val="left"/>
-            </w:pPr>
-            <w:r>
-              <w:rPr>
-                <w:rFonts w:ascii="Times New Roman" w:cs="Times New Roman" w:eastAsia="Times New Roman" w:hAnsi="Times New Roman"/>
+              <w:spacing w:after="20" w:line="228" w:lineRule="auto"/>
+              <w:jc w:val="left"/>
+            </w:pPr>
+            <w:r>
+              <w:rPr>
+                <w:rFonts w:ascii="Arial" w:cs="Arial" w:eastAsia="Arial" w:hAnsi="Arial"/>
                 <w:b/>
                 <w:bCs/>
                 <w:i w:val="false"/>
                 <w:iCs w:val="false"/>
                 <w:caps w:val="false"/>
-                <w:color w:val="1A1A1A"/>
-                <w:sz w:val="17"/>
-                <w:szCs w:val="17"/>
+                <w:color w:val="000000"/>
+                <w:sz w:val="16"/>
+                <w:szCs w:val="16"/>
               </w:rPr>
               <w:t xml:space="preserve">Tax at the new company</w:t>
             </w:r>
@@ -4346,22 +4542,22 @@
           </w:tcPr>
           <w:p>
             <w:pPr>
-              <w:spacing w:after="20" w:line="232" w:lineRule="auto"/>
-              <w:jc w:val="left"/>
-            </w:pPr>
-            <w:r>
-              <w:rPr>
-                <w:rFonts w:ascii="Times New Roman" w:cs="Times New Roman" w:eastAsia="Times New Roman" w:hAnsi="Times New Roman"/>
-                <w:b w:val="false"/>
-                <w:bCs w:val="false"/>
-                <w:i w:val="false"/>
-                <w:iCs w:val="false"/>
-                <w:caps w:val="false"/>
-                <w:color w:val="1A1A1A"/>
-                <w:sz w:val="17"/>
-                <w:szCs w:val="17"/>
-              </w:rPr>
-              <w:t xml:space="preserve">The asset financed by the new equity is a shareholding in Keytree and the income from it is exempt dividends. The notional deduction is capped at 80% of taxable profit from the asset financed: 80% of nil is nil. No deduction arises at this level, and the deduction inside Keytree remains worthless for the reasons on page 2.</w:t>
+              <w:spacing w:after="20" w:line="228" w:lineRule="auto"/>
+              <w:jc w:val="left"/>
+            </w:pPr>
+            <w:r>
+              <w:rPr>
+                <w:rFonts w:ascii="Arial" w:cs="Arial" w:eastAsia="Arial" w:hAnsi="Arial"/>
+                <w:b w:val="false"/>
+                <w:bCs w:val="false"/>
+                <w:i w:val="false"/>
+                <w:iCs w:val="false"/>
+                <w:caps w:val="false"/>
+                <w:color w:val="000000"/>
+                <w:sz w:val="16"/>
+                <w:szCs w:val="16"/>
+              </w:rPr>
+              <w:t xml:space="preserve">The asset financed by the new equity is a shareholding in Keytree and the income from it is exempt dividends. The notional interest deduction is capped at 80% of taxable profit from the asset financed; no deduction therefore arises at this level, and the deduction inside Keytree remains of no value for the reasons on page 2.</w:t>
             </w:r>
           </w:p>
         </w:tc>
@@ -4380,20 +4576,20 @@
           </w:tcPr>
           <w:p>
             <w:pPr>
-              <w:spacing w:after="20" w:line="232" w:lineRule="auto"/>
-              <w:jc w:val="left"/>
-            </w:pPr>
-            <w:r>
-              <w:rPr>
-                <w:rFonts w:ascii="Times New Roman" w:cs="Times New Roman" w:eastAsia="Times New Roman" w:hAnsi="Times New Roman"/>
+              <w:spacing w:after="20" w:line="228" w:lineRule="auto"/>
+              <w:jc w:val="left"/>
+            </w:pPr>
+            <w:r>
+              <w:rPr>
+                <w:rFonts w:ascii="Arial" w:cs="Arial" w:eastAsia="Arial" w:hAnsi="Arial"/>
                 <w:b/>
                 <w:bCs/>
                 <w:i w:val="false"/>
                 <w:iCs w:val="false"/>
                 <w:caps w:val="false"/>
-                <w:color w:val="1A1A1A"/>
-                <w:sz w:val="17"/>
-                <w:szCs w:val="17"/>
+                <w:color w:val="000000"/>
+                <w:sz w:val="16"/>
+                <w:szCs w:val="16"/>
               </w:rPr>
               <w:t xml:space="preserve">Group relief</w:t>
             </w:r>
@@ -4412,22 +4608,22 @@
           </w:tcPr>
           <w:p>
             <w:pPr>
-              <w:spacing w:after="20" w:line="232" w:lineRule="auto"/>
-              <w:jc w:val="left"/>
-            </w:pPr>
-            <w:r>
-              <w:rPr>
-                <w:rFonts w:ascii="Times New Roman" w:cs="Times New Roman" w:eastAsia="Times New Roman" w:hAnsi="Times New Roman"/>
-                <w:b w:val="false"/>
-                <w:bCs w:val="false"/>
-                <w:i w:val="false"/>
-                <w:iCs w:val="false"/>
-                <w:caps w:val="false"/>
-                <w:color w:val="1A1A1A"/>
-                <w:sz w:val="17"/>
-                <w:szCs w:val="17"/>
-              </w:rPr>
-              <w:t xml:space="preserve">Unavailable. It requires a 75% holding; the new company would hold 10%.</w:t>
+              <w:spacing w:after="20" w:line="228" w:lineRule="auto"/>
+              <w:jc w:val="left"/>
+            </w:pPr>
+            <w:r>
+              <w:rPr>
+                <w:rFonts w:ascii="Arial" w:cs="Arial" w:eastAsia="Arial" w:hAnsi="Arial"/>
+                <w:b w:val="false"/>
+                <w:bCs w:val="false"/>
+                <w:i w:val="false"/>
+                <w:iCs w:val="false"/>
+                <w:caps w:val="false"/>
+                <w:color w:val="000000"/>
+                <w:sz w:val="16"/>
+                <w:szCs w:val="16"/>
+              </w:rPr>
+              <w:t xml:space="preserve">Not available. Group relief requires a 75% holding; the new company would hold 10%.</w:t>
             </w:r>
           </w:p>
         </w:tc>
@@ -4446,20 +4642,20 @@
           </w:tcPr>
           <w:p>
             <w:pPr>
-              <w:spacing w:after="20" w:line="232" w:lineRule="auto"/>
-              <w:jc w:val="left"/>
-            </w:pPr>
-            <w:r>
-              <w:rPr>
-                <w:rFonts w:ascii="Times New Roman" w:cs="Times New Roman" w:eastAsia="Times New Roman" w:hAnsi="Times New Roman"/>
+              <w:spacing w:after="20" w:line="228" w:lineRule="auto"/>
+              <w:jc w:val="left"/>
+            </w:pPr>
+            <w:r>
+              <w:rPr>
+                <w:rFonts w:ascii="Arial" w:cs="Arial" w:eastAsia="Arial" w:hAnsi="Arial"/>
                 <w:b/>
                 <w:bCs/>
                 <w:i w:val="false"/>
                 <w:iCs w:val="false"/>
                 <w:caps w:val="false"/>
-                <w:color w:val="1A1A1A"/>
-                <w:sz w:val="17"/>
-                <w:szCs w:val="17"/>
+                <w:color w:val="000000"/>
+                <w:sz w:val="16"/>
+                <w:szCs w:val="16"/>
               </w:rPr>
               <w:t xml:space="preserve">Cost</w:t>
             </w:r>
@@ -4478,22 +4674,22 @@
           </w:tcPr>
           <w:p>
             <w:pPr>
-              <w:spacing w:after="20" w:line="232" w:lineRule="auto"/>
-              <w:jc w:val="left"/>
-            </w:pPr>
-            <w:r>
-              <w:rPr>
-                <w:rFonts w:ascii="Times New Roman" w:cs="Times New Roman" w:eastAsia="Times New Roman" w:hAnsi="Times New Roman"/>
-                <w:b w:val="false"/>
-                <w:bCs w:val="false"/>
-                <w:i w:val="false"/>
-                <w:iCs w:val="false"/>
-                <w:caps w:val="false"/>
-                <w:color w:val="1A1A1A"/>
-                <w:sz w:val="17"/>
-                <w:szCs w:val="17"/>
-              </w:rPr>
-              <w:t xml:space="preserve">A second Cyprus company to administer indefinitely - audit, tax filings, registered office, directors - with no offsetting fiscal benefit.</w:t>
+              <w:spacing w:after="20" w:line="228" w:lineRule="auto"/>
+              <w:jc w:val="left"/>
+            </w:pPr>
+            <w:r>
+              <w:rPr>
+                <w:rFonts w:ascii="Arial" w:cs="Arial" w:eastAsia="Arial" w:hAnsi="Arial"/>
+                <w:b w:val="false"/>
+                <w:bCs w:val="false"/>
+                <w:i w:val="false"/>
+                <w:iCs w:val="false"/>
+                <w:caps w:val="false"/>
+                <w:color w:val="000000"/>
+                <w:sz w:val="16"/>
+                <w:szCs w:val="16"/>
+              </w:rPr>
+              <w:t xml:space="preserve">A second Cyprus company to administer on an ongoing basis - audit, tax filings, registered office, directors - with no offsetting fiscal benefit.</w:t>
             </w:r>
           </w:p>
         </w:tc>
@@ -4512,20 +4708,20 @@
           </w:tcPr>
           <w:p>
             <w:pPr>
-              <w:spacing w:after="20" w:line="232" w:lineRule="auto"/>
-              <w:jc w:val="left"/>
-            </w:pPr>
-            <w:r>
-              <w:rPr>
-                <w:rFonts w:ascii="Times New Roman" w:cs="Times New Roman" w:eastAsia="Times New Roman" w:hAnsi="Times New Roman"/>
+              <w:spacing w:after="20" w:line="228" w:lineRule="auto"/>
+              <w:jc w:val="left"/>
+            </w:pPr>
+            <w:r>
+              <w:rPr>
+                <w:rFonts w:ascii="Arial" w:cs="Arial" w:eastAsia="Arial" w:hAnsi="Arial"/>
                 <w:b/>
                 <w:bCs/>
                 <w:i w:val="false"/>
                 <w:iCs w:val="false"/>
                 <w:caps w:val="false"/>
-                <w:color w:val="1A1A1A"/>
-                <w:sz w:val="17"/>
-                <w:szCs w:val="17"/>
+                <w:color w:val="000000"/>
+                <w:sz w:val="16"/>
+                <w:szCs w:val="16"/>
               </w:rPr>
               <w:t xml:space="preserve">Banking</w:t>
             </w:r>
@@ -4544,22 +4740,22 @@
           </w:tcPr>
           <w:p>
             <w:pPr>
-              <w:spacing w:after="20" w:line="232" w:lineRule="auto"/>
-              <w:jc w:val="left"/>
-            </w:pPr>
-            <w:r>
-              <w:rPr>
-                <w:rFonts w:ascii="Times New Roman" w:cs="Times New Roman" w:eastAsia="Times New Roman" w:hAnsi="Times New Roman"/>
-                <w:b w:val="false"/>
-                <w:bCs w:val="false"/>
-                <w:i w:val="false"/>
-                <w:iCs w:val="false"/>
-                <w:caps w:val="false"/>
-                <w:color w:val="1A1A1A"/>
-                <w:sz w:val="17"/>
-                <w:szCs w:val="17"/>
-              </w:rPr>
-              <w:t xml:space="preserve">The genuine advantage. A €20m remittance from a Nigerian company directly into a Cyprus property developer under common ownership will attract extended due diligence. Interposing a Cyprus company does not remove that scrutiny at the point of entry, but every subsequent movement is between Cyprus companies with an established banking history. This is a practical consideration, not a fiscal one, and it should be weighed with the receiving bank before implementation.</w:t>
+              <w:spacing w:after="20" w:line="228" w:lineRule="auto"/>
+              <w:jc w:val="left"/>
+            </w:pPr>
+            <w:r>
+              <w:rPr>
+                <w:rFonts w:ascii="Arial" w:cs="Arial" w:eastAsia="Arial" w:hAnsi="Arial"/>
+                <w:b w:val="false"/>
+                <w:bCs w:val="false"/>
+                <w:i w:val="false"/>
+                <w:iCs w:val="false"/>
+                <w:caps w:val="false"/>
+                <w:color w:val="000000"/>
+                <w:sz w:val="16"/>
+                <w:szCs w:val="16"/>
+              </w:rPr>
+              <w:t xml:space="preserve">The principal practical consideration. A €20m remittance from a Nigerian company directly into a Cyprus property developer under common ownership will attract extended due diligence. Interposing a Cyprus company does not remove that scrutiny at the point of entry, but subsequent movements are between Cyprus companies with an established banking history. This is a banking consideration rather than a fiscal one, and should be discussed with the receiving bank before implementation.</w:t>
             </w:r>
           </w:p>
         </w:tc>
@@ -4578,20 +4774,20 @@
           </w:tcPr>
           <w:p>
             <w:pPr>
-              <w:spacing w:after="20" w:line="232" w:lineRule="auto"/>
-              <w:jc w:val="left"/>
-            </w:pPr>
-            <w:r>
-              <w:rPr>
-                <w:rFonts w:ascii="Times New Roman" w:cs="Times New Roman" w:eastAsia="Times New Roman" w:hAnsi="Times New Roman"/>
+              <w:spacing w:after="20" w:line="228" w:lineRule="auto"/>
+              <w:jc w:val="left"/>
+            </w:pPr>
+            <w:r>
+              <w:rPr>
+                <w:rFonts w:ascii="Arial" w:cs="Arial" w:eastAsia="Arial" w:hAnsi="Arial"/>
                 <w:b/>
                 <w:bCs/>
                 <w:i w:val="false"/>
                 <w:iCs w:val="false"/>
                 <w:caps w:val="false"/>
-                <w:color w:val="1A1A1A"/>
-                <w:sz w:val="17"/>
-                <w:szCs w:val="17"/>
+                <w:color w:val="000000"/>
+                <w:sz w:val="16"/>
+                <w:szCs w:val="16"/>
               </w:rPr>
               <w:t xml:space="preserve">Platform</w:t>
             </w:r>
@@ -4610,22 +4806,22 @@
           </w:tcPr>
           <w:p>
             <w:pPr>
-              <w:spacing w:after="20" w:line="232" w:lineRule="auto"/>
-              <w:jc w:val="left"/>
-            </w:pPr>
-            <w:r>
-              <w:rPr>
-                <w:rFonts w:ascii="Times New Roman" w:cs="Times New Roman" w:eastAsia="Times New Roman" w:hAnsi="Times New Roman"/>
-                <w:b w:val="false"/>
-                <w:bCs w:val="false"/>
-                <w:i w:val="false"/>
-                <w:iCs w:val="false"/>
-                <w:caps w:val="false"/>
-                <w:color w:val="1A1A1A"/>
-                <w:sz w:val="17"/>
-                <w:szCs w:val="17"/>
-              </w:rPr>
-              <w:t xml:space="preserve">A holding vehicle has independent value if further Cyprus projects are contemplated: future acquisitions, co-investment and eventual exit can sit under one roof. If that is the intention, the company should be formed for that reason and this transaction routed through it incidentally - not the other way around.</w:t>
+              <w:spacing w:after="20" w:line="228" w:lineRule="auto"/>
+              <w:jc w:val="left"/>
+            </w:pPr>
+            <w:r>
+              <w:rPr>
+                <w:rFonts w:ascii="Arial" w:cs="Arial" w:eastAsia="Arial" w:hAnsi="Arial"/>
+                <w:b w:val="false"/>
+                <w:bCs w:val="false"/>
+                <w:i w:val="false"/>
+                <w:iCs w:val="false"/>
+                <w:caps w:val="false"/>
+                <w:color w:val="000000"/>
+                <w:sz w:val="16"/>
+                <w:szCs w:val="16"/>
+              </w:rPr>
+              <w:t xml:space="preserve">A holding vehicle has independent value where further Cyprus projects are contemplated: future acquisitions, co-investment and eventual exit can be held under one company. If that is the intention, the company should be formed for that purpose, with this transaction routed through it incidentally.</w:t>
             </w:r>
           </w:p>
         </w:tc>
@@ -4644,20 +4840,20 @@
           </w:tcPr>
           <w:p>
             <w:pPr>
-              <w:spacing w:after="20" w:line="232" w:lineRule="auto"/>
-              <w:jc w:val="left"/>
-            </w:pPr>
-            <w:r>
-              <w:rPr>
-                <w:rFonts w:ascii="Times New Roman" w:cs="Times New Roman" w:eastAsia="Times New Roman" w:hAnsi="Times New Roman"/>
+              <w:spacing w:after="20" w:line="228" w:lineRule="auto"/>
+              <w:jc w:val="left"/>
+            </w:pPr>
+            <w:r>
+              <w:rPr>
+                <w:rFonts w:ascii="Arial" w:cs="Arial" w:eastAsia="Arial" w:hAnsi="Arial"/>
                 <w:b/>
                 <w:bCs/>
                 <w:i w:val="false"/>
                 <w:iCs w:val="false"/>
                 <w:caps w:val="false"/>
-                <w:color w:val="1A1A1A"/>
-                <w:sz w:val="17"/>
-                <w:szCs w:val="17"/>
+                <w:color w:val="000000"/>
+                <w:sz w:val="16"/>
+                <w:szCs w:val="16"/>
               </w:rPr>
               <w:t xml:space="preserve">Exit</w:t>
             </w:r>
@@ -4676,22 +4872,22 @@
           </w:tcPr>
           <w:p>
             <w:pPr>
-              <w:spacing w:after="20" w:line="232" w:lineRule="auto"/>
-              <w:jc w:val="left"/>
-            </w:pPr>
-            <w:r>
-              <w:rPr>
-                <w:rFonts w:ascii="Times New Roman" w:cs="Times New Roman" w:eastAsia="Times New Roman" w:hAnsi="Times New Roman"/>
-                <w:b w:val="false"/>
-                <w:bCs w:val="false"/>
-                <w:i w:val="false"/>
-                <w:iCs w:val="false"/>
-                <w:caps w:val="false"/>
-                <w:color w:val="1A1A1A"/>
-                <w:sz w:val="17"/>
-                <w:szCs w:val="17"/>
-              </w:rPr>
-              <w:t xml:space="preserve">As for the underlying instrument (court reduction under 1A terms; redemption after profits under 1B terms), plus one further step to extract the funds from the holding company to Starter Point.</w:t>
+              <w:spacing w:after="20" w:line="228" w:lineRule="auto"/>
+              <w:jc w:val="left"/>
+            </w:pPr>
+            <w:r>
+              <w:rPr>
+                <w:rFonts w:ascii="Arial" w:cs="Arial" w:eastAsia="Arial" w:hAnsi="Arial"/>
+                <w:b w:val="false"/>
+                <w:bCs w:val="false"/>
+                <w:i w:val="false"/>
+                <w:iCs w:val="false"/>
+                <w:caps w:val="false"/>
+                <w:color w:val="000000"/>
+                <w:sz w:val="16"/>
+                <w:szCs w:val="16"/>
+              </w:rPr>
+              <w:t xml:space="preserve">As for the underlying instrument (court-sanctioned reduction under 1A terms; redemption after profits arise under 1B terms), with one further step to extract the funds from the holding company to Starter Point.</w:t>
             </w:r>
           </w:p>
         </w:tc>
@@ -4700,19 +4896,19 @@
     <w:p>
       <w:pPr>
         <w:keepNext/>
-        <w:spacing w:after="70" w:before="130"/>
+        <w:spacing w:after="70" w:before="140"/>
       </w:pPr>
       <w:r>
         <w:rPr>
-          <w:rFonts w:ascii="Times New Roman" w:cs="Times New Roman" w:eastAsia="Times New Roman" w:hAnsi="Times New Roman"/>
+          <w:rFonts w:ascii="Arial" w:cs="Arial" w:eastAsia="Arial" w:hAnsi="Arial"/>
           <w:b/>
           <w:bCs/>
           <w:i w:val="false"/>
           <w:iCs w:val="false"/>
           <w:caps w:val="false"/>
-          <w:color w:val="1A1A1A"/>
-          <w:sz w:val="19"/>
-          <w:szCs w:val="19"/>
+          <w:color w:val="000000"/>
+          <w:sz w:val="18"/>
+          <w:szCs w:val="18"/>
         </w:rPr>
         <w:t xml:space="preserve">Relationship to structure 3</w:t>
       </w:r>
@@ -4720,100 +4916,102 @@
     <w:p>
       <w:pPr>
         <w:keepLines/>
-        <w:spacing w:after="100" w:before="0" w:line="252" w:lineRule="auto"/>
+        <w:spacing w:after="100" w:before="0" w:line="248" w:lineRule="auto"/>
         <w:jc w:val="both"/>
       </w:pPr>
       <w:r>
         <w:rPr>
-          <w:rFonts w:ascii="Times New Roman" w:cs="Times New Roman" w:eastAsia="Times New Roman" w:hAnsi="Times New Roman"/>
+          <w:rFonts w:ascii="Arial" w:cs="Arial" w:eastAsia="Arial" w:hAnsi="Arial"/>
           <w:b w:val="false"/>
           <w:bCs w:val="false"/>
           <w:i w:val="false"/>
           <w:iCs w:val="false"/>
           <w:caps w:val="false"/>
-          <w:color w:val="1A1A1A"/>
-          <w:sz w:val="19"/>
-          <w:szCs w:val="19"/>
+          <w:color w:val="000000"/>
+          <w:sz w:val="18"/>
+          <w:szCs w:val="18"/>
         </w:rPr>
-        <w:t xml:space="preserve">Structures 2 and 3 use the same vehicle - a Starter Point-owned Cyprus company funded with €20m of equity - and differ only in what that company does with the money: subscribe it as equity (no tax effect anywhere) or lend it at interest (the only structure with a measurable benefit). If a Cyprus vehicle is to be formed at all, the marginal case for making it a finance company rather than a passive holder is the whole of the tax analysis on page 6.</w:t>
+        <w:t xml:space="preserve">Structures 2 and 3 use the same vehicle - a Starter Point-owned Cyprus company funded with €20m of equity - and differ only in the application of the funds: subscription as equity, with no tax effect at any level, or lending at interest, which is the only structure with a measurable benefit. Where a Cyprus vehicle is to be formed at all, the comparison is set out on page 6.</w:t>
       </w:r>
     </w:p>
     <w:p>
       <w:pPr>
+        <w:keepLines/>
         <w:pBdr>
-          <w:top w:val="single" w:color="FF3C00" w:sz="6" w:space="4"/>
+          <w:top w:val="single" w:color="000000" w:sz="6" w:space="4"/>
         </w:pBdr>
-        <w:spacing w:after="0" w:before="140"/>
+        <w:spacing w:after="0" w:before="140" w:line="248" w:lineRule="auto"/>
+        <w:jc w:val="both"/>
       </w:pPr>
       <w:r>
         <w:rPr>
-          <w:rFonts w:ascii="Times New Roman" w:cs="Times New Roman" w:eastAsia="Times New Roman" w:hAnsi="Times New Roman"/>
+          <w:rFonts w:ascii="Arial" w:cs="Arial" w:eastAsia="Arial" w:hAnsi="Arial"/>
+          <w:b/>
+          <w:bCs/>
+          <w:i w:val="false"/>
+          <w:iCs w:val="false"/>
+          <w:caps w:val="false"/>
+          <w:color w:val="000000"/>
+          <w:sz w:val="18"/>
+          <w:szCs w:val="18"/>
+        </w:rPr>
+        <w:t xml:space="preserve">Conclusion.  </w:t>
+      </w:r>
+      <w:r>
+        <w:rPr>
+          <w:rFonts w:ascii="Arial" w:cs="Arial" w:eastAsia="Arial" w:hAnsi="Arial"/>
+          <w:b w:val="false"/>
+          <w:bCs w:val="false"/>
+          <w:i w:val="false"/>
+          <w:iCs w:val="false"/>
+          <w:caps w:val="false"/>
+          <w:color w:val="000000"/>
+          <w:sz w:val="18"/>
+          <w:szCs w:val="18"/>
+        </w:rPr>
+        <w:t xml:space="preserve">Not recommended on a standalone basis. To be adopted only where the banking route or a multi-project holding platform independently justifies the vehicle; where a vehicle is formed, structure 3 is the more effective use of it.</w:t>
+      </w:r>
+    </w:p>
+    <w:p>
+      <w:r>
+        <w:br w:type="page"/>
+      </w:r>
+    </w:p>
+    <w:p>
+      <w:pPr>
+        <w:spacing w:after="40" w:before="0"/>
+      </w:pPr>
+      <w:r>
+        <w:rPr>
+          <w:rFonts w:ascii="Arial" w:cs="Arial" w:eastAsia="Arial" w:hAnsi="Arial"/>
           <w:b/>
           <w:bCs/>
           <w:i w:val="false"/>
           <w:iCs w:val="false"/>
           <w:caps/>
-          <w:color w:val="FF3C00"/>
-          <w:sz w:val="19"/>
-          <w:szCs w:val="19"/>
+          <w:color w:val="595959"/>
+          <w:spacing w:val="20"/>
+          <w:sz w:val="15"/>
+          <w:szCs w:val="15"/>
         </w:rPr>
-        <w:t xml:space="preserve">Not recommended on its own.   </w:t>
-      </w:r>
-      <w:r>
-        <w:rPr>
-          <w:rFonts w:ascii="Times New Roman" w:cs="Times New Roman" w:eastAsia="Times New Roman" w:hAnsi="Times New Roman"/>
-          <w:b w:val="false"/>
-          <w:bCs w:val="false"/>
-          <w:i w:val="false"/>
-          <w:iCs w:val="false"/>
-          <w:caps w:val="false"/>
-          <w:color w:val="1A1A1A"/>
-          <w:sz w:val="19"/>
-          <w:szCs w:val="19"/>
-        </w:rPr>
-        <w:t xml:space="preserve">Adopt only if the banking route or a multi-project platform independently justifies the vehicle - and if the vehicle is formed, structure 3 is the better use of it.</w:t>
+        <w:t xml:space="preserve">Structure 3 - recommended</w:t>
       </w:r>
     </w:p>
     <w:p>
-      <w:r>
-        <w:br w:type="page"/>
-      </w:r>
-    </w:p>
-    <w:p>
-      <w:pPr>
-        <w:spacing w:after="40" w:before="0"/>
+      <w:pPr>
+        <w:spacing w:after="30"/>
       </w:pPr>
       <w:r>
         <w:rPr>
-          <w:rFonts w:ascii="Times New Roman" w:cs="Times New Roman" w:eastAsia="Times New Roman" w:hAnsi="Times New Roman"/>
-          <w:b/>
-          <w:bCs/>
-          <w:i w:val="false"/>
-          <w:iCs w:val="false"/>
-          <w:caps/>
-          <w:color w:val="FF3C00"/>
-          <w:spacing w:val="20"/>
-          <w:sz w:val="16"/>
-          <w:szCs w:val="16"/>
-        </w:rPr>
-        <w:t xml:space="preserve">Structure 3 - recommended</w:t>
-      </w:r>
-    </w:p>
-    <w:p>
-      <w:pPr>
-        <w:spacing w:after="30"/>
-      </w:pPr>
-      <w:r>
-        <w:rPr>
-          <w:rFonts w:ascii="Times New Roman" w:cs="Times New Roman" w:eastAsia="Times New Roman" w:hAnsi="Times New Roman"/>
+          <w:rFonts w:ascii="Arial" w:cs="Arial" w:eastAsia="Arial" w:hAnsi="Arial"/>
           <w:b/>
           <w:bCs/>
           <w:i w:val="false"/>
           <w:iCs w:val="false"/>
           <w:caps w:val="false"/>
-          <w:color w:val="1A1A1A"/>
-          <w:sz w:val="30"/>
-          <w:szCs w:val="30"/>
+          <w:color w:val="000000"/>
+          <w:sz w:val="27"/>
+          <w:szCs w:val="27"/>
         </w:rPr>
         <w:t xml:space="preserve">Cyprus finance company lending to Keytree</w:t>
       </w:r>
@@ -4821,95 +5019,95 @@
     <w:p>
       <w:pPr>
         <w:pBdr>
-          <w:bottom w:val="single" w:color="FF3C00" w:sz="8" w:space="4"/>
+          <w:bottom w:val="single" w:color="000000" w:sz="6" w:space="4"/>
         </w:pBdr>
         <w:spacing w:after="90"/>
       </w:pPr>
       <w:r>
         <w:rPr>
-          <w:rFonts w:ascii="Times New Roman" w:cs="Times New Roman" w:eastAsia="Times New Roman" w:hAnsi="Times New Roman"/>
+          <w:rFonts w:ascii="Arial" w:cs="Arial" w:eastAsia="Arial" w:hAnsi="Arial"/>
           <w:b w:val="false"/>
           <w:bCs w:val="false"/>
           <w:i/>
           <w:iCs/>
           <w:caps w:val="false"/>
           <w:color w:val="595959"/>
-          <w:sz w:val="20"/>
-          <w:szCs w:val="20"/>
+          <w:sz w:val="19"/>
+          <w:szCs w:val="19"/>
         </w:rPr>
-        <w:t xml:space="preserve">The only structure with a measurable tax benefit and an exit available at any time</w:t>
+        <w:t xml:space="preserve">Debt funding through a Cyprus finance company at an arm’s length rate</w:t>
       </w:r>
     </w:p>
     <w:p>
       <w:pPr>
         <w:keepNext/>
-        <w:spacing w:after="70" w:before="130"/>
+        <w:spacing w:after="70" w:before="140"/>
       </w:pPr>
       <w:r>
         <w:rPr>
-          <w:rFonts w:ascii="Times New Roman" w:cs="Times New Roman" w:eastAsia="Times New Roman" w:hAnsi="Times New Roman"/>
+          <w:rFonts w:ascii="Arial" w:cs="Arial" w:eastAsia="Arial" w:hAnsi="Arial"/>
           <w:b/>
           <w:bCs/>
           <w:i w:val="false"/>
           <w:iCs w:val="false"/>
           <w:caps w:val="false"/>
-          <w:color w:val="1A1A1A"/>
-          <w:sz w:val="19"/>
-          <w:szCs w:val="19"/>
+          <w:color w:val="000000"/>
+          <w:sz w:val="18"/>
+          <w:szCs w:val="18"/>
         </w:rPr>
-        <w:t xml:space="preserve">How it works</w:t>
+        <w:t xml:space="preserve">Mechanics</w:t>
       </w:r>
     </w:p>
     <w:p>
       <w:pPr>
         <w:keepLines/>
-        <w:spacing w:after="100" w:before="0" w:line="252" w:lineRule="auto"/>
+        <w:spacing w:after="100" w:before="0" w:line="248" w:lineRule="auto"/>
         <w:jc w:val="both"/>
       </w:pPr>
       <w:r>
         <w:rPr>
-          <w:rFonts w:ascii="Times New Roman" w:cs="Times New Roman" w:eastAsia="Times New Roman" w:hAnsi="Times New Roman"/>
+          <w:rFonts w:ascii="Arial" w:cs="Arial" w:eastAsia="Arial" w:hAnsi="Arial"/>
           <w:b w:val="false"/>
           <w:bCs w:val="false"/>
           <w:i w:val="false"/>
           <w:iCs w:val="false"/>
           <w:caps w:val="false"/>
-          <w:color w:val="1A1A1A"/>
-          <w:sz w:val="19"/>
-          <w:szCs w:val="19"/>
+          <w:color w:val="000000"/>
+          <w:sz w:val="18"/>
+          <w:szCs w:val="18"/>
         </w:rPr>
-        <w:t xml:space="preserve">Starter Point forms a Cyprus finance company and funds it with €20m of equity. The finance company lends the €20m to Keytree at an arm’s length rate set by a new transfer pricing study. Keytree applies the funds in repaying part of the shareholder loan and in the developments, capitalising the interest into the cost of both projects.</w:t>
+        <w:t xml:space="preserve">Starter Point forms a Cyprus finance company and funds it with €20m of equity. The finance company lends the €20m to Keytree at an arm’s length rate determined by a new transfer pricing study. Keytree applies the funds in repaying part of the shareholder loan and in the developments, capitalising the interest into the cost of both projects.</w:t>
       </w:r>
     </w:p>
     <w:p>
       <w:pPr>
         <w:keepNext/>
-        <w:spacing w:after="70" w:before="130"/>
+        <w:spacing w:after="70" w:before="140"/>
       </w:pPr>
       <w:r>
         <w:rPr>
-          <w:rFonts w:ascii="Times New Roman" w:cs="Times New Roman" w:eastAsia="Times New Roman" w:hAnsi="Times New Roman"/>
+          <w:rFonts w:ascii="Arial" w:cs="Arial" w:eastAsia="Arial" w:hAnsi="Arial"/>
           <w:b/>
           <w:bCs/>
           <w:i w:val="false"/>
           <w:iCs w:val="false"/>
           <w:caps w:val="false"/>
-          <w:color w:val="1A1A1A"/>
-          <w:sz w:val="19"/>
-          <w:szCs w:val="19"/>
+          <w:color w:val="000000"/>
+          <w:sz w:val="18"/>
+          <w:szCs w:val="18"/>
         </w:rPr>
-        <w:t xml:space="preserve">The arithmetic</w:t>
+        <w:t xml:space="preserve">Illustrative annual tax effect</w:t>
       </w:r>
     </w:p>
     <w:tbl>
       <w:tblPr>
         <w:tblW w:type="dxa" w:w="7800"/>
         <w:tblBorders>
-          <w:top w:val="single" w:color="1A1A1A" w:sz="8"/>
+          <w:top w:val="single" w:color="000000" w:sz="8"/>
           <w:left w:val="none"/>
-          <w:bottom w:val="single" w:color="1A1A1A" w:sz="8"/>
+          <w:bottom w:val="single" w:color="000000" w:sz="8"/>
           <w:right w:val="none"/>
-          <w:insideH w:val="single" w:color="C9C4BE" w:sz="4"/>
+          <w:insideH w:val="single" w:color="BFBFBF" w:sz="4"/>
           <w:insideV w:val="none"/>
         </w:tblBorders>
       </w:tblPr>
@@ -4925,31 +5123,31 @@
         <w:tc>
           <w:tcPr>
             <w:tcW w:type="dxa" w:w="3200"/>
-            <w:shd w:fill="F4F1EE" w:val="clear"/>
-            <w:tcMar>
-              <w:top w:type="dxa" w:w="50"/>
-              <w:left w:type="dxa" w:w="80"/>
-              <w:bottom w:type="dxa" w:w="30"/>
-              <w:right w:type="dxa" w:w="80"/>
-            </w:tcMar>
-            <w:vAlign w:val="top"/>
-          </w:tcPr>
-          <w:p>
-            <w:pPr>
-              <w:spacing w:after="20" w:line="232" w:lineRule="auto"/>
-              <w:jc w:val="left"/>
-            </w:pPr>
-            <w:r>
-              <w:rPr>
-                <w:rFonts w:ascii="Times New Roman" w:cs="Times New Roman" w:eastAsia="Times New Roman" w:hAnsi="Times New Roman"/>
+            <w:shd w:fill="F2F2F2" w:val="clear"/>
+            <w:tcMar>
+              <w:top w:type="dxa" w:w="50"/>
+              <w:left w:type="dxa" w:w="80"/>
+              <w:bottom w:type="dxa" w:w="30"/>
+              <w:right w:type="dxa" w:w="80"/>
+            </w:tcMar>
+            <w:vAlign w:val="top"/>
+          </w:tcPr>
+          <w:p>
+            <w:pPr>
+              <w:spacing w:after="20" w:line="228" w:lineRule="auto"/>
+              <w:jc w:val="left"/>
+            </w:pPr>
+            <w:r>
+              <w:rPr>
+                <w:rFonts w:ascii="Arial" w:cs="Arial" w:eastAsia="Arial" w:hAnsi="Arial"/>
                 <w:b/>
                 <w:bCs/>
                 <w:i w:val="false"/>
                 <w:iCs w:val="false"/>
                 <w:caps w:val="false"/>
-                <w:color w:val="1A1A1A"/>
-                <w:sz w:val="17"/>
-                <w:szCs w:val="17"/>
+                <w:color w:val="000000"/>
+                <w:sz w:val="16"/>
+                <w:szCs w:val="16"/>
               </w:rPr>
               <w:t xml:space="preserve">Per annum</w:t>
             </w:r>
@@ -4958,31 +5156,31 @@
         <w:tc>
           <w:tcPr>
             <w:tcW w:type="dxa" w:w="2300"/>
-            <w:shd w:fill="F4F1EE" w:val="clear"/>
-            <w:tcMar>
-              <w:top w:type="dxa" w:w="50"/>
-              <w:left w:type="dxa" w:w="80"/>
-              <w:bottom w:type="dxa" w:w="30"/>
-              <w:right w:type="dxa" w:w="80"/>
-            </w:tcMar>
-            <w:vAlign w:val="top"/>
-          </w:tcPr>
-          <w:p>
-            <w:pPr>
-              <w:spacing w:after="20" w:line="232" w:lineRule="auto"/>
-              <w:jc w:val="left"/>
-            </w:pPr>
-            <w:r>
-              <w:rPr>
-                <w:rFonts w:ascii="Times New Roman" w:cs="Times New Roman" w:eastAsia="Times New Roman" w:hAnsi="Times New Roman"/>
+            <w:shd w:fill="F2F2F2" w:val="clear"/>
+            <w:tcMar>
+              <w:top w:type="dxa" w:w="50"/>
+              <w:left w:type="dxa" w:w="80"/>
+              <w:bottom w:type="dxa" w:w="30"/>
+              <w:right w:type="dxa" w:w="80"/>
+            </w:tcMar>
+            <w:vAlign w:val="top"/>
+          </w:tcPr>
+          <w:p>
+            <w:pPr>
+              <w:spacing w:after="20" w:line="228" w:lineRule="auto"/>
+              <w:jc w:val="left"/>
+            </w:pPr>
+            <w:r>
+              <w:rPr>
+                <w:rFonts w:ascii="Arial" w:cs="Arial" w:eastAsia="Arial" w:hAnsi="Arial"/>
                 <w:b/>
                 <w:bCs/>
                 <w:i w:val="false"/>
                 <w:iCs w:val="false"/>
                 <w:caps w:val="false"/>
-                <w:color w:val="1A1A1A"/>
-                <w:sz w:val="17"/>
-                <w:szCs w:val="17"/>
+                <w:color w:val="000000"/>
+                <w:sz w:val="16"/>
+                <w:szCs w:val="16"/>
               </w:rPr>
               <w:t xml:space="preserve">At 3%</w:t>
             </w:r>
@@ -4991,31 +5189,31 @@
         <w:tc>
           <w:tcPr>
             <w:tcW w:type="dxa" w:w="2300"/>
-            <w:shd w:fill="F4F1EE" w:val="clear"/>
-            <w:tcMar>
-              <w:top w:type="dxa" w:w="50"/>
-              <w:left w:type="dxa" w:w="80"/>
-              <w:bottom w:type="dxa" w:w="30"/>
-              <w:right w:type="dxa" w:w="80"/>
-            </w:tcMar>
-            <w:vAlign w:val="top"/>
-          </w:tcPr>
-          <w:p>
-            <w:pPr>
-              <w:spacing w:after="20" w:line="232" w:lineRule="auto"/>
-              <w:jc w:val="left"/>
-            </w:pPr>
-            <w:r>
-              <w:rPr>
-                <w:rFonts w:ascii="Times New Roman" w:cs="Times New Roman" w:eastAsia="Times New Roman" w:hAnsi="Times New Roman"/>
+            <w:shd w:fill="F2F2F2" w:val="clear"/>
+            <w:tcMar>
+              <w:top w:type="dxa" w:w="50"/>
+              <w:left w:type="dxa" w:w="80"/>
+              <w:bottom w:type="dxa" w:w="30"/>
+              <w:right w:type="dxa" w:w="80"/>
+            </w:tcMar>
+            <w:vAlign w:val="top"/>
+          </w:tcPr>
+          <w:p>
+            <w:pPr>
+              <w:spacing w:after="20" w:line="228" w:lineRule="auto"/>
+              <w:jc w:val="left"/>
+            </w:pPr>
+            <w:r>
+              <w:rPr>
+                <w:rFonts w:ascii="Arial" w:cs="Arial" w:eastAsia="Arial" w:hAnsi="Arial"/>
                 <w:b/>
                 <w:bCs/>
                 <w:i w:val="false"/>
                 <w:iCs w:val="false"/>
                 <w:caps w:val="false"/>
-                <w:color w:val="1A1A1A"/>
-                <w:sz w:val="17"/>
-                <w:szCs w:val="17"/>
+                <w:color w:val="000000"/>
+                <w:sz w:val="16"/>
+                <w:szCs w:val="16"/>
               </w:rPr>
               <w:t xml:space="preserve">At 8%</w:t>
             </w:r>
@@ -5036,20 +5234,20 @@
           </w:tcPr>
           <w:p>
             <w:pPr>
-              <w:spacing w:after="20" w:line="232" w:lineRule="auto"/>
-              <w:jc w:val="left"/>
-            </w:pPr>
-            <w:r>
-              <w:rPr>
-                <w:rFonts w:ascii="Times New Roman" w:cs="Times New Roman" w:eastAsia="Times New Roman" w:hAnsi="Times New Roman"/>
-                <w:b w:val="false"/>
-                <w:bCs w:val="false"/>
-                <w:i w:val="false"/>
-                <w:iCs w:val="false"/>
-                <w:caps w:val="false"/>
-                <w:color w:val="1A1A1A"/>
-                <w:sz w:val="17"/>
-                <w:szCs w:val="17"/>
+              <w:spacing w:after="20" w:line="228" w:lineRule="auto"/>
+              <w:jc w:val="left"/>
+            </w:pPr>
+            <w:r>
+              <w:rPr>
+                <w:rFonts w:ascii="Arial" w:cs="Arial" w:eastAsia="Arial" w:hAnsi="Arial"/>
+                <w:b w:val="false"/>
+                <w:bCs w:val="false"/>
+                <w:i w:val="false"/>
+                <w:iCs w:val="false"/>
+                <w:caps w:val="false"/>
+                <w:color w:val="000000"/>
+                <w:sz w:val="16"/>
+                <w:szCs w:val="16"/>
               </w:rPr>
               <w:t xml:space="preserve">Interest income in the finance company</w:t>
             </w:r>
@@ -5068,20 +5266,20 @@
           </w:tcPr>
           <w:p>
             <w:pPr>
-              <w:spacing w:after="20" w:line="232" w:lineRule="auto"/>
+              <w:spacing w:after="20" w:line="228" w:lineRule="auto"/>
               <w:jc w:val="right"/>
             </w:pPr>
             <w:r>
               <w:rPr>
-                <w:rFonts w:ascii="Times New Roman" w:cs="Times New Roman" w:eastAsia="Times New Roman" w:hAnsi="Times New Roman"/>
-                <w:b w:val="false"/>
-                <w:bCs w:val="false"/>
-                <w:i w:val="false"/>
-                <w:iCs w:val="false"/>
-                <w:caps w:val="false"/>
-                <w:color w:val="1A1A1A"/>
-                <w:sz w:val="17"/>
-                <w:szCs w:val="17"/>
+                <w:rFonts w:ascii="Arial" w:cs="Arial" w:eastAsia="Arial" w:hAnsi="Arial"/>
+                <w:b w:val="false"/>
+                <w:bCs w:val="false"/>
+                <w:i w:val="false"/>
+                <w:iCs w:val="false"/>
+                <w:caps w:val="false"/>
+                <w:color w:val="000000"/>
+                <w:sz w:val="16"/>
+                <w:szCs w:val="16"/>
               </w:rPr>
               <w:t xml:space="preserve">€600.000</w:t>
             </w:r>
@@ -5100,20 +5298,20 @@
           </w:tcPr>
           <w:p>
             <w:pPr>
-              <w:spacing w:after="20" w:line="232" w:lineRule="auto"/>
+              <w:spacing w:after="20" w:line="228" w:lineRule="auto"/>
               <w:jc w:val="right"/>
             </w:pPr>
             <w:r>
               <w:rPr>
-                <w:rFonts w:ascii="Times New Roman" w:cs="Times New Roman" w:eastAsia="Times New Roman" w:hAnsi="Times New Roman"/>
-                <w:b w:val="false"/>
-                <w:bCs w:val="false"/>
-                <w:i w:val="false"/>
-                <w:iCs w:val="false"/>
-                <w:caps w:val="false"/>
-                <w:color w:val="1A1A1A"/>
-                <w:sz w:val="17"/>
-                <w:szCs w:val="17"/>
+                <w:rFonts w:ascii="Arial" w:cs="Arial" w:eastAsia="Arial" w:hAnsi="Arial"/>
+                <w:b w:val="false"/>
+                <w:bCs w:val="false"/>
+                <w:i w:val="false"/>
+                <w:iCs w:val="false"/>
+                <w:caps w:val="false"/>
+                <w:color w:val="000000"/>
+                <w:sz w:val="16"/>
+                <w:szCs w:val="16"/>
               </w:rPr>
               <w:t xml:space="preserve">€1.600.000</w:t>
             </w:r>
@@ -5134,20 +5332,20 @@
           </w:tcPr>
           <w:p>
             <w:pPr>
-              <w:spacing w:after="20" w:line="232" w:lineRule="auto"/>
-              <w:jc w:val="left"/>
-            </w:pPr>
-            <w:r>
-              <w:rPr>
-                <w:rFonts w:ascii="Times New Roman" w:cs="Times New Roman" w:eastAsia="Times New Roman" w:hAnsi="Times New Roman"/>
-                <w:b w:val="false"/>
-                <w:bCs w:val="false"/>
-                <w:i w:val="false"/>
-                <w:iCs w:val="false"/>
-                <w:caps w:val="false"/>
-                <w:color w:val="1A1A1A"/>
-                <w:sz w:val="17"/>
-                <w:szCs w:val="17"/>
+              <w:spacing w:after="20" w:line="228" w:lineRule="auto"/>
+              <w:jc w:val="left"/>
+            </w:pPr>
+            <w:r>
+              <w:rPr>
+                <w:rFonts w:ascii="Arial" w:cs="Arial" w:eastAsia="Arial" w:hAnsi="Arial"/>
+                <w:b w:val="false"/>
+                <w:bCs w:val="false"/>
+                <w:i w:val="false"/>
+                <w:iCs w:val="false"/>
+                <w:caps w:val="false"/>
+                <w:color w:val="000000"/>
+                <w:sz w:val="16"/>
+                <w:szCs w:val="16"/>
               </w:rPr>
               <w:t xml:space="preserve">Notional interest deduction (capped at 80%)</w:t>
             </w:r>
@@ -5166,20 +5364,20 @@
           </w:tcPr>
           <w:p>
             <w:pPr>
-              <w:spacing w:after="20" w:line="232" w:lineRule="auto"/>
+              <w:spacing w:after="20" w:line="228" w:lineRule="auto"/>
               <w:jc w:val="right"/>
             </w:pPr>
             <w:r>
               <w:rPr>
-                <w:rFonts w:ascii="Times New Roman" w:cs="Times New Roman" w:eastAsia="Times New Roman" w:hAnsi="Times New Roman"/>
-                <w:b w:val="false"/>
-                <w:bCs w:val="false"/>
-                <w:i w:val="false"/>
-                <w:iCs w:val="false"/>
-                <w:caps w:val="false"/>
-                <w:color w:val="1A1A1A"/>
-                <w:sz w:val="17"/>
-                <w:szCs w:val="17"/>
+                <w:rFonts w:ascii="Arial" w:cs="Arial" w:eastAsia="Arial" w:hAnsi="Arial"/>
+                <w:b w:val="false"/>
+                <w:bCs w:val="false"/>
+                <w:i w:val="false"/>
+                <w:iCs w:val="false"/>
+                <w:caps w:val="false"/>
+                <w:color w:val="000000"/>
+                <w:sz w:val="16"/>
+                <w:szCs w:val="16"/>
               </w:rPr>
               <w:t xml:space="preserve">(€480.000)</w:t>
             </w:r>
@@ -5198,20 +5396,20 @@
           </w:tcPr>
           <w:p>
             <w:pPr>
-              <w:spacing w:after="20" w:line="232" w:lineRule="auto"/>
+              <w:spacing w:after="20" w:line="228" w:lineRule="auto"/>
               <w:jc w:val="right"/>
             </w:pPr>
             <w:r>
               <w:rPr>
-                <w:rFonts w:ascii="Times New Roman" w:cs="Times New Roman" w:eastAsia="Times New Roman" w:hAnsi="Times New Roman"/>
-                <w:b w:val="false"/>
-                <w:bCs w:val="false"/>
-                <w:i w:val="false"/>
-                <w:iCs w:val="false"/>
-                <w:caps w:val="false"/>
-                <w:color w:val="1A1A1A"/>
-                <w:sz w:val="17"/>
-                <w:szCs w:val="17"/>
+                <w:rFonts w:ascii="Arial" w:cs="Arial" w:eastAsia="Arial" w:hAnsi="Arial"/>
+                <w:b w:val="false"/>
+                <w:bCs w:val="false"/>
+                <w:i w:val="false"/>
+                <w:iCs w:val="false"/>
+                <w:caps w:val="false"/>
+                <w:color w:val="000000"/>
+                <w:sz w:val="16"/>
+                <w:szCs w:val="16"/>
               </w:rPr>
               <w:t xml:space="preserve">(€1.280.000)</w:t>
             </w:r>
@@ -5232,20 +5430,20 @@
           </w:tcPr>
           <w:p>
             <w:pPr>
-              <w:spacing w:after="20" w:line="232" w:lineRule="auto"/>
-              <w:jc w:val="left"/>
-            </w:pPr>
-            <w:r>
-              <w:rPr>
-                <w:rFonts w:ascii="Times New Roman" w:cs="Times New Roman" w:eastAsia="Times New Roman" w:hAnsi="Times New Roman"/>
-                <w:b w:val="false"/>
-                <w:bCs w:val="false"/>
-                <w:i w:val="false"/>
-                <w:iCs w:val="false"/>
-                <w:caps w:val="false"/>
-                <w:color w:val="1A1A1A"/>
-                <w:sz w:val="17"/>
-                <w:szCs w:val="17"/>
+              <w:spacing w:after="20" w:line="228" w:lineRule="auto"/>
+              <w:jc w:val="left"/>
+            </w:pPr>
+            <w:r>
+              <w:rPr>
+                <w:rFonts w:ascii="Arial" w:cs="Arial" w:eastAsia="Arial" w:hAnsi="Arial"/>
+                <w:b w:val="false"/>
+                <w:bCs w:val="false"/>
+                <w:i w:val="false"/>
+                <w:iCs w:val="false"/>
+                <w:caps w:val="false"/>
+                <w:color w:val="000000"/>
+                <w:sz w:val="16"/>
+                <w:szCs w:val="16"/>
               </w:rPr>
               <w:t xml:space="preserve">Taxable</w:t>
             </w:r>
@@ -5264,20 +5462,20 @@
           </w:tcPr>
           <w:p>
             <w:pPr>
-              <w:spacing w:after="20" w:line="232" w:lineRule="auto"/>
+              <w:spacing w:after="20" w:line="228" w:lineRule="auto"/>
               <w:jc w:val="right"/>
             </w:pPr>
             <w:r>
               <w:rPr>
-                <w:rFonts w:ascii="Times New Roman" w:cs="Times New Roman" w:eastAsia="Times New Roman" w:hAnsi="Times New Roman"/>
-                <w:b w:val="false"/>
-                <w:bCs w:val="false"/>
-                <w:i w:val="false"/>
-                <w:iCs w:val="false"/>
-                <w:caps w:val="false"/>
-                <w:color w:val="1A1A1A"/>
-                <w:sz w:val="17"/>
-                <w:szCs w:val="17"/>
+                <w:rFonts w:ascii="Arial" w:cs="Arial" w:eastAsia="Arial" w:hAnsi="Arial"/>
+                <w:b w:val="false"/>
+                <w:bCs w:val="false"/>
+                <w:i w:val="false"/>
+                <w:iCs w:val="false"/>
+                <w:caps w:val="false"/>
+                <w:color w:val="000000"/>
+                <w:sz w:val="16"/>
+                <w:szCs w:val="16"/>
               </w:rPr>
               <w:t xml:space="preserve">€120.000</w:t>
             </w:r>
@@ -5296,20 +5494,20 @@
           </w:tcPr>
           <w:p>
             <w:pPr>
-              <w:spacing w:after="20" w:line="232" w:lineRule="auto"/>
+              <w:spacing w:after="20" w:line="228" w:lineRule="auto"/>
               <w:jc w:val="right"/>
             </w:pPr>
             <w:r>
               <w:rPr>
-                <w:rFonts w:ascii="Times New Roman" w:cs="Times New Roman" w:eastAsia="Times New Roman" w:hAnsi="Times New Roman"/>
-                <w:b w:val="false"/>
-                <w:bCs w:val="false"/>
-                <w:i w:val="false"/>
-                <w:iCs w:val="false"/>
-                <w:caps w:val="false"/>
-                <w:color w:val="1A1A1A"/>
-                <w:sz w:val="17"/>
-                <w:szCs w:val="17"/>
+                <w:rFonts w:ascii="Arial" w:cs="Arial" w:eastAsia="Arial" w:hAnsi="Arial"/>
+                <w:b w:val="false"/>
+                <w:bCs w:val="false"/>
+                <w:i w:val="false"/>
+                <w:iCs w:val="false"/>
+                <w:caps w:val="false"/>
+                <w:color w:val="000000"/>
+                <w:sz w:val="16"/>
+                <w:szCs w:val="16"/>
               </w:rPr>
               <w:t xml:space="preserve">€320.000</w:t>
             </w:r>
@@ -5330,20 +5528,20 @@
           </w:tcPr>
           <w:p>
             <w:pPr>
-              <w:spacing w:after="20" w:line="232" w:lineRule="auto"/>
-              <w:jc w:val="left"/>
-            </w:pPr>
-            <w:r>
-              <w:rPr>
-                <w:rFonts w:ascii="Times New Roman" w:cs="Times New Roman" w:eastAsia="Times New Roman" w:hAnsi="Times New Roman"/>
-                <w:b w:val="false"/>
-                <w:bCs w:val="false"/>
-                <w:i w:val="false"/>
-                <w:iCs w:val="false"/>
-                <w:caps w:val="false"/>
-                <w:color w:val="1A1A1A"/>
-                <w:sz w:val="17"/>
-                <w:szCs w:val="17"/>
+              <w:spacing w:after="20" w:line="228" w:lineRule="auto"/>
+              <w:jc w:val="left"/>
+            </w:pPr>
+            <w:r>
+              <w:rPr>
+                <w:rFonts w:ascii="Arial" w:cs="Arial" w:eastAsia="Arial" w:hAnsi="Arial"/>
+                <w:b w:val="false"/>
+                <w:bCs w:val="false"/>
+                <w:i w:val="false"/>
+                <w:iCs w:val="false"/>
+                <w:caps w:val="false"/>
+                <w:color w:val="000000"/>
+                <w:sz w:val="16"/>
+                <w:szCs w:val="16"/>
               </w:rPr>
               <w:t xml:space="preserve">Corporation tax at 15%</w:t>
             </w:r>
@@ -5362,20 +5560,20 @@
           </w:tcPr>
           <w:p>
             <w:pPr>
-              <w:spacing w:after="20" w:line="232" w:lineRule="auto"/>
+              <w:spacing w:after="20" w:line="228" w:lineRule="auto"/>
               <w:jc w:val="right"/>
             </w:pPr>
             <w:r>
               <w:rPr>
-                <w:rFonts w:ascii="Times New Roman" w:cs="Times New Roman" w:eastAsia="Times New Roman" w:hAnsi="Times New Roman"/>
-                <w:b w:val="false"/>
-                <w:bCs w:val="false"/>
-                <w:i w:val="false"/>
-                <w:iCs w:val="false"/>
-                <w:caps w:val="false"/>
-                <w:color w:val="1A1A1A"/>
-                <w:sz w:val="17"/>
-                <w:szCs w:val="17"/>
+                <w:rFonts w:ascii="Arial" w:cs="Arial" w:eastAsia="Arial" w:hAnsi="Arial"/>
+                <w:b w:val="false"/>
+                <w:bCs w:val="false"/>
+                <w:i w:val="false"/>
+                <w:iCs w:val="false"/>
+                <w:caps w:val="false"/>
+                <w:color w:val="000000"/>
+                <w:sz w:val="16"/>
+                <w:szCs w:val="16"/>
               </w:rPr>
               <w:t xml:space="preserve">€18.000</w:t>
             </w:r>
@@ -5394,20 +5592,20 @@
           </w:tcPr>
           <w:p>
             <w:pPr>
-              <w:spacing w:after="20" w:line="232" w:lineRule="auto"/>
+              <w:spacing w:after="20" w:line="228" w:lineRule="auto"/>
               <w:jc w:val="right"/>
             </w:pPr>
             <w:r>
               <w:rPr>
-                <w:rFonts w:ascii="Times New Roman" w:cs="Times New Roman" w:eastAsia="Times New Roman" w:hAnsi="Times New Roman"/>
-                <w:b w:val="false"/>
-                <w:bCs w:val="false"/>
-                <w:i w:val="false"/>
-                <w:iCs w:val="false"/>
-                <w:caps w:val="false"/>
-                <w:color w:val="1A1A1A"/>
-                <w:sz w:val="17"/>
-                <w:szCs w:val="17"/>
+                <w:rFonts w:ascii="Arial" w:cs="Arial" w:eastAsia="Arial" w:hAnsi="Arial"/>
+                <w:b w:val="false"/>
+                <w:bCs w:val="false"/>
+                <w:i w:val="false"/>
+                <w:iCs w:val="false"/>
+                <w:caps w:val="false"/>
+                <w:color w:val="000000"/>
+                <w:sz w:val="16"/>
+                <w:szCs w:val="16"/>
               </w:rPr>
               <w:t xml:space="preserve">€48.000</w:t>
             </w:r>
@@ -5428,20 +5626,20 @@
           </w:tcPr>
           <w:p>
             <w:pPr>
-              <w:spacing w:after="20" w:line="232" w:lineRule="auto"/>
-              <w:jc w:val="left"/>
-            </w:pPr>
-            <w:r>
-              <w:rPr>
-                <w:rFonts w:ascii="Times New Roman" w:cs="Times New Roman" w:eastAsia="Times New Roman" w:hAnsi="Times New Roman"/>
+              <w:spacing w:after="20" w:line="228" w:lineRule="auto"/>
+              <w:jc w:val="left"/>
+            </w:pPr>
+            <w:r>
+              <w:rPr>
+                <w:rFonts w:ascii="Arial" w:cs="Arial" w:eastAsia="Arial" w:hAnsi="Arial"/>
                 <w:b/>
                 <w:bCs/>
                 <w:i w:val="false"/>
                 <w:iCs w:val="false"/>
                 <w:caps w:val="false"/>
-                <w:color w:val="1A1A1A"/>
-                <w:sz w:val="17"/>
-                <w:szCs w:val="17"/>
+                <w:color w:val="000000"/>
+                <w:sz w:val="16"/>
+                <w:szCs w:val="16"/>
               </w:rPr>
               <w:t xml:space="preserve">Effective rate on interest income</w:t>
             </w:r>
@@ -5460,20 +5658,20 @@
           </w:tcPr>
           <w:p>
             <w:pPr>
-              <w:spacing w:after="20" w:line="232" w:lineRule="auto"/>
+              <w:spacing w:after="20" w:line="228" w:lineRule="auto"/>
               <w:jc w:val="right"/>
             </w:pPr>
             <w:r>
               <w:rPr>
-                <w:rFonts w:ascii="Times New Roman" w:cs="Times New Roman" w:eastAsia="Times New Roman" w:hAnsi="Times New Roman"/>
+                <w:rFonts w:ascii="Arial" w:cs="Arial" w:eastAsia="Arial" w:hAnsi="Arial"/>
                 <w:b/>
                 <w:bCs/>
                 <w:i w:val="false"/>
                 <w:iCs w:val="false"/>
                 <w:caps w:val="false"/>
-                <w:color w:val="1A1A1A"/>
-                <w:sz w:val="17"/>
-                <w:szCs w:val="17"/>
+                <w:color w:val="000000"/>
+                <w:sz w:val="16"/>
+                <w:szCs w:val="16"/>
               </w:rPr>
               <w:t xml:space="preserve">3,0%</w:t>
             </w:r>
@@ -5492,20 +5690,20 @@
           </w:tcPr>
           <w:p>
             <w:pPr>
-              <w:spacing w:after="20" w:line="232" w:lineRule="auto"/>
+              <w:spacing w:after="20" w:line="228" w:lineRule="auto"/>
               <w:jc w:val="right"/>
             </w:pPr>
             <w:r>
               <w:rPr>
-                <w:rFonts w:ascii="Times New Roman" w:cs="Times New Roman" w:eastAsia="Times New Roman" w:hAnsi="Times New Roman"/>
+                <w:rFonts w:ascii="Arial" w:cs="Arial" w:eastAsia="Arial" w:hAnsi="Arial"/>
                 <w:b/>
                 <w:bCs/>
                 <w:i w:val="false"/>
                 <w:iCs w:val="false"/>
                 <w:caps w:val="false"/>
-                <w:color w:val="1A1A1A"/>
-                <w:sz w:val="17"/>
-                <w:szCs w:val="17"/>
+                <w:color w:val="000000"/>
+                <w:sz w:val="16"/>
+                <w:szCs w:val="16"/>
               </w:rPr>
               <w:t xml:space="preserve">3,0%</w:t>
             </w:r>
@@ -5526,20 +5724,20 @@
           </w:tcPr>
           <w:p>
             <w:pPr>
-              <w:spacing w:after="20" w:line="232" w:lineRule="auto"/>
-              <w:jc w:val="left"/>
-            </w:pPr>
-            <w:r>
-              <w:rPr>
-                <w:rFonts w:ascii="Times New Roman" w:cs="Times New Roman" w:eastAsia="Times New Roman" w:hAnsi="Times New Roman"/>
-                <w:b w:val="false"/>
-                <w:bCs w:val="false"/>
-                <w:i w:val="false"/>
-                <w:iCs w:val="false"/>
-                <w:caps w:val="false"/>
-                <w:color w:val="1A1A1A"/>
-                <w:sz w:val="17"/>
-                <w:szCs w:val="17"/>
+              <w:spacing w:after="20" w:line="228" w:lineRule="auto"/>
+              <w:jc w:val="left"/>
+            </w:pPr>
+            <w:r>
+              <w:rPr>
+                <w:rFonts w:ascii="Arial" w:cs="Arial" w:eastAsia="Arial" w:hAnsi="Arial"/>
+                <w:b w:val="false"/>
+                <w:bCs w:val="false"/>
+                <w:i w:val="false"/>
+                <w:iCs w:val="false"/>
+                <w:caps w:val="false"/>
+                <w:color w:val="000000"/>
+                <w:sz w:val="16"/>
+                <w:szCs w:val="16"/>
               </w:rPr>
               <w:t xml:space="preserve">Cost capitalised into Keytree’s developments</w:t>
             </w:r>
@@ -5558,20 +5756,20 @@
           </w:tcPr>
           <w:p>
             <w:pPr>
-              <w:spacing w:after="20" w:line="232" w:lineRule="auto"/>
+              <w:spacing w:after="20" w:line="228" w:lineRule="auto"/>
               <w:jc w:val="right"/>
             </w:pPr>
             <w:r>
               <w:rPr>
-                <w:rFonts w:ascii="Times New Roman" w:cs="Times New Roman" w:eastAsia="Times New Roman" w:hAnsi="Times New Roman"/>
-                <w:b w:val="false"/>
-                <w:bCs w:val="false"/>
-                <w:i w:val="false"/>
-                <w:iCs w:val="false"/>
-                <w:caps w:val="false"/>
-                <w:color w:val="1A1A1A"/>
-                <w:sz w:val="17"/>
-                <w:szCs w:val="17"/>
+                <w:rFonts w:ascii="Arial" w:cs="Arial" w:eastAsia="Arial" w:hAnsi="Arial"/>
+                <w:b w:val="false"/>
+                <w:bCs w:val="false"/>
+                <w:i w:val="false"/>
+                <w:iCs w:val="false"/>
+                <w:caps w:val="false"/>
+                <w:color w:val="000000"/>
+                <w:sz w:val="16"/>
+                <w:szCs w:val="16"/>
               </w:rPr>
               <w:t xml:space="preserve">€600.000</w:t>
             </w:r>
@@ -5590,20 +5788,20 @@
           </w:tcPr>
           <w:p>
             <w:pPr>
-              <w:spacing w:after="20" w:line="232" w:lineRule="auto"/>
+              <w:spacing w:after="20" w:line="228" w:lineRule="auto"/>
               <w:jc w:val="right"/>
             </w:pPr>
             <w:r>
               <w:rPr>
-                <w:rFonts w:ascii="Times New Roman" w:cs="Times New Roman" w:eastAsia="Times New Roman" w:hAnsi="Times New Roman"/>
-                <w:b w:val="false"/>
-                <w:bCs w:val="false"/>
-                <w:i w:val="false"/>
-                <w:iCs w:val="false"/>
-                <w:caps w:val="false"/>
-                <w:color w:val="1A1A1A"/>
-                <w:sz w:val="17"/>
-                <w:szCs w:val="17"/>
+                <w:rFonts w:ascii="Arial" w:cs="Arial" w:eastAsia="Arial" w:hAnsi="Arial"/>
+                <w:b w:val="false"/>
+                <w:bCs w:val="false"/>
+                <w:i w:val="false"/>
+                <w:iCs w:val="false"/>
+                <w:caps w:val="false"/>
+                <w:color w:val="000000"/>
+                <w:sz w:val="16"/>
+                <w:szCs w:val="16"/>
               </w:rPr>
               <w:t xml:space="preserve">€1.600.000</w:t>
             </w:r>
@@ -5614,20 +5812,20 @@
     <w:p>
       <w:pPr>
         <w:keepLines/>
-        <w:spacing w:after="40" w:before="0" w:line="252" w:lineRule="auto"/>
+        <w:spacing w:after="40" w:before="0" w:line="248" w:lineRule="auto"/>
         <w:jc w:val="both"/>
       </w:pPr>
       <w:r>
         <w:rPr>
-          <w:rFonts w:ascii="Times New Roman" w:cs="Times New Roman" w:eastAsia="Times New Roman" w:hAnsi="Times New Roman"/>
+          <w:rFonts w:ascii="Arial" w:cs="Arial" w:eastAsia="Arial" w:hAnsi="Arial"/>
           <w:b w:val="false"/>
           <w:bCs w:val="false"/>
           <w:i w:val="false"/>
           <w:iCs w:val="false"/>
           <w:caps w:val="false"/>
-          <w:color w:val="1A1A1A"/>
-          <w:sz w:val="19"/>
-          <w:szCs w:val="19"/>
+          <w:color w:val="000000"/>
+          <w:sz w:val="18"/>
+          <w:szCs w:val="18"/>
         </w:rPr>
         <w:t xml:space="preserve"> </w:t>
       </w:r>
@@ -5635,81 +5833,81 @@
     <w:p>
       <w:pPr>
         <w:keepLines/>
-        <w:spacing w:after="100" w:before="0" w:line="252" w:lineRule="auto"/>
+        <w:spacing w:after="100" w:before="0" w:line="248" w:lineRule="auto"/>
         <w:jc w:val="both"/>
       </w:pPr>
       <w:r>
         <w:rPr>
-          <w:rFonts w:ascii="Times New Roman" w:cs="Times New Roman" w:eastAsia="Times New Roman" w:hAnsi="Times New Roman"/>
+          <w:rFonts w:ascii="Arial" w:cs="Arial" w:eastAsia="Arial" w:hAnsi="Arial"/>
           <w:b w:val="false"/>
           <w:bCs w:val="false"/>
           <w:i w:val="false"/>
           <w:iCs w:val="false"/>
           <w:caps w:val="false"/>
-          <w:color w:val="1A1A1A"/>
-          <w:sz w:val="19"/>
-          <w:szCs w:val="19"/>
+          <w:color w:val="000000"/>
+          <w:sz w:val="18"/>
+          <w:szCs w:val="18"/>
         </w:rPr>
-        <w:t xml:space="preserve">The 2026 reference rate (Cyprus 10-year bond yield at 31.12.2025 plus 5 points, per the Tax Department’s published table) is approximately 8 to 8,5%, giving a deduction of €1,6m to €1,7m on €20m - comfortably above the 80% cap at either interest rate. Interest income of companies is now taxed under corporation tax only and is exempt from Special Defence Contribution, removing the passive-interest risk that existed under the former law. Capitalised interest carries no time limit and is relieved as cost of sales at 15% on delivery: the net group benefit is approximately 12% of cumulative interest, €0,4m to €1,2m over six years at the rates illustrated, against nil under every equity route. Exceeding borrowing costs remain within the €3m interest limitation safe harbour. No Cyprus withholding tax arises on the interest; stamp duty on the facility agreement is capped at €20.000.</w:t>
+        <w:t xml:space="preserve">The 2026 reference rate (Cyprus 10-year bond yield at 31.12.2025 plus 5 points, per the Tax Department’s published table) is approximately 8 to 8,5%, giving a deduction of €1,6m to €1,7m on €20m - above the 80% cap at either interest rate illustrated. Interest income of companies is now taxed under corporation tax only and is exempt from Special Defence Contribution, which removes the passive-interest risk that existed under the former law. Capitalised interest carries no time limit and is relieved as cost of sales at 15% on delivery: the net group benefit is approximately 12% of cumulative interest, €0,4m to €1,2m over six years at the rates illustrated, against nil under each equity structure. Exceeding borrowing costs remain within the €3m interest limitation safe harbour. No Cyprus withholding tax arises on the interest; stamp duty on the facility agreement is capped at €20.000.</w:t>
       </w:r>
     </w:p>
     <w:p>
       <w:pPr>
         <w:keepNext/>
-        <w:spacing w:after="70" w:before="130"/>
+        <w:spacing w:after="70" w:before="140"/>
       </w:pPr>
       <w:r>
         <w:rPr>
-          <w:rFonts w:ascii="Times New Roman" w:cs="Times New Roman" w:eastAsia="Times New Roman" w:hAnsi="Times New Roman"/>
+          <w:rFonts w:ascii="Arial" w:cs="Arial" w:eastAsia="Arial" w:hAnsi="Arial"/>
           <w:b/>
           <w:bCs/>
           <w:i w:val="false"/>
           <w:iCs w:val="false"/>
           <w:caps w:val="false"/>
-          <w:color w:val="1A1A1A"/>
-          <w:sz w:val="19"/>
-          <w:szCs w:val="19"/>
+          <w:color w:val="000000"/>
+          <w:sz w:val="18"/>
+          <w:szCs w:val="18"/>
         </w:rPr>
-        <w:t xml:space="preserve">The rate</w:t>
+        <w:t xml:space="preserve">Determination of the interest rate</w:t>
       </w:r>
     </w:p>
     <w:p>
       <w:pPr>
         <w:keepLines/>
-        <w:spacing w:after="100" w:before="0" w:line="252" w:lineRule="auto"/>
+        <w:spacing w:after="100" w:before="0" w:line="248" w:lineRule="auto"/>
         <w:jc w:val="both"/>
       </w:pPr>
       <w:r>
         <w:rPr>
-          <w:rFonts w:ascii="Times New Roman" w:cs="Times New Roman" w:eastAsia="Times New Roman" w:hAnsi="Times New Roman"/>
+          <w:rFonts w:ascii="Arial" w:cs="Arial" w:eastAsia="Arial" w:hAnsi="Arial"/>
           <w:b w:val="false"/>
           <w:bCs w:val="false"/>
           <w:i w:val="false"/>
           <w:iCs w:val="false"/>
           <w:caps w:val="false"/>
-          <w:color w:val="1A1A1A"/>
-          <w:sz w:val="19"/>
-          <w:szCs w:val="19"/>
+          <w:color w:val="000000"/>
+          <w:sz w:val="18"/>
+          <w:szCs w:val="18"/>
         </w:rPr>
-        <w:t xml:space="preserve">The existing transfer pricing documentation supports a median of 3% on the current shareholder loans. It does not govern the new facility, but the new study must explain any departure from it. Keytree’s credit has deteriorated - negative equity, no turnover, no security - so a materially higher rate may well be supportable, but it is the study’s conclusion to reach, not a planning assumption. A local file is required in any event: the €20m facility exceeds the €10m financing threshold. The study should be commissioned before the client is given a firm expectation of the benefit.</w:t>
+        <w:t xml:space="preserve">The existing transfer pricing documentation supports a median of 3% on the current shareholder loans. It does not govern the new facility, but the new study will need to explain any departure from it. Keytree’s credit position has deteriorated - negative equity, no turnover, no security - so a materially higher rate may be supportable; that is the study’s conclusion to reach and is not assumed in this paper. A local file is required in any event, the €20m facility being above the €10m financing threshold. The study should be commissioned before any expectation of the benefit is communicated.</w:t>
       </w:r>
     </w:p>
     <w:p>
       <w:pPr>
         <w:keepNext/>
-        <w:spacing w:after="70" w:before="130"/>
+        <w:spacing w:after="70" w:before="140"/>
       </w:pPr>
       <w:r>
         <w:rPr>
-          <w:rFonts w:ascii="Times New Roman" w:cs="Times New Roman" w:eastAsia="Times New Roman" w:hAnsi="Times New Roman"/>
+          <w:rFonts w:ascii="Arial" w:cs="Arial" w:eastAsia="Arial" w:hAnsi="Arial"/>
           <w:b/>
           <w:bCs/>
           <w:i w:val="false"/>
           <w:iCs w:val="false"/>
           <w:caps w:val="false"/>
-          <w:color w:val="1A1A1A"/>
-          <w:sz w:val="19"/>
-          <w:szCs w:val="19"/>
+          <w:color w:val="000000"/>
+          <w:sz w:val="18"/>
+          <w:szCs w:val="18"/>
         </w:rPr>
         <w:t xml:space="preserve">Conditions and residual weaknesses</w:t>
       </w:r>
@@ -5718,11 +5916,11 @@
       <w:tblPr>
         <w:tblW w:type="dxa" w:w="9576"/>
         <w:tblBorders>
-          <w:top w:val="single" w:color="1A1A1A" w:sz="8"/>
+          <w:top w:val="single" w:color="000000" w:sz="8"/>
           <w:left w:val="none"/>
-          <w:bottom w:val="single" w:color="1A1A1A" w:sz="8"/>
+          <w:bottom w:val="single" w:color="000000" w:sz="8"/>
           <w:right w:val="none"/>
-          <w:insideH w:val="single" w:color="C9C4BE" w:sz="4"/>
+          <w:insideH w:val="single" w:color="BFBFBF" w:sz="4"/>
           <w:insideV w:val="none"/>
         </w:tblBorders>
       </w:tblPr>
@@ -5744,20 +5942,20 @@
           </w:tcPr>
           <w:p>
             <w:pPr>
-              <w:spacing w:after="20" w:line="232" w:lineRule="auto"/>
-              <w:jc w:val="left"/>
-            </w:pPr>
-            <w:r>
-              <w:rPr>
-                <w:rFonts w:ascii="Times New Roman" w:cs="Times New Roman" w:eastAsia="Times New Roman" w:hAnsi="Times New Roman"/>
+              <w:spacing w:after="20" w:line="228" w:lineRule="auto"/>
+              <w:jc w:val="left"/>
+            </w:pPr>
+            <w:r>
+              <w:rPr>
+                <w:rFonts w:ascii="Arial" w:cs="Arial" w:eastAsia="Arial" w:hAnsi="Arial"/>
                 <w:b/>
                 <w:bCs/>
                 <w:i w:val="false"/>
                 <w:iCs w:val="false"/>
                 <w:caps w:val="false"/>
-                <w:color w:val="1A1A1A"/>
-                <w:sz w:val="17"/>
-                <w:szCs w:val="17"/>
+                <w:color w:val="000000"/>
+                <w:sz w:val="16"/>
+                <w:szCs w:val="16"/>
               </w:rPr>
               <w:t xml:space="preserve">Substance</w:t>
             </w:r>
@@ -5776,20 +5974,20 @@
           </w:tcPr>
           <w:p>
             <w:pPr>
-              <w:spacing w:after="20" w:line="232" w:lineRule="auto"/>
-              <w:jc w:val="left"/>
-            </w:pPr>
-            <w:r>
-              <w:rPr>
-                <w:rFonts w:ascii="Times New Roman" w:cs="Times New Roman" w:eastAsia="Times New Roman" w:hAnsi="Times New Roman"/>
-                <w:b w:val="false"/>
-                <w:bCs w:val="false"/>
-                <w:i w:val="false"/>
-                <w:iCs w:val="false"/>
-                <w:caps w:val="false"/>
-                <w:color w:val="1A1A1A"/>
-                <w:sz w:val="17"/>
-                <w:szCs w:val="17"/>
+              <w:spacing w:after="20" w:line="228" w:lineRule="auto"/>
+              <w:jc w:val="left"/>
+            </w:pPr>
+            <w:r>
+              <w:rPr>
+                <w:rFonts w:ascii="Arial" w:cs="Arial" w:eastAsia="Arial" w:hAnsi="Arial"/>
+                <w:b w:val="false"/>
+                <w:bCs w:val="false"/>
+                <w:i w:val="false"/>
+                <w:iCs w:val="false"/>
+                <w:caps w:val="false"/>
+                <w:color w:val="000000"/>
+                <w:sz w:val="16"/>
+                <w:szCs w:val="16"/>
               </w:rPr>
               <w:t xml:space="preserve">Cyprus-resident directors exercising real control over the lending risk. A company that does not control its risks is entitled only to a limited return at arm’s length, which would remove the benefit.</w:t>
             </w:r>
@@ -5810,20 +6008,20 @@
           </w:tcPr>
           <w:p>
             <w:pPr>
-              <w:spacing w:after="20" w:line="232" w:lineRule="auto"/>
-              <w:jc w:val="left"/>
-            </w:pPr>
-            <w:r>
-              <w:rPr>
-                <w:rFonts w:ascii="Times New Roman" w:cs="Times New Roman" w:eastAsia="Times New Roman" w:hAnsi="Times New Roman"/>
+              <w:spacing w:after="20" w:line="228" w:lineRule="auto"/>
+              <w:jc w:val="left"/>
+            </w:pPr>
+            <w:r>
+              <w:rPr>
+                <w:rFonts w:ascii="Arial" w:cs="Arial" w:eastAsia="Arial" w:hAnsi="Arial"/>
                 <w:b/>
                 <w:bCs/>
                 <w:i w:val="false"/>
                 <w:iCs w:val="false"/>
                 <w:caps w:val="false"/>
-                <w:color w:val="1A1A1A"/>
-                <w:sz w:val="17"/>
-                <w:szCs w:val="17"/>
+                <w:color w:val="000000"/>
+                <w:sz w:val="16"/>
+                <w:szCs w:val="16"/>
               </w:rPr>
               <w:t xml:space="preserve">Capitalisation</w:t>
             </w:r>
@@ -5842,22 +6040,22 @@
           </w:tcPr>
           <w:p>
             <w:pPr>
-              <w:spacing w:after="20" w:line="232" w:lineRule="auto"/>
-              <w:jc w:val="left"/>
-            </w:pPr>
-            <w:r>
-              <w:rPr>
-                <w:rFonts w:ascii="Times New Roman" w:cs="Times New Roman" w:eastAsia="Times New Roman" w:hAnsi="Times New Roman"/>
-                <w:b w:val="false"/>
-                <w:bCs w:val="false"/>
-                <w:i w:val="false"/>
-                <w:iCs w:val="false"/>
-                <w:caps w:val="false"/>
-                <w:color w:val="1A1A1A"/>
-                <w:sz w:val="17"/>
-                <w:szCs w:val="17"/>
-              </w:rPr>
-              <w:t xml:space="preserve">The policy must be applied consistently to both projects. The 2025 draft accounts are not consistent (€675.266 expensed, €289.709 capitalised) and the policy determines whether the structure delivers any benefit at all. To be agreed with the auditors.</w:t>
+              <w:spacing w:after="20" w:line="228" w:lineRule="auto"/>
+              <w:jc w:val="left"/>
+            </w:pPr>
+            <w:r>
+              <w:rPr>
+                <w:rFonts w:ascii="Arial" w:cs="Arial" w:eastAsia="Arial" w:hAnsi="Arial"/>
+                <w:b w:val="false"/>
+                <w:bCs w:val="false"/>
+                <w:i w:val="false"/>
+                <w:iCs w:val="false"/>
+                <w:caps w:val="false"/>
+                <w:color w:val="000000"/>
+                <w:sz w:val="16"/>
+                <w:szCs w:val="16"/>
+              </w:rPr>
+              <w:t xml:space="preserve">The policy must be applied consistently to both projects. The 2025 draft accounts are not consistent (€675.266 expensed, €289.709 capitalised); the policy determines whether the structure delivers any benefit and is to be agreed with the auditors.</w:t>
             </w:r>
           </w:p>
         </w:tc>
@@ -5876,20 +6074,20 @@
           </w:tcPr>
           <w:p>
             <w:pPr>
-              <w:spacing w:after="20" w:line="232" w:lineRule="auto"/>
-              <w:jc w:val="left"/>
-            </w:pPr>
-            <w:r>
-              <w:rPr>
-                <w:rFonts w:ascii="Times New Roman" w:cs="Times New Roman" w:eastAsia="Times New Roman" w:hAnsi="Times New Roman"/>
+              <w:spacing w:after="20" w:line="228" w:lineRule="auto"/>
+              <w:jc w:val="left"/>
+            </w:pPr>
+            <w:r>
+              <w:rPr>
+                <w:rFonts w:ascii="Arial" w:cs="Arial" w:eastAsia="Arial" w:hAnsi="Arial"/>
                 <w:b/>
                 <w:bCs/>
                 <w:i w:val="false"/>
                 <w:iCs w:val="false"/>
                 <w:caps w:val="false"/>
-                <w:color w:val="1A1A1A"/>
-                <w:sz w:val="17"/>
-                <w:szCs w:val="17"/>
+                <w:color w:val="000000"/>
+                <w:sz w:val="16"/>
+                <w:szCs w:val="16"/>
               </w:rPr>
               <w:t xml:space="preserve">Balance sheet</w:t>
             </w:r>
@@ -5908,22 +6106,22 @@
           </w:tcPr>
           <w:p>
             <w:pPr>
-              <w:spacing w:after="20" w:line="232" w:lineRule="auto"/>
-              <w:jc w:val="left"/>
-            </w:pPr>
-            <w:r>
-              <w:rPr>
-                <w:rFonts w:ascii="Times New Roman" w:cs="Times New Roman" w:eastAsia="Times New Roman" w:hAnsi="Times New Roman"/>
-                <w:b w:val="false"/>
-                <w:bCs w:val="false"/>
-                <w:i w:val="false"/>
-                <w:iCs w:val="false"/>
-                <w:caps w:val="false"/>
-                <w:color w:val="1A1A1A"/>
-                <w:sz w:val="17"/>
-                <w:szCs w:val="17"/>
-              </w:rPr>
-              <w:t xml:space="preserve">Not repaired: negative equity remains, gearing rises, the letter of support and going concern disclosure continue. Starter Point does not join the register; if that matters, combine with a small share issue.</w:t>
+              <w:spacing w:after="20" w:line="228" w:lineRule="auto"/>
+              <w:jc w:val="left"/>
+            </w:pPr>
+            <w:r>
+              <w:rPr>
+                <w:rFonts w:ascii="Arial" w:cs="Arial" w:eastAsia="Arial" w:hAnsi="Arial"/>
+                <w:b w:val="false"/>
+                <w:bCs w:val="false"/>
+                <w:i w:val="false"/>
+                <w:iCs w:val="false"/>
+                <w:caps w:val="false"/>
+                <w:color w:val="000000"/>
+                <w:sz w:val="16"/>
+                <w:szCs w:val="16"/>
+              </w:rPr>
+              <w:t xml:space="preserve">Not restored: negative equity remains, gearing rises, and the letter of support and going concern disclosure continue. Starter Point does not join the register; if that objective is material, the structure can be combined with a small share issue.</w:t>
             </w:r>
           </w:p>
         </w:tc>
@@ -5942,20 +6140,20 @@
           </w:tcPr>
           <w:p>
             <w:pPr>
-              <w:spacing w:after="20" w:line="232" w:lineRule="auto"/>
-              <w:jc w:val="left"/>
-            </w:pPr>
-            <w:r>
-              <w:rPr>
-                <w:rFonts w:ascii="Times New Roman" w:cs="Times New Roman" w:eastAsia="Times New Roman" w:hAnsi="Times New Roman"/>
+              <w:spacing w:after="20" w:line="228" w:lineRule="auto"/>
+              <w:jc w:val="left"/>
+            </w:pPr>
+            <w:r>
+              <w:rPr>
+                <w:rFonts w:ascii="Arial" w:cs="Arial" w:eastAsia="Arial" w:hAnsi="Arial"/>
                 <w:b/>
                 <w:bCs/>
                 <w:i w:val="false"/>
                 <w:iCs w:val="false"/>
                 <w:caps w:val="false"/>
-                <w:color w:val="1A1A1A"/>
-                <w:sz w:val="17"/>
-                <w:szCs w:val="17"/>
+                <w:color w:val="000000"/>
+                <w:sz w:val="16"/>
+                <w:szCs w:val="16"/>
               </w:rPr>
               <w:t xml:space="preserve">Anti-abuse</w:t>
             </w:r>
@@ -5974,22 +6172,22 @@
           </w:tcPr>
           <w:p>
             <w:pPr>
-              <w:spacing w:after="20" w:line="232" w:lineRule="auto"/>
-              <w:jc w:val="left"/>
-            </w:pPr>
-            <w:r>
-              <w:rPr>
-                <w:rFonts w:ascii="Times New Roman" w:cs="Times New Roman" w:eastAsia="Times New Roman" w:hAnsi="Times New Roman"/>
-                <w:b w:val="false"/>
-                <w:bCs w:val="false"/>
-                <w:i w:val="false"/>
-                <w:iCs w:val="false"/>
-                <w:caps w:val="false"/>
-                <w:color w:val="1A1A1A"/>
-                <w:sz w:val="17"/>
-                <w:szCs w:val="17"/>
-              </w:rPr>
-              <w:t xml:space="preserve">Common ownership, funds partly returning to Mr Levy, and a deduction created within the group. The commercial rationale, the source of Starter Point’s funds and the sequence (advance received before any repayment to Mr Levy) must be documented from the outset.</w:t>
+              <w:spacing w:after="20" w:line="228" w:lineRule="auto"/>
+              <w:jc w:val="left"/>
+            </w:pPr>
+            <w:r>
+              <w:rPr>
+                <w:rFonts w:ascii="Arial" w:cs="Arial" w:eastAsia="Arial" w:hAnsi="Arial"/>
+                <w:b w:val="false"/>
+                <w:bCs w:val="false"/>
+                <w:i w:val="false"/>
+                <w:iCs w:val="false"/>
+                <w:caps w:val="false"/>
+                <w:color w:val="000000"/>
+                <w:sz w:val="16"/>
+                <w:szCs w:val="16"/>
+              </w:rPr>
+              <w:t xml:space="preserve">Common ownership, funds partly returning to Mr Levy, and a deduction arising within the group. The commercial rationale, the source of Starter Point’s funds and the sequence (advance received before any repayment to Mr Levy) must be documented from the outset.</w:t>
             </w:r>
           </w:p>
         </w:tc>
@@ -5997,122 +6195,124 @@
     </w:tbl>
     <w:p>
       <w:pPr>
+        <w:keepLines/>
         <w:pBdr>
-          <w:top w:val="single" w:color="FF3C00" w:sz="6" w:space="4"/>
+          <w:top w:val="single" w:color="000000" w:sz="6" w:space="4"/>
         </w:pBdr>
-        <w:spacing w:after="0" w:before="140"/>
+        <w:spacing w:after="0" w:before="140" w:line="248" w:lineRule="auto"/>
+        <w:jc w:val="both"/>
       </w:pPr>
       <w:r>
         <w:rPr>
-          <w:rFonts w:ascii="Times New Roman" w:cs="Times New Roman" w:eastAsia="Times New Roman" w:hAnsi="Times New Roman"/>
+          <w:rFonts w:ascii="Arial" w:cs="Arial" w:eastAsia="Arial" w:hAnsi="Arial"/>
+          <w:b/>
+          <w:bCs/>
+          <w:i w:val="false"/>
+          <w:iCs w:val="false"/>
+          <w:caps w:val="false"/>
+          <w:color w:val="000000"/>
+          <w:sz w:val="18"/>
+          <w:szCs w:val="18"/>
+        </w:rPr>
+        <w:t xml:space="preserve">Conclusion.  </w:t>
+      </w:r>
+      <w:r>
+        <w:rPr>
+          <w:rFonts w:ascii="Arial" w:cs="Arial" w:eastAsia="Arial" w:hAnsi="Arial"/>
+          <w:b w:val="false"/>
+          <w:bCs w:val="false"/>
+          <w:i w:val="false"/>
+          <w:iCs w:val="false"/>
+          <w:caps w:val="false"/>
+          <w:color w:val="000000"/>
+          <w:sz w:val="18"/>
+          <w:szCs w:val="18"/>
+        </w:rPr>
+        <w:t xml:space="preserve">Recommended, subject to the conditions above. Principal may be repaid and redeployed at any time subject to cash, without court sanction, shareholder resolutions or the prior existence of distributable profits, and this is the only structure under which a measurable group tax benefit arises.</w:t>
+      </w:r>
+    </w:p>
+    <w:p>
+      <w:r>
+        <w:br w:type="page"/>
+      </w:r>
+    </w:p>
+    <w:p>
+      <w:pPr>
+        <w:spacing w:after="40" w:before="0"/>
+      </w:pPr>
+      <w:r>
+        <w:rPr>
+          <w:rFonts w:ascii="Arial" w:cs="Arial" w:eastAsia="Arial" w:hAnsi="Arial"/>
           <w:b/>
           <w:bCs/>
           <w:i w:val="false"/>
           <w:iCs w:val="false"/>
           <w:caps/>
-          <w:color w:val="FF3C00"/>
-          <w:sz w:val="19"/>
-          <w:szCs w:val="19"/>
+          <w:color w:val="595959"/>
+          <w:spacing w:val="20"/>
+          <w:sz w:val="15"/>
+          <w:szCs w:val="15"/>
         </w:rPr>
-        <w:t xml:space="preserve">Recommended.   </w:t>
-      </w:r>
-      <w:r>
-        <w:rPr>
-          <w:rFonts w:ascii="Times New Roman" w:cs="Times New Roman" w:eastAsia="Times New Roman" w:hAnsi="Times New Roman"/>
-          <w:b w:val="false"/>
-          <w:bCs w:val="false"/>
-          <w:i w:val="false"/>
-          <w:iCs w:val="false"/>
-          <w:caps w:val="false"/>
-          <w:color w:val="1A1A1A"/>
-          <w:sz w:val="19"/>
-          <w:szCs w:val="19"/>
-        </w:rPr>
-        <w:t xml:space="preserve">Principal repayable and redeployable at any time subject to cash; no court, no resolutions, no waiting for profits; the only structure whose tax line is positive.</w:t>
+        <w:t xml:space="preserve">Review</w:t>
       </w:r>
     </w:p>
     <w:p>
-      <w:r>
-        <w:br w:type="page"/>
-      </w:r>
-    </w:p>
-    <w:p>
-      <w:pPr>
-        <w:spacing w:after="40" w:before="0"/>
+      <w:pPr>
+        <w:spacing w:after="30"/>
       </w:pPr>
       <w:r>
         <w:rPr>
-          <w:rFonts w:ascii="Times New Roman" w:cs="Times New Roman" w:eastAsia="Times New Roman" w:hAnsi="Times New Roman"/>
-          <w:b/>
-          <w:bCs/>
-          <w:i w:val="false"/>
-          <w:iCs w:val="false"/>
-          <w:caps/>
-          <w:color w:val="FF3C00"/>
-          <w:spacing w:val="20"/>
-          <w:sz w:val="16"/>
-          <w:szCs w:val="16"/>
-        </w:rPr>
-        <w:t xml:space="preserve">Stress-testing the recommendation</w:t>
-      </w:r>
-    </w:p>
-    <w:p>
-      <w:pPr>
-        <w:spacing w:after="30"/>
-      </w:pPr>
-      <w:r>
-        <w:rPr>
-          <w:rFonts w:ascii="Times New Roman" w:cs="Times New Roman" w:eastAsia="Times New Roman" w:hAnsi="Times New Roman"/>
+          <w:rFonts w:ascii="Arial" w:cs="Arial" w:eastAsia="Arial" w:hAnsi="Arial"/>
           <w:b/>
           <w:bCs/>
           <w:i w:val="false"/>
           <w:iCs w:val="false"/>
           <w:caps w:val="false"/>
-          <w:color w:val="1A1A1A"/>
-          <w:sz w:val="30"/>
-          <w:szCs w:val="30"/>
+          <w:color w:val="000000"/>
+          <w:sz w:val="27"/>
+          <w:szCs w:val="27"/>
         </w:rPr>
-        <w:t xml:space="preserve">Challenge and response</w:t>
+        <w:t xml:space="preserve">Matters expected to be raised on review</w:t>
       </w:r>
     </w:p>
     <w:p>
       <w:pPr>
         <w:pBdr>
-          <w:bottom w:val="single" w:color="FF3C00" w:sz="8" w:space="4"/>
+          <w:bottom w:val="single" w:color="000000" w:sz="6" w:space="4"/>
         </w:pBdr>
         <w:spacing w:after="90"/>
       </w:pPr>
       <w:r>
         <w:rPr>
-          <w:rFonts w:ascii="Times New Roman" w:cs="Times New Roman" w:eastAsia="Times New Roman" w:hAnsi="Times New Roman"/>
+          <w:rFonts w:ascii="Arial" w:cs="Arial" w:eastAsia="Arial" w:hAnsi="Arial"/>
           <w:b w:val="false"/>
           <w:bCs w:val="false"/>
           <w:i/>
           <w:iCs/>
           <w:caps w:val="false"/>
           <w:color w:val="595959"/>
-          <w:sz w:val="20"/>
-          <w:szCs w:val="20"/>
+          <w:sz w:val="19"/>
+          <w:szCs w:val="19"/>
         </w:rPr>
-        <w:t xml:space="preserve">The questions each party at the table should ask - and the answers this paper relies on</w:t>
+        <w:t xml:space="preserve">Anticipated challenges to the recommendation and the positions taken in this paper</w:t>
       </w:r>
     </w:p>
     <w:tbl>
       <w:tblPr>
         <w:tblW w:type="dxa" w:w="9576"/>
         <w:tblBorders>
-          <w:top w:val="single" w:color="1A1A1A" w:sz="8"/>
+          <w:top w:val="single" w:color="000000" w:sz="8"/>
           <w:left w:val="none"/>
-          <w:bottom w:val="single" w:color="1A1A1A" w:sz="8"/>
+          <w:bottom w:val="single" w:color="000000" w:sz="8"/>
           <w:right w:val="none"/>
-          <w:insideH w:val="single" w:color="C9C4BE" w:sz="4"/>
+          <w:insideH w:val="single" w:color="BFBFBF" w:sz="4"/>
           <w:insideV w:val="none"/>
         </w:tblBorders>
       </w:tblPr>
       <w:tblGrid>
-        <w:gridCol w:w="1450"/>
-        <w:gridCol w:w="4000"/>
-        <w:gridCol w:w="4126"/>
+        <w:gridCol w:w="1500"/>
+        <w:gridCol w:w="3800"/>
+        <w:gridCol w:w="4276"/>
       </w:tblGrid>
       <w:tr>
         <w:trPr>
@@ -6120,32 +6320,32 @@
         </w:trPr>
         <w:tc>
           <w:tcPr>
-            <w:tcW w:type="dxa" w:w="1450"/>
-            <w:shd w:fill="F4F1EE" w:val="clear"/>
-            <w:tcMar>
-              <w:top w:type="dxa" w:w="50"/>
-              <w:left w:type="dxa" w:w="80"/>
-              <w:bottom w:type="dxa" w:w="30"/>
-              <w:right w:type="dxa" w:w="80"/>
-            </w:tcMar>
-            <w:vAlign w:val="top"/>
-          </w:tcPr>
-          <w:p>
-            <w:pPr>
-              <w:spacing w:after="20" w:line="232" w:lineRule="auto"/>
-              <w:jc w:val="left"/>
-            </w:pPr>
-            <w:r>
-              <w:rPr>
-                <w:rFonts w:ascii="Times New Roman" w:cs="Times New Roman" w:eastAsia="Times New Roman" w:hAnsi="Times New Roman"/>
+            <w:tcW w:type="dxa" w:w="1500"/>
+            <w:shd w:fill="F2F2F2" w:val="clear"/>
+            <w:tcMar>
+              <w:top w:type="dxa" w:w="50"/>
+              <w:left w:type="dxa" w:w="80"/>
+              <w:bottom w:type="dxa" w:w="30"/>
+              <w:right w:type="dxa" w:w="80"/>
+            </w:tcMar>
+            <w:vAlign w:val="top"/>
+          </w:tcPr>
+          <w:p>
+            <w:pPr>
+              <w:spacing w:after="20" w:line="228" w:lineRule="auto"/>
+              <w:jc w:val="left"/>
+            </w:pPr>
+            <w:r>
+              <w:rPr>
+                <w:rFonts w:ascii="Arial" w:cs="Arial" w:eastAsia="Arial" w:hAnsi="Arial"/>
                 <w:b/>
                 <w:bCs/>
                 <w:i w:val="false"/>
                 <w:iCs w:val="false"/>
                 <w:caps w:val="false"/>
-                <w:color w:val="1A1A1A"/>
-                <w:sz w:val="17"/>
-                <w:szCs w:val="17"/>
+                <w:color w:val="000000"/>
+                <w:sz w:val="16"/>
+                <w:szCs w:val="16"/>
               </w:rPr>
               <w:t xml:space="preserve">Raised by</w:t>
             </w:r>
@@ -6153,67 +6353,67 @@
         </w:tc>
         <w:tc>
           <w:tcPr>
-            <w:tcW w:type="dxa" w:w="4000"/>
-            <w:shd w:fill="F4F1EE" w:val="clear"/>
-            <w:tcMar>
-              <w:top w:type="dxa" w:w="50"/>
-              <w:left w:type="dxa" w:w="80"/>
-              <w:bottom w:type="dxa" w:w="30"/>
-              <w:right w:type="dxa" w:w="80"/>
-            </w:tcMar>
-            <w:vAlign w:val="top"/>
-          </w:tcPr>
-          <w:p>
-            <w:pPr>
-              <w:spacing w:after="20" w:line="232" w:lineRule="auto"/>
-              <w:jc w:val="left"/>
-            </w:pPr>
-            <w:r>
-              <w:rPr>
-                <w:rFonts w:ascii="Times New Roman" w:cs="Times New Roman" w:eastAsia="Times New Roman" w:hAnsi="Times New Roman"/>
+            <w:tcW w:type="dxa" w:w="3800"/>
+            <w:shd w:fill="F2F2F2" w:val="clear"/>
+            <w:tcMar>
+              <w:top w:type="dxa" w:w="50"/>
+              <w:left w:type="dxa" w:w="80"/>
+              <w:bottom w:type="dxa" w:w="30"/>
+              <w:right w:type="dxa" w:w="80"/>
+            </w:tcMar>
+            <w:vAlign w:val="top"/>
+          </w:tcPr>
+          <w:p>
+            <w:pPr>
+              <w:spacing w:after="20" w:line="228" w:lineRule="auto"/>
+              <w:jc w:val="left"/>
+            </w:pPr>
+            <w:r>
+              <w:rPr>
+                <w:rFonts w:ascii="Arial" w:cs="Arial" w:eastAsia="Arial" w:hAnsi="Arial"/>
                 <w:b/>
                 <w:bCs/>
                 <w:i w:val="false"/>
                 <w:iCs w:val="false"/>
                 <w:caps w:val="false"/>
-                <w:color w:val="1A1A1A"/>
-                <w:sz w:val="17"/>
-                <w:szCs w:val="17"/>
-              </w:rPr>
-              <w:t xml:space="preserve">Challenge</w:t>
-            </w:r>
-          </w:p>
-        </w:tc>
-        <w:tc>
-          <w:tcPr>
-            <w:tcW w:type="dxa" w:w="4126"/>
-            <w:shd w:fill="F4F1EE" w:val="clear"/>
-            <w:tcMar>
-              <w:top w:type="dxa" w:w="50"/>
-              <w:left w:type="dxa" w:w="80"/>
-              <w:bottom w:type="dxa" w:w="30"/>
-              <w:right w:type="dxa" w:w="80"/>
-            </w:tcMar>
-            <w:vAlign w:val="top"/>
-          </w:tcPr>
-          <w:p>
-            <w:pPr>
-              <w:spacing w:after="20" w:line="232" w:lineRule="auto"/>
-              <w:jc w:val="left"/>
-            </w:pPr>
-            <w:r>
-              <w:rPr>
-                <w:rFonts w:ascii="Times New Roman" w:cs="Times New Roman" w:eastAsia="Times New Roman" w:hAnsi="Times New Roman"/>
+                <w:color w:val="000000"/>
+                <w:sz w:val="16"/>
+                <w:szCs w:val="16"/>
+              </w:rPr>
+              <w:t xml:space="preserve">Matter</w:t>
+            </w:r>
+          </w:p>
+        </w:tc>
+        <w:tc>
+          <w:tcPr>
+            <w:tcW w:type="dxa" w:w="4276"/>
+            <w:shd w:fill="F2F2F2" w:val="clear"/>
+            <w:tcMar>
+              <w:top w:type="dxa" w:w="50"/>
+              <w:left w:type="dxa" w:w="80"/>
+              <w:bottom w:type="dxa" w:w="30"/>
+              <w:right w:type="dxa" w:w="80"/>
+            </w:tcMar>
+            <w:vAlign w:val="top"/>
+          </w:tcPr>
+          <w:p>
+            <w:pPr>
+              <w:spacing w:after="20" w:line="228" w:lineRule="auto"/>
+              <w:jc w:val="left"/>
+            </w:pPr>
+            <w:r>
+              <w:rPr>
+                <w:rFonts w:ascii="Arial" w:cs="Arial" w:eastAsia="Arial" w:hAnsi="Arial"/>
                 <w:b/>
                 <w:bCs/>
                 <w:i w:val="false"/>
                 <w:iCs w:val="false"/>
                 <w:caps w:val="false"/>
-                <w:color w:val="1A1A1A"/>
-                <w:sz w:val="17"/>
-                <w:szCs w:val="17"/>
-              </w:rPr>
-              <w:t xml:space="preserve">Response</w:t>
+                <w:color w:val="000000"/>
+                <w:sz w:val="16"/>
+                <w:szCs w:val="16"/>
+              </w:rPr>
+              <w:t xml:space="preserve">Position</w:t>
             </w:r>
           </w:p>
         </w:tc>
@@ -6221,97 +6421,97 @@
       <w:tr>
         <w:tc>
           <w:tcPr>
-            <w:tcW w:type="dxa" w:w="1450"/>
-            <w:tcMar>
-              <w:top w:type="dxa" w:w="50"/>
-              <w:left w:type="dxa" w:w="80"/>
-              <w:bottom w:type="dxa" w:w="30"/>
-              <w:right w:type="dxa" w:w="80"/>
-            </w:tcMar>
-            <w:vAlign w:val="top"/>
-          </w:tcPr>
-          <w:p>
-            <w:pPr>
-              <w:spacing w:after="20" w:line="232" w:lineRule="auto"/>
-              <w:jc w:val="left"/>
-            </w:pPr>
-            <w:r>
-              <w:rPr>
-                <w:rFonts w:ascii="Times New Roman" w:cs="Times New Roman" w:eastAsia="Times New Roman" w:hAnsi="Times New Roman"/>
-                <w:b w:val="false"/>
-                <w:bCs w:val="false"/>
-                <w:i w:val="false"/>
-                <w:iCs w:val="false"/>
-                <w:caps w:val="false"/>
-                <w:color w:val="1A1A1A"/>
-                <w:sz w:val="17"/>
-                <w:szCs w:val="17"/>
-              </w:rPr>
-              <w:t xml:space="preserve">Mr Levy</w:t>
-            </w:r>
-          </w:p>
-        </w:tc>
-        <w:tc>
-          <w:tcPr>
-            <w:tcW w:type="dxa" w:w="4000"/>
-            <w:tcMar>
-              <w:top w:type="dxa" w:w="50"/>
-              <w:left w:type="dxa" w:w="80"/>
-              <w:bottom w:type="dxa" w:w="30"/>
-              <w:right w:type="dxa" w:w="80"/>
-            </w:tcMar>
-            <w:vAlign w:val="top"/>
-          </w:tcPr>
-          <w:p>
-            <w:pPr>
-              <w:spacing w:after="20" w:line="232" w:lineRule="auto"/>
-              <w:jc w:val="left"/>
-            </w:pPr>
-            <w:r>
-              <w:rPr>
-                <w:rFonts w:ascii="Times New Roman" w:cs="Times New Roman" w:eastAsia="Times New Roman" w:hAnsi="Times New Roman"/>
-                <w:b w:val="false"/>
-                <w:bCs w:val="false"/>
-                <w:i w:val="false"/>
-                <w:iCs w:val="false"/>
-                <w:caps w:val="false"/>
-                <w:color w:val="1A1A1A"/>
-                <w:sz w:val="17"/>
-                <w:szCs w:val="17"/>
-              </w:rPr>
-              <w:t xml:space="preserve">“Equity costs nothing. Why accept tax at the finance company at all?”</w:t>
-            </w:r>
-          </w:p>
-        </w:tc>
-        <w:tc>
-          <w:tcPr>
-            <w:tcW w:type="dxa" w:w="4126"/>
-            <w:tcMar>
-              <w:top w:type="dxa" w:w="50"/>
-              <w:left w:type="dxa" w:w="80"/>
-              <w:bottom w:type="dxa" w:w="30"/>
-              <w:right w:type="dxa" w:w="80"/>
-            </w:tcMar>
-            <w:vAlign w:val="top"/>
-          </w:tcPr>
-          <w:p>
-            <w:pPr>
-              <w:spacing w:after="20" w:line="232" w:lineRule="auto"/>
-              <w:jc w:val="left"/>
-            </w:pPr>
-            <w:r>
-              <w:rPr>
-                <w:rFonts w:ascii="Times New Roman" w:cs="Times New Roman" w:eastAsia="Times New Roman" w:hAnsi="Times New Roman"/>
-                <w:b w:val="false"/>
-                <w:bCs w:val="false"/>
-                <w:i w:val="false"/>
-                <w:iCs w:val="false"/>
-                <w:caps w:val="false"/>
-                <w:color w:val="1A1A1A"/>
-                <w:sz w:val="17"/>
-                <w:szCs w:val="17"/>
-              </w:rPr>
-              <w:t xml:space="preserve">Equity here carries no deduction of any value - the notional deduction in Keytree is worth nil on these facts. The 3% effective cost at the finance company buys 15% relief in Keytree on delivery; the group keeps roughly 12% of every euro of interest. Free equity forfeits the entire benefit.</w:t>
+            <w:tcW w:type="dxa" w:w="1500"/>
+            <w:tcMar>
+              <w:top w:type="dxa" w:w="50"/>
+              <w:left w:type="dxa" w:w="80"/>
+              <w:bottom w:type="dxa" w:w="30"/>
+              <w:right w:type="dxa" w:w="80"/>
+            </w:tcMar>
+            <w:vAlign w:val="top"/>
+          </w:tcPr>
+          <w:p>
+            <w:pPr>
+              <w:spacing w:after="20" w:line="228" w:lineRule="auto"/>
+              <w:jc w:val="left"/>
+            </w:pPr>
+            <w:r>
+              <w:rPr>
+                <w:rFonts w:ascii="Arial" w:cs="Arial" w:eastAsia="Arial" w:hAnsi="Arial"/>
+                <w:b w:val="false"/>
+                <w:bCs w:val="false"/>
+                <w:i w:val="false"/>
+                <w:iCs w:val="false"/>
+                <w:caps w:val="false"/>
+                <w:color w:val="000000"/>
+                <w:sz w:val="16"/>
+                <w:szCs w:val="16"/>
+              </w:rPr>
+              <w:t xml:space="preserve">Reviewing partner</w:t>
+            </w:r>
+          </w:p>
+        </w:tc>
+        <w:tc>
+          <w:tcPr>
+            <w:tcW w:type="dxa" w:w="3800"/>
+            <w:tcMar>
+              <w:top w:type="dxa" w:w="50"/>
+              <w:left w:type="dxa" w:w="80"/>
+              <w:bottom w:type="dxa" w:w="30"/>
+              <w:right w:type="dxa" w:w="80"/>
+            </w:tcMar>
+            <w:vAlign w:val="top"/>
+          </w:tcPr>
+          <w:p>
+            <w:pPr>
+              <w:spacing w:after="20" w:line="228" w:lineRule="auto"/>
+              <w:jc w:val="left"/>
+            </w:pPr>
+            <w:r>
+              <w:rPr>
+                <w:rFonts w:ascii="Arial" w:cs="Arial" w:eastAsia="Arial" w:hAnsi="Arial"/>
+                <w:b w:val="false"/>
+                <w:bCs w:val="false"/>
+                <w:i w:val="false"/>
+                <w:iCs w:val="false"/>
+                <w:caps w:val="false"/>
+                <w:color w:val="000000"/>
+                <w:sz w:val="16"/>
+                <w:szCs w:val="16"/>
+              </w:rPr>
+              <w:t xml:space="preserve">Whether the recommendation depends on the notional interest deduction remaining available in Keytree.</w:t>
+            </w:r>
+          </w:p>
+        </w:tc>
+        <w:tc>
+          <w:tcPr>
+            <w:tcW w:type="dxa" w:w="4276"/>
+            <w:tcMar>
+              <w:top w:type="dxa" w:w="50"/>
+              <w:left w:type="dxa" w:w="80"/>
+              <w:bottom w:type="dxa" w:w="30"/>
+              <w:right w:type="dxa" w:w="80"/>
+            </w:tcMar>
+            <w:vAlign w:val="top"/>
+          </w:tcPr>
+          <w:p>
+            <w:pPr>
+              <w:spacing w:after="20" w:line="228" w:lineRule="auto"/>
+              <w:jc w:val="left"/>
+            </w:pPr>
+            <w:r>
+              <w:rPr>
+                <w:rFonts w:ascii="Arial" w:cs="Arial" w:eastAsia="Arial" w:hAnsi="Arial"/>
+                <w:b w:val="false"/>
+                <w:bCs w:val="false"/>
+                <w:i w:val="false"/>
+                <w:iCs w:val="false"/>
+                <w:caps w:val="false"/>
+                <w:color w:val="000000"/>
+                <w:sz w:val="16"/>
+                <w:szCs w:val="16"/>
+              </w:rPr>
+              <w:t xml:space="preserve">It does not. The deduction in Keytree is quantified at nil and no part of the recommendation rests on it. The benefit arises at the finance company and through capitalisation of interest into the developments.</w:t>
             </w:r>
           </w:p>
         </w:tc>
@@ -6319,97 +6519,97 @@
       <w:tr>
         <w:tc>
           <w:tcPr>
-            <w:tcW w:type="dxa" w:w="1450"/>
-            <w:tcMar>
-              <w:top w:type="dxa" w:w="50"/>
-              <w:left w:type="dxa" w:w="80"/>
-              <w:bottom w:type="dxa" w:w="30"/>
-              <w:right w:type="dxa" w:w="80"/>
-            </w:tcMar>
-            <w:vAlign w:val="top"/>
-          </w:tcPr>
-          <w:p>
-            <w:pPr>
-              <w:spacing w:after="20" w:line="232" w:lineRule="auto"/>
-              <w:jc w:val="left"/>
-            </w:pPr>
-            <w:r>
-              <w:rPr>
-                <w:rFonts w:ascii="Times New Roman" w:cs="Times New Roman" w:eastAsia="Times New Roman" w:hAnsi="Times New Roman"/>
-                <w:b w:val="false"/>
-                <w:bCs w:val="false"/>
-                <w:i w:val="false"/>
-                <w:iCs w:val="false"/>
-                <w:caps w:val="false"/>
-                <w:color w:val="1A1A1A"/>
-                <w:sz w:val="17"/>
-                <w:szCs w:val="17"/>
-              </w:rPr>
-              <w:t xml:space="preserve">Mr Levy</w:t>
-            </w:r>
-          </w:p>
-        </w:tc>
-        <w:tc>
-          <w:tcPr>
-            <w:tcW w:type="dxa" w:w="4000"/>
-            <w:tcMar>
-              <w:top w:type="dxa" w:w="50"/>
-              <w:left w:type="dxa" w:w="80"/>
-              <w:bottom w:type="dxa" w:w="30"/>
-              <w:right w:type="dxa" w:w="80"/>
-            </w:tcMar>
-            <w:vAlign w:val="top"/>
-          </w:tcPr>
-          <w:p>
-            <w:pPr>
-              <w:spacing w:after="20" w:line="232" w:lineRule="auto"/>
-              <w:jc w:val="left"/>
-            </w:pPr>
-            <w:r>
-              <w:rPr>
-                <w:rFonts w:ascii="Times New Roman" w:cs="Times New Roman" w:eastAsia="Times New Roman" w:hAnsi="Times New Roman"/>
-                <w:b w:val="false"/>
-                <w:bCs w:val="false"/>
-                <w:i w:val="false"/>
-                <w:iCs w:val="false"/>
-                <w:caps w:val="false"/>
-                <w:color w:val="1A1A1A"/>
-                <w:sz w:val="17"/>
-                <w:szCs w:val="17"/>
-              </w:rPr>
-              <w:t xml:space="preserve">“Structure 1A hands the minorities €1,6m of value I paid for.”</w:t>
-            </w:r>
-          </w:p>
-        </w:tc>
-        <w:tc>
-          <w:tcPr>
-            <w:tcW w:type="dxa" w:w="4126"/>
-            <w:tcMar>
-              <w:top w:type="dxa" w:w="50"/>
-              <w:left w:type="dxa" w:w="80"/>
-              <w:bottom w:type="dxa" w:w="30"/>
-              <w:right w:type="dxa" w:w="80"/>
-            </w:tcMar>
-            <w:vAlign w:val="top"/>
-          </w:tcPr>
-          <w:p>
-            <w:pPr>
-              <w:spacing w:after="20" w:line="232" w:lineRule="auto"/>
-              <w:jc w:val="left"/>
-            </w:pPr>
-            <w:r>
-              <w:rPr>
-                <w:rFonts w:ascii="Times New Roman" w:cs="Times New Roman" w:eastAsia="Times New Roman" w:hAnsi="Times New Roman"/>
-                <w:b w:val="false"/>
-                <w:bCs w:val="false"/>
-                <w:i w:val="false"/>
-                <w:iCs w:val="false"/>
-                <w:caps w:val="false"/>
-                <w:color w:val="1A1A1A"/>
-                <w:sz w:val="17"/>
-                <w:szCs w:val="17"/>
-              </w:rPr>
-              <w:t xml:space="preserve">Correct, and unavoidable if 80/10/5/5 must appear on the register while equity is injected: with no reserves, only bonus shares from the subscription premium hold them at 5%. Structure 3 avoids the transfer entirely because no shares are issued.</w:t>
+            <w:tcW w:type="dxa" w:w="1500"/>
+            <w:tcMar>
+              <w:top w:type="dxa" w:w="50"/>
+              <w:left w:type="dxa" w:w="80"/>
+              <w:bottom w:type="dxa" w:w="30"/>
+              <w:right w:type="dxa" w:w="80"/>
+            </w:tcMar>
+            <w:vAlign w:val="top"/>
+          </w:tcPr>
+          <w:p>
+            <w:pPr>
+              <w:spacing w:after="20" w:line="228" w:lineRule="auto"/>
+              <w:jc w:val="left"/>
+            </w:pPr>
+            <w:r>
+              <w:rPr>
+                <w:rFonts w:ascii="Arial" w:cs="Arial" w:eastAsia="Arial" w:hAnsi="Arial"/>
+                <w:b w:val="false"/>
+                <w:bCs w:val="false"/>
+                <w:i w:val="false"/>
+                <w:iCs w:val="false"/>
+                <w:caps w:val="false"/>
+                <w:color w:val="000000"/>
+                <w:sz w:val="16"/>
+                <w:szCs w:val="16"/>
+              </w:rPr>
+              <w:t xml:space="preserve">Tax advisor</w:t>
+            </w:r>
+          </w:p>
+        </w:tc>
+        <w:tc>
+          <w:tcPr>
+            <w:tcW w:type="dxa" w:w="3800"/>
+            <w:tcMar>
+              <w:top w:type="dxa" w:w="50"/>
+              <w:left w:type="dxa" w:w="80"/>
+              <w:bottom w:type="dxa" w:w="30"/>
+              <w:right w:type="dxa" w:w="80"/>
+            </w:tcMar>
+            <w:vAlign w:val="top"/>
+          </w:tcPr>
+          <w:p>
+            <w:pPr>
+              <w:spacing w:after="20" w:line="228" w:lineRule="auto"/>
+              <w:jc w:val="left"/>
+            </w:pPr>
+            <w:r>
+              <w:rPr>
+                <w:rFonts w:ascii="Arial" w:cs="Arial" w:eastAsia="Arial" w:hAnsi="Arial"/>
+                <w:b w:val="false"/>
+                <w:bCs w:val="false"/>
+                <w:i w:val="false"/>
+                <w:iCs w:val="false"/>
+                <w:caps w:val="false"/>
+                <w:color w:val="000000"/>
+                <w:sz w:val="16"/>
+                <w:szCs w:val="16"/>
+              </w:rPr>
+              <w:t xml:space="preserve">The interaction of Article 9B with its anti-avoidance provisions and the general anti-avoidance rule, given common ownership.</w:t>
+            </w:r>
+          </w:p>
+        </w:tc>
+        <w:tc>
+          <w:tcPr>
+            <w:tcW w:type="dxa" w:w="4276"/>
+            <w:tcMar>
+              <w:top w:type="dxa" w:w="50"/>
+              <w:left w:type="dxa" w:w="80"/>
+              <w:bottom w:type="dxa" w:w="30"/>
+              <w:right w:type="dxa" w:w="80"/>
+            </w:tcMar>
+            <w:vAlign w:val="top"/>
+          </w:tcPr>
+          <w:p>
+            <w:pPr>
+              <w:spacing w:after="20" w:line="228" w:lineRule="auto"/>
+              <w:jc w:val="left"/>
+            </w:pPr>
+            <w:r>
+              <w:rPr>
+                <w:rFonts w:ascii="Arial" w:cs="Arial" w:eastAsia="Arial" w:hAnsi="Arial"/>
+                <w:b w:val="false"/>
+                <w:bCs w:val="false"/>
+                <w:i w:val="false"/>
+                <w:iCs w:val="false"/>
+                <w:caps w:val="false"/>
+                <w:color w:val="000000"/>
+                <w:sz w:val="16"/>
+                <w:szCs w:val="16"/>
+              </w:rPr>
+              <w:t xml:space="preserve">The equity in the finance company is new cash from Starter Point’s own resources, not a capitalisation of existing balances. If the deduction were nevertheless denied, tax at the finance company rises to 15% of the interest and the group position becomes broadly neutral rather than negative; the flexibility of the structure is unaffected.</w:t>
             </w:r>
           </w:p>
         </w:tc>
@@ -6417,97 +6617,97 @@
       <w:tr>
         <w:tc>
           <w:tcPr>
-            <w:tcW w:type="dxa" w:w="1450"/>
-            <w:tcMar>
-              <w:top w:type="dxa" w:w="50"/>
-              <w:left w:type="dxa" w:w="80"/>
-              <w:bottom w:type="dxa" w:w="30"/>
-              <w:right w:type="dxa" w:w="80"/>
-            </w:tcMar>
-            <w:vAlign w:val="top"/>
-          </w:tcPr>
-          <w:p>
-            <w:pPr>
-              <w:spacing w:after="20" w:line="232" w:lineRule="auto"/>
-              <w:jc w:val="left"/>
-            </w:pPr>
-            <w:r>
-              <w:rPr>
-                <w:rFonts w:ascii="Times New Roman" w:cs="Times New Roman" w:eastAsia="Times New Roman" w:hAnsi="Times New Roman"/>
-                <w:b w:val="false"/>
-                <w:bCs w:val="false"/>
-                <w:i w:val="false"/>
-                <w:iCs w:val="false"/>
-                <w:caps w:val="false"/>
-                <w:color w:val="1A1A1A"/>
-                <w:sz w:val="17"/>
-                <w:szCs w:val="17"/>
-              </w:rPr>
-              <w:t xml:space="preserve">Minority advisors</w:t>
-            </w:r>
-          </w:p>
-        </w:tc>
-        <w:tc>
-          <w:tcPr>
-            <w:tcW w:type="dxa" w:w="4000"/>
-            <w:tcMar>
-              <w:top w:type="dxa" w:w="50"/>
-              <w:left w:type="dxa" w:w="80"/>
-              <w:bottom w:type="dxa" w:w="30"/>
-              <w:right w:type="dxa" w:w="80"/>
-            </w:tcMar>
-            <w:vAlign w:val="top"/>
-          </w:tcPr>
-          <w:p>
-            <w:pPr>
-              <w:spacing w:after="20" w:line="232" w:lineRule="auto"/>
-              <w:jc w:val="left"/>
-            </w:pPr>
-            <w:r>
-              <w:rPr>
-                <w:rFonts w:ascii="Times New Roman" w:cs="Times New Roman" w:eastAsia="Times New Roman" w:hAnsi="Times New Roman"/>
-                <w:b w:val="false"/>
-                <w:bCs w:val="false"/>
-                <w:i w:val="false"/>
-                <w:iCs w:val="false"/>
-                <w:caps w:val="false"/>
-                <w:color w:val="1A1A1A"/>
-                <w:sz w:val="17"/>
-                <w:szCs w:val="17"/>
-              </w:rPr>
-              <w:t xml:space="preserve">“Our pre-emption rights under Regulation 6 are being disapplied.”</w:t>
-            </w:r>
-          </w:p>
-        </w:tc>
-        <w:tc>
-          <w:tcPr>
-            <w:tcW w:type="dxa" w:w="4126"/>
-            <w:tcMar>
-              <w:top w:type="dxa" w:w="50"/>
-              <w:left w:type="dxa" w:w="80"/>
-              <w:bottom w:type="dxa" w:w="30"/>
-              <w:right w:type="dxa" w:w="80"/>
-            </w:tcMar>
-            <w:vAlign w:val="top"/>
-          </w:tcPr>
-          <w:p>
-            <w:pPr>
-              <w:spacing w:after="20" w:line="232" w:lineRule="auto"/>
-              <w:jc w:val="left"/>
-            </w:pPr>
-            <w:r>
-              <w:rPr>
-                <w:rFonts w:ascii="Times New Roman" w:cs="Times New Roman" w:eastAsia="Times New Roman" w:hAnsi="Times New Roman"/>
-                <w:b w:val="false"/>
-                <w:bCs w:val="false"/>
-                <w:i w:val="false"/>
-                <w:iCs w:val="false"/>
-                <w:caps w:val="false"/>
-                <w:color w:val="1A1A1A"/>
-                <w:sz w:val="17"/>
-                <w:szCs w:val="17"/>
-              </w:rPr>
-              <w:t xml:space="preserve">Under structure 3 they are not engaged - no shares are issued and the minorities’ position is untouched. Under any share issue, waivers or a disapplying resolution are required and the minorities’ 5% is protected by bonus shares (1A) or class rights in the Articles, not a side agreement (1B).</w:t>
+            <w:tcW w:type="dxa" w:w="1500"/>
+            <w:tcMar>
+              <w:top w:type="dxa" w:w="50"/>
+              <w:left w:type="dxa" w:w="80"/>
+              <w:bottom w:type="dxa" w:w="30"/>
+              <w:right w:type="dxa" w:w="80"/>
+            </w:tcMar>
+            <w:vAlign w:val="top"/>
+          </w:tcPr>
+          <w:p>
+            <w:pPr>
+              <w:spacing w:after="20" w:line="228" w:lineRule="auto"/>
+              <w:jc w:val="left"/>
+            </w:pPr>
+            <w:r>
+              <w:rPr>
+                <w:rFonts w:ascii="Arial" w:cs="Arial" w:eastAsia="Arial" w:hAnsi="Arial"/>
+                <w:b w:val="false"/>
+                <w:bCs w:val="false"/>
+                <w:i w:val="false"/>
+                <w:iCs w:val="false"/>
+                <w:caps w:val="false"/>
+                <w:color w:val="000000"/>
+                <w:sz w:val="16"/>
+                <w:szCs w:val="16"/>
+              </w:rPr>
+              <w:t xml:space="preserve">Tax officer</w:t>
+            </w:r>
+          </w:p>
+        </w:tc>
+        <w:tc>
+          <w:tcPr>
+            <w:tcW w:type="dxa" w:w="3800"/>
+            <w:tcMar>
+              <w:top w:type="dxa" w:w="50"/>
+              <w:left w:type="dxa" w:w="80"/>
+              <w:bottom w:type="dxa" w:w="30"/>
+              <w:right w:type="dxa" w:w="80"/>
+            </w:tcMar>
+            <w:vAlign w:val="top"/>
+          </w:tcPr>
+          <w:p>
+            <w:pPr>
+              <w:spacing w:after="20" w:line="228" w:lineRule="auto"/>
+              <w:jc w:val="left"/>
+            </w:pPr>
+            <w:r>
+              <w:rPr>
+                <w:rFonts w:ascii="Arial" w:cs="Arial" w:eastAsia="Arial" w:hAnsi="Arial"/>
+                <w:b w:val="false"/>
+                <w:bCs w:val="false"/>
+                <w:i w:val="false"/>
+                <w:iCs w:val="false"/>
+                <w:caps w:val="false"/>
+                <w:color w:val="000000"/>
+                <w:sz w:val="16"/>
+                <w:szCs w:val="16"/>
+              </w:rPr>
+              <w:t xml:space="preserve">A related-party loan replacing a shareholder loan, priced above the 3% median supported by the existing study, creating a deduction within a commonly owned group.</w:t>
+            </w:r>
+          </w:p>
+        </w:tc>
+        <w:tc>
+          <w:tcPr>
+            <w:tcW w:type="dxa" w:w="4276"/>
+            <w:tcMar>
+              <w:top w:type="dxa" w:w="50"/>
+              <w:left w:type="dxa" w:w="80"/>
+              <w:bottom w:type="dxa" w:w="30"/>
+              <w:right w:type="dxa" w:w="80"/>
+            </w:tcMar>
+            <w:vAlign w:val="top"/>
+          </w:tcPr>
+          <w:p>
+            <w:pPr>
+              <w:spacing w:after="20" w:line="228" w:lineRule="auto"/>
+              <w:jc w:val="left"/>
+            </w:pPr>
+            <w:r>
+              <w:rPr>
+                <w:rFonts w:ascii="Arial" w:cs="Arial" w:eastAsia="Arial" w:hAnsi="Arial"/>
+                <w:b w:val="false"/>
+                <w:bCs w:val="false"/>
+                <w:i w:val="false"/>
+                <w:iCs w:val="false"/>
+                <w:caps w:val="false"/>
+                <w:color w:val="000000"/>
+                <w:sz w:val="16"/>
+                <w:szCs w:val="16"/>
+              </w:rPr>
+              <w:t xml:space="preserve">The rate will be the conclusion of a new transfer pricing study on current facts and is not assumed. The local file will be in place before the first interest accrual. The advance is received before any repayment to Mr Levy, the commercial rationale is minuted, and the arrangements are disclosed and documented.</w:t>
             </w:r>
           </w:p>
         </w:tc>
@@ -6515,97 +6715,97 @@
       <w:tr>
         <w:tc>
           <w:tcPr>
-            <w:tcW w:type="dxa" w:w="1450"/>
-            <w:tcMar>
-              <w:top w:type="dxa" w:w="50"/>
-              <w:left w:type="dxa" w:w="80"/>
-              <w:bottom w:type="dxa" w:w="30"/>
-              <w:right w:type="dxa" w:w="80"/>
-            </w:tcMar>
-            <w:vAlign w:val="top"/>
-          </w:tcPr>
-          <w:p>
-            <w:pPr>
-              <w:spacing w:after="20" w:line="232" w:lineRule="auto"/>
-              <w:jc w:val="left"/>
-            </w:pPr>
-            <w:r>
-              <w:rPr>
-                <w:rFonts w:ascii="Times New Roman" w:cs="Times New Roman" w:eastAsia="Times New Roman" w:hAnsi="Times New Roman"/>
-                <w:b w:val="false"/>
-                <w:bCs w:val="false"/>
-                <w:i w:val="false"/>
-                <w:iCs w:val="false"/>
-                <w:caps w:val="false"/>
-                <w:color w:val="1A1A1A"/>
-                <w:sz w:val="17"/>
-                <w:szCs w:val="17"/>
-              </w:rPr>
-              <w:t xml:space="preserve">Auditors</w:t>
-            </w:r>
-          </w:p>
-        </w:tc>
-        <w:tc>
-          <w:tcPr>
-            <w:tcW w:type="dxa" w:w="4000"/>
-            <w:tcMar>
-              <w:top w:type="dxa" w:w="50"/>
-              <w:left w:type="dxa" w:w="80"/>
-              <w:bottom w:type="dxa" w:w="30"/>
-              <w:right w:type="dxa" w:w="80"/>
-            </w:tcMar>
-            <w:vAlign w:val="top"/>
-          </w:tcPr>
-          <w:p>
-            <w:pPr>
-              <w:spacing w:after="20" w:line="232" w:lineRule="auto"/>
-              <w:jc w:val="left"/>
-            </w:pPr>
-            <w:r>
-              <w:rPr>
-                <w:rFonts w:ascii="Times New Roman" w:cs="Times New Roman" w:eastAsia="Times New Roman" w:hAnsi="Times New Roman"/>
-                <w:b w:val="false"/>
-                <w:bCs w:val="false"/>
-                <w:i w:val="false"/>
-                <w:iCs w:val="false"/>
-                <w:caps w:val="false"/>
-                <w:color w:val="1A1A1A"/>
-                <w:sz w:val="17"/>
-                <w:szCs w:val="17"/>
-              </w:rPr>
-              <w:t xml:space="preserve">“Going concern is unresolved and the group is more geared.”</w:t>
-            </w:r>
-          </w:p>
-        </w:tc>
-        <w:tc>
-          <w:tcPr>
-            <w:tcW w:type="dxa" w:w="4126"/>
-            <w:tcMar>
-              <w:top w:type="dxa" w:w="50"/>
-              <w:left w:type="dxa" w:w="80"/>
-              <w:bottom w:type="dxa" w:w="30"/>
-              <w:right w:type="dxa" w:w="80"/>
-            </w:tcMar>
-            <w:vAlign w:val="top"/>
-          </w:tcPr>
-          <w:p>
-            <w:pPr>
-              <w:spacing w:after="20" w:line="232" w:lineRule="auto"/>
-              <w:jc w:val="left"/>
-            </w:pPr>
-            <w:r>
-              <w:rPr>
-                <w:rFonts w:ascii="Times New Roman" w:cs="Times New Roman" w:eastAsia="Times New Roman" w:hAnsi="Times New Roman"/>
-                <w:b w:val="false"/>
-                <w:bCs w:val="false"/>
-                <w:i w:val="false"/>
-                <w:iCs w:val="false"/>
-                <w:caps w:val="false"/>
-                <w:color w:val="1A1A1A"/>
-                <w:sz w:val="17"/>
-                <w:szCs w:val="17"/>
-              </w:rPr>
-              <w:t xml:space="preserve">Accepted. The letter of support from Mr Levy continues, as it does today. If the audit position is the governing concern, 1A is the answer and this paper says so on page 1 - the choice costs nothing in tax.</w:t>
+            <w:tcW w:type="dxa" w:w="1500"/>
+            <w:tcMar>
+              <w:top w:type="dxa" w:w="50"/>
+              <w:left w:type="dxa" w:w="80"/>
+              <w:bottom w:type="dxa" w:w="30"/>
+              <w:right w:type="dxa" w:w="80"/>
+            </w:tcMar>
+            <w:vAlign w:val="top"/>
+          </w:tcPr>
+          <w:p>
+            <w:pPr>
+              <w:spacing w:after="20" w:line="228" w:lineRule="auto"/>
+              <w:jc w:val="left"/>
+            </w:pPr>
+            <w:r>
+              <w:rPr>
+                <w:rFonts w:ascii="Arial" w:cs="Arial" w:eastAsia="Arial" w:hAnsi="Arial"/>
+                <w:b w:val="false"/>
+                <w:bCs w:val="false"/>
+                <w:i w:val="false"/>
+                <w:iCs w:val="false"/>
+                <w:caps w:val="false"/>
+                <w:color w:val="000000"/>
+                <w:sz w:val="16"/>
+                <w:szCs w:val="16"/>
+              </w:rPr>
+              <w:t xml:space="preserve">Ultimate beneficial owner</w:t>
+            </w:r>
+          </w:p>
+        </w:tc>
+        <w:tc>
+          <w:tcPr>
+            <w:tcW w:type="dxa" w:w="3800"/>
+            <w:tcMar>
+              <w:top w:type="dxa" w:w="50"/>
+              <w:left w:type="dxa" w:w="80"/>
+              <w:bottom w:type="dxa" w:w="30"/>
+              <w:right w:type="dxa" w:w="80"/>
+            </w:tcMar>
+            <w:vAlign w:val="top"/>
+          </w:tcPr>
+          <w:p>
+            <w:pPr>
+              <w:spacing w:after="20" w:line="228" w:lineRule="auto"/>
+              <w:jc w:val="left"/>
+            </w:pPr>
+            <w:r>
+              <w:rPr>
+                <w:rFonts w:ascii="Arial" w:cs="Arial" w:eastAsia="Arial" w:hAnsi="Arial"/>
+                <w:b w:val="false"/>
+                <w:bCs w:val="false"/>
+                <w:i w:val="false"/>
+                <w:iCs w:val="false"/>
+                <w:caps w:val="false"/>
+                <w:color w:val="000000"/>
+                <w:sz w:val="16"/>
+                <w:szCs w:val="16"/>
+              </w:rPr>
+              <w:t xml:space="preserve">Why tax should be borne at the finance company when an equity subscription bears none.</w:t>
+            </w:r>
+          </w:p>
+        </w:tc>
+        <w:tc>
+          <w:tcPr>
+            <w:tcW w:type="dxa" w:w="4276"/>
+            <w:tcMar>
+              <w:top w:type="dxa" w:w="50"/>
+              <w:left w:type="dxa" w:w="80"/>
+              <w:bottom w:type="dxa" w:w="30"/>
+              <w:right w:type="dxa" w:w="80"/>
+            </w:tcMar>
+            <w:vAlign w:val="top"/>
+          </w:tcPr>
+          <w:p>
+            <w:pPr>
+              <w:spacing w:after="20" w:line="228" w:lineRule="auto"/>
+              <w:jc w:val="left"/>
+            </w:pPr>
+            <w:r>
+              <w:rPr>
+                <w:rFonts w:ascii="Arial" w:cs="Arial" w:eastAsia="Arial" w:hAnsi="Arial"/>
+                <w:b w:val="false"/>
+                <w:bCs w:val="false"/>
+                <w:i w:val="false"/>
+                <w:iCs w:val="false"/>
+                <w:caps w:val="false"/>
+                <w:color w:val="000000"/>
+                <w:sz w:val="16"/>
+                <w:szCs w:val="16"/>
+              </w:rPr>
+              <w:t xml:space="preserve">An equity subscription produces no deduction of any value on these facts. The 3% effective cost at the finance company is the condition of 15% relief in Keytree on delivery; the group retains approximately 12% of each euro of interest. An equity route forgoes the entire benefit.</w:t>
             </w:r>
           </w:p>
         </w:tc>
@@ -6613,97 +6813,97 @@
       <w:tr>
         <w:tc>
           <w:tcPr>
-            <w:tcW w:type="dxa" w:w="1450"/>
-            <w:tcMar>
-              <w:top w:type="dxa" w:w="50"/>
-              <w:left w:type="dxa" w:w="80"/>
-              <w:bottom w:type="dxa" w:w="30"/>
-              <w:right w:type="dxa" w:w="80"/>
-            </w:tcMar>
-            <w:vAlign w:val="top"/>
-          </w:tcPr>
-          <w:p>
-            <w:pPr>
-              <w:spacing w:after="20" w:line="232" w:lineRule="auto"/>
-              <w:jc w:val="left"/>
-            </w:pPr>
-            <w:r>
-              <w:rPr>
-                <w:rFonts w:ascii="Times New Roman" w:cs="Times New Roman" w:eastAsia="Times New Roman" w:hAnsi="Times New Roman"/>
-                <w:b w:val="false"/>
-                <w:bCs w:val="false"/>
-                <w:i w:val="false"/>
-                <w:iCs w:val="false"/>
-                <w:caps w:val="false"/>
-                <w:color w:val="1A1A1A"/>
-                <w:sz w:val="17"/>
-                <w:szCs w:val="17"/>
-              </w:rPr>
-              <w:t xml:space="preserve">Auditors</w:t>
-            </w:r>
-          </w:p>
-        </w:tc>
-        <w:tc>
-          <w:tcPr>
-            <w:tcW w:type="dxa" w:w="4000"/>
-            <w:tcMar>
-              <w:top w:type="dxa" w:w="50"/>
-              <w:left w:type="dxa" w:w="80"/>
-              <w:bottom w:type="dxa" w:w="30"/>
-              <w:right w:type="dxa" w:w="80"/>
-            </w:tcMar>
-            <w:vAlign w:val="top"/>
-          </w:tcPr>
-          <w:p>
-            <w:pPr>
-              <w:spacing w:after="20" w:line="232" w:lineRule="auto"/>
-              <w:jc w:val="left"/>
-            </w:pPr>
-            <w:r>
-              <w:rPr>
-                <w:rFonts w:ascii="Times New Roman" w:cs="Times New Roman" w:eastAsia="Times New Roman" w:hAnsi="Times New Roman"/>
-                <w:b w:val="false"/>
-                <w:bCs w:val="false"/>
-                <w:i w:val="false"/>
-                <w:iCs w:val="false"/>
-                <w:caps w:val="false"/>
-                <w:color w:val="1A1A1A"/>
-                <w:sz w:val="17"/>
-                <w:szCs w:val="17"/>
-              </w:rPr>
-              <w:t xml:space="preserve">“Is the interest genuinely capitalisable?”</w:t>
-            </w:r>
-          </w:p>
-        </w:tc>
-        <w:tc>
-          <w:tcPr>
-            <w:tcW w:type="dxa" w:w="4126"/>
-            <w:tcMar>
-              <w:top w:type="dxa" w:w="50"/>
-              <w:left w:type="dxa" w:w="80"/>
-              <w:bottom w:type="dxa" w:w="30"/>
-              <w:right w:type="dxa" w:w="80"/>
-            </w:tcMar>
-            <w:vAlign w:val="top"/>
-          </w:tcPr>
-          <w:p>
-            <w:pPr>
-              <w:spacing w:after="20" w:line="232" w:lineRule="auto"/>
-              <w:jc w:val="left"/>
-            </w:pPr>
-            <w:r>
-              <w:rPr>
-                <w:rFonts w:ascii="Times New Roman" w:cs="Times New Roman" w:eastAsia="Times New Roman" w:hAnsi="Times New Roman"/>
-                <w:b w:val="false"/>
-                <w:bCs w:val="false"/>
-                <w:i w:val="false"/>
-                <w:iCs w:val="false"/>
-                <w:caps w:val="false"/>
-                <w:color w:val="1A1A1A"/>
-                <w:sz w:val="17"/>
-                <w:szCs w:val="17"/>
-              </w:rPr>
-              <w:t xml:space="preserve">Yes - borrowing costs directly attributable to the development of qualifying stock, the ordinary treatment for a developer recognising revenue on delivery. The 2025 inconsistency is to be corrected and the policy agreed before implementation.</w:t>
+            <w:tcW w:type="dxa" w:w="1500"/>
+            <w:tcMar>
+              <w:top w:type="dxa" w:w="50"/>
+              <w:left w:type="dxa" w:w="80"/>
+              <w:bottom w:type="dxa" w:w="30"/>
+              <w:right w:type="dxa" w:w="80"/>
+            </w:tcMar>
+            <w:vAlign w:val="top"/>
+          </w:tcPr>
+          <w:p>
+            <w:pPr>
+              <w:spacing w:after="20" w:line="228" w:lineRule="auto"/>
+              <w:jc w:val="left"/>
+            </w:pPr>
+            <w:r>
+              <w:rPr>
+                <w:rFonts w:ascii="Arial" w:cs="Arial" w:eastAsia="Arial" w:hAnsi="Arial"/>
+                <w:b w:val="false"/>
+                <w:bCs w:val="false"/>
+                <w:i w:val="false"/>
+                <w:iCs w:val="false"/>
+                <w:caps w:val="false"/>
+                <w:color w:val="000000"/>
+                <w:sz w:val="16"/>
+                <w:szCs w:val="16"/>
+              </w:rPr>
+              <w:t xml:space="preserve">Ultimate beneficial owner</w:t>
+            </w:r>
+          </w:p>
+        </w:tc>
+        <w:tc>
+          <w:tcPr>
+            <w:tcW w:type="dxa" w:w="3800"/>
+            <w:tcMar>
+              <w:top w:type="dxa" w:w="50"/>
+              <w:left w:type="dxa" w:w="80"/>
+              <w:bottom w:type="dxa" w:w="30"/>
+              <w:right w:type="dxa" w:w="80"/>
+            </w:tcMar>
+            <w:vAlign w:val="top"/>
+          </w:tcPr>
+          <w:p>
+            <w:pPr>
+              <w:spacing w:after="20" w:line="228" w:lineRule="auto"/>
+              <w:jc w:val="left"/>
+            </w:pPr>
+            <w:r>
+              <w:rPr>
+                <w:rFonts w:ascii="Arial" w:cs="Arial" w:eastAsia="Arial" w:hAnsi="Arial"/>
+                <w:b w:val="false"/>
+                <w:bCs w:val="false"/>
+                <w:i w:val="false"/>
+                <w:iCs w:val="false"/>
+                <w:caps w:val="false"/>
+                <w:color w:val="000000"/>
+                <w:sz w:val="16"/>
+                <w:szCs w:val="16"/>
+              </w:rPr>
+              <w:t xml:space="preserve">The transfer of approximately €1,6m of value to the minority holders under structure 1A.</w:t>
+            </w:r>
+          </w:p>
+        </w:tc>
+        <w:tc>
+          <w:tcPr>
+            <w:tcW w:type="dxa" w:w="4276"/>
+            <w:tcMar>
+              <w:top w:type="dxa" w:w="50"/>
+              <w:left w:type="dxa" w:w="80"/>
+              <w:bottom w:type="dxa" w:w="30"/>
+              <w:right w:type="dxa" w:w="80"/>
+            </w:tcMar>
+            <w:vAlign w:val="top"/>
+          </w:tcPr>
+          <w:p>
+            <w:pPr>
+              <w:spacing w:after="20" w:line="228" w:lineRule="auto"/>
+              <w:jc w:val="left"/>
+            </w:pPr>
+            <w:r>
+              <w:rPr>
+                <w:rFonts w:ascii="Arial" w:cs="Arial" w:eastAsia="Arial" w:hAnsi="Arial"/>
+                <w:b w:val="false"/>
+                <w:bCs w:val="false"/>
+                <w:i w:val="false"/>
+                <w:iCs w:val="false"/>
+                <w:caps w:val="false"/>
+                <w:color w:val="000000"/>
+                <w:sz w:val="16"/>
+                <w:szCs w:val="16"/>
+              </w:rPr>
+              <w:t xml:space="preserve">A direct consequence of requiring 80/10/5/5 on the register while equity is injected into a company with no reserves: only bonus shares funded from the subscription premium hold the minorities at 5%. Structure 3 involves no share issue and no transfer of value.</w:t>
             </w:r>
           </w:p>
         </w:tc>
@@ -6711,97 +6911,97 @@
       <w:tr>
         <w:tc>
           <w:tcPr>
-            <w:tcW w:type="dxa" w:w="1450"/>
-            <w:tcMar>
-              <w:top w:type="dxa" w:w="50"/>
-              <w:left w:type="dxa" w:w="80"/>
-              <w:bottom w:type="dxa" w:w="30"/>
-              <w:right w:type="dxa" w:w="80"/>
-            </w:tcMar>
-            <w:vAlign w:val="top"/>
-          </w:tcPr>
-          <w:p>
-            <w:pPr>
-              <w:spacing w:after="20" w:line="232" w:lineRule="auto"/>
-              <w:jc w:val="left"/>
-            </w:pPr>
-            <w:r>
-              <w:rPr>
-                <w:rFonts w:ascii="Times New Roman" w:cs="Times New Roman" w:eastAsia="Times New Roman" w:hAnsi="Times New Roman"/>
-                <w:b w:val="false"/>
-                <w:bCs w:val="false"/>
-                <w:i w:val="false"/>
-                <w:iCs w:val="false"/>
-                <w:caps w:val="false"/>
-                <w:color w:val="1A1A1A"/>
-                <w:sz w:val="17"/>
-                <w:szCs w:val="17"/>
-              </w:rPr>
-              <w:t xml:space="preserve">Tax Department</w:t>
-            </w:r>
-          </w:p>
-        </w:tc>
-        <w:tc>
-          <w:tcPr>
-            <w:tcW w:type="dxa" w:w="4000"/>
-            <w:tcMar>
-              <w:top w:type="dxa" w:w="50"/>
-              <w:left w:type="dxa" w:w="80"/>
-              <w:bottom w:type="dxa" w:w="30"/>
-              <w:right w:type="dxa" w:w="80"/>
-            </w:tcMar>
-            <w:vAlign w:val="top"/>
-          </w:tcPr>
-          <w:p>
-            <w:pPr>
-              <w:spacing w:after="20" w:line="232" w:lineRule="auto"/>
-              <w:jc w:val="left"/>
-            </w:pPr>
-            <w:r>
-              <w:rPr>
-                <w:rFonts w:ascii="Times New Roman" w:cs="Times New Roman" w:eastAsia="Times New Roman" w:hAnsi="Times New Roman"/>
-                <w:b w:val="false"/>
-                <w:bCs w:val="false"/>
-                <w:i w:val="false"/>
-                <w:iCs w:val="false"/>
-                <w:caps w:val="false"/>
-                <w:color w:val="1A1A1A"/>
-                <w:sz w:val="17"/>
-                <w:szCs w:val="17"/>
-              </w:rPr>
-              <w:t xml:space="preserve">“A related-party loan replacing a shareholder loan, priced above the 3% the existing study supports, creating a deduction inside a common-ownership group.”</w:t>
-            </w:r>
-          </w:p>
-        </w:tc>
-        <w:tc>
-          <w:tcPr>
-            <w:tcW w:type="dxa" w:w="4126"/>
-            <w:tcMar>
-              <w:top w:type="dxa" w:w="50"/>
-              <w:left w:type="dxa" w:w="80"/>
-              <w:bottom w:type="dxa" w:w="30"/>
-              <w:right w:type="dxa" w:w="80"/>
-            </w:tcMar>
-            <w:vAlign w:val="top"/>
-          </w:tcPr>
-          <w:p>
-            <w:pPr>
-              <w:spacing w:after="20" w:line="232" w:lineRule="auto"/>
-              <w:jc w:val="left"/>
-            </w:pPr>
-            <w:r>
-              <w:rPr>
-                <w:rFonts w:ascii="Times New Roman" w:cs="Times New Roman" w:eastAsia="Times New Roman" w:hAnsi="Times New Roman"/>
-                <w:b w:val="false"/>
-                <w:bCs w:val="false"/>
-                <w:i w:val="false"/>
-                <w:iCs w:val="false"/>
-                <w:caps w:val="false"/>
-                <w:color w:val="1A1A1A"/>
-                <w:sz w:val="17"/>
-                <w:szCs w:val="17"/>
-              </w:rPr>
-              <w:t xml:space="preserve">The rate will be whatever the new study concludes on current facts - it is not assumed. The local file will be in place before the first interest accrual. The €20m is new money from Starter Point’s own resources, received before any repayment to Mr Levy, with the commercial rationale minuted. The structure is disclosed, documented and priced at arm’s length; it does not depend on the notional deduction surviving in Keytree.</w:t>
+            <w:tcW w:type="dxa" w:w="1500"/>
+            <w:tcMar>
+              <w:top w:type="dxa" w:w="50"/>
+              <w:left w:type="dxa" w:w="80"/>
+              <w:bottom w:type="dxa" w:w="30"/>
+              <w:right w:type="dxa" w:w="80"/>
+            </w:tcMar>
+            <w:vAlign w:val="top"/>
+          </w:tcPr>
+          <w:p>
+            <w:pPr>
+              <w:spacing w:after="20" w:line="228" w:lineRule="auto"/>
+              <w:jc w:val="left"/>
+            </w:pPr>
+            <w:r>
+              <w:rPr>
+                <w:rFonts w:ascii="Arial" w:cs="Arial" w:eastAsia="Arial" w:hAnsi="Arial"/>
+                <w:b w:val="false"/>
+                <w:bCs w:val="false"/>
+                <w:i w:val="false"/>
+                <w:iCs w:val="false"/>
+                <w:caps w:val="false"/>
+                <w:color w:val="000000"/>
+                <w:sz w:val="16"/>
+                <w:szCs w:val="16"/>
+              </w:rPr>
+              <w:t xml:space="preserve">Minority advisors</w:t>
+            </w:r>
+          </w:p>
+        </w:tc>
+        <w:tc>
+          <w:tcPr>
+            <w:tcW w:type="dxa" w:w="3800"/>
+            <w:tcMar>
+              <w:top w:type="dxa" w:w="50"/>
+              <w:left w:type="dxa" w:w="80"/>
+              <w:bottom w:type="dxa" w:w="30"/>
+              <w:right w:type="dxa" w:w="80"/>
+            </w:tcMar>
+            <w:vAlign w:val="top"/>
+          </w:tcPr>
+          <w:p>
+            <w:pPr>
+              <w:spacing w:after="20" w:line="228" w:lineRule="auto"/>
+              <w:jc w:val="left"/>
+            </w:pPr>
+            <w:r>
+              <w:rPr>
+                <w:rFonts w:ascii="Arial" w:cs="Arial" w:eastAsia="Arial" w:hAnsi="Arial"/>
+                <w:b w:val="false"/>
+                <w:bCs w:val="false"/>
+                <w:i w:val="false"/>
+                <w:iCs w:val="false"/>
+                <w:caps w:val="false"/>
+                <w:color w:val="000000"/>
+                <w:sz w:val="16"/>
+                <w:szCs w:val="16"/>
+              </w:rPr>
+              <w:t xml:space="preserve">The treatment of pre-emption rights under Regulation 6 and the protection of the 5% entitlement.</w:t>
+            </w:r>
+          </w:p>
+        </w:tc>
+        <w:tc>
+          <w:tcPr>
+            <w:tcW w:type="dxa" w:w="4276"/>
+            <w:tcMar>
+              <w:top w:type="dxa" w:w="50"/>
+              <w:left w:type="dxa" w:w="80"/>
+              <w:bottom w:type="dxa" w:w="30"/>
+              <w:right w:type="dxa" w:w="80"/>
+            </w:tcMar>
+            <w:vAlign w:val="top"/>
+          </w:tcPr>
+          <w:p>
+            <w:pPr>
+              <w:spacing w:after="20" w:line="228" w:lineRule="auto"/>
+              <w:jc w:val="left"/>
+            </w:pPr>
+            <w:r>
+              <w:rPr>
+                <w:rFonts w:ascii="Arial" w:cs="Arial" w:eastAsia="Arial" w:hAnsi="Arial"/>
+                <w:b w:val="false"/>
+                <w:bCs w:val="false"/>
+                <w:i w:val="false"/>
+                <w:iCs w:val="false"/>
+                <w:caps w:val="false"/>
+                <w:color w:val="000000"/>
+                <w:sz w:val="16"/>
+                <w:szCs w:val="16"/>
+              </w:rPr>
+              <w:t xml:space="preserve">Under structure 3 no shares are issued and the minority position is unchanged. Under any share issue, waivers or a disapplying resolution are required, and the 5% entitlement is protected by bonus shares (1A) or by class rights in the Articles (1B), not by a side agreement.</w:t>
             </w:r>
           </w:p>
         </w:tc>
@@ -6809,31 +7009,129 @@
       <w:tr>
         <w:tc>
           <w:tcPr>
-            <w:tcW w:type="dxa" w:w="1450"/>
-            <w:tcMar>
-              <w:top w:type="dxa" w:w="50"/>
-              <w:left w:type="dxa" w:w="80"/>
-              <w:bottom w:type="dxa" w:w="30"/>
-              <w:right w:type="dxa" w:w="80"/>
-            </w:tcMar>
-            <w:vAlign w:val="top"/>
-          </w:tcPr>
-          <w:p>
-            <w:pPr>
-              <w:spacing w:after="20" w:line="232" w:lineRule="auto"/>
-              <w:jc w:val="left"/>
-            </w:pPr>
-            <w:r>
-              <w:rPr>
-                <w:rFonts w:ascii="Times New Roman" w:cs="Times New Roman" w:eastAsia="Times New Roman" w:hAnsi="Times New Roman"/>
-                <w:b w:val="false"/>
-                <w:bCs w:val="false"/>
-                <w:i w:val="false"/>
-                <w:iCs w:val="false"/>
-                <w:caps w:val="false"/>
-                <w:color w:val="1A1A1A"/>
-                <w:sz w:val="17"/>
-                <w:szCs w:val="17"/>
+            <w:tcW w:type="dxa" w:w="1500"/>
+            <w:tcMar>
+              <w:top w:type="dxa" w:w="50"/>
+              <w:left w:type="dxa" w:w="80"/>
+              <w:bottom w:type="dxa" w:w="30"/>
+              <w:right w:type="dxa" w:w="80"/>
+            </w:tcMar>
+            <w:vAlign w:val="top"/>
+          </w:tcPr>
+          <w:p>
+            <w:pPr>
+              <w:spacing w:after="20" w:line="228" w:lineRule="auto"/>
+              <w:jc w:val="left"/>
+            </w:pPr>
+            <w:r>
+              <w:rPr>
+                <w:rFonts w:ascii="Arial" w:cs="Arial" w:eastAsia="Arial" w:hAnsi="Arial"/>
+                <w:b w:val="false"/>
+                <w:bCs w:val="false"/>
+                <w:i w:val="false"/>
+                <w:iCs w:val="false"/>
+                <w:caps w:val="false"/>
+                <w:color w:val="000000"/>
+                <w:sz w:val="16"/>
+                <w:szCs w:val="16"/>
+              </w:rPr>
+              <w:t xml:space="preserve">Auditors</w:t>
+            </w:r>
+          </w:p>
+        </w:tc>
+        <w:tc>
+          <w:tcPr>
+            <w:tcW w:type="dxa" w:w="3800"/>
+            <w:tcMar>
+              <w:top w:type="dxa" w:w="50"/>
+              <w:left w:type="dxa" w:w="80"/>
+              <w:bottom w:type="dxa" w:w="30"/>
+              <w:right w:type="dxa" w:w="80"/>
+            </w:tcMar>
+            <w:vAlign w:val="top"/>
+          </w:tcPr>
+          <w:p>
+            <w:pPr>
+              <w:spacing w:after="20" w:line="228" w:lineRule="auto"/>
+              <w:jc w:val="left"/>
+            </w:pPr>
+            <w:r>
+              <w:rPr>
+                <w:rFonts w:ascii="Arial" w:cs="Arial" w:eastAsia="Arial" w:hAnsi="Arial"/>
+                <w:b w:val="false"/>
+                <w:bCs w:val="false"/>
+                <w:i w:val="false"/>
+                <w:iCs w:val="false"/>
+                <w:caps w:val="false"/>
+                <w:color w:val="000000"/>
+                <w:sz w:val="16"/>
+                <w:szCs w:val="16"/>
+              </w:rPr>
+              <w:t xml:space="preserve">Going concern remains unresolved and gearing increases; whether the interest is properly capitalisable.</w:t>
+            </w:r>
+          </w:p>
+        </w:tc>
+        <w:tc>
+          <w:tcPr>
+            <w:tcW w:type="dxa" w:w="4276"/>
+            <w:tcMar>
+              <w:top w:type="dxa" w:w="50"/>
+              <w:left w:type="dxa" w:w="80"/>
+              <w:bottom w:type="dxa" w:w="30"/>
+              <w:right w:type="dxa" w:w="80"/>
+            </w:tcMar>
+            <w:vAlign w:val="top"/>
+          </w:tcPr>
+          <w:p>
+            <w:pPr>
+              <w:spacing w:after="20" w:line="228" w:lineRule="auto"/>
+              <w:jc w:val="left"/>
+            </w:pPr>
+            <w:r>
+              <w:rPr>
+                <w:rFonts w:ascii="Arial" w:cs="Arial" w:eastAsia="Arial" w:hAnsi="Arial"/>
+                <w:b w:val="false"/>
+                <w:bCs w:val="false"/>
+                <w:i w:val="false"/>
+                <w:iCs w:val="false"/>
+                <w:caps w:val="false"/>
+                <w:color w:val="000000"/>
+                <w:sz w:val="16"/>
+                <w:szCs w:val="16"/>
+              </w:rPr>
+              <w:t xml:space="preserve">The letter of support from Mr Levy continues, as at present. Borrowing costs directly attributable to the development of qualifying stock are capitalisable under the ordinary treatment for a developer recognising revenue on delivery; the 2025 inconsistency is to be corrected and the policy agreed before implementation. Where the audit position is the governing consideration, structure 1A is identified on page 1 as the appropriate choice.</w:t>
+            </w:r>
+          </w:p>
+        </w:tc>
+      </w:tr>
+      <w:tr>
+        <w:tc>
+          <w:tcPr>
+            <w:tcW w:type="dxa" w:w="1500"/>
+            <w:tcMar>
+              <w:top w:type="dxa" w:w="50"/>
+              <w:left w:type="dxa" w:w="80"/>
+              <w:bottom w:type="dxa" w:w="30"/>
+              <w:right w:type="dxa" w:w="80"/>
+            </w:tcMar>
+            <w:vAlign w:val="top"/>
+          </w:tcPr>
+          <w:p>
+            <w:pPr>
+              <w:spacing w:after="20" w:line="228" w:lineRule="auto"/>
+              <w:jc w:val="left"/>
+            </w:pPr>
+            <w:r>
+              <w:rPr>
+                <w:rFonts w:ascii="Arial" w:cs="Arial" w:eastAsia="Arial" w:hAnsi="Arial"/>
+                <w:b w:val="false"/>
+                <w:bCs w:val="false"/>
+                <w:i w:val="false"/>
+                <w:iCs w:val="false"/>
+                <w:caps w:val="false"/>
+                <w:color w:val="000000"/>
+                <w:sz w:val="16"/>
+                <w:szCs w:val="16"/>
               </w:rPr>
               <w:t xml:space="preserve">Receiving bank</w:t>
             </w:r>
@@ -6841,65 +7139,65 @@
         </w:tc>
         <w:tc>
           <w:tcPr>
-            <w:tcW w:type="dxa" w:w="4000"/>
-            <w:tcMar>
-              <w:top w:type="dxa" w:w="50"/>
-              <w:left w:type="dxa" w:w="80"/>
-              <w:bottom w:type="dxa" w:w="30"/>
-              <w:right w:type="dxa" w:w="80"/>
-            </w:tcMar>
-            <w:vAlign w:val="top"/>
-          </w:tcPr>
-          <w:p>
-            <w:pPr>
-              <w:spacing w:after="20" w:line="232" w:lineRule="auto"/>
-              <w:jc w:val="left"/>
-            </w:pPr>
-            <w:r>
-              <w:rPr>
-                <w:rFonts w:ascii="Times New Roman" w:cs="Times New Roman" w:eastAsia="Times New Roman" w:hAnsi="Times New Roman"/>
-                <w:b w:val="false"/>
-                <w:bCs w:val="false"/>
-                <w:i w:val="false"/>
-                <w:iCs w:val="false"/>
-                <w:caps w:val="false"/>
-                <w:color w:val="1A1A1A"/>
-                <w:sz w:val="17"/>
-                <w:szCs w:val="17"/>
-              </w:rPr>
-              <w:t xml:space="preserve">“A €20m remittance from Nigeria into a Cyprus developer under common ownership.”</w:t>
-            </w:r>
-          </w:p>
-        </w:tc>
-        <w:tc>
-          <w:tcPr>
-            <w:tcW w:type="dxa" w:w="4126"/>
-            <w:tcMar>
-              <w:top w:type="dxa" w:w="50"/>
-              <w:left w:type="dxa" w:w="80"/>
-              <w:bottom w:type="dxa" w:w="30"/>
-              <w:right w:type="dxa" w:w="80"/>
-            </w:tcMar>
-            <w:vAlign w:val="top"/>
-          </w:tcPr>
-          <w:p>
-            <w:pPr>
-              <w:spacing w:after="20" w:line="232" w:lineRule="auto"/>
-              <w:jc w:val="left"/>
-            </w:pPr>
-            <w:r>
-              <w:rPr>
-                <w:rFonts w:ascii="Times New Roman" w:cs="Times New Roman" w:eastAsia="Times New Roman" w:hAnsi="Times New Roman"/>
-                <w:b w:val="false"/>
-                <w:bCs w:val="false"/>
-                <w:i w:val="false"/>
-                <w:iCs w:val="false"/>
-                <w:caps w:val="false"/>
-                <w:color w:val="1A1A1A"/>
-                <w:sz w:val="17"/>
-                <w:szCs w:val="17"/>
-              </w:rPr>
-              <w:t xml:space="preserve">Source-of-funds evidence assembled before the remittance; Nigerian exchange control position confirmed at the sending end; the banking route agreed as viable before a structure is implemented. If the bank prefers a Cyprus point of entry, the finance company itself provides it.</w:t>
+            <w:tcW w:type="dxa" w:w="3800"/>
+            <w:tcMar>
+              <w:top w:type="dxa" w:w="50"/>
+              <w:left w:type="dxa" w:w="80"/>
+              <w:bottom w:type="dxa" w:w="30"/>
+              <w:right w:type="dxa" w:w="80"/>
+            </w:tcMar>
+            <w:vAlign w:val="top"/>
+          </w:tcPr>
+          <w:p>
+            <w:pPr>
+              <w:spacing w:after="20" w:line="228" w:lineRule="auto"/>
+              <w:jc w:val="left"/>
+            </w:pPr>
+            <w:r>
+              <w:rPr>
+                <w:rFonts w:ascii="Arial" w:cs="Arial" w:eastAsia="Arial" w:hAnsi="Arial"/>
+                <w:b w:val="false"/>
+                <w:bCs w:val="false"/>
+                <w:i w:val="false"/>
+                <w:iCs w:val="false"/>
+                <w:caps w:val="false"/>
+                <w:color w:val="000000"/>
+                <w:sz w:val="16"/>
+                <w:szCs w:val="16"/>
+              </w:rPr>
+              <w:t xml:space="preserve">A €20m remittance from Nigeria into a Cyprus developer under common ownership.</w:t>
+            </w:r>
+          </w:p>
+        </w:tc>
+        <w:tc>
+          <w:tcPr>
+            <w:tcW w:type="dxa" w:w="4276"/>
+            <w:tcMar>
+              <w:top w:type="dxa" w:w="50"/>
+              <w:left w:type="dxa" w:w="80"/>
+              <w:bottom w:type="dxa" w:w="30"/>
+              <w:right w:type="dxa" w:w="80"/>
+            </w:tcMar>
+            <w:vAlign w:val="top"/>
+          </w:tcPr>
+          <w:p>
+            <w:pPr>
+              <w:spacing w:after="20" w:line="228" w:lineRule="auto"/>
+              <w:jc w:val="left"/>
+            </w:pPr>
+            <w:r>
+              <w:rPr>
+                <w:rFonts w:ascii="Arial" w:cs="Arial" w:eastAsia="Arial" w:hAnsi="Arial"/>
+                <w:b w:val="false"/>
+                <w:bCs w:val="false"/>
+                <w:i w:val="false"/>
+                <w:iCs w:val="false"/>
+                <w:caps w:val="false"/>
+                <w:color w:val="000000"/>
+                <w:sz w:val="16"/>
+                <w:szCs w:val="16"/>
+              </w:rPr>
+              <w:t xml:space="preserve">Source-of-funds evidence is to be assembled before the remittance and the Nigerian exchange control position confirmed at the sending end. The banking route is to be agreed as viable before a structure is implemented; where the bank prefers a Cyprus point of entry, the finance company itself provides it.</w:t>
             </w:r>
           </w:p>
         </w:tc>
@@ -6908,20 +7206,20 @@
     <w:p>
       <w:pPr>
         <w:keepLines/>
-        <w:spacing w:after="40" w:before="0" w:line="252" w:lineRule="auto"/>
+        <w:spacing w:after="40" w:before="0" w:line="248" w:lineRule="auto"/>
         <w:jc w:val="both"/>
       </w:pPr>
       <w:r>
         <w:rPr>
-          <w:rFonts w:ascii="Times New Roman" w:cs="Times New Roman" w:eastAsia="Times New Roman" w:hAnsi="Times New Roman"/>
+          <w:rFonts w:ascii="Arial" w:cs="Arial" w:eastAsia="Arial" w:hAnsi="Arial"/>
           <w:b w:val="false"/>
           <w:bCs w:val="false"/>
           <w:i w:val="false"/>
           <w:iCs w:val="false"/>
           <w:caps w:val="false"/>
-          <w:color w:val="1A1A1A"/>
-          <w:sz w:val="19"/>
-          <w:szCs w:val="19"/>
+          <w:color w:val="000000"/>
+          <w:sz w:val="18"/>
+          <w:szCs w:val="18"/>
         </w:rPr>
         <w:t xml:space="preserve"> </w:t>
       </w:r>
@@ -6929,19 +7227,19 @@
     <w:p>
       <w:pPr>
         <w:keepNext/>
-        <w:spacing w:after="70" w:before="130"/>
+        <w:spacing w:after="70" w:before="140"/>
       </w:pPr>
       <w:r>
         <w:rPr>
-          <w:rFonts w:ascii="Times New Roman" w:cs="Times New Roman" w:eastAsia="Times New Roman" w:hAnsi="Times New Roman"/>
+          <w:rFonts w:ascii="Arial" w:cs="Arial" w:eastAsia="Arial" w:hAnsi="Arial"/>
           <w:b/>
           <w:bCs/>
           <w:i w:val="false"/>
           <w:iCs w:val="false"/>
           <w:caps w:val="false"/>
-          <w:color w:val="1A1A1A"/>
-          <w:sz w:val="19"/>
-          <w:szCs w:val="19"/>
+          <w:color w:val="000000"/>
+          <w:sz w:val="18"/>
+          <w:szCs w:val="18"/>
         </w:rPr>
         <w:t xml:space="preserve">Before implementation</w:t>
       </w:r>
@@ -6949,20 +7247,20 @@
     <w:p>
       <w:pPr>
         <w:keepLines/>
-        <w:spacing w:after="100" w:before="0" w:line="252" w:lineRule="auto"/>
+        <w:spacing w:after="100" w:before="0" w:line="248" w:lineRule="auto"/>
         <w:jc w:val="both"/>
       </w:pPr>
       <w:r>
         <w:rPr>
-          <w:rFonts w:ascii="Times New Roman" w:cs="Times New Roman" w:eastAsia="Times New Roman" w:hAnsi="Times New Roman"/>
+          <w:rFonts w:ascii="Arial" w:cs="Arial" w:eastAsia="Arial" w:hAnsi="Arial"/>
           <w:b w:val="false"/>
           <w:bCs w:val="false"/>
           <w:i w:val="false"/>
           <w:iCs w:val="false"/>
           <w:caps w:val="false"/>
-          <w:color w:val="1A1A1A"/>
-          <w:sz w:val="19"/>
-          <w:szCs w:val="19"/>
+          <w:color w:val="000000"/>
+          <w:sz w:val="18"/>
+          <w:szCs w:val="18"/>
         </w:rPr>
         <w:t xml:space="preserve">Commission the new transfer pricing study and obtain the existing one. Agree the capitalisation policy and, if a preference route is revisited, the IAS 32 classification with the auditors. Align Memorandum clause 5 with the 2020 capital increase and complete the Registrar filings. Evidence the source and sequence of the funds. Extend the Declaration of Trust and update the beneficial ownership register where new instruments are held through the nominee. Confirm the banking route. Once the shareholders select a structure, a single-structure paper with draft resolutions will be prepared in a form suitable for review by the company’s auditors.</w:t>
       </w:r>
@@ -6970,20 +7268,20 @@
     <w:p>
       <w:pPr>
         <w:keepLines/>
-        <w:spacing w:after="0" w:before="120" w:line="252" w:lineRule="auto"/>
+        <w:spacing w:after="0" w:before="120" w:line="248" w:lineRule="auto"/>
         <w:jc w:val="left"/>
       </w:pPr>
       <w:r>
         <w:rPr>
-          <w:rFonts w:ascii="Times New Roman" w:cs="Times New Roman" w:eastAsia="Times New Roman" w:hAnsi="Times New Roman"/>
+          <w:rFonts w:ascii="Arial" w:cs="Arial" w:eastAsia="Arial" w:hAnsi="Arial"/>
           <w:b/>
           <w:bCs/>
           <w:i w:val="false"/>
           <w:iCs w:val="false"/>
           <w:caps w:val="false"/>
-          <w:color w:val="1A1A1A"/>
-          <w:sz w:val="19"/>
-          <w:szCs w:val="19"/>
+          <w:color w:val="000000"/>
+          <w:sz w:val="18"/>
+          <w:szCs w:val="18"/>
         </w:rPr>
         <w:t xml:space="preserve">Vertu Projects Ltd</w:t>
       </w:r>
@@ -6991,20 +7289,20 @@
     <w:p>
       <w:pPr>
         <w:keepLines/>
-        <w:spacing w:after="0" w:before="0" w:line="252" w:lineRule="auto"/>
+        <w:spacing w:after="0" w:before="0" w:line="248" w:lineRule="auto"/>
         <w:jc w:val="both"/>
       </w:pPr>
       <w:r>
         <w:rPr>
-          <w:rFonts w:ascii="Times New Roman" w:cs="Times New Roman" w:eastAsia="Times New Roman" w:hAnsi="Times New Roman"/>
+          <w:rFonts w:ascii="Arial" w:cs="Arial" w:eastAsia="Arial" w:hAnsi="Arial"/>
           <w:b w:val="false"/>
           <w:bCs w:val="false"/>
           <w:i w:val="false"/>
           <w:iCs w:val="false"/>
           <w:caps w:val="false"/>
-          <w:color w:val="1A1A1A"/>
-          <w:sz w:val="19"/>
-          <w:szCs w:val="19"/>
+          <w:color w:val="000000"/>
+          <w:sz w:val="18"/>
+          <w:szCs w:val="18"/>
         </w:rPr>
         <w:t xml:space="preserve"> </w:t>
       </w:r>
@@ -7012,20 +7310,20 @@
     <w:p>
       <w:pPr>
         <w:keepLines/>
-        <w:spacing w:after="0" w:before="0" w:line="252" w:lineRule="auto"/>
+        <w:spacing w:after="0" w:before="0" w:line="248" w:lineRule="auto"/>
         <w:jc w:val="left"/>
       </w:pPr>
       <w:r>
         <w:rPr>
-          <w:rFonts w:ascii="Times New Roman" w:cs="Times New Roman" w:eastAsia="Times New Roman" w:hAnsi="Times New Roman"/>
+          <w:rFonts w:ascii="Arial" w:cs="Arial" w:eastAsia="Arial" w:hAnsi="Arial"/>
           <w:b/>
           <w:bCs/>
           <w:i w:val="false"/>
           <w:iCs w:val="false"/>
           <w:caps w:val="false"/>
-          <w:color w:val="1A1A1A"/>
-          <w:sz w:val="19"/>
-          <w:szCs w:val="19"/>
+          <w:color w:val="000000"/>
+          <w:sz w:val="18"/>
+          <w:szCs w:val="18"/>
         </w:rPr>
         <w:t xml:space="preserve">Leonidas Papadopoulos</w:t>
       </w:r>
@@ -7033,20 +7331,20 @@
     <w:p>
       <w:pPr>
         <w:keepLines/>
-        <w:spacing w:after="60" w:before="0" w:line="252" w:lineRule="auto"/>
+        <w:spacing w:after="60" w:before="0" w:line="248" w:lineRule="auto"/>
         <w:jc w:val="left"/>
       </w:pPr>
       <w:r>
         <w:rPr>
-          <w:rFonts w:ascii="Times New Roman" w:cs="Times New Roman" w:eastAsia="Times New Roman" w:hAnsi="Times New Roman"/>
+          <w:rFonts w:ascii="Arial" w:cs="Arial" w:eastAsia="Arial" w:hAnsi="Arial"/>
           <w:b w:val="false"/>
           <w:bCs w:val="false"/>
           <w:i w:val="false"/>
           <w:iCs w:val="false"/>
           <w:caps w:val="false"/>
           <w:color w:val="595959"/>
-          <w:sz w:val="19"/>
-          <w:szCs w:val="19"/>
+          <w:sz w:val="18"/>
+          <w:szCs w:val="18"/>
         </w:rPr>
         <w:t xml:space="preserve">Director</w:t>
       </w:r>
@@ -7054,22 +7352,22 @@
     <w:p>
       <w:pPr>
         <w:pBdr>
-          <w:top w:val="single" w:color="C9C4BE" w:sz="4" w:space="4"/>
+          <w:top w:val="single" w:color="BFBFBF" w:sz="4" w:space="4"/>
         </w:pBdr>
         <w:spacing w:before="60"/>
         <w:jc w:val="both"/>
       </w:pPr>
       <w:r>
         <w:rPr>
-          <w:rFonts w:ascii="Times New Roman" w:cs="Times New Roman" w:eastAsia="Times New Roman" w:hAnsi="Times New Roman"/>
+          <w:rFonts w:ascii="Arial" w:cs="Arial" w:eastAsia="Arial" w:hAnsi="Arial"/>
           <w:b w:val="false"/>
           <w:bCs w:val="false"/>
           <w:i/>
           <w:iCs/>
           <w:caps w:val="false"/>
           <w:color w:val="595959"/>
-          <w:sz w:val="15"/>
-          <w:szCs w:val="15"/>
+          <w:sz w:val="14"/>
+          <w:szCs w:val="14"/>
         </w:rPr>
         <w:t xml:space="preserve">This paper is prepared by Vertu Projects Ltd for discussion with the shareholders of Keytree Limited and is not to be issued to third parties. Figures are taken from the draft financial statements for the year ended 31 December 2025 and have not been independently verified. Nothing in this paper constitutes a binding tax opinion; the matters listed above require confirmation before any structure is implemented.</w:t>
       </w:r>
@@ -7135,46 +7433,46 @@
   <w:p>
     <w:pPr>
       <w:pBdr>
-        <w:top w:val="single" w:color="C9C4BE" w:sz="4" w:space="4"/>
+        <w:top w:val="single" w:color="BFBFBF" w:sz="4" w:space="4"/>
       </w:pBdr>
       <w:spacing w:before="40"/>
       <w:jc w:val="left"/>
     </w:pPr>
     <w:r>
       <w:rPr>
-        <w:rFonts w:ascii="Times New Roman" w:cs="Times New Roman" w:eastAsia="Times New Roman" w:hAnsi="Times New Roman"/>
+        <w:rFonts w:ascii="Arial" w:cs="Arial" w:eastAsia="Arial" w:hAnsi="Arial"/>
         <w:b/>
         <w:bCs/>
-        <w:color w:val="1A1A1A"/>
-        <w:sz w:val="15"/>
-        <w:szCs w:val="15"/>
+        <w:color w:val="000000"/>
+        <w:sz w:val="14"/>
+        <w:szCs w:val="14"/>
       </w:rPr>
       <w:t xml:space="preserve">Vertu Projects Ltd</w:t>
     </w:r>
     <w:r>
       <w:rPr>
-        <w:rFonts w:ascii="Times New Roman" w:cs="Times New Roman" w:eastAsia="Times New Roman" w:hAnsi="Times New Roman"/>
+        <w:rFonts w:ascii="Arial" w:cs="Arial" w:eastAsia="Arial" w:hAnsi="Arial"/>
         <w:color w:val="595959"/>
-        <w:sz w:val="15"/>
-        <w:szCs w:val="15"/>
+        <w:sz w:val="14"/>
+        <w:szCs w:val="14"/>
       </w:rPr>
       <w:t xml:space="preserve">   |   Keytree Limited - introduction of €20m: structure selection   |   </w:t>
     </w:r>
     <w:r>
       <w:rPr>
-        <w:rFonts w:ascii="Times New Roman" w:cs="Times New Roman" w:eastAsia="Times New Roman" w:hAnsi="Times New Roman"/>
+        <w:rFonts w:ascii="Arial" w:cs="Arial" w:eastAsia="Arial" w:hAnsi="Arial"/>
         <w:color w:val="595959"/>
-        <w:sz w:val="15"/>
-        <w:szCs w:val="15"/>
+        <w:sz w:val="14"/>
+        <w:szCs w:val="14"/>
       </w:rPr>
       <w:t xml:space="preserve">Page </w:t>
     </w:r>
     <w:r>
       <w:rPr>
-        <w:rFonts w:ascii="Times New Roman" w:cs="Times New Roman" w:eastAsia="Times New Roman" w:hAnsi="Times New Roman"/>
+        <w:rFonts w:ascii="Arial" w:cs="Arial" w:eastAsia="Arial" w:hAnsi="Arial"/>
         <w:color w:val="595959"/>
-        <w:sz w:val="15"/>
-        <w:szCs w:val="15"/>
+        <w:sz w:val="14"/>
+        <w:szCs w:val="14"/>
       </w:rPr>
       <w:fldChar w:fldCharType="begin"/>
       <w:instrText xml:space="preserve">PAGE</w:instrText>
@@ -7183,19 +7481,19 @@
     </w:r>
     <w:r>
       <w:rPr>
-        <w:rFonts w:ascii="Times New Roman" w:cs="Times New Roman" w:eastAsia="Times New Roman" w:hAnsi="Times New Roman"/>
+        <w:rFonts w:ascii="Arial" w:cs="Arial" w:eastAsia="Arial" w:hAnsi="Arial"/>
         <w:color w:val="595959"/>
-        <w:sz w:val="15"/>
-        <w:szCs w:val="15"/>
+        <w:sz w:val="14"/>
+        <w:szCs w:val="14"/>
       </w:rPr>
       <w:t xml:space="preserve"> of </w:t>
     </w:r>
     <w:r>
       <w:rPr>
-        <w:rFonts w:ascii="Times New Roman" w:cs="Times New Roman" w:eastAsia="Times New Roman" w:hAnsi="Times New Roman"/>
+        <w:rFonts w:ascii="Arial" w:cs="Arial" w:eastAsia="Arial" w:hAnsi="Arial"/>
         <w:color w:val="595959"/>
-        <w:sz w:val="15"/>
-        <w:szCs w:val="15"/>
+        <w:sz w:val="14"/>
+        <w:szCs w:val="14"/>
       </w:rPr>
       <w:fldChar w:fldCharType="begin"/>
       <w:instrText xml:space="preserve">NUMPAGES</w:instrText>
@@ -7211,46 +7509,46 @@
   <w:p>
     <w:pPr>
       <w:pBdr>
-        <w:top w:val="single" w:color="C9C4BE" w:sz="4" w:space="4"/>
+        <w:top w:val="single" w:color="BFBFBF" w:sz="4" w:space="4"/>
       </w:pBdr>
       <w:spacing w:before="40"/>
       <w:jc w:val="left"/>
     </w:pPr>
     <w:r>
       <w:rPr>
-        <w:rFonts w:ascii="Times New Roman" w:cs="Times New Roman" w:eastAsia="Times New Roman" w:hAnsi="Times New Roman"/>
+        <w:rFonts w:ascii="Arial" w:cs="Arial" w:eastAsia="Arial" w:hAnsi="Arial"/>
         <w:b/>
         <w:bCs/>
-        <w:color w:val="1A1A1A"/>
-        <w:sz w:val="15"/>
-        <w:szCs w:val="15"/>
+        <w:color w:val="000000"/>
+        <w:sz w:val="14"/>
+        <w:szCs w:val="14"/>
       </w:rPr>
       <w:t xml:space="preserve">Vertu Projects Ltd</w:t>
     </w:r>
     <w:r>
       <w:rPr>
-        <w:rFonts w:ascii="Times New Roman" w:cs="Times New Roman" w:eastAsia="Times New Roman" w:hAnsi="Times New Roman"/>
+        <w:rFonts w:ascii="Arial" w:cs="Arial" w:eastAsia="Arial" w:hAnsi="Arial"/>
         <w:color w:val="595959"/>
-        <w:sz w:val="15"/>
-        <w:szCs w:val="15"/>
+        <w:sz w:val="14"/>
+        <w:szCs w:val="14"/>
       </w:rPr>
       <w:t xml:space="preserve">   |   Keytree Limited - introduction of €20m: structure selection   |   </w:t>
     </w:r>
     <w:r>
       <w:rPr>
-        <w:rFonts w:ascii="Times New Roman" w:cs="Times New Roman" w:eastAsia="Times New Roman" w:hAnsi="Times New Roman"/>
+        <w:rFonts w:ascii="Arial" w:cs="Arial" w:eastAsia="Arial" w:hAnsi="Arial"/>
         <w:color w:val="595959"/>
-        <w:sz w:val="15"/>
-        <w:szCs w:val="15"/>
+        <w:sz w:val="14"/>
+        <w:szCs w:val="14"/>
       </w:rPr>
       <w:t xml:space="preserve">Page </w:t>
     </w:r>
     <w:r>
       <w:rPr>
-        <w:rFonts w:ascii="Times New Roman" w:cs="Times New Roman" w:eastAsia="Times New Roman" w:hAnsi="Times New Roman"/>
+        <w:rFonts w:ascii="Arial" w:cs="Arial" w:eastAsia="Arial" w:hAnsi="Arial"/>
         <w:color w:val="595959"/>
-        <w:sz w:val="15"/>
-        <w:szCs w:val="15"/>
+        <w:sz w:val="14"/>
+        <w:szCs w:val="14"/>
       </w:rPr>
       <w:fldChar w:fldCharType="begin"/>
       <w:instrText xml:space="preserve">PAGE</w:instrText>
@@ -7259,19 +7557,19 @@
     </w:r>
     <w:r>
       <w:rPr>
-        <w:rFonts w:ascii="Times New Roman" w:cs="Times New Roman" w:eastAsia="Times New Roman" w:hAnsi="Times New Roman"/>
+        <w:rFonts w:ascii="Arial" w:cs="Arial" w:eastAsia="Arial" w:hAnsi="Arial"/>
         <w:color w:val="595959"/>
-        <w:sz w:val="15"/>
-        <w:szCs w:val="15"/>
+        <w:sz w:val="14"/>
+        <w:szCs w:val="14"/>
       </w:rPr>
       <w:t xml:space="preserve"> of </w:t>
     </w:r>
     <w:r>
       <w:rPr>
-        <w:rFonts w:ascii="Times New Roman" w:cs="Times New Roman" w:eastAsia="Times New Roman" w:hAnsi="Times New Roman"/>
+        <w:rFonts w:ascii="Arial" w:cs="Arial" w:eastAsia="Arial" w:hAnsi="Arial"/>
         <w:color w:val="595959"/>
-        <w:sz w:val="15"/>
-        <w:szCs w:val="15"/>
+        <w:sz w:val="14"/>
+        <w:szCs w:val="14"/>
       </w:rPr>
       <w:fldChar w:fldCharType="begin"/>
       <w:instrText xml:space="preserve">NUMPAGES</w:instrText>
@@ -7324,7 +7622,7 @@
   <w:p>
     <w:pPr>
       <w:pBdr>
-        <w:bottom w:val="single" w:color="C9C4BE" w:sz="4" w:space="4"/>
+        <w:bottom w:val="single" w:color="BFBFBF" w:sz="4" w:space="4"/>
       </w:pBdr>
       <w:tabs>
         <w:tab w:val="right" w:pos="9576"/>
@@ -7332,9 +7630,29 @@
       <w:spacing w:after="60"/>
     </w:pPr>
     <w:r>
+      <w:rPr>
+        <w:rFonts w:ascii="Arial" w:cs="Arial" w:eastAsia="Arial" w:hAnsi="Arial"/>
+        <w:b/>
+        <w:bCs/>
+        <w:color w:val="595959"/>
+        <w:spacing w:val="16"/>
+        <w:sz w:val="14"/>
+        <w:szCs w:val="14"/>
+      </w:rPr>
+      <w:t xml:space="preserve">PRIVATE AND CONFIDENTIAL</w:t>
+    </w:r>
+    <w:r>
+      <w:rPr>
+        <w:rFonts w:ascii="Arial" w:cs="Arial" w:eastAsia="Arial" w:hAnsi="Arial"/>
+        <w:sz w:val="14"/>
+        <w:szCs w:val="14"/>
+      </w:rPr>
+      <w:t xml:space="preserve">	</w:t>
+    </w:r>
+    <w:r>
       <w:drawing>
         <wp:inline distT="0" distB="0" distL="0" distR="0">
-          <wp:extent cx="819150" cy="342900"/>
+          <wp:extent cx="762000" cy="323850"/>
           <wp:effectExtent t="0" r="0" b="0" l="0"/>
           <wp:docPr id="1" name="" descr="" title=""/>
           <wp:cNvGraphicFramePr>
@@ -7359,7 +7677,7 @@
                 <pic:spPr bwMode="auto">
                   <a:xfrm>
                     <a:off x="0" y="0"/>
-                    <a:ext cx="819150" cy="342900"/>
+                    <a:ext cx="762000" cy="323850"/>
                   </a:xfrm>
                   <a:prstGeom prst="rect">
                     <a:avLst/>
@@ -7371,18 +7689,6 @@
         </wp:inline>
       </w:drawing>
     </w:r>
-    <w:r>
-      <w:rPr>
-        <w:rFonts w:ascii="Times New Roman" w:cs="Times New Roman" w:eastAsia="Times New Roman" w:hAnsi="Times New Roman"/>
-        <w:b/>
-        <w:bCs/>
-        <w:color w:val="595959"/>
-        <w:spacing w:val="16"/>
-        <w:sz w:val="15"/>
-        <w:szCs w:val="15"/>
-      </w:rPr>
-      <w:t xml:space="preserve">	PRIVATE AND CONFIDENTIAL</w:t>
-    </w:r>
   </w:p>
 </w:hdr>
 </file>
@@ -7392,7 +7698,7 @@
   <w:p>
     <w:pPr>
       <w:pBdr>
-        <w:bottom w:val="single" w:color="C9C4BE" w:sz="4" w:space="4"/>
+        <w:bottom w:val="single" w:color="BFBFBF" w:sz="4" w:space="4"/>
       </w:pBdr>
       <w:tabs>
         <w:tab w:val="right" w:pos="9576"/>
@@ -7400,9 +7706,29 @@
       <w:spacing w:after="60"/>
     </w:pPr>
     <w:r>
+      <w:rPr>
+        <w:rFonts w:ascii="Arial" w:cs="Arial" w:eastAsia="Arial" w:hAnsi="Arial"/>
+        <w:b/>
+        <w:bCs/>
+        <w:color w:val="595959"/>
+        <w:spacing w:val="16"/>
+        <w:sz w:val="14"/>
+        <w:szCs w:val="14"/>
+      </w:rPr>
+      <w:t xml:space="preserve">PRIVATE AND CONFIDENTIAL</w:t>
+    </w:r>
+    <w:r>
+      <w:rPr>
+        <w:rFonts w:ascii="Arial" w:cs="Arial" w:eastAsia="Arial" w:hAnsi="Arial"/>
+        <w:sz w:val="14"/>
+        <w:szCs w:val="14"/>
+      </w:rPr>
+      <w:t xml:space="preserve">	</w:t>
+    </w:r>
+    <w:r>
       <w:drawing>
         <wp:inline distT="0" distB="0" distL="0" distR="0">
-          <wp:extent cx="1219200" cy="514350"/>
+          <wp:extent cx="1047750" cy="438150"/>
           <wp:effectExtent t="0" r="0" b="0" l="0"/>
           <wp:docPr id="1" name="" descr="" title=""/>
           <wp:cNvGraphicFramePr>
@@ -7427,7 +7753,7 @@
                 <pic:spPr bwMode="auto">
                   <a:xfrm>
                     <a:off x="0" y="0"/>
-                    <a:ext cx="1219200" cy="514350"/>
+                    <a:ext cx="1047750" cy="438150"/>
                   </a:xfrm>
                   <a:prstGeom prst="rect">
                     <a:avLst/>
@@ -7438,18 +7764,6 @@
           </a:graphic>
         </wp:inline>
       </w:drawing>
-    </w:r>
-    <w:r>
-      <w:rPr>
-        <w:rFonts w:ascii="Times New Roman" w:cs="Times New Roman" w:eastAsia="Times New Roman" w:hAnsi="Times New Roman"/>
-        <w:b/>
-        <w:bCs/>
-        <w:color w:val="595959"/>
-        <w:spacing w:val="16"/>
-        <w:sz w:val="15"/>
-        <w:szCs w:val="15"/>
-      </w:rPr>
-      <w:t xml:space="preserve">	PRIVATE AND CONFIDENTIAL</w:t>
     </w:r>
   </w:p>
 </w:hdr>
@@ -7555,10 +7869,10 @@
   <w:docDefaults>
     <w:rPrDefault>
       <w:rPr>
-        <w:rFonts w:ascii="Times New Roman" w:cs="Times New Roman" w:eastAsia="Times New Roman" w:hAnsi="Times New Roman"/>
-        <w:color w:val="1A1A1A"/>
-        <w:sz w:val="19"/>
-        <w:szCs w:val="19"/>
+        <w:rFonts w:ascii="Arial" w:cs="Arial" w:eastAsia="Arial" w:hAnsi="Arial"/>
+        <w:color w:val="000000"/>
+        <w:sz w:val="18"/>
+        <w:szCs w:val="18"/>
       </w:rPr>
     </w:rPrDefault>
     <w:pPrDefault/>

--- a/New Projects/Keytree/Keytree - Structure selection memorandum.docx
+++ b/New Projects/Keytree/Keytree - Structure selection memorandum.docx
@@ -65,7 +65,7 @@
     </w:p>
     <w:tbl>
       <w:tblPr>
-        <w:tblW w:type="dxa" w:w="9576"/>
+        <w:tblW w:type="dxa" w:w="9750"/>
         <w:tblBorders>
           <w:top w:val="single" w:color="000000" w:sz="8"/>
           <w:left w:val="none"/>
@@ -77,7 +77,7 @@
       </w:tblPr>
       <w:tblGrid>
         <w:gridCol w:w="1750"/>
-        <w:gridCol w:w="7826"/>
+        <w:gridCol w:w="8000"/>
       </w:tblGrid>
       <w:tr>
         <w:tc>
@@ -114,7 +114,7 @@
         </w:tc>
         <w:tc>
           <w:tcPr>
-            <w:tcW w:type="dxa" w:w="7826"/>
+            <w:tcW w:type="dxa" w:w="8000"/>
             <w:tcMar>
               <w:top w:type="dxa" w:w="50"/>
               <w:left w:type="dxa" w:w="80"/>
@@ -180,7 +180,7 @@
         </w:tc>
         <w:tc>
           <w:tcPr>
-            <w:tcW w:type="dxa" w:w="7826"/>
+            <w:tcW w:type="dxa" w:w="8000"/>
             <w:tcMar>
               <w:top w:type="dxa" w:w="50"/>
               <w:left w:type="dxa" w:w="80"/>
@@ -246,7 +246,7 @@
         </w:tc>
         <w:tc>
           <w:tcPr>
-            <w:tcW w:type="dxa" w:w="7826"/>
+            <w:tcW w:type="dxa" w:w="8000"/>
             <w:tcMar>
               <w:top w:type="dxa" w:w="50"/>
               <w:left w:type="dxa" w:w="80"/>
@@ -312,7 +312,7 @@
         </w:tc>
         <w:tc>
           <w:tcPr>
-            <w:tcW w:type="dxa" w:w="7826"/>
+            <w:tcW w:type="dxa" w:w="8000"/>
             <w:tcMar>
               <w:top w:type="dxa" w:w="50"/>
               <w:left w:type="dxa" w:w="80"/>
@@ -378,7 +378,7 @@
         </w:tc>
         <w:tc>
           <w:tcPr>
-            <w:tcW w:type="dxa" w:w="7826"/>
+            <w:tcW w:type="dxa" w:w="8000"/>
             <w:tcMar>
               <w:top w:type="dxa" w:w="50"/>
               <w:left w:type="dxa" w:w="80"/>
@@ -469,7 +469,7 @@
           <w:sz w:val="18"/>
           <w:szCs w:val="18"/>
         </w:rPr>
-        <w:t xml:space="preserve">Mr Levy requires an 80/10/5/5 shareholding structure (himself, Starter Point, two minority holders), a 5% share of every distribution for each minority holder, and the ability to recover and redeploy the funds. This paper compares five structures against those objectives on company law, accounting, tax and practical grounds, in order for the shareholders to select one. Detailed resolutions and auditor-facing papers will follow the selection.</w:t>
+        <w:t xml:space="preserve">Mr Levy requires an 80/10/5/5 shareholding structure (himself, Starter Point, two minority holders), a 5% share of every distribution for each minority holder, and the ability to recover and redeploy the funds. This paper compares five structures against those objectives on company law, accounting, tax and practical grounds, so that the shareholders can select one. Detailed resolutions and auditor-facing papers will follow the selection.</w:t>
       </w:r>
     </w:p>
     <w:p>
@@ -494,7 +494,7 @@
     </w:p>
     <w:tbl>
       <w:tblPr>
-        <w:tblW w:type="dxa" w:w="9576"/>
+        <w:tblW w:type="dxa" w:w="9750"/>
         <w:tblBorders>
           <w:top w:val="single" w:color="000000" w:sz="8"/>
           <w:left w:val="none"/>
@@ -505,13 +505,13 @@
         </w:tblBorders>
       </w:tblPr>
       <w:tblGrid>
-        <w:gridCol w:w="4788"/>
-        <w:gridCol w:w="4788"/>
+        <w:gridCol w:w="4875"/>
+        <w:gridCol w:w="4875"/>
       </w:tblGrid>
       <w:tr>
         <w:tc>
           <w:tcPr>
-            <w:tcW w:type="dxa" w:w="4788"/>
+            <w:tcW w:type="dxa" w:w="4875"/>
             <w:tcMar>
               <w:top w:type="dxa" w:w="50"/>
               <w:left w:type="dxa" w:w="80"/>
@@ -543,7 +543,7 @@
         </w:tc>
         <w:tc>
           <w:tcPr>
-            <w:tcW w:type="dxa" w:w="4788"/>
+            <w:tcW w:type="dxa" w:w="4875"/>
             <w:tcMar>
               <w:top w:type="dxa" w:w="50"/>
               <w:left w:type="dxa" w:w="80"/>
@@ -577,7 +577,7 @@
       <w:tr>
         <w:tc>
           <w:tcPr>
-            <w:tcW w:type="dxa" w:w="4788"/>
+            <w:tcW w:type="dxa" w:w="4875"/>
             <w:tcMar>
               <w:top w:type="dxa" w:w="50"/>
               <w:left w:type="dxa" w:w="80"/>
@@ -609,7 +609,7 @@
         </w:tc>
         <w:tc>
           <w:tcPr>
-            <w:tcW w:type="dxa" w:w="4788"/>
+            <w:tcW w:type="dxa" w:w="4875"/>
             <w:tcMar>
               <w:top w:type="dxa" w:w="50"/>
               <w:left w:type="dxa" w:w="80"/>
@@ -684,7 +684,7 @@
     </w:p>
     <w:tbl>
       <w:tblPr>
-        <w:tblW w:type="dxa" w:w="9576"/>
+        <w:tblW w:type="dxa" w:w="9750"/>
         <w:tblBorders>
           <w:top w:val="single" w:color="000000" w:sz="8"/>
           <w:left w:val="none"/>
@@ -696,10 +696,10 @@
       </w:tblPr>
       <w:tblGrid>
         <w:gridCol w:w="1150"/>
-        <w:gridCol w:w="3050"/>
+        <w:gridCol w:w="3100"/>
+        <w:gridCol w:w="1800"/>
+        <w:gridCol w:w="1950"/>
         <w:gridCol w:w="1750"/>
-        <w:gridCol w:w="1900"/>
-        <w:gridCol w:w="1726"/>
       </w:tblGrid>
       <w:tr>
         <w:trPr>
@@ -740,7 +740,7 @@
         </w:tc>
         <w:tc>
           <w:tcPr>
-            <w:tcW w:type="dxa" w:w="3050"/>
+            <w:tcW w:type="dxa" w:w="3100"/>
             <w:shd w:fill="F2F2F2" w:val="clear"/>
             <w:tcMar>
               <w:top w:type="dxa" w:w="50"/>
@@ -773,6 +773,72 @@
         </w:tc>
         <w:tc>
           <w:tcPr>
+            <w:tcW w:type="dxa" w:w="1800"/>
+            <w:shd w:fill="F2F2F2" w:val="clear"/>
+            <w:tcMar>
+              <w:top w:type="dxa" w:w="50"/>
+              <w:left w:type="dxa" w:w="80"/>
+              <w:bottom w:type="dxa" w:w="30"/>
+              <w:right w:type="dxa" w:w="80"/>
+            </w:tcMar>
+            <w:vAlign w:val="top"/>
+          </w:tcPr>
+          <w:p>
+            <w:pPr>
+              <w:spacing w:after="20" w:line="228" w:lineRule="auto"/>
+              <w:jc w:val="left"/>
+            </w:pPr>
+            <w:r>
+              <w:rPr>
+                <w:rFonts w:ascii="Arial" w:cs="Arial" w:eastAsia="Arial" w:hAnsi="Arial"/>
+                <w:b/>
+                <w:bCs/>
+                <w:i w:val="false"/>
+                <w:iCs w:val="false"/>
+                <w:caps w:val="false"/>
+                <w:color w:val="000000"/>
+                <w:sz w:val="16"/>
+                <w:szCs w:val="16"/>
+              </w:rPr>
+              <w:t xml:space="preserve">Equity restored</w:t>
+            </w:r>
+          </w:p>
+        </w:tc>
+        <w:tc>
+          <w:tcPr>
+            <w:tcW w:type="dxa" w:w="1950"/>
+            <w:shd w:fill="F2F2F2" w:val="clear"/>
+            <w:tcMar>
+              <w:top w:type="dxa" w:w="50"/>
+              <w:left w:type="dxa" w:w="80"/>
+              <w:bottom w:type="dxa" w:w="30"/>
+              <w:right w:type="dxa" w:w="80"/>
+            </w:tcMar>
+            <w:vAlign w:val="top"/>
+          </w:tcPr>
+          <w:p>
+            <w:pPr>
+              <w:spacing w:after="20" w:line="228" w:lineRule="auto"/>
+              <w:jc w:val="left"/>
+            </w:pPr>
+            <w:r>
+              <w:rPr>
+                <w:rFonts w:ascii="Arial" w:cs="Arial" w:eastAsia="Arial" w:hAnsi="Arial"/>
+                <w:b/>
+                <w:bCs/>
+                <w:i w:val="false"/>
+                <w:iCs w:val="false"/>
+                <w:caps w:val="false"/>
+                <w:color w:val="000000"/>
+                <w:sz w:val="16"/>
+                <w:szCs w:val="16"/>
+              </w:rPr>
+              <w:t xml:space="preserve">Funds recoverable</w:t>
+            </w:r>
+          </w:p>
+        </w:tc>
+        <w:tc>
+          <w:tcPr>
             <w:tcW w:type="dxa" w:w="1750"/>
             <w:shd w:fill="F2F2F2" w:val="clear"/>
             <w:tcMar>
@@ -800,14 +866,15 @@
                 <w:sz w:val="16"/>
                 <w:szCs w:val="16"/>
               </w:rPr>
-              <w:t xml:space="preserve">Equity restored</w:t>
-            </w:r>
-          </w:p>
-        </w:tc>
-        <w:tc>
-          <w:tcPr>
-            <w:tcW w:type="dxa" w:w="1900"/>
-            <w:shd w:fill="F2F2F2" w:val="clear"/>
+              <w:t xml:space="preserve">Group tax effect</w:t>
+            </w:r>
+          </w:p>
+        </w:tc>
+      </w:tr>
+      <w:tr>
+        <w:tc>
+          <w:tcPr>
+            <w:tcW w:type="dxa" w:w="1150"/>
             <w:tcMar>
               <w:top w:type="dxa" w:w="50"/>
               <w:left w:type="dxa" w:w="80"/>
@@ -833,14 +900,143 @@
                 <w:sz w:val="16"/>
                 <w:szCs w:val="16"/>
               </w:rPr>
-              <w:t xml:space="preserve">Funds recoverable</w:t>
-            </w:r>
-          </w:p>
-        </w:tc>
-        <w:tc>
-          <w:tcPr>
-            <w:tcW w:type="dxa" w:w="1726"/>
-            <w:shd w:fill="F2F2F2" w:val="clear"/>
+              <w:t xml:space="preserve">1A</w:t>
+            </w:r>
+          </w:p>
+        </w:tc>
+        <w:tc>
+          <w:tcPr>
+            <w:tcW w:type="dxa" w:w="3100"/>
+            <w:tcMar>
+              <w:top w:type="dxa" w:w="50"/>
+              <w:left w:type="dxa" w:w="80"/>
+              <w:bottom w:type="dxa" w:w="30"/>
+              <w:right w:type="dxa" w:w="80"/>
+            </w:tcMar>
+            <w:vAlign w:val="top"/>
+          </w:tcPr>
+          <w:p>
+            <w:pPr>
+              <w:spacing w:after="20" w:line="228" w:lineRule="auto"/>
+              <w:jc w:val="left"/>
+            </w:pPr>
+            <w:r>
+              <w:rPr>
+                <w:rFonts w:ascii="Arial" w:cs="Arial" w:eastAsia="Arial" w:hAnsi="Arial"/>
+                <w:b w:val="false"/>
+                <w:bCs w:val="false"/>
+                <w:i w:val="false"/>
+                <w:iCs w:val="false"/>
+                <w:caps w:val="false"/>
+                <w:color w:val="000000"/>
+                <w:sz w:val="16"/>
+                <w:szCs w:val="16"/>
+              </w:rPr>
+              <w:t xml:space="preserve">Ordinary shares at a premium, plus bonus issue</w:t>
+            </w:r>
+          </w:p>
+        </w:tc>
+        <w:tc>
+          <w:tcPr>
+            <w:tcW w:type="dxa" w:w="1800"/>
+            <w:tcMar>
+              <w:top w:type="dxa" w:w="50"/>
+              <w:left w:type="dxa" w:w="80"/>
+              <w:bottom w:type="dxa" w:w="30"/>
+              <w:right w:type="dxa" w:w="80"/>
+            </w:tcMar>
+            <w:vAlign w:val="top"/>
+          </w:tcPr>
+          <w:p>
+            <w:pPr>
+              <w:spacing w:after="20" w:line="228" w:lineRule="auto"/>
+              <w:jc w:val="left"/>
+            </w:pPr>
+            <w:r>
+              <w:rPr>
+                <w:rFonts w:ascii="Arial" w:cs="Arial" w:eastAsia="Arial" w:hAnsi="Arial"/>
+                <w:b w:val="false"/>
+                <w:bCs w:val="false"/>
+                <w:i w:val="false"/>
+                <w:iCs w:val="false"/>
+                <w:caps w:val="false"/>
+                <w:color w:val="000000"/>
+                <w:sz w:val="16"/>
+                <w:szCs w:val="16"/>
+              </w:rPr>
+              <w:t xml:space="preserve">Yes, +€16,0m</w:t>
+            </w:r>
+          </w:p>
+        </w:tc>
+        <w:tc>
+          <w:tcPr>
+            <w:tcW w:type="dxa" w:w="1950"/>
+            <w:tcMar>
+              <w:top w:type="dxa" w:w="50"/>
+              <w:left w:type="dxa" w:w="80"/>
+              <w:bottom w:type="dxa" w:w="30"/>
+              <w:right w:type="dxa" w:w="80"/>
+            </w:tcMar>
+            <w:vAlign w:val="top"/>
+          </w:tcPr>
+          <w:p>
+            <w:pPr>
+              <w:spacing w:after="20" w:line="228" w:lineRule="auto"/>
+              <w:jc w:val="left"/>
+            </w:pPr>
+            <w:r>
+              <w:rPr>
+                <w:rFonts w:ascii="Arial" w:cs="Arial" w:eastAsia="Arial" w:hAnsi="Arial"/>
+                <w:b w:val="false"/>
+                <w:bCs w:val="false"/>
+                <w:i w:val="false"/>
+                <w:iCs w:val="false"/>
+                <w:caps w:val="false"/>
+                <w:color w:val="000000"/>
+                <w:sz w:val="16"/>
+                <w:szCs w:val="16"/>
+              </w:rPr>
+              <w:t xml:space="preserve">Court process</w:t>
+            </w:r>
+          </w:p>
+        </w:tc>
+        <w:tc>
+          <w:tcPr>
+            <w:tcW w:type="dxa" w:w="1750"/>
+            <w:tcMar>
+              <w:top w:type="dxa" w:w="50"/>
+              <w:left w:type="dxa" w:w="80"/>
+              <w:bottom w:type="dxa" w:w="30"/>
+              <w:right w:type="dxa" w:w="80"/>
+            </w:tcMar>
+            <w:vAlign w:val="top"/>
+          </w:tcPr>
+          <w:p>
+            <w:pPr>
+              <w:spacing w:after="20" w:line="228" w:lineRule="auto"/>
+              <w:jc w:val="right"/>
+            </w:pPr>
+            <w:r>
+              <w:rPr>
+                <w:rFonts w:ascii="Arial" w:cs="Arial" w:eastAsia="Arial" w:hAnsi="Arial"/>
+                <w:b w:val="false"/>
+                <w:bCs w:val="false"/>
+                <w:i w:val="false"/>
+                <w:iCs w:val="false"/>
+                <w:caps w:val="false"/>
+                <w:color w:val="000000"/>
+                <w:sz w:val="16"/>
+                <w:szCs w:val="16"/>
+              </w:rPr>
+              <w:t xml:space="preserve">Nil</w:t>
+            </w:r>
+          </w:p>
+        </w:tc>
+      </w:tr>
+      <w:tr>
+        <w:tc>
+          <w:tcPr>
+            <w:tcW w:type="dxa" w:w="1150"/>
             <w:tcMar>
               <w:top w:type="dxa" w:w="50"/>
               <w:left w:type="dxa" w:w="80"/>
@@ -866,7 +1062,135 @@
                 <w:sz w:val="16"/>
                 <w:szCs w:val="16"/>
               </w:rPr>
-              <w:t xml:space="preserve">Group tax effect</w:t>
+              <w:t xml:space="preserve">1B</w:t>
+            </w:r>
+          </w:p>
+        </w:tc>
+        <w:tc>
+          <w:tcPr>
+            <w:tcW w:type="dxa" w:w="3100"/>
+            <w:tcMar>
+              <w:top w:type="dxa" w:w="50"/>
+              <w:left w:type="dxa" w:w="80"/>
+              <w:bottom w:type="dxa" w:w="30"/>
+              <w:right w:type="dxa" w:w="80"/>
+            </w:tcMar>
+            <w:vAlign w:val="top"/>
+          </w:tcPr>
+          <w:p>
+            <w:pPr>
+              <w:spacing w:after="20" w:line="228" w:lineRule="auto"/>
+              <w:jc w:val="left"/>
+            </w:pPr>
+            <w:r>
+              <w:rPr>
+                <w:rFonts w:ascii="Arial" w:cs="Arial" w:eastAsia="Arial" w:hAnsi="Arial"/>
+                <w:b w:val="false"/>
+                <w:bCs w:val="false"/>
+                <w:i w:val="false"/>
+                <w:iCs w:val="false"/>
+                <w:caps w:val="false"/>
+                <w:color w:val="000000"/>
+                <w:sz w:val="16"/>
+                <w:szCs w:val="16"/>
+              </w:rPr>
+              <w:t xml:space="preserve">Redeemable preference, discretionary dividend</w:t>
+            </w:r>
+          </w:p>
+        </w:tc>
+        <w:tc>
+          <w:tcPr>
+            <w:tcW w:type="dxa" w:w="1800"/>
+            <w:tcMar>
+              <w:top w:type="dxa" w:w="50"/>
+              <w:left w:type="dxa" w:w="80"/>
+              <w:bottom w:type="dxa" w:w="30"/>
+              <w:right w:type="dxa" w:w="80"/>
+            </w:tcMar>
+            <w:vAlign w:val="top"/>
+          </w:tcPr>
+          <w:p>
+            <w:pPr>
+              <w:spacing w:after="20" w:line="228" w:lineRule="auto"/>
+              <w:jc w:val="left"/>
+            </w:pPr>
+            <w:r>
+              <w:rPr>
+                <w:rFonts w:ascii="Arial" w:cs="Arial" w:eastAsia="Arial" w:hAnsi="Arial"/>
+                <w:b w:val="false"/>
+                <w:bCs w:val="false"/>
+                <w:i w:val="false"/>
+                <w:iCs w:val="false"/>
+                <w:caps w:val="false"/>
+                <w:color w:val="000000"/>
+                <w:sz w:val="16"/>
+                <w:szCs w:val="16"/>
+              </w:rPr>
+              <w:t xml:space="preserve">Yes, +€16,0m</w:t>
+            </w:r>
+          </w:p>
+        </w:tc>
+        <w:tc>
+          <w:tcPr>
+            <w:tcW w:type="dxa" w:w="1950"/>
+            <w:tcMar>
+              <w:top w:type="dxa" w:w="50"/>
+              <w:left w:type="dxa" w:w="80"/>
+              <w:bottom w:type="dxa" w:w="30"/>
+              <w:right w:type="dxa" w:w="80"/>
+            </w:tcMar>
+            <w:vAlign w:val="top"/>
+          </w:tcPr>
+          <w:p>
+            <w:pPr>
+              <w:spacing w:after="20" w:line="228" w:lineRule="auto"/>
+              <w:jc w:val="left"/>
+            </w:pPr>
+            <w:r>
+              <w:rPr>
+                <w:rFonts w:ascii="Arial" w:cs="Arial" w:eastAsia="Arial" w:hAnsi="Arial"/>
+                <w:b w:val="false"/>
+                <w:bCs w:val="false"/>
+                <w:i w:val="false"/>
+                <w:iCs w:val="false"/>
+                <w:caps w:val="false"/>
+                <w:color w:val="000000"/>
+                <w:sz w:val="16"/>
+                <w:szCs w:val="16"/>
+              </w:rPr>
+              <w:t xml:space="preserve">After profits arise</w:t>
+            </w:r>
+          </w:p>
+        </w:tc>
+        <w:tc>
+          <w:tcPr>
+            <w:tcW w:type="dxa" w:w="1750"/>
+            <w:tcMar>
+              <w:top w:type="dxa" w:w="50"/>
+              <w:left w:type="dxa" w:w="80"/>
+              <w:bottom w:type="dxa" w:w="30"/>
+              <w:right w:type="dxa" w:w="80"/>
+            </w:tcMar>
+            <w:vAlign w:val="top"/>
+          </w:tcPr>
+          <w:p>
+            <w:pPr>
+              <w:spacing w:after="20" w:line="228" w:lineRule="auto"/>
+              <w:jc w:val="right"/>
+            </w:pPr>
+            <w:r>
+              <w:rPr>
+                <w:rFonts w:ascii="Arial" w:cs="Arial" w:eastAsia="Arial" w:hAnsi="Arial"/>
+                <w:b w:val="false"/>
+                <w:bCs w:val="false"/>
+                <w:i w:val="false"/>
+                <w:iCs w:val="false"/>
+                <w:caps w:val="false"/>
+                <w:color w:val="000000"/>
+                <w:sz w:val="16"/>
+                <w:szCs w:val="16"/>
+              </w:rPr>
+              <w:t xml:space="preserve">Nil</w:t>
             </w:r>
           </w:p>
         </w:tc>
@@ -900,109 +1224,109 @@
                 <w:sz w:val="16"/>
                 <w:szCs w:val="16"/>
               </w:rPr>
-              <w:t xml:space="preserve">1A</w:t>
-            </w:r>
-          </w:p>
-        </w:tc>
-        <w:tc>
-          <w:tcPr>
-            <w:tcW w:type="dxa" w:w="3050"/>
-            <w:tcMar>
-              <w:top w:type="dxa" w:w="50"/>
-              <w:left w:type="dxa" w:w="80"/>
-              <w:bottom w:type="dxa" w:w="30"/>
-              <w:right w:type="dxa" w:w="80"/>
-            </w:tcMar>
-            <w:vAlign w:val="top"/>
-          </w:tcPr>
-          <w:p>
-            <w:pPr>
-              <w:spacing w:after="20" w:line="228" w:lineRule="auto"/>
-              <w:jc w:val="left"/>
-            </w:pPr>
-            <w:r>
-              <w:rPr>
-                <w:rFonts w:ascii="Arial" w:cs="Arial" w:eastAsia="Arial" w:hAnsi="Arial"/>
-                <w:b w:val="false"/>
-                <w:bCs w:val="false"/>
-                <w:i w:val="false"/>
-                <w:iCs w:val="false"/>
-                <w:caps w:val="false"/>
-                <w:color w:val="000000"/>
-                <w:sz w:val="16"/>
-                <w:szCs w:val="16"/>
-              </w:rPr>
-              <w:t xml:space="preserve">Ordinary shares at a premium, plus bonus issue</w:t>
+              <w:t xml:space="preserve">1C</w:t>
+            </w:r>
+          </w:p>
+        </w:tc>
+        <w:tc>
+          <w:tcPr>
+            <w:tcW w:type="dxa" w:w="3100"/>
+            <w:tcMar>
+              <w:top w:type="dxa" w:w="50"/>
+              <w:left w:type="dxa" w:w="80"/>
+              <w:bottom w:type="dxa" w:w="30"/>
+              <w:right w:type="dxa" w:w="80"/>
+            </w:tcMar>
+            <w:vAlign w:val="top"/>
+          </w:tcPr>
+          <w:p>
+            <w:pPr>
+              <w:spacing w:after="20" w:line="228" w:lineRule="auto"/>
+              <w:jc w:val="left"/>
+            </w:pPr>
+            <w:r>
+              <w:rPr>
+                <w:rFonts w:ascii="Arial" w:cs="Arial" w:eastAsia="Arial" w:hAnsi="Arial"/>
+                <w:b w:val="false"/>
+                <w:bCs w:val="false"/>
+                <w:i w:val="false"/>
+                <w:iCs w:val="false"/>
+                <w:caps w:val="false"/>
+                <w:color w:val="000000"/>
+                <w:sz w:val="16"/>
+                <w:szCs w:val="16"/>
+              </w:rPr>
+              <w:t xml:space="preserve">Preference with fixed 8% entitlement</w:t>
+            </w:r>
+          </w:p>
+        </w:tc>
+        <w:tc>
+          <w:tcPr>
+            <w:tcW w:type="dxa" w:w="1800"/>
+            <w:tcMar>
+              <w:top w:type="dxa" w:w="50"/>
+              <w:left w:type="dxa" w:w="80"/>
+              <w:bottom w:type="dxa" w:w="30"/>
+              <w:right w:type="dxa" w:w="80"/>
+            </w:tcMar>
+            <w:vAlign w:val="top"/>
+          </w:tcPr>
+          <w:p>
+            <w:pPr>
+              <w:spacing w:after="20" w:line="228" w:lineRule="auto"/>
+              <w:jc w:val="left"/>
+            </w:pPr>
+            <w:r>
+              <w:rPr>
+                <w:rFonts w:ascii="Arial" w:cs="Arial" w:eastAsia="Arial" w:hAnsi="Arial"/>
+                <w:b w:val="false"/>
+                <w:bCs w:val="false"/>
+                <w:i w:val="false"/>
+                <w:iCs w:val="false"/>
+                <w:caps w:val="false"/>
+                <w:color w:val="000000"/>
+                <w:sz w:val="16"/>
+                <w:szCs w:val="16"/>
+              </w:rPr>
+              <w:t xml:space="preserve">No - liability</w:t>
+            </w:r>
+          </w:p>
+        </w:tc>
+        <w:tc>
+          <w:tcPr>
+            <w:tcW w:type="dxa" w:w="1950"/>
+            <w:tcMar>
+              <w:top w:type="dxa" w:w="50"/>
+              <w:left w:type="dxa" w:w="80"/>
+              <w:bottom w:type="dxa" w:w="30"/>
+              <w:right w:type="dxa" w:w="80"/>
+            </w:tcMar>
+            <w:vAlign w:val="top"/>
+          </w:tcPr>
+          <w:p>
+            <w:pPr>
+              <w:spacing w:after="20" w:line="228" w:lineRule="auto"/>
+              <w:jc w:val="left"/>
+            </w:pPr>
+            <w:r>
+              <w:rPr>
+                <w:rFonts w:ascii="Arial" w:cs="Arial" w:eastAsia="Arial" w:hAnsi="Arial"/>
+                <w:b w:val="false"/>
+                <w:bCs w:val="false"/>
+                <w:i w:val="false"/>
+                <w:iCs w:val="false"/>
+                <w:caps w:val="false"/>
+                <w:color w:val="000000"/>
+                <w:sz w:val="16"/>
+                <w:szCs w:val="16"/>
+              </w:rPr>
+              <w:t xml:space="preserve">After profits arise</w:t>
             </w:r>
           </w:p>
         </w:tc>
         <w:tc>
           <w:tcPr>
             <w:tcW w:type="dxa" w:w="1750"/>
-            <w:tcMar>
-              <w:top w:type="dxa" w:w="50"/>
-              <w:left w:type="dxa" w:w="80"/>
-              <w:bottom w:type="dxa" w:w="30"/>
-              <w:right w:type="dxa" w:w="80"/>
-            </w:tcMar>
-            <w:vAlign w:val="top"/>
-          </w:tcPr>
-          <w:p>
-            <w:pPr>
-              <w:spacing w:after="20" w:line="228" w:lineRule="auto"/>
-              <w:jc w:val="left"/>
-            </w:pPr>
-            <w:r>
-              <w:rPr>
-                <w:rFonts w:ascii="Arial" w:cs="Arial" w:eastAsia="Arial" w:hAnsi="Arial"/>
-                <w:b w:val="false"/>
-                <w:bCs w:val="false"/>
-                <w:i w:val="false"/>
-                <w:iCs w:val="false"/>
-                <w:caps w:val="false"/>
-                <w:color w:val="000000"/>
-                <w:sz w:val="16"/>
-                <w:szCs w:val="16"/>
-              </w:rPr>
-              <w:t xml:space="preserve">Yes, +€16,0m</w:t>
-            </w:r>
-          </w:p>
-        </w:tc>
-        <w:tc>
-          <w:tcPr>
-            <w:tcW w:type="dxa" w:w="1900"/>
-            <w:tcMar>
-              <w:top w:type="dxa" w:w="50"/>
-              <w:left w:type="dxa" w:w="80"/>
-              <w:bottom w:type="dxa" w:w="30"/>
-              <w:right w:type="dxa" w:w="80"/>
-            </w:tcMar>
-            <w:vAlign w:val="top"/>
-          </w:tcPr>
-          <w:p>
-            <w:pPr>
-              <w:spacing w:after="20" w:line="228" w:lineRule="auto"/>
-              <w:jc w:val="left"/>
-            </w:pPr>
-            <w:r>
-              <w:rPr>
-                <w:rFonts w:ascii="Arial" w:cs="Arial" w:eastAsia="Arial" w:hAnsi="Arial"/>
-                <w:b w:val="false"/>
-                <w:bCs w:val="false"/>
-                <w:i w:val="false"/>
-                <w:iCs w:val="false"/>
-                <w:caps w:val="false"/>
-                <w:color w:val="000000"/>
-                <w:sz w:val="16"/>
-                <w:szCs w:val="16"/>
-              </w:rPr>
-              <w:t xml:space="preserve">Court process</w:t>
-            </w:r>
-          </w:p>
-        </w:tc>
-        <w:tc>
-          <w:tcPr>
-            <w:tcW w:type="dxa" w:w="1726"/>
             <w:tcMar>
               <w:top w:type="dxa" w:w="50"/>
               <w:left w:type="dxa" w:w="80"/>
@@ -1062,109 +1386,109 @@
                 <w:sz w:val="16"/>
                 <w:szCs w:val="16"/>
               </w:rPr>
-              <w:t xml:space="preserve">1B</w:t>
-            </w:r>
-          </w:p>
-        </w:tc>
-        <w:tc>
-          <w:tcPr>
-            <w:tcW w:type="dxa" w:w="3050"/>
-            <w:tcMar>
-              <w:top w:type="dxa" w:w="50"/>
-              <w:left w:type="dxa" w:w="80"/>
-              <w:bottom w:type="dxa" w:w="30"/>
-              <w:right w:type="dxa" w:w="80"/>
-            </w:tcMar>
-            <w:vAlign w:val="top"/>
-          </w:tcPr>
-          <w:p>
-            <w:pPr>
-              <w:spacing w:after="20" w:line="228" w:lineRule="auto"/>
-              <w:jc w:val="left"/>
-            </w:pPr>
-            <w:r>
-              <w:rPr>
-                <w:rFonts w:ascii="Arial" w:cs="Arial" w:eastAsia="Arial" w:hAnsi="Arial"/>
-                <w:b w:val="false"/>
-                <w:bCs w:val="false"/>
-                <w:i w:val="false"/>
-                <w:iCs w:val="false"/>
-                <w:caps w:val="false"/>
-                <w:color w:val="000000"/>
-                <w:sz w:val="16"/>
-                <w:szCs w:val="16"/>
-              </w:rPr>
-              <w:t xml:space="preserve">Redeemable preference, discretionary dividend</w:t>
+              <w:t xml:space="preserve">2</w:t>
+            </w:r>
+          </w:p>
+        </w:tc>
+        <w:tc>
+          <w:tcPr>
+            <w:tcW w:type="dxa" w:w="3100"/>
+            <w:tcMar>
+              <w:top w:type="dxa" w:w="50"/>
+              <w:left w:type="dxa" w:w="80"/>
+              <w:bottom w:type="dxa" w:w="30"/>
+              <w:right w:type="dxa" w:w="80"/>
+            </w:tcMar>
+            <w:vAlign w:val="top"/>
+          </w:tcPr>
+          <w:p>
+            <w:pPr>
+              <w:spacing w:after="20" w:line="228" w:lineRule="auto"/>
+              <w:jc w:val="left"/>
+            </w:pPr>
+            <w:r>
+              <w:rPr>
+                <w:rFonts w:ascii="Arial" w:cs="Arial" w:eastAsia="Arial" w:hAnsi="Arial"/>
+                <w:b w:val="false"/>
+                <w:bCs w:val="false"/>
+                <w:i w:val="false"/>
+                <w:iCs w:val="false"/>
+                <w:caps w:val="false"/>
+                <w:color w:val="000000"/>
+                <w:sz w:val="16"/>
+                <w:szCs w:val="16"/>
+              </w:rPr>
+              <w:t xml:space="preserve">Cyprus holding company subscribing equity</w:t>
+            </w:r>
+          </w:p>
+        </w:tc>
+        <w:tc>
+          <w:tcPr>
+            <w:tcW w:type="dxa" w:w="1800"/>
+            <w:tcMar>
+              <w:top w:type="dxa" w:w="50"/>
+              <w:left w:type="dxa" w:w="80"/>
+              <w:bottom w:type="dxa" w:w="30"/>
+              <w:right w:type="dxa" w:w="80"/>
+            </w:tcMar>
+            <w:vAlign w:val="top"/>
+          </w:tcPr>
+          <w:p>
+            <w:pPr>
+              <w:spacing w:after="20" w:line="228" w:lineRule="auto"/>
+              <w:jc w:val="left"/>
+            </w:pPr>
+            <w:r>
+              <w:rPr>
+                <w:rFonts w:ascii="Arial" w:cs="Arial" w:eastAsia="Arial" w:hAnsi="Arial"/>
+                <w:b w:val="false"/>
+                <w:bCs w:val="false"/>
+                <w:i w:val="false"/>
+                <w:iCs w:val="false"/>
+                <w:caps w:val="false"/>
+                <w:color w:val="000000"/>
+                <w:sz w:val="16"/>
+                <w:szCs w:val="16"/>
+              </w:rPr>
+              <w:t xml:space="preserve">Yes, +€16,0m</w:t>
+            </w:r>
+          </w:p>
+        </w:tc>
+        <w:tc>
+          <w:tcPr>
+            <w:tcW w:type="dxa" w:w="1950"/>
+            <w:tcMar>
+              <w:top w:type="dxa" w:w="50"/>
+              <w:left w:type="dxa" w:w="80"/>
+              <w:bottom w:type="dxa" w:w="30"/>
+              <w:right w:type="dxa" w:w="80"/>
+            </w:tcMar>
+            <w:vAlign w:val="top"/>
+          </w:tcPr>
+          <w:p>
+            <w:pPr>
+              <w:spacing w:after="20" w:line="228" w:lineRule="auto"/>
+              <w:jc w:val="left"/>
+            </w:pPr>
+            <w:r>
+              <w:rPr>
+                <w:rFonts w:ascii="Arial" w:cs="Arial" w:eastAsia="Arial" w:hAnsi="Arial"/>
+                <w:b w:val="false"/>
+                <w:bCs w:val="false"/>
+                <w:i w:val="false"/>
+                <w:iCs w:val="false"/>
+                <w:caps w:val="false"/>
+                <w:color w:val="000000"/>
+                <w:sz w:val="16"/>
+                <w:szCs w:val="16"/>
+              </w:rPr>
+              <w:t xml:space="preserve">Court process</w:t>
             </w:r>
           </w:p>
         </w:tc>
         <w:tc>
           <w:tcPr>
             <w:tcW w:type="dxa" w:w="1750"/>
-            <w:tcMar>
-              <w:top w:type="dxa" w:w="50"/>
-              <w:left w:type="dxa" w:w="80"/>
-              <w:bottom w:type="dxa" w:w="30"/>
-              <w:right w:type="dxa" w:w="80"/>
-            </w:tcMar>
-            <w:vAlign w:val="top"/>
-          </w:tcPr>
-          <w:p>
-            <w:pPr>
-              <w:spacing w:after="20" w:line="228" w:lineRule="auto"/>
-              <w:jc w:val="left"/>
-            </w:pPr>
-            <w:r>
-              <w:rPr>
-                <w:rFonts w:ascii="Arial" w:cs="Arial" w:eastAsia="Arial" w:hAnsi="Arial"/>
-                <w:b w:val="false"/>
-                <w:bCs w:val="false"/>
-                <w:i w:val="false"/>
-                <w:iCs w:val="false"/>
-                <w:caps w:val="false"/>
-                <w:color w:val="000000"/>
-                <w:sz w:val="16"/>
-                <w:szCs w:val="16"/>
-              </w:rPr>
-              <w:t xml:space="preserve">Yes, +€16,0m</w:t>
-            </w:r>
-          </w:p>
-        </w:tc>
-        <w:tc>
-          <w:tcPr>
-            <w:tcW w:type="dxa" w:w="1900"/>
-            <w:tcMar>
-              <w:top w:type="dxa" w:w="50"/>
-              <w:left w:type="dxa" w:w="80"/>
-              <w:bottom w:type="dxa" w:w="30"/>
-              <w:right w:type="dxa" w:w="80"/>
-            </w:tcMar>
-            <w:vAlign w:val="top"/>
-          </w:tcPr>
-          <w:p>
-            <w:pPr>
-              <w:spacing w:after="20" w:line="228" w:lineRule="auto"/>
-              <w:jc w:val="left"/>
-            </w:pPr>
-            <w:r>
-              <w:rPr>
-                <w:rFonts w:ascii="Arial" w:cs="Arial" w:eastAsia="Arial" w:hAnsi="Arial"/>
-                <w:b w:val="false"/>
-                <w:bCs w:val="false"/>
-                <w:i w:val="false"/>
-                <w:iCs w:val="false"/>
-                <w:caps w:val="false"/>
-                <w:color w:val="000000"/>
-                <w:sz w:val="16"/>
-                <w:szCs w:val="16"/>
-              </w:rPr>
-              <w:t xml:space="preserve">After profits arise</w:t>
-            </w:r>
-          </w:p>
-        </w:tc>
-        <w:tc>
-          <w:tcPr>
-            <w:tcW w:type="dxa" w:w="1726"/>
             <w:tcMar>
               <w:top w:type="dxa" w:w="50"/>
               <w:left w:type="dxa" w:w="80"/>
@@ -1224,433 +1548,109 @@
                 <w:sz w:val="16"/>
                 <w:szCs w:val="16"/>
               </w:rPr>
-              <w:t xml:space="preserve">1C</w:t>
-            </w:r>
-          </w:p>
-        </w:tc>
-        <w:tc>
-          <w:tcPr>
-            <w:tcW w:type="dxa" w:w="3050"/>
-            <w:tcMar>
-              <w:top w:type="dxa" w:w="50"/>
-              <w:left w:type="dxa" w:w="80"/>
-              <w:bottom w:type="dxa" w:w="30"/>
-              <w:right w:type="dxa" w:w="80"/>
-            </w:tcMar>
-            <w:vAlign w:val="top"/>
-          </w:tcPr>
-          <w:p>
-            <w:pPr>
-              <w:spacing w:after="20" w:line="228" w:lineRule="auto"/>
-              <w:jc w:val="left"/>
-            </w:pPr>
-            <w:r>
-              <w:rPr>
-                <w:rFonts w:ascii="Arial" w:cs="Arial" w:eastAsia="Arial" w:hAnsi="Arial"/>
-                <w:b w:val="false"/>
-                <w:bCs w:val="false"/>
-                <w:i w:val="false"/>
-                <w:iCs w:val="false"/>
-                <w:caps w:val="false"/>
-                <w:color w:val="000000"/>
-                <w:sz w:val="16"/>
-                <w:szCs w:val="16"/>
-              </w:rPr>
-              <w:t xml:space="preserve">Preference with fixed 8% entitlement</w:t>
+              <w:t xml:space="preserve">3</w:t>
+            </w:r>
+          </w:p>
+        </w:tc>
+        <w:tc>
+          <w:tcPr>
+            <w:tcW w:type="dxa" w:w="3100"/>
+            <w:tcMar>
+              <w:top w:type="dxa" w:w="50"/>
+              <w:left w:type="dxa" w:w="80"/>
+              <w:bottom w:type="dxa" w:w="30"/>
+              <w:right w:type="dxa" w:w="80"/>
+            </w:tcMar>
+            <w:vAlign w:val="top"/>
+          </w:tcPr>
+          <w:p>
+            <w:pPr>
+              <w:spacing w:after="20" w:line="228" w:lineRule="auto"/>
+              <w:jc w:val="left"/>
+            </w:pPr>
+            <w:r>
+              <w:rPr>
+                <w:rFonts w:ascii="Arial" w:cs="Arial" w:eastAsia="Arial" w:hAnsi="Arial"/>
+                <w:b w:val="false"/>
+                <w:bCs w:val="false"/>
+                <w:i w:val="false"/>
+                <w:iCs w:val="false"/>
+                <w:caps w:val="false"/>
+                <w:color w:val="000000"/>
+                <w:sz w:val="16"/>
+                <w:szCs w:val="16"/>
+              </w:rPr>
+              <w:t xml:space="preserve">Cyprus finance company lending at arm’s length</w:t>
+            </w:r>
+          </w:p>
+        </w:tc>
+        <w:tc>
+          <w:tcPr>
+            <w:tcW w:type="dxa" w:w="1800"/>
+            <w:tcMar>
+              <w:top w:type="dxa" w:w="50"/>
+              <w:left w:type="dxa" w:w="80"/>
+              <w:bottom w:type="dxa" w:w="30"/>
+              <w:right w:type="dxa" w:w="80"/>
+            </w:tcMar>
+            <w:vAlign w:val="top"/>
+          </w:tcPr>
+          <w:p>
+            <w:pPr>
+              <w:spacing w:after="20" w:line="228" w:lineRule="auto"/>
+              <w:jc w:val="left"/>
+            </w:pPr>
+            <w:r>
+              <w:rPr>
+                <w:rFonts w:ascii="Arial" w:cs="Arial" w:eastAsia="Arial" w:hAnsi="Arial"/>
+                <w:b w:val="false"/>
+                <w:bCs w:val="false"/>
+                <w:i w:val="false"/>
+                <w:iCs w:val="false"/>
+                <w:caps w:val="false"/>
+                <w:color w:val="000000"/>
+                <w:sz w:val="16"/>
+                <w:szCs w:val="16"/>
+              </w:rPr>
+              <w:t xml:space="preserve">No</w:t>
+            </w:r>
+          </w:p>
+        </w:tc>
+        <w:tc>
+          <w:tcPr>
+            <w:tcW w:type="dxa" w:w="1950"/>
+            <w:tcMar>
+              <w:top w:type="dxa" w:w="50"/>
+              <w:left w:type="dxa" w:w="80"/>
+              <w:bottom w:type="dxa" w:w="30"/>
+              <w:right w:type="dxa" w:w="80"/>
+            </w:tcMar>
+            <w:vAlign w:val="top"/>
+          </w:tcPr>
+          <w:p>
+            <w:pPr>
+              <w:spacing w:after="20" w:line="228" w:lineRule="auto"/>
+              <w:jc w:val="left"/>
+            </w:pPr>
+            <w:r>
+              <w:rPr>
+                <w:rFonts w:ascii="Arial" w:cs="Arial" w:eastAsia="Arial" w:hAnsi="Arial"/>
+                <w:b w:val="false"/>
+                <w:bCs w:val="false"/>
+                <w:i w:val="false"/>
+                <w:iCs w:val="false"/>
+                <w:caps w:val="false"/>
+                <w:color w:val="000000"/>
+                <w:sz w:val="16"/>
+                <w:szCs w:val="16"/>
+              </w:rPr>
+              <w:t xml:space="preserve">At any time</w:t>
             </w:r>
           </w:p>
         </w:tc>
         <w:tc>
           <w:tcPr>
             <w:tcW w:type="dxa" w:w="1750"/>
-            <w:tcMar>
-              <w:top w:type="dxa" w:w="50"/>
-              <w:left w:type="dxa" w:w="80"/>
-              <w:bottom w:type="dxa" w:w="30"/>
-              <w:right w:type="dxa" w:w="80"/>
-            </w:tcMar>
-            <w:vAlign w:val="top"/>
-          </w:tcPr>
-          <w:p>
-            <w:pPr>
-              <w:spacing w:after="20" w:line="228" w:lineRule="auto"/>
-              <w:jc w:val="left"/>
-            </w:pPr>
-            <w:r>
-              <w:rPr>
-                <w:rFonts w:ascii="Arial" w:cs="Arial" w:eastAsia="Arial" w:hAnsi="Arial"/>
-                <w:b w:val="false"/>
-                <w:bCs w:val="false"/>
-                <w:i w:val="false"/>
-                <w:iCs w:val="false"/>
-                <w:caps w:val="false"/>
-                <w:color w:val="000000"/>
-                <w:sz w:val="16"/>
-                <w:szCs w:val="16"/>
-              </w:rPr>
-              <w:t xml:space="preserve">No - liability</w:t>
-            </w:r>
-          </w:p>
-        </w:tc>
-        <w:tc>
-          <w:tcPr>
-            <w:tcW w:type="dxa" w:w="1900"/>
-            <w:tcMar>
-              <w:top w:type="dxa" w:w="50"/>
-              <w:left w:type="dxa" w:w="80"/>
-              <w:bottom w:type="dxa" w:w="30"/>
-              <w:right w:type="dxa" w:w="80"/>
-            </w:tcMar>
-            <w:vAlign w:val="top"/>
-          </w:tcPr>
-          <w:p>
-            <w:pPr>
-              <w:spacing w:after="20" w:line="228" w:lineRule="auto"/>
-              <w:jc w:val="left"/>
-            </w:pPr>
-            <w:r>
-              <w:rPr>
-                <w:rFonts w:ascii="Arial" w:cs="Arial" w:eastAsia="Arial" w:hAnsi="Arial"/>
-                <w:b w:val="false"/>
-                <w:bCs w:val="false"/>
-                <w:i w:val="false"/>
-                <w:iCs w:val="false"/>
-                <w:caps w:val="false"/>
-                <w:color w:val="000000"/>
-                <w:sz w:val="16"/>
-                <w:szCs w:val="16"/>
-              </w:rPr>
-              <w:t xml:space="preserve">After profits arise</w:t>
-            </w:r>
-          </w:p>
-        </w:tc>
-        <w:tc>
-          <w:tcPr>
-            <w:tcW w:type="dxa" w:w="1726"/>
-            <w:tcMar>
-              <w:top w:type="dxa" w:w="50"/>
-              <w:left w:type="dxa" w:w="80"/>
-              <w:bottom w:type="dxa" w:w="30"/>
-              <w:right w:type="dxa" w:w="80"/>
-            </w:tcMar>
-            <w:vAlign w:val="top"/>
-          </w:tcPr>
-          <w:p>
-            <w:pPr>
-              <w:spacing w:after="20" w:line="228" w:lineRule="auto"/>
-              <w:jc w:val="right"/>
-            </w:pPr>
-            <w:r>
-              <w:rPr>
-                <w:rFonts w:ascii="Arial" w:cs="Arial" w:eastAsia="Arial" w:hAnsi="Arial"/>
-                <w:b w:val="false"/>
-                <w:bCs w:val="false"/>
-                <w:i w:val="false"/>
-                <w:iCs w:val="false"/>
-                <w:caps w:val="false"/>
-                <w:color w:val="000000"/>
-                <w:sz w:val="16"/>
-                <w:szCs w:val="16"/>
-              </w:rPr>
-              <w:t xml:space="preserve">Nil</w:t>
-            </w:r>
-          </w:p>
-        </w:tc>
-      </w:tr>
-      <w:tr>
-        <w:tc>
-          <w:tcPr>
-            <w:tcW w:type="dxa" w:w="1150"/>
-            <w:tcMar>
-              <w:top w:type="dxa" w:w="50"/>
-              <w:left w:type="dxa" w:w="80"/>
-              <w:bottom w:type="dxa" w:w="30"/>
-              <w:right w:type="dxa" w:w="80"/>
-            </w:tcMar>
-            <w:vAlign w:val="top"/>
-          </w:tcPr>
-          <w:p>
-            <w:pPr>
-              <w:spacing w:after="20" w:line="228" w:lineRule="auto"/>
-              <w:jc w:val="left"/>
-            </w:pPr>
-            <w:r>
-              <w:rPr>
-                <w:rFonts w:ascii="Arial" w:cs="Arial" w:eastAsia="Arial" w:hAnsi="Arial"/>
-                <w:b/>
-                <w:bCs/>
-                <w:i w:val="false"/>
-                <w:iCs w:val="false"/>
-                <w:caps w:val="false"/>
-                <w:color w:val="000000"/>
-                <w:sz w:val="16"/>
-                <w:szCs w:val="16"/>
-              </w:rPr>
-              <w:t xml:space="preserve">2</w:t>
-            </w:r>
-          </w:p>
-        </w:tc>
-        <w:tc>
-          <w:tcPr>
-            <w:tcW w:type="dxa" w:w="3050"/>
-            <w:tcMar>
-              <w:top w:type="dxa" w:w="50"/>
-              <w:left w:type="dxa" w:w="80"/>
-              <w:bottom w:type="dxa" w:w="30"/>
-              <w:right w:type="dxa" w:w="80"/>
-            </w:tcMar>
-            <w:vAlign w:val="top"/>
-          </w:tcPr>
-          <w:p>
-            <w:pPr>
-              <w:spacing w:after="20" w:line="228" w:lineRule="auto"/>
-              <w:jc w:val="left"/>
-            </w:pPr>
-            <w:r>
-              <w:rPr>
-                <w:rFonts w:ascii="Arial" w:cs="Arial" w:eastAsia="Arial" w:hAnsi="Arial"/>
-                <w:b w:val="false"/>
-                <w:bCs w:val="false"/>
-                <w:i w:val="false"/>
-                <w:iCs w:val="false"/>
-                <w:caps w:val="false"/>
-                <w:color w:val="000000"/>
-                <w:sz w:val="16"/>
-                <w:szCs w:val="16"/>
-              </w:rPr>
-              <w:t xml:space="preserve">Cyprus holding company subscribing equity</w:t>
-            </w:r>
-          </w:p>
-        </w:tc>
-        <w:tc>
-          <w:tcPr>
-            <w:tcW w:type="dxa" w:w="1750"/>
-            <w:tcMar>
-              <w:top w:type="dxa" w:w="50"/>
-              <w:left w:type="dxa" w:w="80"/>
-              <w:bottom w:type="dxa" w:w="30"/>
-              <w:right w:type="dxa" w:w="80"/>
-            </w:tcMar>
-            <w:vAlign w:val="top"/>
-          </w:tcPr>
-          <w:p>
-            <w:pPr>
-              <w:spacing w:after="20" w:line="228" w:lineRule="auto"/>
-              <w:jc w:val="left"/>
-            </w:pPr>
-            <w:r>
-              <w:rPr>
-                <w:rFonts w:ascii="Arial" w:cs="Arial" w:eastAsia="Arial" w:hAnsi="Arial"/>
-                <w:b w:val="false"/>
-                <w:bCs w:val="false"/>
-                <w:i w:val="false"/>
-                <w:iCs w:val="false"/>
-                <w:caps w:val="false"/>
-                <w:color w:val="000000"/>
-                <w:sz w:val="16"/>
-                <w:szCs w:val="16"/>
-              </w:rPr>
-              <w:t xml:space="preserve">Yes, +€16,0m</w:t>
-            </w:r>
-          </w:p>
-        </w:tc>
-        <w:tc>
-          <w:tcPr>
-            <w:tcW w:type="dxa" w:w="1900"/>
-            <w:tcMar>
-              <w:top w:type="dxa" w:w="50"/>
-              <w:left w:type="dxa" w:w="80"/>
-              <w:bottom w:type="dxa" w:w="30"/>
-              <w:right w:type="dxa" w:w="80"/>
-            </w:tcMar>
-            <w:vAlign w:val="top"/>
-          </w:tcPr>
-          <w:p>
-            <w:pPr>
-              <w:spacing w:after="20" w:line="228" w:lineRule="auto"/>
-              <w:jc w:val="left"/>
-            </w:pPr>
-            <w:r>
-              <w:rPr>
-                <w:rFonts w:ascii="Arial" w:cs="Arial" w:eastAsia="Arial" w:hAnsi="Arial"/>
-                <w:b w:val="false"/>
-                <w:bCs w:val="false"/>
-                <w:i w:val="false"/>
-                <w:iCs w:val="false"/>
-                <w:caps w:val="false"/>
-                <w:color w:val="000000"/>
-                <w:sz w:val="16"/>
-                <w:szCs w:val="16"/>
-              </w:rPr>
-              <w:t xml:space="preserve">Court process</w:t>
-            </w:r>
-          </w:p>
-        </w:tc>
-        <w:tc>
-          <w:tcPr>
-            <w:tcW w:type="dxa" w:w="1726"/>
-            <w:tcMar>
-              <w:top w:type="dxa" w:w="50"/>
-              <w:left w:type="dxa" w:w="80"/>
-              <w:bottom w:type="dxa" w:w="30"/>
-              <w:right w:type="dxa" w:w="80"/>
-            </w:tcMar>
-            <w:vAlign w:val="top"/>
-          </w:tcPr>
-          <w:p>
-            <w:pPr>
-              <w:spacing w:after="20" w:line="228" w:lineRule="auto"/>
-              <w:jc w:val="right"/>
-            </w:pPr>
-            <w:r>
-              <w:rPr>
-                <w:rFonts w:ascii="Arial" w:cs="Arial" w:eastAsia="Arial" w:hAnsi="Arial"/>
-                <w:b w:val="false"/>
-                <w:bCs w:val="false"/>
-                <w:i w:val="false"/>
-                <w:iCs w:val="false"/>
-                <w:caps w:val="false"/>
-                <w:color w:val="000000"/>
-                <w:sz w:val="16"/>
-                <w:szCs w:val="16"/>
-              </w:rPr>
-              <w:t xml:space="preserve">Nil</w:t>
-            </w:r>
-          </w:p>
-        </w:tc>
-      </w:tr>
-      <w:tr>
-        <w:tc>
-          <w:tcPr>
-            <w:tcW w:type="dxa" w:w="1150"/>
-            <w:tcMar>
-              <w:top w:type="dxa" w:w="50"/>
-              <w:left w:type="dxa" w:w="80"/>
-              <w:bottom w:type="dxa" w:w="30"/>
-              <w:right w:type="dxa" w:w="80"/>
-            </w:tcMar>
-            <w:vAlign w:val="top"/>
-          </w:tcPr>
-          <w:p>
-            <w:pPr>
-              <w:spacing w:after="20" w:line="228" w:lineRule="auto"/>
-              <w:jc w:val="left"/>
-            </w:pPr>
-            <w:r>
-              <w:rPr>
-                <w:rFonts w:ascii="Arial" w:cs="Arial" w:eastAsia="Arial" w:hAnsi="Arial"/>
-                <w:b/>
-                <w:bCs/>
-                <w:i w:val="false"/>
-                <w:iCs w:val="false"/>
-                <w:caps w:val="false"/>
-                <w:color w:val="000000"/>
-                <w:sz w:val="16"/>
-                <w:szCs w:val="16"/>
-              </w:rPr>
-              <w:t xml:space="preserve">3</w:t>
-            </w:r>
-          </w:p>
-        </w:tc>
-        <w:tc>
-          <w:tcPr>
-            <w:tcW w:type="dxa" w:w="3050"/>
-            <w:tcMar>
-              <w:top w:type="dxa" w:w="50"/>
-              <w:left w:type="dxa" w:w="80"/>
-              <w:bottom w:type="dxa" w:w="30"/>
-              <w:right w:type="dxa" w:w="80"/>
-            </w:tcMar>
-            <w:vAlign w:val="top"/>
-          </w:tcPr>
-          <w:p>
-            <w:pPr>
-              <w:spacing w:after="20" w:line="228" w:lineRule="auto"/>
-              <w:jc w:val="left"/>
-            </w:pPr>
-            <w:r>
-              <w:rPr>
-                <w:rFonts w:ascii="Arial" w:cs="Arial" w:eastAsia="Arial" w:hAnsi="Arial"/>
-                <w:b w:val="false"/>
-                <w:bCs w:val="false"/>
-                <w:i w:val="false"/>
-                <w:iCs w:val="false"/>
-                <w:caps w:val="false"/>
-                <w:color w:val="000000"/>
-                <w:sz w:val="16"/>
-                <w:szCs w:val="16"/>
-              </w:rPr>
-              <w:t xml:space="preserve">Cyprus finance company lending at arm’s length</w:t>
-            </w:r>
-          </w:p>
-        </w:tc>
-        <w:tc>
-          <w:tcPr>
-            <w:tcW w:type="dxa" w:w="1750"/>
-            <w:tcMar>
-              <w:top w:type="dxa" w:w="50"/>
-              <w:left w:type="dxa" w:w="80"/>
-              <w:bottom w:type="dxa" w:w="30"/>
-              <w:right w:type="dxa" w:w="80"/>
-            </w:tcMar>
-            <w:vAlign w:val="top"/>
-          </w:tcPr>
-          <w:p>
-            <w:pPr>
-              <w:spacing w:after="20" w:line="228" w:lineRule="auto"/>
-              <w:jc w:val="left"/>
-            </w:pPr>
-            <w:r>
-              <w:rPr>
-                <w:rFonts w:ascii="Arial" w:cs="Arial" w:eastAsia="Arial" w:hAnsi="Arial"/>
-                <w:b w:val="false"/>
-                <w:bCs w:val="false"/>
-                <w:i w:val="false"/>
-                <w:iCs w:val="false"/>
-                <w:caps w:val="false"/>
-                <w:color w:val="000000"/>
-                <w:sz w:val="16"/>
-                <w:szCs w:val="16"/>
-              </w:rPr>
-              <w:t xml:space="preserve">No</w:t>
-            </w:r>
-          </w:p>
-        </w:tc>
-        <w:tc>
-          <w:tcPr>
-            <w:tcW w:type="dxa" w:w="1900"/>
-            <w:tcMar>
-              <w:top w:type="dxa" w:w="50"/>
-              <w:left w:type="dxa" w:w="80"/>
-              <w:bottom w:type="dxa" w:w="30"/>
-              <w:right w:type="dxa" w:w="80"/>
-            </w:tcMar>
-            <w:vAlign w:val="top"/>
-          </w:tcPr>
-          <w:p>
-            <w:pPr>
-              <w:spacing w:after="20" w:line="228" w:lineRule="auto"/>
-              <w:jc w:val="left"/>
-            </w:pPr>
-            <w:r>
-              <w:rPr>
-                <w:rFonts w:ascii="Arial" w:cs="Arial" w:eastAsia="Arial" w:hAnsi="Arial"/>
-                <w:b w:val="false"/>
-                <w:bCs w:val="false"/>
-                <w:i w:val="false"/>
-                <w:iCs w:val="false"/>
-                <w:caps w:val="false"/>
-                <w:color w:val="000000"/>
-                <w:sz w:val="16"/>
-                <w:szCs w:val="16"/>
-              </w:rPr>
-              <w:t xml:space="preserve">At any time</w:t>
-            </w:r>
-          </w:p>
-        </w:tc>
-        <w:tc>
-          <w:tcPr>
-            <w:tcW w:type="dxa" w:w="1726"/>
             <w:tcMar>
               <w:top w:type="dxa" w:w="50"/>
               <w:left w:type="dxa" w:w="80"/>
@@ -1782,7 +1782,7 @@
           <w:sz w:val="18"/>
           <w:szCs w:val="18"/>
         </w:rPr>
-        <w:t xml:space="preserve">Structure 3, subject to the conditions on page 7: an arm’s length rate supported by a new transfer pricing study, consistent capitalisation of borrowing costs, Cyprus substance in the finance company, and evidenced source and sequence of funds. It is the only structure with a measurable tax benefit and the only one under which principal can be repaid and redeployed without a court application or distributable profits. It does not restore the balance sheet and does not place Starter Point on the register; if those objectives govern, structure 1A is the appropriate choice, and no tax benefit is foregone by selecting it.</w:t>
+        <w:t xml:space="preserve">Structure 3, subject to the conditions on pages 6 and 7: an arm’s length rate supported by a new transfer pricing study, consistent capitalisation of borrowing costs, Cyprus substance in the finance company, and evidenced source and sequence of funds. It is the only structure with a measurable tax benefit and the only one under which principal can be repaid and redeployed without a court application or distributable profits. It does not restore the balance sheet and does not place Starter Point on the register; if those objectives govern, structure 1A is the appropriate choice, and no tax benefit is foregone by selecting it.</w:t>
       </w:r>
     </w:p>
     <w:p>
@@ -1812,25 +1812,6 @@
     </w:p>
     <w:p>
       <w:pPr>
-        <w:spacing w:after="30"/>
-      </w:pPr>
-      <w:r>
-        <w:rPr>
-          <w:rFonts w:ascii="Arial" w:cs="Arial" w:eastAsia="Arial" w:hAnsi="Arial"/>
-          <w:b/>
-          <w:bCs/>
-          <w:i w:val="false"/>
-          <w:iCs w:val="false"/>
-          <w:caps w:val="false"/>
-          <w:color w:val="000000"/>
-          <w:sz w:val="27"/>
-          <w:szCs w:val="27"/>
-        </w:rPr>
-        <w:t xml:space="preserve">Ordinary shares issued at a premium</w:t>
-      </w:r>
-    </w:p>
-    <w:p>
-      <w:pPr>
         <w:pBdr>
           <w:bottom w:val="single" w:color="000000" w:sz="6" w:space="4"/>
         </w:pBdr>
@@ -1839,16 +1820,16 @@
       <w:r>
         <w:rPr>
           <w:rFonts w:ascii="Arial" w:cs="Arial" w:eastAsia="Arial" w:hAnsi="Arial"/>
-          <w:b w:val="false"/>
-          <w:bCs w:val="false"/>
-          <w:i/>
-          <w:iCs/>
-          <w:caps w:val="false"/>
-          <w:color w:val="595959"/>
-          <w:sz w:val="19"/>
-          <w:szCs w:val="19"/>
-        </w:rPr>
-        <w:t xml:space="preserve">Subscription for ordinary shares, restoring net assets and delivering the agreed shareholding structure</w:t>
+          <w:b/>
+          <w:bCs/>
+          <w:i w:val="false"/>
+          <w:iCs w:val="false"/>
+          <w:caps w:val="false"/>
+          <w:color w:val="000000"/>
+          <w:sz w:val="27"/>
+          <w:szCs w:val="27"/>
+        </w:rPr>
+        <w:t xml:space="preserve">Ordinary shares issued at a premium</w:t>
       </w:r>
     </w:p>
     <w:p>
@@ -1894,7 +1875,7 @@
     </w:p>
     <w:tbl>
       <w:tblPr>
-        <w:tblW w:type="dxa" w:w="9576"/>
+        <w:tblW w:type="dxa" w:w="9750"/>
         <w:tblBorders>
           <w:top w:val="single" w:color="000000" w:sz="8"/>
           <w:left w:val="none"/>
@@ -1905,11 +1886,11 @@
         </w:tblBorders>
       </w:tblPr>
       <w:tblGrid>
-        <w:gridCol w:w="2650"/>
-        <w:gridCol w:w="1500"/>
-        <w:gridCol w:w="1400"/>
-        <w:gridCol w:w="1700"/>
-        <w:gridCol w:w="2326"/>
+        <w:gridCol w:w="2700"/>
+        <w:gridCol w:w="1530"/>
+        <w:gridCol w:w="1430"/>
+        <w:gridCol w:w="1730"/>
+        <w:gridCol w:w="2360"/>
       </w:tblGrid>
       <w:tr>
         <w:trPr>
@@ -1917,7 +1898,7 @@
         </w:trPr>
         <w:tc>
           <w:tcPr>
-            <w:tcW w:type="dxa" w:w="2650"/>
+            <w:tcW w:type="dxa" w:w="2700"/>
             <w:shd w:fill="F2F2F2" w:val="clear"/>
             <w:tcMar>
               <w:top w:type="dxa" w:w="50"/>
@@ -1950,7 +1931,7 @@
         </w:tc>
         <w:tc>
           <w:tcPr>
-            <w:tcW w:type="dxa" w:w="1500"/>
+            <w:tcW w:type="dxa" w:w="1530"/>
             <w:shd w:fill="F2F2F2" w:val="clear"/>
             <w:tcMar>
               <w:top w:type="dxa" w:w="50"/>
@@ -1983,7 +1964,7 @@
         </w:tc>
         <w:tc>
           <w:tcPr>
-            <w:tcW w:type="dxa" w:w="1400"/>
+            <w:tcW w:type="dxa" w:w="1430"/>
             <w:shd w:fill="F2F2F2" w:val="clear"/>
             <w:tcMar>
               <w:top w:type="dxa" w:w="50"/>
@@ -2016,7 +1997,7 @@
         </w:tc>
         <w:tc>
           <w:tcPr>
-            <w:tcW w:type="dxa" w:w="1700"/>
+            <w:tcW w:type="dxa" w:w="1730"/>
             <w:shd w:fill="F2F2F2" w:val="clear"/>
             <w:tcMar>
               <w:top w:type="dxa" w:w="50"/>
@@ -2049,7 +2030,7 @@
         </w:tc>
         <w:tc>
           <w:tcPr>
-            <w:tcW w:type="dxa" w:w="2326"/>
+            <w:tcW w:type="dxa" w:w="2360"/>
             <w:shd w:fill="F2F2F2" w:val="clear"/>
             <w:tcMar>
               <w:top w:type="dxa" w:w="50"/>
@@ -2084,7 +2065,7 @@
       <w:tr>
         <w:tc>
           <w:tcPr>
-            <w:tcW w:type="dxa" w:w="2650"/>
+            <w:tcW w:type="dxa" w:w="2700"/>
             <w:tcMar>
               <w:top w:type="dxa" w:w="50"/>
               <w:left w:type="dxa" w:w="80"/>
@@ -2116,7 +2097,7 @@
         </w:tc>
         <w:tc>
           <w:tcPr>
-            <w:tcW w:type="dxa" w:w="1500"/>
+            <w:tcW w:type="dxa" w:w="1530"/>
             <w:tcMar>
               <w:top w:type="dxa" w:w="50"/>
               <w:left w:type="dxa" w:w="80"/>
@@ -2148,7 +2129,7 @@
         </w:tc>
         <w:tc>
           <w:tcPr>
-            <w:tcW w:type="dxa" w:w="1400"/>
+            <w:tcW w:type="dxa" w:w="1430"/>
             <w:tcMar>
               <w:top w:type="dxa" w:w="50"/>
               <w:left w:type="dxa" w:w="80"/>
@@ -2180,7 +2161,7 @@
         </w:tc>
         <w:tc>
           <w:tcPr>
-            <w:tcW w:type="dxa" w:w="1700"/>
+            <w:tcW w:type="dxa" w:w="1730"/>
             <w:tcMar>
               <w:top w:type="dxa" w:w="50"/>
               <w:left w:type="dxa" w:w="80"/>
@@ -2212,7 +2193,7 @@
         </w:tc>
         <w:tc>
           <w:tcPr>
-            <w:tcW w:type="dxa" w:w="2326"/>
+            <w:tcW w:type="dxa" w:w="2360"/>
             <w:tcMar>
               <w:top w:type="dxa" w:w="50"/>
               <w:left w:type="dxa" w:w="80"/>
@@ -2246,7 +2227,7 @@
       <w:tr>
         <w:tc>
           <w:tcPr>
-            <w:tcW w:type="dxa" w:w="2650"/>
+            <w:tcW w:type="dxa" w:w="2700"/>
             <w:tcMar>
               <w:top w:type="dxa" w:w="50"/>
               <w:left w:type="dxa" w:w="80"/>
@@ -2278,7 +2259,7 @@
         </w:tc>
         <w:tc>
           <w:tcPr>
-            <w:tcW w:type="dxa" w:w="1500"/>
+            <w:tcW w:type="dxa" w:w="1530"/>
             <w:tcMar>
               <w:top w:type="dxa" w:w="50"/>
               <w:left w:type="dxa" w:w="80"/>
@@ -2310,7 +2291,7 @@
         </w:tc>
         <w:tc>
           <w:tcPr>
-            <w:tcW w:type="dxa" w:w="1400"/>
+            <w:tcW w:type="dxa" w:w="1430"/>
             <w:tcMar>
               <w:top w:type="dxa" w:w="50"/>
               <w:left w:type="dxa" w:w="80"/>
@@ -2342,7 +2323,7 @@
         </w:tc>
         <w:tc>
           <w:tcPr>
-            <w:tcW w:type="dxa" w:w="1700"/>
+            <w:tcW w:type="dxa" w:w="1730"/>
             <w:tcMar>
               <w:top w:type="dxa" w:w="50"/>
               <w:left w:type="dxa" w:w="80"/>
@@ -2374,7 +2355,7 @@
         </w:tc>
         <w:tc>
           <w:tcPr>
-            <w:tcW w:type="dxa" w:w="2326"/>
+            <w:tcW w:type="dxa" w:w="2360"/>
             <w:tcMar>
               <w:top w:type="dxa" w:w="50"/>
               <w:left w:type="dxa" w:w="80"/>
@@ -2408,7 +2389,7 @@
       <w:tr>
         <w:tc>
           <w:tcPr>
-            <w:tcW w:type="dxa" w:w="2650"/>
+            <w:tcW w:type="dxa" w:w="2700"/>
             <w:tcMar>
               <w:top w:type="dxa" w:w="50"/>
               <w:left w:type="dxa" w:w="80"/>
@@ -2440,7 +2421,7 @@
         </w:tc>
         <w:tc>
           <w:tcPr>
-            <w:tcW w:type="dxa" w:w="1500"/>
+            <w:tcW w:type="dxa" w:w="1530"/>
             <w:tcMar>
               <w:top w:type="dxa" w:w="50"/>
               <w:left w:type="dxa" w:w="80"/>
@@ -2472,7 +2453,7 @@
         </w:tc>
         <w:tc>
           <w:tcPr>
-            <w:tcW w:type="dxa" w:w="1400"/>
+            <w:tcW w:type="dxa" w:w="1430"/>
             <w:tcMar>
               <w:top w:type="dxa" w:w="50"/>
               <w:left w:type="dxa" w:w="80"/>
@@ -2504,7 +2485,7 @@
         </w:tc>
         <w:tc>
           <w:tcPr>
-            <w:tcW w:type="dxa" w:w="1700"/>
+            <w:tcW w:type="dxa" w:w="1730"/>
             <w:tcMar>
               <w:top w:type="dxa" w:w="50"/>
               <w:left w:type="dxa" w:w="80"/>
@@ -2536,7 +2517,7 @@
         </w:tc>
         <w:tc>
           <w:tcPr>
-            <w:tcW w:type="dxa" w:w="2326"/>
+            <w:tcW w:type="dxa" w:w="2360"/>
             <w:tcMar>
               <w:top w:type="dxa" w:w="50"/>
               <w:left w:type="dxa" w:w="80"/>
@@ -2570,7 +2551,7 @@
       <w:tr>
         <w:tc>
           <w:tcPr>
-            <w:tcW w:type="dxa" w:w="2650"/>
+            <w:tcW w:type="dxa" w:w="2700"/>
             <w:tcMar>
               <w:top w:type="dxa" w:w="50"/>
               <w:left w:type="dxa" w:w="80"/>
@@ -2602,7 +2583,7 @@
         </w:tc>
         <w:tc>
           <w:tcPr>
-            <w:tcW w:type="dxa" w:w="1500"/>
+            <w:tcW w:type="dxa" w:w="1530"/>
             <w:tcMar>
               <w:top w:type="dxa" w:w="50"/>
               <w:left w:type="dxa" w:w="80"/>
@@ -2634,7 +2615,7 @@
         </w:tc>
         <w:tc>
           <w:tcPr>
-            <w:tcW w:type="dxa" w:w="1400"/>
+            <w:tcW w:type="dxa" w:w="1430"/>
             <w:tcMar>
               <w:top w:type="dxa" w:w="50"/>
               <w:left w:type="dxa" w:w="80"/>
@@ -2666,7 +2647,7 @@
         </w:tc>
         <w:tc>
           <w:tcPr>
-            <w:tcW w:type="dxa" w:w="1700"/>
+            <w:tcW w:type="dxa" w:w="1730"/>
             <w:tcMar>
               <w:top w:type="dxa" w:w="50"/>
               <w:left w:type="dxa" w:w="80"/>
@@ -2698,7 +2679,7 @@
         </w:tc>
         <w:tc>
           <w:tcPr>
-            <w:tcW w:type="dxa" w:w="2326"/>
+            <w:tcW w:type="dxa" w:w="2360"/>
             <w:tcMar>
               <w:top w:type="dxa" w:w="50"/>
               <w:left w:type="dxa" w:w="80"/>
@@ -2773,7 +2754,7 @@
     </w:p>
     <w:tbl>
       <w:tblPr>
-        <w:tblW w:type="dxa" w:w="9576"/>
+        <w:tblW w:type="dxa" w:w="9750"/>
         <w:tblBorders>
           <w:top w:val="single" w:color="000000" w:sz="8"/>
           <w:left w:val="none"/>
@@ -2785,7 +2766,7 @@
       </w:tblPr>
       <w:tblGrid>
         <w:gridCol w:w="2350"/>
-        <w:gridCol w:w="7226"/>
+        <w:gridCol w:w="7400"/>
       </w:tblGrid>
       <w:tr>
         <w:tc>
@@ -2822,7 +2803,7 @@
         </w:tc>
         <w:tc>
           <w:tcPr>
-            <w:tcW w:type="dxa" w:w="7226"/>
+            <w:tcW w:type="dxa" w:w="7400"/>
             <w:tcMar>
               <w:top w:type="dxa" w:w="50"/>
               <w:left w:type="dxa" w:w="80"/>
@@ -2888,7 +2869,7 @@
         </w:tc>
         <w:tc>
           <w:tcPr>
-            <w:tcW w:type="dxa" w:w="7226"/>
+            <w:tcW w:type="dxa" w:w="7400"/>
             <w:tcMar>
               <w:top w:type="dxa" w:w="50"/>
               <w:left w:type="dxa" w:w="80"/>
@@ -2954,7 +2935,7 @@
         </w:tc>
         <w:tc>
           <w:tcPr>
-            <w:tcW w:type="dxa" w:w="7226"/>
+            <w:tcW w:type="dxa" w:w="7400"/>
             <w:tcMar>
               <w:top w:type="dxa" w:w="50"/>
               <w:left w:type="dxa" w:w="80"/>
@@ -3020,7 +3001,7 @@
         </w:tc>
         <w:tc>
           <w:tcPr>
-            <w:tcW w:type="dxa" w:w="7226"/>
+            <w:tcW w:type="dxa" w:w="7400"/>
             <w:tcMar>
               <w:top w:type="dxa" w:w="50"/>
               <w:left w:type="dxa" w:w="80"/>
@@ -3086,33 +3067,33 @@
         </w:tc>
         <w:tc>
           <w:tcPr>
-            <w:tcW w:type="dxa" w:w="7226"/>
-            <w:tcMar>
-              <w:top w:type="dxa" w:w="50"/>
-              <w:left w:type="dxa" w:w="80"/>
-              <w:bottom w:type="dxa" w:w="30"/>
-              <w:right w:type="dxa" w:w="80"/>
-            </w:tcMar>
-            <w:vAlign w:val="top"/>
-          </w:tcPr>
-          <w:p>
-            <w:pPr>
-              <w:spacing w:after="20" w:line="228" w:lineRule="auto"/>
-              <w:jc w:val="left"/>
-            </w:pPr>
-            <w:r>
-              <w:rPr>
-                <w:rFonts w:ascii="Arial" w:cs="Arial" w:eastAsia="Arial" w:hAnsi="Arial"/>
-                <w:b w:val="false"/>
-                <w:bCs w:val="false"/>
-                <w:i w:val="false"/>
-                <w:iCs w:val="false"/>
-                <w:caps w:val="false"/>
-                <w:color w:val="000000"/>
-                <w:sz w:val="16"/>
-                <w:szCs w:val="16"/>
-              </w:rPr>
-              <w:t xml:space="preserve">The bonus issue increases the minority holders’ combined 10% from a share of negative equity to approximately €1,6m of net assets, funded from the subscription premium. This is a direct consequence of the 80/10/5/5 objective rather than a defect of the structure. Because the bonus shares are paid up from share premium, and not from reserves available for distribution, the 2026 provision treating capitalisations of distributable reserves as dividends should not apply; this is to be confirmed before the resolutions are drafted.</w:t>
+            <w:tcW w:type="dxa" w:w="7400"/>
+            <w:tcMar>
+              <w:top w:type="dxa" w:w="50"/>
+              <w:left w:type="dxa" w:w="80"/>
+              <w:bottom w:type="dxa" w:w="30"/>
+              <w:right w:type="dxa" w:w="80"/>
+            </w:tcMar>
+            <w:vAlign w:val="top"/>
+          </w:tcPr>
+          <w:p>
+            <w:pPr>
+              <w:spacing w:after="20" w:line="228" w:lineRule="auto"/>
+              <w:jc w:val="left"/>
+            </w:pPr>
+            <w:r>
+              <w:rPr>
+                <w:rFonts w:ascii="Arial" w:cs="Arial" w:eastAsia="Arial" w:hAnsi="Arial"/>
+                <w:b w:val="false"/>
+                <w:bCs w:val="false"/>
+                <w:i w:val="false"/>
+                <w:iCs w:val="false"/>
+                <w:caps w:val="false"/>
+                <w:color w:val="000000"/>
+                <w:sz w:val="16"/>
+                <w:szCs w:val="16"/>
+              </w:rPr>
+              <w:t xml:space="preserve">The bonus issue increases the minority holders’ combined 10% from a share of negative equity to approximately €1,6m of net assets, funded from the subscription premium. This is the direct consequence of the 80/10/5/5 objective and should be accepted as part of its cost. Because the bonus shares are paid up from share premium, and not from reserves available for distribution, the 2026 provision treating capitalisations of distributable reserves as dividends should not apply; this is to be confirmed before the resolutions are drafted.</w:t>
             </w:r>
           </w:p>
         </w:tc>
@@ -3152,7 +3133,7 @@
         </w:tc>
         <w:tc>
           <w:tcPr>
-            <w:tcW w:type="dxa" w:w="7226"/>
+            <w:tcW w:type="dxa" w:w="7400"/>
             <w:tcMar>
               <w:top w:type="dxa" w:w="50"/>
               <w:left w:type="dxa" w:w="80"/>
@@ -3249,25 +3230,6 @@
     </w:p>
     <w:p>
       <w:pPr>
-        <w:spacing w:after="30"/>
-      </w:pPr>
-      <w:r>
-        <w:rPr>
-          <w:rFonts w:ascii="Arial" w:cs="Arial" w:eastAsia="Arial" w:hAnsi="Arial"/>
-          <w:b/>
-          <w:bCs/>
-          <w:i w:val="false"/>
-          <w:iCs w:val="false"/>
-          <w:caps w:val="false"/>
-          <w:color w:val="000000"/>
-          <w:sz w:val="27"/>
-          <w:szCs w:val="27"/>
-        </w:rPr>
-        <w:t xml:space="preserve">Redeemable preference shares with a discretionary, non-cumulative dividend</w:t>
-      </w:r>
-    </w:p>
-    <w:p>
-      <w:pPr>
         <w:pBdr>
           <w:bottom w:val="single" w:color="000000" w:sz="6" w:space="4"/>
         </w:pBdr>
@@ -3276,16 +3238,16 @@
       <w:r>
         <w:rPr>
           <w:rFonts w:ascii="Arial" w:cs="Arial" w:eastAsia="Arial" w:hAnsi="Arial"/>
-          <w:b w:val="false"/>
-          <w:bCs w:val="false"/>
-          <w:i/>
-          <w:iCs/>
-          <w:caps w:val="false"/>
-          <w:color w:val="595959"/>
-          <w:sz w:val="19"/>
-          <w:szCs w:val="19"/>
-        </w:rPr>
-        <w:t xml:space="preserve">Equity classification preserved, with redemption available once distributable profits arise</w:t>
+          <w:b/>
+          <w:bCs/>
+          <w:i w:val="false"/>
+          <w:iCs w:val="false"/>
+          <w:caps w:val="false"/>
+          <w:color w:val="000000"/>
+          <w:sz w:val="27"/>
+          <w:szCs w:val="27"/>
+        </w:rPr>
+        <w:t xml:space="preserve">Redeemable preference shares with a discretionary, non-cumulative dividend</w:t>
       </w:r>
     </w:p>
     <w:p>
@@ -3351,7 +3313,7 @@
     </w:p>
     <w:tbl>
       <w:tblPr>
-        <w:tblW w:type="dxa" w:w="9576"/>
+        <w:tblW w:type="dxa" w:w="9750"/>
         <w:tblBorders>
           <w:top w:val="single" w:color="000000" w:sz="8"/>
           <w:left w:val="none"/>
@@ -3363,7 +3325,7 @@
       </w:tblPr>
       <w:tblGrid>
         <w:gridCol w:w="2350"/>
-        <w:gridCol w:w="7226"/>
+        <w:gridCol w:w="7400"/>
       </w:tblGrid>
       <w:tr>
         <w:tc>
@@ -3400,7 +3362,7 @@
         </w:tc>
         <w:tc>
           <w:tcPr>
-            <w:tcW w:type="dxa" w:w="7226"/>
+            <w:tcW w:type="dxa" w:w="7400"/>
             <w:tcMar>
               <w:top w:type="dxa" w:w="50"/>
               <w:left w:type="dxa" w:w="80"/>
@@ -3466,7 +3428,7 @@
         </w:tc>
         <w:tc>
           <w:tcPr>
-            <w:tcW w:type="dxa" w:w="7226"/>
+            <w:tcW w:type="dxa" w:w="7400"/>
             <w:tcMar>
               <w:top w:type="dxa" w:w="50"/>
               <w:left w:type="dxa" w:w="80"/>
@@ -3532,7 +3494,7 @@
         </w:tc>
         <w:tc>
           <w:tcPr>
-            <w:tcW w:type="dxa" w:w="7226"/>
+            <w:tcW w:type="dxa" w:w="7400"/>
             <w:tcMar>
               <w:top w:type="dxa" w:w="50"/>
               <w:left w:type="dxa" w:w="80"/>
@@ -3598,7 +3560,7 @@
         </w:tc>
         <w:tc>
           <w:tcPr>
-            <w:tcW w:type="dxa" w:w="7226"/>
+            <w:tcW w:type="dxa" w:w="7400"/>
             <w:tcMar>
               <w:top w:type="dxa" w:w="50"/>
               <w:left w:type="dxa" w:w="80"/>
@@ -3664,7 +3626,7 @@
         </w:tc>
         <w:tc>
           <w:tcPr>
-            <w:tcW w:type="dxa" w:w="7226"/>
+            <w:tcW w:type="dxa" w:w="7400"/>
             <w:tcMar>
               <w:top w:type="dxa" w:w="50"/>
               <w:left w:type="dxa" w:w="80"/>
@@ -3730,7 +3692,7 @@
         </w:tc>
         <w:tc>
           <w:tcPr>
-            <w:tcW w:type="dxa" w:w="7226"/>
+            <w:tcW w:type="dxa" w:w="7400"/>
             <w:tcMar>
               <w:top w:type="dxa" w:w="50"/>
               <w:left w:type="dxa" w:w="80"/>
@@ -3827,25 +3789,6 @@
     </w:p>
     <w:p>
       <w:pPr>
-        <w:spacing w:after="30"/>
-      </w:pPr>
-      <w:r>
-        <w:rPr>
-          <w:rFonts w:ascii="Arial" w:cs="Arial" w:eastAsia="Arial" w:hAnsi="Arial"/>
-          <w:b/>
-          <w:bCs/>
-          <w:i w:val="false"/>
-          <w:iCs w:val="false"/>
-          <w:caps w:val="false"/>
-          <w:color w:val="000000"/>
-          <w:sz w:val="27"/>
-          <w:szCs w:val="27"/>
-        </w:rPr>
-        <w:t xml:space="preserve">Preference shares with a fixed or cumulative entitlement</w:t>
-      </w:r>
-    </w:p>
-    <w:p>
-      <w:pPr>
         <w:pBdr>
           <w:bottom w:val="single" w:color="000000" w:sz="6" w:space="4"/>
         </w:pBdr>
@@ -3854,16 +3797,16 @@
       <w:r>
         <w:rPr>
           <w:rFonts w:ascii="Arial" w:cs="Arial" w:eastAsia="Arial" w:hAnsi="Arial"/>
-          <w:b w:val="false"/>
-          <w:bCs w:val="false"/>
-          <w:i/>
-          <w:iCs/>
-          <w:caps w:val="false"/>
-          <w:color w:val="595959"/>
-          <w:sz w:val="19"/>
-          <w:szCs w:val="19"/>
-        </w:rPr>
-        <w:t xml:space="preserve">The structure as originally discussed; classified as a financial liability under IAS 32</w:t>
+          <w:b/>
+          <w:bCs/>
+          <w:i w:val="false"/>
+          <w:iCs w:val="false"/>
+          <w:caps w:val="false"/>
+          <w:color w:val="000000"/>
+          <w:sz w:val="27"/>
+          <w:szCs w:val="27"/>
+        </w:rPr>
+        <w:t xml:space="preserve">Preference shares with a fixed or cumulative entitlement</w:t>
       </w:r>
     </w:p>
     <w:p>
@@ -3929,7 +3872,7 @@
     </w:p>
     <w:tbl>
       <w:tblPr>
-        <w:tblW w:type="dxa" w:w="9576"/>
+        <w:tblW w:type="dxa" w:w="9750"/>
         <w:tblBorders>
           <w:top w:val="single" w:color="000000" w:sz="8"/>
           <w:left w:val="none"/>
@@ -3941,7 +3884,7 @@
       </w:tblPr>
       <w:tblGrid>
         <w:gridCol w:w="2350"/>
-        <w:gridCol w:w="7226"/>
+        <w:gridCol w:w="7400"/>
       </w:tblGrid>
       <w:tr>
         <w:tc>
@@ -3978,7 +3921,7 @@
         </w:tc>
         <w:tc>
           <w:tcPr>
-            <w:tcW w:type="dxa" w:w="7226"/>
+            <w:tcW w:type="dxa" w:w="7400"/>
             <w:tcMar>
               <w:top w:type="dxa" w:w="50"/>
               <w:left w:type="dxa" w:w="80"/>
@@ -4044,7 +3987,7 @@
         </w:tc>
         <w:tc>
           <w:tcPr>
-            <w:tcW w:type="dxa" w:w="7226"/>
+            <w:tcW w:type="dxa" w:w="7400"/>
             <w:tcMar>
               <w:top w:type="dxa" w:w="50"/>
               <w:left w:type="dxa" w:w="80"/>
@@ -4110,7 +4053,7 @@
         </w:tc>
         <w:tc>
           <w:tcPr>
-            <w:tcW w:type="dxa" w:w="7226"/>
+            <w:tcW w:type="dxa" w:w="7400"/>
             <w:tcMar>
               <w:top w:type="dxa" w:w="50"/>
               <w:left w:type="dxa" w:w="80"/>
@@ -4176,7 +4119,7 @@
         </w:tc>
         <w:tc>
           <w:tcPr>
-            <w:tcW w:type="dxa" w:w="7226"/>
+            <w:tcW w:type="dxa" w:w="7400"/>
             <w:tcMar>
               <w:top w:type="dxa" w:w="50"/>
               <w:left w:type="dxa" w:w="80"/>
@@ -4242,7 +4185,7 @@
         </w:tc>
         <w:tc>
           <w:tcPr>
-            <w:tcW w:type="dxa" w:w="7226"/>
+            <w:tcW w:type="dxa" w:w="7400"/>
             <w:tcMar>
               <w:top w:type="dxa" w:w="50"/>
               <w:left w:type="dxa" w:w="80"/>
@@ -4380,25 +4323,6 @@
     </w:p>
     <w:p>
       <w:pPr>
-        <w:spacing w:after="30"/>
-      </w:pPr>
-      <w:r>
-        <w:rPr>
-          <w:rFonts w:ascii="Arial" w:cs="Arial" w:eastAsia="Arial" w:hAnsi="Arial"/>
-          <w:b/>
-          <w:bCs/>
-          <w:i w:val="false"/>
-          <w:iCs w:val="false"/>
-          <w:caps w:val="false"/>
-          <w:color w:val="000000"/>
-          <w:sz w:val="27"/>
-          <w:szCs w:val="27"/>
-        </w:rPr>
-        <w:t xml:space="preserve">Cyprus holding company subscribing equity</w:t>
-      </w:r>
-    </w:p>
-    <w:p>
-      <w:pPr>
         <w:pBdr>
           <w:bottom w:val="single" w:color="000000" w:sz="6" w:space="4"/>
         </w:pBdr>
@@ -4407,16 +4331,16 @@
       <w:r>
         <w:rPr>
           <w:rFonts w:ascii="Arial" w:cs="Arial" w:eastAsia="Arial" w:hAnsi="Arial"/>
-          <w:b w:val="false"/>
-          <w:bCs w:val="false"/>
-          <w:i/>
-          <w:iCs/>
-          <w:caps w:val="false"/>
-          <w:color w:val="595959"/>
-          <w:sz w:val="19"/>
-          <w:szCs w:val="19"/>
-        </w:rPr>
-        <w:t xml:space="preserve">The same instrument, subscribed through an intermediate Cyprus holding company</w:t>
+          <w:b/>
+          <w:bCs/>
+          <w:i w:val="false"/>
+          <w:iCs w:val="false"/>
+          <w:caps w:val="false"/>
+          <w:color w:val="000000"/>
+          <w:sz w:val="27"/>
+          <w:szCs w:val="27"/>
+        </w:rPr>
+        <w:t xml:space="preserve">Cyprus holding company subscribing equity</w:t>
       </w:r>
     </w:p>
     <w:p>
@@ -4482,7 +4406,7 @@
     </w:p>
     <w:tbl>
       <w:tblPr>
-        <w:tblW w:type="dxa" w:w="9576"/>
+        <w:tblW w:type="dxa" w:w="9750"/>
         <w:tblBorders>
           <w:top w:val="single" w:color="000000" w:sz="8"/>
           <w:left w:val="none"/>
@@ -4494,7 +4418,7 @@
       </w:tblPr>
       <w:tblGrid>
         <w:gridCol w:w="2350"/>
-        <w:gridCol w:w="7226"/>
+        <w:gridCol w:w="7400"/>
       </w:tblGrid>
       <w:tr>
         <w:tc>
@@ -4531,7 +4455,7 @@
         </w:tc>
         <w:tc>
           <w:tcPr>
-            <w:tcW w:type="dxa" w:w="7226"/>
+            <w:tcW w:type="dxa" w:w="7400"/>
             <w:tcMar>
               <w:top w:type="dxa" w:w="50"/>
               <w:left w:type="dxa" w:w="80"/>
@@ -4597,7 +4521,7 @@
         </w:tc>
         <w:tc>
           <w:tcPr>
-            <w:tcW w:type="dxa" w:w="7226"/>
+            <w:tcW w:type="dxa" w:w="7400"/>
             <w:tcMar>
               <w:top w:type="dxa" w:w="50"/>
               <w:left w:type="dxa" w:w="80"/>
@@ -4663,7 +4587,7 @@
         </w:tc>
         <w:tc>
           <w:tcPr>
-            <w:tcW w:type="dxa" w:w="7226"/>
+            <w:tcW w:type="dxa" w:w="7400"/>
             <w:tcMar>
               <w:top w:type="dxa" w:w="50"/>
               <w:left w:type="dxa" w:w="80"/>
@@ -4729,7 +4653,7 @@
         </w:tc>
         <w:tc>
           <w:tcPr>
-            <w:tcW w:type="dxa" w:w="7226"/>
+            <w:tcW w:type="dxa" w:w="7400"/>
             <w:tcMar>
               <w:top w:type="dxa" w:w="50"/>
               <w:left w:type="dxa" w:w="80"/>
@@ -4795,7 +4719,7 @@
         </w:tc>
         <w:tc>
           <w:tcPr>
-            <w:tcW w:type="dxa" w:w="7226"/>
+            <w:tcW w:type="dxa" w:w="7400"/>
             <w:tcMar>
               <w:top w:type="dxa" w:w="50"/>
               <w:left w:type="dxa" w:w="80"/>
@@ -4861,7 +4785,7 @@
         </w:tc>
         <w:tc>
           <w:tcPr>
-            <w:tcW w:type="dxa" w:w="7226"/>
+            <w:tcW w:type="dxa" w:w="7400"/>
             <w:tcMar>
               <w:top w:type="dxa" w:w="50"/>
               <w:left w:type="dxa" w:w="80"/>
@@ -4999,25 +4923,6 @@
     </w:p>
     <w:p>
       <w:pPr>
-        <w:spacing w:after="30"/>
-      </w:pPr>
-      <w:r>
-        <w:rPr>
-          <w:rFonts w:ascii="Arial" w:cs="Arial" w:eastAsia="Arial" w:hAnsi="Arial"/>
-          <w:b/>
-          <w:bCs/>
-          <w:i w:val="false"/>
-          <w:iCs w:val="false"/>
-          <w:caps w:val="false"/>
-          <w:color w:val="000000"/>
-          <w:sz w:val="27"/>
-          <w:szCs w:val="27"/>
-        </w:rPr>
-        <w:t xml:space="preserve">Cyprus finance company lending to Keytree</w:t>
-      </w:r>
-    </w:p>
-    <w:p>
-      <w:pPr>
         <w:pBdr>
           <w:bottom w:val="single" w:color="000000" w:sz="6" w:space="4"/>
         </w:pBdr>
@@ -5026,16 +4931,16 @@
       <w:r>
         <w:rPr>
           <w:rFonts w:ascii="Arial" w:cs="Arial" w:eastAsia="Arial" w:hAnsi="Arial"/>
-          <w:b w:val="false"/>
-          <w:bCs w:val="false"/>
-          <w:i/>
-          <w:iCs/>
-          <w:caps w:val="false"/>
-          <w:color w:val="595959"/>
-          <w:sz w:val="19"/>
-          <w:szCs w:val="19"/>
-        </w:rPr>
-        <w:t xml:space="preserve">Debt funding through a Cyprus finance company at an arm’s length rate</w:t>
+          <w:b/>
+          <w:bCs/>
+          <w:i w:val="false"/>
+          <w:iCs w:val="false"/>
+          <w:caps w:val="false"/>
+          <w:color w:val="000000"/>
+          <w:sz w:val="27"/>
+          <w:szCs w:val="27"/>
+        </w:rPr>
+        <w:t xml:space="preserve">Cyprus finance company lending to Keytree</w:t>
       </w:r>
     </w:p>
     <w:p>
@@ -5101,7 +5006,7 @@
     </w:p>
     <w:tbl>
       <w:tblPr>
-        <w:tblW w:type="dxa" w:w="7800"/>
+        <w:tblW w:type="dxa" w:w="9750"/>
         <w:tblBorders>
           <w:top w:val="single" w:color="000000" w:sz="8"/>
           <w:left w:val="none"/>
@@ -5112,9 +5017,9 @@
         </w:tblBorders>
       </w:tblPr>
       <w:tblGrid>
-        <w:gridCol w:w="3200"/>
-        <w:gridCol w:w="2300"/>
-        <w:gridCol w:w="2300"/>
+        <w:gridCol w:w="4550"/>
+        <w:gridCol w:w="2600"/>
+        <w:gridCol w:w="2600"/>
       </w:tblGrid>
       <w:tr>
         <w:trPr>
@@ -5122,7 +5027,7 @@
         </w:trPr>
         <w:tc>
           <w:tcPr>
-            <w:tcW w:type="dxa" w:w="3200"/>
+            <w:tcW w:type="dxa" w:w="4550"/>
             <w:shd w:fill="F2F2F2" w:val="clear"/>
             <w:tcMar>
               <w:top w:type="dxa" w:w="50"/>
@@ -5155,7 +5060,7 @@
         </w:tc>
         <w:tc>
           <w:tcPr>
-            <w:tcW w:type="dxa" w:w="2300"/>
+            <w:tcW w:type="dxa" w:w="2600"/>
             <w:shd w:fill="F2F2F2" w:val="clear"/>
             <w:tcMar>
               <w:top w:type="dxa" w:w="50"/>
@@ -5188,7 +5093,7 @@
         </w:tc>
         <w:tc>
           <w:tcPr>
-            <w:tcW w:type="dxa" w:w="2300"/>
+            <w:tcW w:type="dxa" w:w="2600"/>
             <w:shd w:fill="F2F2F2" w:val="clear"/>
             <w:tcMar>
               <w:top w:type="dxa" w:w="50"/>
@@ -5223,7 +5128,7 @@
       <w:tr>
         <w:tc>
           <w:tcPr>
-            <w:tcW w:type="dxa" w:w="3200"/>
+            <w:tcW w:type="dxa" w:w="4550"/>
             <w:tcMar>
               <w:top w:type="dxa" w:w="50"/>
               <w:left w:type="dxa" w:w="80"/>
@@ -5255,7 +5160,7 @@
         </w:tc>
         <w:tc>
           <w:tcPr>
-            <w:tcW w:type="dxa" w:w="2300"/>
+            <w:tcW w:type="dxa" w:w="2600"/>
             <w:tcMar>
               <w:top w:type="dxa" w:w="50"/>
               <w:left w:type="dxa" w:w="80"/>
@@ -5287,7 +5192,7 @@
         </w:tc>
         <w:tc>
           <w:tcPr>
-            <w:tcW w:type="dxa" w:w="2300"/>
+            <w:tcW w:type="dxa" w:w="2600"/>
             <w:tcMar>
               <w:top w:type="dxa" w:w="50"/>
               <w:left w:type="dxa" w:w="80"/>
@@ -5321,7 +5226,7 @@
       <w:tr>
         <w:tc>
           <w:tcPr>
-            <w:tcW w:type="dxa" w:w="3200"/>
+            <w:tcW w:type="dxa" w:w="4550"/>
             <w:tcMar>
               <w:top w:type="dxa" w:w="50"/>
               <w:left w:type="dxa" w:w="80"/>
@@ -5353,7 +5258,7 @@
         </w:tc>
         <w:tc>
           <w:tcPr>
-            <w:tcW w:type="dxa" w:w="2300"/>
+            <w:tcW w:type="dxa" w:w="2600"/>
             <w:tcMar>
               <w:top w:type="dxa" w:w="50"/>
               <w:left w:type="dxa" w:w="80"/>
@@ -5385,7 +5290,7 @@
         </w:tc>
         <w:tc>
           <w:tcPr>
-            <w:tcW w:type="dxa" w:w="2300"/>
+            <w:tcW w:type="dxa" w:w="2600"/>
             <w:tcMar>
               <w:top w:type="dxa" w:w="50"/>
               <w:left w:type="dxa" w:w="80"/>
@@ -5419,7 +5324,7 @@
       <w:tr>
         <w:tc>
           <w:tcPr>
-            <w:tcW w:type="dxa" w:w="3200"/>
+            <w:tcW w:type="dxa" w:w="4550"/>
             <w:tcMar>
               <w:top w:type="dxa" w:w="50"/>
               <w:left w:type="dxa" w:w="80"/>
@@ -5451,7 +5356,7 @@
         </w:tc>
         <w:tc>
           <w:tcPr>
-            <w:tcW w:type="dxa" w:w="2300"/>
+            <w:tcW w:type="dxa" w:w="2600"/>
             <w:tcMar>
               <w:top w:type="dxa" w:w="50"/>
               <w:left w:type="dxa" w:w="80"/>
@@ -5483,7 +5388,7 @@
         </w:tc>
         <w:tc>
           <w:tcPr>
-            <w:tcW w:type="dxa" w:w="2300"/>
+            <w:tcW w:type="dxa" w:w="2600"/>
             <w:tcMar>
               <w:top w:type="dxa" w:w="50"/>
               <w:left w:type="dxa" w:w="80"/>
@@ -5517,7 +5422,7 @@
       <w:tr>
         <w:tc>
           <w:tcPr>
-            <w:tcW w:type="dxa" w:w="3200"/>
+            <w:tcW w:type="dxa" w:w="4550"/>
             <w:tcMar>
               <w:top w:type="dxa" w:w="50"/>
               <w:left w:type="dxa" w:w="80"/>
@@ -5549,7 +5454,7 @@
         </w:tc>
         <w:tc>
           <w:tcPr>
-            <w:tcW w:type="dxa" w:w="2300"/>
+            <w:tcW w:type="dxa" w:w="2600"/>
             <w:tcMar>
               <w:top w:type="dxa" w:w="50"/>
               <w:left w:type="dxa" w:w="80"/>
@@ -5581,7 +5486,7 @@
         </w:tc>
         <w:tc>
           <w:tcPr>
-            <w:tcW w:type="dxa" w:w="2300"/>
+            <w:tcW w:type="dxa" w:w="2600"/>
             <w:tcMar>
               <w:top w:type="dxa" w:w="50"/>
               <w:left w:type="dxa" w:w="80"/>
@@ -5615,7 +5520,7 @@
       <w:tr>
         <w:tc>
           <w:tcPr>
-            <w:tcW w:type="dxa" w:w="3200"/>
+            <w:tcW w:type="dxa" w:w="4550"/>
             <w:tcMar>
               <w:top w:type="dxa" w:w="50"/>
               <w:left w:type="dxa" w:w="80"/>
@@ -5647,7 +5552,7 @@
         </w:tc>
         <w:tc>
           <w:tcPr>
-            <w:tcW w:type="dxa" w:w="2300"/>
+            <w:tcW w:type="dxa" w:w="2600"/>
             <w:tcMar>
               <w:top w:type="dxa" w:w="50"/>
               <w:left w:type="dxa" w:w="80"/>
@@ -5679,7 +5584,7 @@
         </w:tc>
         <w:tc>
           <w:tcPr>
-            <w:tcW w:type="dxa" w:w="2300"/>
+            <w:tcW w:type="dxa" w:w="2600"/>
             <w:tcMar>
               <w:top w:type="dxa" w:w="50"/>
               <w:left w:type="dxa" w:w="80"/>
@@ -5713,7 +5618,7 @@
       <w:tr>
         <w:tc>
           <w:tcPr>
-            <w:tcW w:type="dxa" w:w="3200"/>
+            <w:tcW w:type="dxa" w:w="4550"/>
             <w:tcMar>
               <w:top w:type="dxa" w:w="50"/>
               <w:left w:type="dxa" w:w="80"/>
@@ -5745,7 +5650,7 @@
         </w:tc>
         <w:tc>
           <w:tcPr>
-            <w:tcW w:type="dxa" w:w="2300"/>
+            <w:tcW w:type="dxa" w:w="2600"/>
             <w:tcMar>
               <w:top w:type="dxa" w:w="50"/>
               <w:left w:type="dxa" w:w="80"/>
@@ -5777,7 +5682,7 @@
         </w:tc>
         <w:tc>
           <w:tcPr>
-            <w:tcW w:type="dxa" w:w="2300"/>
+            <w:tcW w:type="dxa" w:w="2600"/>
             <w:tcMar>
               <w:top w:type="dxa" w:w="50"/>
               <w:left w:type="dxa" w:w="80"/>
@@ -5889,7 +5794,7 @@
           <w:sz w:val="18"/>
           <w:szCs w:val="18"/>
         </w:rPr>
-        <w:t xml:space="preserve">The existing transfer pricing documentation supports a median of 3% on the current shareholder loans. It does not govern the new facility, but the new study will need to explain any departure from it. Keytree’s credit position has deteriorated - negative equity, no turnover, no security - so a materially higher rate may be supportable; that is the study’s conclusion to reach and is not assumed in this paper. A local file is required in any event, the €20m facility being above the €10m financing threshold. The study should be commissioned before any expectation of the benefit is communicated.</w:t>
+        <w:t xml:space="preserve">The existing transfer pricing documentation supports a median of 3% on the current shareholder loans. It does not govern the new facility, but the new study will need to explain any departure from it. Keytree’s credit position has deteriorated - negative equity, no turnover, no security - so a materially higher rate may be supportable; that is the study’s conclusion to reach and is not assumed in this paper. A local file is required in any event, the €20m facility being above the €10m financing threshold. The study should be commissioned before any figure is put to the shareholders.</w:t>
       </w:r>
     </w:p>
     <w:p>
@@ -5914,7 +5819,7 @@
     </w:p>
     <w:tbl>
       <w:tblPr>
-        <w:tblW w:type="dxa" w:w="9576"/>
+        <w:tblW w:type="dxa" w:w="9750"/>
         <w:tblBorders>
           <w:top w:val="single" w:color="000000" w:sz="8"/>
           <w:left w:val="none"/>
@@ -5926,7 +5831,7 @@
       </w:tblPr>
       <w:tblGrid>
         <w:gridCol w:w="2350"/>
-        <w:gridCol w:w="7226"/>
+        <w:gridCol w:w="7400"/>
       </w:tblGrid>
       <w:tr>
         <w:tc>
@@ -5963,7 +5868,7 @@
         </w:tc>
         <w:tc>
           <w:tcPr>
-            <w:tcW w:type="dxa" w:w="7226"/>
+            <w:tcW w:type="dxa" w:w="7400"/>
             <w:tcMar>
               <w:top w:type="dxa" w:w="50"/>
               <w:left w:type="dxa" w:w="80"/>
@@ -6029,7 +5934,7 @@
         </w:tc>
         <w:tc>
           <w:tcPr>
-            <w:tcW w:type="dxa" w:w="7226"/>
+            <w:tcW w:type="dxa" w:w="7400"/>
             <w:tcMar>
               <w:top w:type="dxa" w:w="50"/>
               <w:left w:type="dxa" w:w="80"/>
@@ -6095,7 +6000,7 @@
         </w:tc>
         <w:tc>
           <w:tcPr>
-            <w:tcW w:type="dxa" w:w="7226"/>
+            <w:tcW w:type="dxa" w:w="7400"/>
             <w:tcMar>
               <w:top w:type="dxa" w:w="50"/>
               <w:left w:type="dxa" w:w="80"/>
@@ -6161,7 +6066,7 @@
         </w:tc>
         <w:tc>
           <w:tcPr>
-            <w:tcW w:type="dxa" w:w="7226"/>
+            <w:tcW w:type="dxa" w:w="7400"/>
             <w:tcMar>
               <w:top w:type="dxa" w:w="50"/>
               <w:left w:type="dxa" w:w="80"/>
@@ -6253,26 +6158,7 @@
           <w:sz w:val="15"/>
           <w:szCs w:val="15"/>
         </w:rPr>
-        <w:t xml:space="preserve">Review</w:t>
-      </w:r>
-    </w:p>
-    <w:p>
-      <w:pPr>
-        <w:spacing w:after="30"/>
-      </w:pPr>
-      <w:r>
-        <w:rPr>
-          <w:rFonts w:ascii="Arial" w:cs="Arial" w:eastAsia="Arial" w:hAnsi="Arial"/>
-          <w:b/>
-          <w:bCs/>
-          <w:i w:val="false"/>
-          <w:iCs w:val="false"/>
-          <w:caps w:val="false"/>
-          <w:color w:val="000000"/>
-          <w:sz w:val="27"/>
-          <w:szCs w:val="27"/>
-        </w:rPr>
-        <w:t xml:space="preserve">Matters expected to be raised on review</w:t>
+        <w:t xml:space="preserve">Structuring memorandum</w:t>
       </w:r>
     </w:p>
     <w:p>
@@ -6285,935 +6171,29 @@
       <w:r>
         <w:rPr>
           <w:rFonts w:ascii="Arial" w:cs="Arial" w:eastAsia="Arial" w:hAnsi="Arial"/>
-          <w:b w:val="false"/>
-          <w:bCs w:val="false"/>
-          <w:i/>
-          <w:iCs/>
-          <w:caps w:val="false"/>
-          <w:color w:val="595959"/>
-          <w:sz w:val="19"/>
-          <w:szCs w:val="19"/>
-        </w:rPr>
-        <w:t xml:space="preserve">Anticipated challenges to the recommendation and the positions taken in this paper</w:t>
-      </w:r>
-    </w:p>
-    <w:tbl>
-      <w:tblPr>
-        <w:tblW w:type="dxa" w:w="9576"/>
-        <w:tblBorders>
-          <w:top w:val="single" w:color="000000" w:sz="8"/>
-          <w:left w:val="none"/>
-          <w:bottom w:val="single" w:color="000000" w:sz="8"/>
-          <w:right w:val="none"/>
-          <w:insideH w:val="single" w:color="BFBFBF" w:sz="4"/>
-          <w:insideV w:val="none"/>
-        </w:tblBorders>
-      </w:tblPr>
-      <w:tblGrid>
-        <w:gridCol w:w="1500"/>
-        <w:gridCol w:w="3800"/>
-        <w:gridCol w:w="4276"/>
-      </w:tblGrid>
-      <w:tr>
-        <w:trPr>
-          <w:tblHeader/>
-        </w:trPr>
-        <w:tc>
-          <w:tcPr>
-            <w:tcW w:type="dxa" w:w="1500"/>
-            <w:shd w:fill="F2F2F2" w:val="clear"/>
-            <w:tcMar>
-              <w:top w:type="dxa" w:w="50"/>
-              <w:left w:type="dxa" w:w="80"/>
-              <w:bottom w:type="dxa" w:w="30"/>
-              <w:right w:type="dxa" w:w="80"/>
-            </w:tcMar>
-            <w:vAlign w:val="top"/>
-          </w:tcPr>
-          <w:p>
-            <w:pPr>
-              <w:spacing w:after="20" w:line="228" w:lineRule="auto"/>
-              <w:jc w:val="left"/>
-            </w:pPr>
-            <w:r>
-              <w:rPr>
-                <w:rFonts w:ascii="Arial" w:cs="Arial" w:eastAsia="Arial" w:hAnsi="Arial"/>
-                <w:b/>
-                <w:bCs/>
-                <w:i w:val="false"/>
-                <w:iCs w:val="false"/>
-                <w:caps w:val="false"/>
-                <w:color w:val="000000"/>
-                <w:sz w:val="16"/>
-                <w:szCs w:val="16"/>
-              </w:rPr>
-              <w:t xml:space="preserve">Raised by</w:t>
-            </w:r>
-          </w:p>
-        </w:tc>
-        <w:tc>
-          <w:tcPr>
-            <w:tcW w:type="dxa" w:w="3800"/>
-            <w:shd w:fill="F2F2F2" w:val="clear"/>
-            <w:tcMar>
-              <w:top w:type="dxa" w:w="50"/>
-              <w:left w:type="dxa" w:w="80"/>
-              <w:bottom w:type="dxa" w:w="30"/>
-              <w:right w:type="dxa" w:w="80"/>
-            </w:tcMar>
-            <w:vAlign w:val="top"/>
-          </w:tcPr>
-          <w:p>
-            <w:pPr>
-              <w:spacing w:after="20" w:line="228" w:lineRule="auto"/>
-              <w:jc w:val="left"/>
-            </w:pPr>
-            <w:r>
-              <w:rPr>
-                <w:rFonts w:ascii="Arial" w:cs="Arial" w:eastAsia="Arial" w:hAnsi="Arial"/>
-                <w:b/>
-                <w:bCs/>
-                <w:i w:val="false"/>
-                <w:iCs w:val="false"/>
-                <w:caps w:val="false"/>
-                <w:color w:val="000000"/>
-                <w:sz w:val="16"/>
-                <w:szCs w:val="16"/>
-              </w:rPr>
-              <w:t xml:space="preserve">Matter</w:t>
-            </w:r>
-          </w:p>
-        </w:tc>
-        <w:tc>
-          <w:tcPr>
-            <w:tcW w:type="dxa" w:w="4276"/>
-            <w:shd w:fill="F2F2F2" w:val="clear"/>
-            <w:tcMar>
-              <w:top w:type="dxa" w:w="50"/>
-              <w:left w:type="dxa" w:w="80"/>
-              <w:bottom w:type="dxa" w:w="30"/>
-              <w:right w:type="dxa" w:w="80"/>
-            </w:tcMar>
-            <w:vAlign w:val="top"/>
-          </w:tcPr>
-          <w:p>
-            <w:pPr>
-              <w:spacing w:after="20" w:line="228" w:lineRule="auto"/>
-              <w:jc w:val="left"/>
-            </w:pPr>
-            <w:r>
-              <w:rPr>
-                <w:rFonts w:ascii="Arial" w:cs="Arial" w:eastAsia="Arial" w:hAnsi="Arial"/>
-                <w:b/>
-                <w:bCs/>
-                <w:i w:val="false"/>
-                <w:iCs w:val="false"/>
-                <w:caps w:val="false"/>
-                <w:color w:val="000000"/>
-                <w:sz w:val="16"/>
-                <w:szCs w:val="16"/>
-              </w:rPr>
-              <w:t xml:space="preserve">Position</w:t>
-            </w:r>
-          </w:p>
-        </w:tc>
-      </w:tr>
-      <w:tr>
-        <w:tc>
-          <w:tcPr>
-            <w:tcW w:type="dxa" w:w="1500"/>
-            <w:tcMar>
-              <w:top w:type="dxa" w:w="50"/>
-              <w:left w:type="dxa" w:w="80"/>
-              <w:bottom w:type="dxa" w:w="30"/>
-              <w:right w:type="dxa" w:w="80"/>
-            </w:tcMar>
-            <w:vAlign w:val="top"/>
-          </w:tcPr>
-          <w:p>
-            <w:pPr>
-              <w:spacing w:after="20" w:line="228" w:lineRule="auto"/>
-              <w:jc w:val="left"/>
-            </w:pPr>
-            <w:r>
-              <w:rPr>
-                <w:rFonts w:ascii="Arial" w:cs="Arial" w:eastAsia="Arial" w:hAnsi="Arial"/>
-                <w:b w:val="false"/>
-                <w:bCs w:val="false"/>
-                <w:i w:val="false"/>
-                <w:iCs w:val="false"/>
-                <w:caps w:val="false"/>
-                <w:color w:val="000000"/>
-                <w:sz w:val="16"/>
-                <w:szCs w:val="16"/>
-              </w:rPr>
-              <w:t xml:space="preserve">Reviewing partner</w:t>
-            </w:r>
-          </w:p>
-        </w:tc>
-        <w:tc>
-          <w:tcPr>
-            <w:tcW w:type="dxa" w:w="3800"/>
-            <w:tcMar>
-              <w:top w:type="dxa" w:w="50"/>
-              <w:left w:type="dxa" w:w="80"/>
-              <w:bottom w:type="dxa" w:w="30"/>
-              <w:right w:type="dxa" w:w="80"/>
-            </w:tcMar>
-            <w:vAlign w:val="top"/>
-          </w:tcPr>
-          <w:p>
-            <w:pPr>
-              <w:spacing w:after="20" w:line="228" w:lineRule="auto"/>
-              <w:jc w:val="left"/>
-            </w:pPr>
-            <w:r>
-              <w:rPr>
-                <w:rFonts w:ascii="Arial" w:cs="Arial" w:eastAsia="Arial" w:hAnsi="Arial"/>
-                <w:b w:val="false"/>
-                <w:bCs w:val="false"/>
-                <w:i w:val="false"/>
-                <w:iCs w:val="false"/>
-                <w:caps w:val="false"/>
-                <w:color w:val="000000"/>
-                <w:sz w:val="16"/>
-                <w:szCs w:val="16"/>
-              </w:rPr>
-              <w:t xml:space="preserve">Whether the recommendation depends on the notional interest deduction remaining available in Keytree.</w:t>
-            </w:r>
-          </w:p>
-        </w:tc>
-        <w:tc>
-          <w:tcPr>
-            <w:tcW w:type="dxa" w:w="4276"/>
-            <w:tcMar>
-              <w:top w:type="dxa" w:w="50"/>
-              <w:left w:type="dxa" w:w="80"/>
-              <w:bottom w:type="dxa" w:w="30"/>
-              <w:right w:type="dxa" w:w="80"/>
-            </w:tcMar>
-            <w:vAlign w:val="top"/>
-          </w:tcPr>
-          <w:p>
-            <w:pPr>
-              <w:spacing w:after="20" w:line="228" w:lineRule="auto"/>
-              <w:jc w:val="left"/>
-            </w:pPr>
-            <w:r>
-              <w:rPr>
-                <w:rFonts w:ascii="Arial" w:cs="Arial" w:eastAsia="Arial" w:hAnsi="Arial"/>
-                <w:b w:val="false"/>
-                <w:bCs w:val="false"/>
-                <w:i w:val="false"/>
-                <w:iCs w:val="false"/>
-                <w:caps w:val="false"/>
-                <w:color w:val="000000"/>
-                <w:sz w:val="16"/>
-                <w:szCs w:val="16"/>
-              </w:rPr>
-              <w:t xml:space="preserve">It does not. The deduction in Keytree is quantified at nil and no part of the recommendation rests on it. The benefit arises at the finance company and through capitalisation of interest into the developments.</w:t>
-            </w:r>
-          </w:p>
-        </w:tc>
-      </w:tr>
-      <w:tr>
-        <w:tc>
-          <w:tcPr>
-            <w:tcW w:type="dxa" w:w="1500"/>
-            <w:tcMar>
-              <w:top w:type="dxa" w:w="50"/>
-              <w:left w:type="dxa" w:w="80"/>
-              <w:bottom w:type="dxa" w:w="30"/>
-              <w:right w:type="dxa" w:w="80"/>
-            </w:tcMar>
-            <w:vAlign w:val="top"/>
-          </w:tcPr>
-          <w:p>
-            <w:pPr>
-              <w:spacing w:after="20" w:line="228" w:lineRule="auto"/>
-              <w:jc w:val="left"/>
-            </w:pPr>
-            <w:r>
-              <w:rPr>
-                <w:rFonts w:ascii="Arial" w:cs="Arial" w:eastAsia="Arial" w:hAnsi="Arial"/>
-                <w:b w:val="false"/>
-                <w:bCs w:val="false"/>
-                <w:i w:val="false"/>
-                <w:iCs w:val="false"/>
-                <w:caps w:val="false"/>
-                <w:color w:val="000000"/>
-                <w:sz w:val="16"/>
-                <w:szCs w:val="16"/>
-              </w:rPr>
-              <w:t xml:space="preserve">Tax advisor</w:t>
-            </w:r>
-          </w:p>
-        </w:tc>
-        <w:tc>
-          <w:tcPr>
-            <w:tcW w:type="dxa" w:w="3800"/>
-            <w:tcMar>
-              <w:top w:type="dxa" w:w="50"/>
-              <w:left w:type="dxa" w:w="80"/>
-              <w:bottom w:type="dxa" w:w="30"/>
-              <w:right w:type="dxa" w:w="80"/>
-            </w:tcMar>
-            <w:vAlign w:val="top"/>
-          </w:tcPr>
-          <w:p>
-            <w:pPr>
-              <w:spacing w:after="20" w:line="228" w:lineRule="auto"/>
-              <w:jc w:val="left"/>
-            </w:pPr>
-            <w:r>
-              <w:rPr>
-                <w:rFonts w:ascii="Arial" w:cs="Arial" w:eastAsia="Arial" w:hAnsi="Arial"/>
-                <w:b w:val="false"/>
-                <w:bCs w:val="false"/>
-                <w:i w:val="false"/>
-                <w:iCs w:val="false"/>
-                <w:caps w:val="false"/>
-                <w:color w:val="000000"/>
-                <w:sz w:val="16"/>
-                <w:szCs w:val="16"/>
-              </w:rPr>
-              <w:t xml:space="preserve">The interaction of Article 9B with its anti-avoidance provisions and the general anti-avoidance rule, given common ownership.</w:t>
-            </w:r>
-          </w:p>
-        </w:tc>
-        <w:tc>
-          <w:tcPr>
-            <w:tcW w:type="dxa" w:w="4276"/>
-            <w:tcMar>
-              <w:top w:type="dxa" w:w="50"/>
-              <w:left w:type="dxa" w:w="80"/>
-              <w:bottom w:type="dxa" w:w="30"/>
-              <w:right w:type="dxa" w:w="80"/>
-            </w:tcMar>
-            <w:vAlign w:val="top"/>
-          </w:tcPr>
-          <w:p>
-            <w:pPr>
-              <w:spacing w:after="20" w:line="228" w:lineRule="auto"/>
-              <w:jc w:val="left"/>
-            </w:pPr>
-            <w:r>
-              <w:rPr>
-                <w:rFonts w:ascii="Arial" w:cs="Arial" w:eastAsia="Arial" w:hAnsi="Arial"/>
-                <w:b w:val="false"/>
-                <w:bCs w:val="false"/>
-                <w:i w:val="false"/>
-                <w:iCs w:val="false"/>
-                <w:caps w:val="false"/>
-                <w:color w:val="000000"/>
-                <w:sz w:val="16"/>
-                <w:szCs w:val="16"/>
-              </w:rPr>
-              <w:t xml:space="preserve">The equity in the finance company is new cash from Starter Point’s own resources, not a capitalisation of existing balances. If the deduction were nevertheless denied, tax at the finance company rises to 15% of the interest and the group position becomes broadly neutral rather than negative; the flexibility of the structure is unaffected.</w:t>
-            </w:r>
-          </w:p>
-        </w:tc>
-      </w:tr>
-      <w:tr>
-        <w:tc>
-          <w:tcPr>
-            <w:tcW w:type="dxa" w:w="1500"/>
-            <w:tcMar>
-              <w:top w:type="dxa" w:w="50"/>
-              <w:left w:type="dxa" w:w="80"/>
-              <w:bottom w:type="dxa" w:w="30"/>
-              <w:right w:type="dxa" w:w="80"/>
-            </w:tcMar>
-            <w:vAlign w:val="top"/>
-          </w:tcPr>
-          <w:p>
-            <w:pPr>
-              <w:spacing w:after="20" w:line="228" w:lineRule="auto"/>
-              <w:jc w:val="left"/>
-            </w:pPr>
-            <w:r>
-              <w:rPr>
-                <w:rFonts w:ascii="Arial" w:cs="Arial" w:eastAsia="Arial" w:hAnsi="Arial"/>
-                <w:b w:val="false"/>
-                <w:bCs w:val="false"/>
-                <w:i w:val="false"/>
-                <w:iCs w:val="false"/>
-                <w:caps w:val="false"/>
-                <w:color w:val="000000"/>
-                <w:sz w:val="16"/>
-                <w:szCs w:val="16"/>
-              </w:rPr>
-              <w:t xml:space="preserve">Tax officer</w:t>
-            </w:r>
-          </w:p>
-        </w:tc>
-        <w:tc>
-          <w:tcPr>
-            <w:tcW w:type="dxa" w:w="3800"/>
-            <w:tcMar>
-              <w:top w:type="dxa" w:w="50"/>
-              <w:left w:type="dxa" w:w="80"/>
-              <w:bottom w:type="dxa" w:w="30"/>
-              <w:right w:type="dxa" w:w="80"/>
-            </w:tcMar>
-            <w:vAlign w:val="top"/>
-          </w:tcPr>
-          <w:p>
-            <w:pPr>
-              <w:spacing w:after="20" w:line="228" w:lineRule="auto"/>
-              <w:jc w:val="left"/>
-            </w:pPr>
-            <w:r>
-              <w:rPr>
-                <w:rFonts w:ascii="Arial" w:cs="Arial" w:eastAsia="Arial" w:hAnsi="Arial"/>
-                <w:b w:val="false"/>
-                <w:bCs w:val="false"/>
-                <w:i w:val="false"/>
-                <w:iCs w:val="false"/>
-                <w:caps w:val="false"/>
-                <w:color w:val="000000"/>
-                <w:sz w:val="16"/>
-                <w:szCs w:val="16"/>
-              </w:rPr>
-              <w:t xml:space="preserve">A related-party loan replacing a shareholder loan, priced above the 3% median supported by the existing study, creating a deduction within a commonly owned group.</w:t>
-            </w:r>
-          </w:p>
-        </w:tc>
-        <w:tc>
-          <w:tcPr>
-            <w:tcW w:type="dxa" w:w="4276"/>
-            <w:tcMar>
-              <w:top w:type="dxa" w:w="50"/>
-              <w:left w:type="dxa" w:w="80"/>
-              <w:bottom w:type="dxa" w:w="30"/>
-              <w:right w:type="dxa" w:w="80"/>
-            </w:tcMar>
-            <w:vAlign w:val="top"/>
-          </w:tcPr>
-          <w:p>
-            <w:pPr>
-              <w:spacing w:after="20" w:line="228" w:lineRule="auto"/>
-              <w:jc w:val="left"/>
-            </w:pPr>
-            <w:r>
-              <w:rPr>
-                <w:rFonts w:ascii="Arial" w:cs="Arial" w:eastAsia="Arial" w:hAnsi="Arial"/>
-                <w:b w:val="false"/>
-                <w:bCs w:val="false"/>
-                <w:i w:val="false"/>
-                <w:iCs w:val="false"/>
-                <w:caps w:val="false"/>
-                <w:color w:val="000000"/>
-                <w:sz w:val="16"/>
-                <w:szCs w:val="16"/>
-              </w:rPr>
-              <w:t xml:space="preserve">The rate will be the conclusion of a new transfer pricing study on current facts and is not assumed. The local file will be in place before the first interest accrual. The advance is received before any repayment to Mr Levy, the commercial rationale is minuted, and the arrangements are disclosed and documented.</w:t>
-            </w:r>
-          </w:p>
-        </w:tc>
-      </w:tr>
-      <w:tr>
-        <w:tc>
-          <w:tcPr>
-            <w:tcW w:type="dxa" w:w="1500"/>
-            <w:tcMar>
-              <w:top w:type="dxa" w:w="50"/>
-              <w:left w:type="dxa" w:w="80"/>
-              <w:bottom w:type="dxa" w:w="30"/>
-              <w:right w:type="dxa" w:w="80"/>
-            </w:tcMar>
-            <w:vAlign w:val="top"/>
-          </w:tcPr>
-          <w:p>
-            <w:pPr>
-              <w:spacing w:after="20" w:line="228" w:lineRule="auto"/>
-              <w:jc w:val="left"/>
-            </w:pPr>
-            <w:r>
-              <w:rPr>
-                <w:rFonts w:ascii="Arial" w:cs="Arial" w:eastAsia="Arial" w:hAnsi="Arial"/>
-                <w:b w:val="false"/>
-                <w:bCs w:val="false"/>
-                <w:i w:val="false"/>
-                <w:iCs w:val="false"/>
-                <w:caps w:val="false"/>
-                <w:color w:val="000000"/>
-                <w:sz w:val="16"/>
-                <w:szCs w:val="16"/>
-              </w:rPr>
-              <w:t xml:space="preserve">Ultimate beneficial owner</w:t>
-            </w:r>
-          </w:p>
-        </w:tc>
-        <w:tc>
-          <w:tcPr>
-            <w:tcW w:type="dxa" w:w="3800"/>
-            <w:tcMar>
-              <w:top w:type="dxa" w:w="50"/>
-              <w:left w:type="dxa" w:w="80"/>
-              <w:bottom w:type="dxa" w:w="30"/>
-              <w:right w:type="dxa" w:w="80"/>
-            </w:tcMar>
-            <w:vAlign w:val="top"/>
-          </w:tcPr>
-          <w:p>
-            <w:pPr>
-              <w:spacing w:after="20" w:line="228" w:lineRule="auto"/>
-              <w:jc w:val="left"/>
-            </w:pPr>
-            <w:r>
-              <w:rPr>
-                <w:rFonts w:ascii="Arial" w:cs="Arial" w:eastAsia="Arial" w:hAnsi="Arial"/>
-                <w:b w:val="false"/>
-                <w:bCs w:val="false"/>
-                <w:i w:val="false"/>
-                <w:iCs w:val="false"/>
-                <w:caps w:val="false"/>
-                <w:color w:val="000000"/>
-                <w:sz w:val="16"/>
-                <w:szCs w:val="16"/>
-              </w:rPr>
-              <w:t xml:space="preserve">Why tax should be borne at the finance company when an equity subscription bears none.</w:t>
-            </w:r>
-          </w:p>
-        </w:tc>
-        <w:tc>
-          <w:tcPr>
-            <w:tcW w:type="dxa" w:w="4276"/>
-            <w:tcMar>
-              <w:top w:type="dxa" w:w="50"/>
-              <w:left w:type="dxa" w:w="80"/>
-              <w:bottom w:type="dxa" w:w="30"/>
-              <w:right w:type="dxa" w:w="80"/>
-            </w:tcMar>
-            <w:vAlign w:val="top"/>
-          </w:tcPr>
-          <w:p>
-            <w:pPr>
-              <w:spacing w:after="20" w:line="228" w:lineRule="auto"/>
-              <w:jc w:val="left"/>
-            </w:pPr>
-            <w:r>
-              <w:rPr>
-                <w:rFonts w:ascii="Arial" w:cs="Arial" w:eastAsia="Arial" w:hAnsi="Arial"/>
-                <w:b w:val="false"/>
-                <w:bCs w:val="false"/>
-                <w:i w:val="false"/>
-                <w:iCs w:val="false"/>
-                <w:caps w:val="false"/>
-                <w:color w:val="000000"/>
-                <w:sz w:val="16"/>
-                <w:szCs w:val="16"/>
-              </w:rPr>
-              <w:t xml:space="preserve">An equity subscription produces no deduction of any value on these facts. The 3% effective cost at the finance company is the condition of 15% relief in Keytree on delivery; the group retains approximately 12% of each euro of interest. An equity route forgoes the entire benefit.</w:t>
-            </w:r>
-          </w:p>
-        </w:tc>
-      </w:tr>
-      <w:tr>
-        <w:tc>
-          <w:tcPr>
-            <w:tcW w:type="dxa" w:w="1500"/>
-            <w:tcMar>
-              <w:top w:type="dxa" w:w="50"/>
-              <w:left w:type="dxa" w:w="80"/>
-              <w:bottom w:type="dxa" w:w="30"/>
-              <w:right w:type="dxa" w:w="80"/>
-            </w:tcMar>
-            <w:vAlign w:val="top"/>
-          </w:tcPr>
-          <w:p>
-            <w:pPr>
-              <w:spacing w:after="20" w:line="228" w:lineRule="auto"/>
-              <w:jc w:val="left"/>
-            </w:pPr>
-            <w:r>
-              <w:rPr>
-                <w:rFonts w:ascii="Arial" w:cs="Arial" w:eastAsia="Arial" w:hAnsi="Arial"/>
-                <w:b w:val="false"/>
-                <w:bCs w:val="false"/>
-                <w:i w:val="false"/>
-                <w:iCs w:val="false"/>
-                <w:caps w:val="false"/>
-                <w:color w:val="000000"/>
-                <w:sz w:val="16"/>
-                <w:szCs w:val="16"/>
-              </w:rPr>
-              <w:t xml:space="preserve">Ultimate beneficial owner</w:t>
-            </w:r>
-          </w:p>
-        </w:tc>
-        <w:tc>
-          <w:tcPr>
-            <w:tcW w:type="dxa" w:w="3800"/>
-            <w:tcMar>
-              <w:top w:type="dxa" w:w="50"/>
-              <w:left w:type="dxa" w:w="80"/>
-              <w:bottom w:type="dxa" w:w="30"/>
-              <w:right w:type="dxa" w:w="80"/>
-            </w:tcMar>
-            <w:vAlign w:val="top"/>
-          </w:tcPr>
-          <w:p>
-            <w:pPr>
-              <w:spacing w:after="20" w:line="228" w:lineRule="auto"/>
-              <w:jc w:val="left"/>
-            </w:pPr>
-            <w:r>
-              <w:rPr>
-                <w:rFonts w:ascii="Arial" w:cs="Arial" w:eastAsia="Arial" w:hAnsi="Arial"/>
-                <w:b w:val="false"/>
-                <w:bCs w:val="false"/>
-                <w:i w:val="false"/>
-                <w:iCs w:val="false"/>
-                <w:caps w:val="false"/>
-                <w:color w:val="000000"/>
-                <w:sz w:val="16"/>
-                <w:szCs w:val="16"/>
-              </w:rPr>
-              <w:t xml:space="preserve">The transfer of approximately €1,6m of value to the minority holders under structure 1A.</w:t>
-            </w:r>
-          </w:p>
-        </w:tc>
-        <w:tc>
-          <w:tcPr>
-            <w:tcW w:type="dxa" w:w="4276"/>
-            <w:tcMar>
-              <w:top w:type="dxa" w:w="50"/>
-              <w:left w:type="dxa" w:w="80"/>
-              <w:bottom w:type="dxa" w:w="30"/>
-              <w:right w:type="dxa" w:w="80"/>
-            </w:tcMar>
-            <w:vAlign w:val="top"/>
-          </w:tcPr>
-          <w:p>
-            <w:pPr>
-              <w:spacing w:after="20" w:line="228" w:lineRule="auto"/>
-              <w:jc w:val="left"/>
-            </w:pPr>
-            <w:r>
-              <w:rPr>
-                <w:rFonts w:ascii="Arial" w:cs="Arial" w:eastAsia="Arial" w:hAnsi="Arial"/>
-                <w:b w:val="false"/>
-                <w:bCs w:val="false"/>
-                <w:i w:val="false"/>
-                <w:iCs w:val="false"/>
-                <w:caps w:val="false"/>
-                <w:color w:val="000000"/>
-                <w:sz w:val="16"/>
-                <w:szCs w:val="16"/>
-              </w:rPr>
-              <w:t xml:space="preserve">A direct consequence of requiring 80/10/5/5 on the register while equity is injected into a company with no reserves: only bonus shares funded from the subscription premium hold the minorities at 5%. Structure 3 involves no share issue and no transfer of value.</w:t>
-            </w:r>
-          </w:p>
-        </w:tc>
-      </w:tr>
-      <w:tr>
-        <w:tc>
-          <w:tcPr>
-            <w:tcW w:type="dxa" w:w="1500"/>
-            <w:tcMar>
-              <w:top w:type="dxa" w:w="50"/>
-              <w:left w:type="dxa" w:w="80"/>
-              <w:bottom w:type="dxa" w:w="30"/>
-              <w:right w:type="dxa" w:w="80"/>
-            </w:tcMar>
-            <w:vAlign w:val="top"/>
-          </w:tcPr>
-          <w:p>
-            <w:pPr>
-              <w:spacing w:after="20" w:line="228" w:lineRule="auto"/>
-              <w:jc w:val="left"/>
-            </w:pPr>
-            <w:r>
-              <w:rPr>
-                <w:rFonts w:ascii="Arial" w:cs="Arial" w:eastAsia="Arial" w:hAnsi="Arial"/>
-                <w:b w:val="false"/>
-                <w:bCs w:val="false"/>
-                <w:i w:val="false"/>
-                <w:iCs w:val="false"/>
-                <w:caps w:val="false"/>
-                <w:color w:val="000000"/>
-                <w:sz w:val="16"/>
-                <w:szCs w:val="16"/>
-              </w:rPr>
-              <w:t xml:space="preserve">Minority advisors</w:t>
-            </w:r>
-          </w:p>
-        </w:tc>
-        <w:tc>
-          <w:tcPr>
-            <w:tcW w:type="dxa" w:w="3800"/>
-            <w:tcMar>
-              <w:top w:type="dxa" w:w="50"/>
-              <w:left w:type="dxa" w:w="80"/>
-              <w:bottom w:type="dxa" w:w="30"/>
-              <w:right w:type="dxa" w:w="80"/>
-            </w:tcMar>
-            <w:vAlign w:val="top"/>
-          </w:tcPr>
-          <w:p>
-            <w:pPr>
-              <w:spacing w:after="20" w:line="228" w:lineRule="auto"/>
-              <w:jc w:val="left"/>
-            </w:pPr>
-            <w:r>
-              <w:rPr>
-                <w:rFonts w:ascii="Arial" w:cs="Arial" w:eastAsia="Arial" w:hAnsi="Arial"/>
-                <w:b w:val="false"/>
-                <w:bCs w:val="false"/>
-                <w:i w:val="false"/>
-                <w:iCs w:val="false"/>
-                <w:caps w:val="false"/>
-                <w:color w:val="000000"/>
-                <w:sz w:val="16"/>
-                <w:szCs w:val="16"/>
-              </w:rPr>
-              <w:t xml:space="preserve">The treatment of pre-emption rights under Regulation 6 and the protection of the 5% entitlement.</w:t>
-            </w:r>
-          </w:p>
-        </w:tc>
-        <w:tc>
-          <w:tcPr>
-            <w:tcW w:type="dxa" w:w="4276"/>
-            <w:tcMar>
-              <w:top w:type="dxa" w:w="50"/>
-              <w:left w:type="dxa" w:w="80"/>
-              <w:bottom w:type="dxa" w:w="30"/>
-              <w:right w:type="dxa" w:w="80"/>
-            </w:tcMar>
-            <w:vAlign w:val="top"/>
-          </w:tcPr>
-          <w:p>
-            <w:pPr>
-              <w:spacing w:after="20" w:line="228" w:lineRule="auto"/>
-              <w:jc w:val="left"/>
-            </w:pPr>
-            <w:r>
-              <w:rPr>
-                <w:rFonts w:ascii="Arial" w:cs="Arial" w:eastAsia="Arial" w:hAnsi="Arial"/>
-                <w:b w:val="false"/>
-                <w:bCs w:val="false"/>
-                <w:i w:val="false"/>
-                <w:iCs w:val="false"/>
-                <w:caps w:val="false"/>
-                <w:color w:val="000000"/>
-                <w:sz w:val="16"/>
-                <w:szCs w:val="16"/>
-              </w:rPr>
-              <w:t xml:space="preserve">Under structure 3 no shares are issued and the minority position is unchanged. Under any share issue, waivers or a disapplying resolution are required, and the 5% entitlement is protected by bonus shares (1A) or by class rights in the Articles (1B), not by a side agreement.</w:t>
-            </w:r>
-          </w:p>
-        </w:tc>
-      </w:tr>
-      <w:tr>
-        <w:tc>
-          <w:tcPr>
-            <w:tcW w:type="dxa" w:w="1500"/>
-            <w:tcMar>
-              <w:top w:type="dxa" w:w="50"/>
-              <w:left w:type="dxa" w:w="80"/>
-              <w:bottom w:type="dxa" w:w="30"/>
-              <w:right w:type="dxa" w:w="80"/>
-            </w:tcMar>
-            <w:vAlign w:val="top"/>
-          </w:tcPr>
-          <w:p>
-            <w:pPr>
-              <w:spacing w:after="20" w:line="228" w:lineRule="auto"/>
-              <w:jc w:val="left"/>
-            </w:pPr>
-            <w:r>
-              <w:rPr>
-                <w:rFonts w:ascii="Arial" w:cs="Arial" w:eastAsia="Arial" w:hAnsi="Arial"/>
-                <w:b w:val="false"/>
-                <w:bCs w:val="false"/>
-                <w:i w:val="false"/>
-                <w:iCs w:val="false"/>
-                <w:caps w:val="false"/>
-                <w:color w:val="000000"/>
-                <w:sz w:val="16"/>
-                <w:szCs w:val="16"/>
-              </w:rPr>
-              <w:t xml:space="preserve">Auditors</w:t>
-            </w:r>
-          </w:p>
-        </w:tc>
-        <w:tc>
-          <w:tcPr>
-            <w:tcW w:type="dxa" w:w="3800"/>
-            <w:tcMar>
-              <w:top w:type="dxa" w:w="50"/>
-              <w:left w:type="dxa" w:w="80"/>
-              <w:bottom w:type="dxa" w:w="30"/>
-              <w:right w:type="dxa" w:w="80"/>
-            </w:tcMar>
-            <w:vAlign w:val="top"/>
-          </w:tcPr>
-          <w:p>
-            <w:pPr>
-              <w:spacing w:after="20" w:line="228" w:lineRule="auto"/>
-              <w:jc w:val="left"/>
-            </w:pPr>
-            <w:r>
-              <w:rPr>
-                <w:rFonts w:ascii="Arial" w:cs="Arial" w:eastAsia="Arial" w:hAnsi="Arial"/>
-                <w:b w:val="false"/>
-                <w:bCs w:val="false"/>
-                <w:i w:val="false"/>
-                <w:iCs w:val="false"/>
-                <w:caps w:val="false"/>
-                <w:color w:val="000000"/>
-                <w:sz w:val="16"/>
-                <w:szCs w:val="16"/>
-              </w:rPr>
-              <w:t xml:space="preserve">Going concern remains unresolved and gearing increases; whether the interest is properly capitalisable.</w:t>
-            </w:r>
-          </w:p>
-        </w:tc>
-        <w:tc>
-          <w:tcPr>
-            <w:tcW w:type="dxa" w:w="4276"/>
-            <w:tcMar>
-              <w:top w:type="dxa" w:w="50"/>
-              <w:left w:type="dxa" w:w="80"/>
-              <w:bottom w:type="dxa" w:w="30"/>
-              <w:right w:type="dxa" w:w="80"/>
-            </w:tcMar>
-            <w:vAlign w:val="top"/>
-          </w:tcPr>
-          <w:p>
-            <w:pPr>
-              <w:spacing w:after="20" w:line="228" w:lineRule="auto"/>
-              <w:jc w:val="left"/>
-            </w:pPr>
-            <w:r>
-              <w:rPr>
-                <w:rFonts w:ascii="Arial" w:cs="Arial" w:eastAsia="Arial" w:hAnsi="Arial"/>
-                <w:b w:val="false"/>
-                <w:bCs w:val="false"/>
-                <w:i w:val="false"/>
-                <w:iCs w:val="false"/>
-                <w:caps w:val="false"/>
-                <w:color w:val="000000"/>
-                <w:sz w:val="16"/>
-                <w:szCs w:val="16"/>
-              </w:rPr>
-              <w:t xml:space="preserve">The letter of support from Mr Levy continues, as at present. Borrowing costs directly attributable to the development of qualifying stock are capitalisable under the ordinary treatment for a developer recognising revenue on delivery; the 2025 inconsistency is to be corrected and the policy agreed before implementation. Where the audit position is the governing consideration, structure 1A is identified on page 1 as the appropriate choice.</w:t>
-            </w:r>
-          </w:p>
-        </w:tc>
-      </w:tr>
-      <w:tr>
-        <w:tc>
-          <w:tcPr>
-            <w:tcW w:type="dxa" w:w="1500"/>
-            <w:tcMar>
-              <w:top w:type="dxa" w:w="50"/>
-              <w:left w:type="dxa" w:w="80"/>
-              <w:bottom w:type="dxa" w:w="30"/>
-              <w:right w:type="dxa" w:w="80"/>
-            </w:tcMar>
-            <w:vAlign w:val="top"/>
-          </w:tcPr>
-          <w:p>
-            <w:pPr>
-              <w:spacing w:after="20" w:line="228" w:lineRule="auto"/>
-              <w:jc w:val="left"/>
-            </w:pPr>
-            <w:r>
-              <w:rPr>
-                <w:rFonts w:ascii="Arial" w:cs="Arial" w:eastAsia="Arial" w:hAnsi="Arial"/>
-                <w:b w:val="false"/>
-                <w:bCs w:val="false"/>
-                <w:i w:val="false"/>
-                <w:iCs w:val="false"/>
-                <w:caps w:val="false"/>
-                <w:color w:val="000000"/>
-                <w:sz w:val="16"/>
-                <w:szCs w:val="16"/>
-              </w:rPr>
-              <w:t xml:space="preserve">Receiving bank</w:t>
-            </w:r>
-          </w:p>
-        </w:tc>
-        <w:tc>
-          <w:tcPr>
-            <w:tcW w:type="dxa" w:w="3800"/>
-            <w:tcMar>
-              <w:top w:type="dxa" w:w="50"/>
-              <w:left w:type="dxa" w:w="80"/>
-              <w:bottom w:type="dxa" w:w="30"/>
-              <w:right w:type="dxa" w:w="80"/>
-            </w:tcMar>
-            <w:vAlign w:val="top"/>
-          </w:tcPr>
-          <w:p>
-            <w:pPr>
-              <w:spacing w:after="20" w:line="228" w:lineRule="auto"/>
-              <w:jc w:val="left"/>
-            </w:pPr>
-            <w:r>
-              <w:rPr>
-                <w:rFonts w:ascii="Arial" w:cs="Arial" w:eastAsia="Arial" w:hAnsi="Arial"/>
-                <w:b w:val="false"/>
-                <w:bCs w:val="false"/>
-                <w:i w:val="false"/>
-                <w:iCs w:val="false"/>
-                <w:caps w:val="false"/>
-                <w:color w:val="000000"/>
-                <w:sz w:val="16"/>
-                <w:szCs w:val="16"/>
-              </w:rPr>
-              <w:t xml:space="preserve">A €20m remittance from Nigeria into a Cyprus developer under common ownership.</w:t>
-            </w:r>
-          </w:p>
-        </w:tc>
-        <w:tc>
-          <w:tcPr>
-            <w:tcW w:type="dxa" w:w="4276"/>
-            <w:tcMar>
-              <w:top w:type="dxa" w:w="50"/>
-              <w:left w:type="dxa" w:w="80"/>
-              <w:bottom w:type="dxa" w:w="30"/>
-              <w:right w:type="dxa" w:w="80"/>
-            </w:tcMar>
-            <w:vAlign w:val="top"/>
-          </w:tcPr>
-          <w:p>
-            <w:pPr>
-              <w:spacing w:after="20" w:line="228" w:lineRule="auto"/>
-              <w:jc w:val="left"/>
-            </w:pPr>
-            <w:r>
-              <w:rPr>
-                <w:rFonts w:ascii="Arial" w:cs="Arial" w:eastAsia="Arial" w:hAnsi="Arial"/>
-                <w:b w:val="false"/>
-                <w:bCs w:val="false"/>
-                <w:i w:val="false"/>
-                <w:iCs w:val="false"/>
-                <w:caps w:val="false"/>
-                <w:color w:val="000000"/>
-                <w:sz w:val="16"/>
-                <w:szCs w:val="16"/>
-              </w:rPr>
-              <w:t xml:space="preserve">Source-of-funds evidence is to be assembled before the remittance and the Nigerian exchange control position confirmed at the sending end. The banking route is to be agreed as viable before a structure is implemented; where the bank prefers a Cyprus point of entry, the finance company itself provides it.</w:t>
-            </w:r>
-          </w:p>
-        </w:tc>
-      </w:tr>
-    </w:tbl>
+          <w:b/>
+          <w:bCs/>
+          <w:i w:val="false"/>
+          <w:iCs w:val="false"/>
+          <w:caps w:val="false"/>
+          <w:color w:val="000000"/>
+          <w:sz w:val="27"/>
+          <w:szCs w:val="27"/>
+        </w:rPr>
+        <w:t xml:space="preserve">Robustness of the recommendation</w:t>
+      </w:r>
+    </w:p>
     <w:p>
       <w:pPr>
         <w:keepLines/>
-        <w:spacing w:after="40" w:before="0" w:line="248" w:lineRule="auto"/>
+        <w:spacing w:after="110" w:line="248" w:lineRule="auto"/>
         <w:jc w:val="both"/>
       </w:pPr>
       <w:r>
         <w:rPr>
           <w:rFonts w:ascii="Arial" w:cs="Arial" w:eastAsia="Arial" w:hAnsi="Arial"/>
-          <w:b w:val="false"/>
-          <w:bCs w:val="false"/>
+          <w:b/>
+          <w:bCs/>
           <w:i w:val="false"/>
           <w:iCs w:val="false"/>
           <w:caps w:val="false"/>
@@ -7221,7 +6201,231 @@
           <w:sz w:val="18"/>
           <w:szCs w:val="18"/>
         </w:rPr>
-        <w:t xml:space="preserve"> </w:t>
+        <w:t xml:space="preserve">Reliance on the notional interest deduction.  </w:t>
+      </w:r>
+      <w:r>
+        <w:rPr>
+          <w:rFonts w:ascii="Arial" w:cs="Arial" w:eastAsia="Arial" w:hAnsi="Arial"/>
+          <w:b w:val="false"/>
+          <w:bCs w:val="false"/>
+          <w:i w:val="false"/>
+          <w:iCs w:val="false"/>
+          <w:caps w:val="false"/>
+          <w:color w:val="000000"/>
+          <w:sz w:val="18"/>
+          <w:szCs w:val="18"/>
+        </w:rPr>
+        <w:t xml:space="preserve">The recommendation does not depend on the deduction surviving in Keytree. That deduction is quantified at nil under every structure and has been disregarded. The benefit of structure 3 arises at the finance company, where the deduction shelters taxable interest, and in Keytree, where the interest is capitalised into development cost and relieved on delivery. Each element rests on settled law applied to the facts as they stand, not on a favourable reading of a contested provision.</w:t>
+      </w:r>
+    </w:p>
+    <w:p>
+      <w:pPr>
+        <w:keepLines/>
+        <w:spacing w:after="110" w:line="248" w:lineRule="auto"/>
+        <w:jc w:val="both"/>
+      </w:pPr>
+      <w:r>
+        <w:rPr>
+          <w:rFonts w:ascii="Arial" w:cs="Arial" w:eastAsia="Arial" w:hAnsi="Arial"/>
+          <w:b/>
+          <w:bCs/>
+          <w:i w:val="false"/>
+          <w:iCs w:val="false"/>
+          <w:caps w:val="false"/>
+          <w:color w:val="000000"/>
+          <w:sz w:val="18"/>
+          <w:szCs w:val="18"/>
+        </w:rPr>
+        <w:t xml:space="preserve">Anti-avoidance.  </w:t>
+      </w:r>
+      <w:r>
+        <w:rPr>
+          <w:rFonts w:ascii="Arial" w:cs="Arial" w:eastAsia="Arial" w:hAnsi="Arial"/>
+          <w:b w:val="false"/>
+          <w:bCs w:val="false"/>
+          <w:i w:val="false"/>
+          <w:iCs w:val="false"/>
+          <w:caps w:val="false"/>
+          <w:color w:val="000000"/>
+          <w:sz w:val="18"/>
+          <w:szCs w:val="18"/>
+        </w:rPr>
+        <w:t xml:space="preserve">The arrangements involve common ownership, and part of the funds will be applied in repaying Mr Levy’s loan. Article 9B carries a specific anti-abuse provision and the general anti-avoidance rule has been extended. The position is defensible: the equity in the finance company is new cash from Starter Point’s own resources rather than a capitalisation of existing balances, the lending is priced at arm’s length and documented, and the commercial purpose - a single funding vehicle from which the funds can be recovered and redeployed at any time - is genuine and will be minuted. Should the deduction nevertheless be denied, the cost is contained: tax at the finance company rises to 15% of the interest, broadly matched by the relief in Keytree on delivery, leaving the group position neutral rather than adverse.</w:t>
+      </w:r>
+    </w:p>
+    <w:p>
+      <w:pPr>
+        <w:keepLines/>
+        <w:spacing w:after="110" w:line="248" w:lineRule="auto"/>
+        <w:jc w:val="both"/>
+      </w:pPr>
+      <w:r>
+        <w:rPr>
+          <w:rFonts w:ascii="Arial" w:cs="Arial" w:eastAsia="Arial" w:hAnsi="Arial"/>
+          <w:b/>
+          <w:bCs/>
+          <w:i w:val="false"/>
+          <w:iCs w:val="false"/>
+          <w:caps w:val="false"/>
+          <w:color w:val="000000"/>
+          <w:sz w:val="18"/>
+          <w:szCs w:val="18"/>
+        </w:rPr>
+        <w:t xml:space="preserve">The interest rate.  </w:t>
+      </w:r>
+      <w:r>
+        <w:rPr>
+          <w:rFonts w:ascii="Arial" w:cs="Arial" w:eastAsia="Arial" w:hAnsi="Arial"/>
+          <w:b w:val="false"/>
+          <w:bCs w:val="false"/>
+          <w:i w:val="false"/>
+          <w:iCs w:val="false"/>
+          <w:caps w:val="false"/>
+          <w:color w:val="000000"/>
+          <w:sz w:val="18"/>
+          <w:szCs w:val="18"/>
+        </w:rPr>
+        <w:t xml:space="preserve">The existing transfer pricing documentation supports a median of 3% on the current shareholder loans, and any departure from it will need to be explained. Keytree’s credit position has deteriorated since those loans were priced - negative equity, no turnover, no security - which points towards a higher rate, but no rate is assumed in this paper: the new study will conclude on it, and the local file will be in place before the first interest accrual. A rate the study cannot support will not be used.</w:t>
+      </w:r>
+    </w:p>
+    <w:p>
+      <w:pPr>
+        <w:keepLines/>
+        <w:spacing w:after="110" w:line="248" w:lineRule="auto"/>
+        <w:jc w:val="both"/>
+      </w:pPr>
+      <w:r>
+        <w:rPr>
+          <w:rFonts w:ascii="Arial" w:cs="Arial" w:eastAsia="Arial" w:hAnsi="Arial"/>
+          <w:b/>
+          <w:bCs/>
+          <w:i w:val="false"/>
+          <w:iCs w:val="false"/>
+          <w:caps w:val="false"/>
+          <w:color w:val="000000"/>
+          <w:sz w:val="18"/>
+          <w:szCs w:val="18"/>
+        </w:rPr>
+        <w:t xml:space="preserve">The cost of the structure against an equity subscription.  </w:t>
+      </w:r>
+      <w:r>
+        <w:rPr>
+          <w:rFonts w:ascii="Arial" w:cs="Arial" w:eastAsia="Arial" w:hAnsi="Arial"/>
+          <w:b w:val="false"/>
+          <w:bCs w:val="false"/>
+          <w:i w:val="false"/>
+          <w:iCs w:val="false"/>
+          <w:caps w:val="false"/>
+          <w:color w:val="000000"/>
+          <w:sz w:val="18"/>
+          <w:szCs w:val="18"/>
+        </w:rPr>
+        <w:t xml:space="preserve">An equity subscription bears no tax, but it also secures no relief: the deduction it generates in Keytree is worth nothing, in the year of sale as in every other year. The 3% effective charge at the finance company is the price of bringing a deductible cost into the developments and relieving it at 15% on delivery. The group retains approximately 12 cents of each euro of interest; under the equity routes it retains nothing.</w:t>
+      </w:r>
+    </w:p>
+    <w:p>
+      <w:pPr>
+        <w:keepLines/>
+        <w:spacing w:after="110" w:line="248" w:lineRule="auto"/>
+        <w:jc w:val="both"/>
+      </w:pPr>
+      <w:r>
+        <w:rPr>
+          <w:rFonts w:ascii="Arial" w:cs="Arial" w:eastAsia="Arial" w:hAnsi="Arial"/>
+          <w:b/>
+          <w:bCs/>
+          <w:i w:val="false"/>
+          <w:iCs w:val="false"/>
+          <w:caps w:val="false"/>
+          <w:color w:val="000000"/>
+          <w:sz w:val="18"/>
+          <w:szCs w:val="18"/>
+        </w:rPr>
+        <w:t xml:space="preserve">The minority holders.  </w:t>
+      </w:r>
+      <w:r>
+        <w:rPr>
+          <w:rFonts w:ascii="Arial" w:cs="Arial" w:eastAsia="Arial" w:hAnsi="Arial"/>
+          <w:b w:val="false"/>
+          <w:bCs w:val="false"/>
+          <w:i w:val="false"/>
+          <w:iCs w:val="false"/>
+          <w:caps w:val="false"/>
+          <w:color w:val="000000"/>
+          <w:sz w:val="18"/>
+          <w:szCs w:val="18"/>
+        </w:rPr>
+        <w:t xml:space="preserve">Under structure 3 no shares are issued, pre-emption under Regulation 6 is not engaged and the register is untouched. If an equity route is preferred, the minorities’ 5% is held by bonus shares (structure 1A) or by class rights written into the Articles (structure 1B); in neither case does their protection depend on a side agreement. The €1,6m of value passing to them under 1A is the arithmetic cost of the 80/10/5/5 requirement, and should either be accepted or the requirement revisited before that route is chosen.</w:t>
+      </w:r>
+    </w:p>
+    <w:p>
+      <w:pPr>
+        <w:keepLines/>
+        <w:spacing w:after="110" w:line="248" w:lineRule="auto"/>
+        <w:jc w:val="both"/>
+      </w:pPr>
+      <w:r>
+        <w:rPr>
+          <w:rFonts w:ascii="Arial" w:cs="Arial" w:eastAsia="Arial" w:hAnsi="Arial"/>
+          <w:b/>
+          <w:bCs/>
+          <w:i w:val="false"/>
+          <w:iCs w:val="false"/>
+          <w:caps w:val="false"/>
+          <w:color w:val="000000"/>
+          <w:sz w:val="18"/>
+          <w:szCs w:val="18"/>
+        </w:rPr>
+        <w:t xml:space="preserve">The audit position.  </w:t>
+      </w:r>
+      <w:r>
+        <w:rPr>
+          <w:rFonts w:ascii="Arial" w:cs="Arial" w:eastAsia="Arial" w:hAnsi="Arial"/>
+          <w:b w:val="false"/>
+          <w:bCs w:val="false"/>
+          <w:i w:val="false"/>
+          <w:iCs w:val="false"/>
+          <w:caps w:val="false"/>
+          <w:color w:val="000000"/>
+          <w:sz w:val="18"/>
+          <w:szCs w:val="18"/>
+        </w:rPr>
+        <w:t xml:space="preserve">Structure 3 leaves the going concern position where it stands today: negative equity, supported by Mr Levy’s letter, with the related disclosure continuing. Capitalisation of borrowing costs is the ordinary treatment for a developer recognising revenue on delivery; the inconsistency in the 2025 draft accounts is to be corrected and the policy agreed with the auditors before implementation, since the benefit of the structure depends on it. If the audit position is the decisive consideration, structure 1A resolves it, and at no tax cost.</w:t>
+      </w:r>
+    </w:p>
+    <w:p>
+      <w:pPr>
+        <w:keepLines/>
+        <w:spacing w:after="110" w:line="248" w:lineRule="auto"/>
+        <w:jc w:val="both"/>
+      </w:pPr>
+      <w:r>
+        <w:rPr>
+          <w:rFonts w:ascii="Arial" w:cs="Arial" w:eastAsia="Arial" w:hAnsi="Arial"/>
+          <w:b/>
+          <w:bCs/>
+          <w:i w:val="false"/>
+          <w:iCs w:val="false"/>
+          <w:caps w:val="false"/>
+          <w:color w:val="000000"/>
+          <w:sz w:val="18"/>
+          <w:szCs w:val="18"/>
+        </w:rPr>
+        <w:t xml:space="preserve">The funds flow.  </w:t>
+      </w:r>
+      <w:r>
+        <w:rPr>
+          <w:rFonts w:ascii="Arial" w:cs="Arial" w:eastAsia="Arial" w:hAnsi="Arial"/>
+          <w:b w:val="false"/>
+          <w:bCs w:val="false"/>
+          <w:i w:val="false"/>
+          <w:iCs w:val="false"/>
+          <w:caps w:val="false"/>
+          <w:color w:val="000000"/>
+          <w:sz w:val="18"/>
+          <w:szCs w:val="18"/>
+        </w:rPr>
+        <w:t xml:space="preserve">A remittance of this size from Nigeria will attract extended due diligence whichever structure is chosen. Source-of-funds evidence should be assembled before the remittance, the exchange control position confirmed at the sending end, and the banking route agreed as viable before implementation. The sequence matters as much as the source: the advance must be received before any repayment to Mr Levy, and the rationale recorded at the time. Where the bank prefers a Cyprus point of entry, the finance company itself provides one.</w:t>
       </w:r>
     </w:p>
     <w:p>
@@ -7369,7 +6573,7 @@
           <w:sz w:val="14"/>
           <w:szCs w:val="14"/>
         </w:rPr>
-        <w:t xml:space="preserve">This paper is prepared by Vertu Projects Ltd for discussion with the shareholders of Keytree Limited and is not to be issued to third parties. Figures are taken from the draft financial statements for the year ended 31 December 2025 and have not been independently verified. Nothing in this paper constitutes a binding tax opinion; the matters listed above require confirmation before any structure is implemented.</w:t>
+        <w:t xml:space="preserve">This paper is prepared by Vertu Projects Ltd for discussion with the shareholders of Keytree Limited and is not to be issued to third parties. Figures are taken from the draft financial statements for the year ended 31 December 2025 and have not been independently verified. Nothing in this paper constitutes a binding tax opinion; the matters identified in this paper require confirmation before any structure is implemented.</w:t>
       </w:r>
     </w:p>
     <w:sectPr>
@@ -7625,7 +6829,7 @@
         <w:bottom w:val="single" w:color="BFBFBF" w:sz="4" w:space="4"/>
       </w:pBdr>
       <w:tabs>
-        <w:tab w:val="right" w:pos="9576"/>
+        <w:tab w:val="right" w:pos="9750"/>
       </w:tabs>
       <w:spacing w:after="60"/>
     </w:pPr>
@@ -7701,7 +6905,7 @@
         <w:bottom w:val="single" w:color="BFBFBF" w:sz="4" w:space="4"/>
       </w:pBdr>
       <w:tabs>
-        <w:tab w:val="right" w:pos="9576"/>
+        <w:tab w:val="right" w:pos="9750"/>
       </w:tabs>
       <w:spacing w:after="60"/>
     </w:pPr>
